--- a/docs/제출용_제품서비스_개발기획서.docx
+++ b/docs/제출용_제품서비스_개발기획서.docx
@@ -4,24 +4,41 @@
   <w:body>
     <w:p>
       <w:pPr>
+        <w:spacing w:after="80"/>
         <w:jc w:val="center"/>
       </w:pPr>
       <w:r>
         <w:rPr>
           <w:rFonts w:ascii="맑은 고딕" w:hAnsi="맑은 고딕" w:eastAsia="맑은 고딕"/>
           <w:b/>
-          <w:sz w:val="32"/>
+          <w:sz w:val="30"/>
         </w:rPr>
         <w:t>「2026년 국토·교통 데이터 활용 경진대회」</w:t>
-        <w:br/>
+      </w:r>
+    </w:p>
+    <w:p>
+      <w:pPr>
+        <w:spacing w:after="160"/>
+        <w:jc w:val="center"/>
+      </w:pPr>
+      <w:r>
+        <w:rPr>
+          <w:rFonts w:ascii="맑은 고딕" w:hAnsi="맑은 고딕" w:eastAsia="맑은 고딕"/>
+          <w:b/>
+          <w:sz w:val="30"/>
+        </w:rPr>
         <w:t>제품/서비스 개발 기획서</w:t>
       </w:r>
     </w:p>
     <w:p>
+      <w:pPr>
+        <w:jc w:val="right"/>
+      </w:pPr>
       <w:r>
         <w:rPr>
           <w:rFonts w:ascii="맑은 고딕" w:hAnsi="맑은 고딕" w:eastAsia="맑은 고딕"/>
           <w:b w:val="0"/>
+          <w:color w:val="808080"/>
           <w:sz w:val="18"/>
         </w:rPr>
         <w:t>* 작성분량 : 최대 3장(별첨 제외, 분량 엄수)</w:t>
@@ -31,7 +48,6 @@
       <w:tblPr>
         <w:tblStyle w:val="TableGrid"/>
         <w:tblW w:type="auto" w:w="0"/>
-        <w:tblLayout w:type="fixed"/>
         <w:tblLook w:firstColumn="1" w:firstRow="1" w:lastColumn="0" w:lastRow="0" w:noHBand="0" w:noVBand="1" w:val="04A0"/>
       </w:tblPr>
       <w:tblGrid>
@@ -72,9 +88,7 @@
                 <w:b/>
                 <w:sz w:val="20"/>
               </w:rPr>
-              <w:t>☑ 가명정보 결합   ☑ 주관기관 융합데이터   ☑ 안심구역 활용   ☑ AI 활용*</w:t>
-              <w:br/>
-              <w:t>(☑ AI 학습도구, ☑ AI 분석도구)</w:t>
+              <w:t>☑ 가명정보 결합   ☑ 주관기관 융합데이터   ☑ 안심구역 활용   ☑ AI 활용  (☑ AI 학습도구, ☑ AI 분석도구)</w:t>
             </w:r>
           </w:p>
         </w:tc>
@@ -107,114 +121,347 @@
     </w:tbl>
     <w:p>
       <w:pPr>
-        <w:spacing w:before="0" w:after="0"/>
-        <w:ind w:left="0"/>
+        <w:spacing w:before="80" w:after="40" w:line="336" w:lineRule="auto"/>
+        <w:ind w:left="170"/>
       </w:pPr>
       <w:r>
         <w:rPr>
           <w:rFonts w:ascii="맑은 고딕" w:hAnsi="맑은 고딕" w:eastAsia="맑은 고딕"/>
           <w:b w:val="0"/>
+          <w:color w:val="606060"/>
           <w:sz w:val="16"/>
         </w:rPr>
-        <w:t>* AI학습도구 및 AI분석도구를 활용한 아이디어 및 제품/서비스에 한하여 가점 부여 (증빙자료 제출)</w:t>
+        <w:t>※ AI 학습도구: PyTorch Transformer (Risk Transformer · AUC 0.9403 · 10,000 train · 15 epoch · 가중치 published)</w:t>
       </w:r>
     </w:p>
     <w:p>
       <w:pPr>
-        <w:spacing w:before="0" w:after="0"/>
-        <w:ind w:left="0"/>
+        <w:spacing w:before="0" w:after="40" w:line="336" w:lineRule="auto"/>
+        <w:ind w:left="170"/>
       </w:pPr>
       <w:r>
         <w:rPr>
           <w:rFonts w:ascii="맑은 고딕" w:hAnsi="맑은 고딕" w:eastAsia="맑은 고딕"/>
           <w:b w:val="0"/>
+          <w:color w:val="606060"/>
           <w:sz w:val="16"/>
         </w:rPr>
-        <w:t>* AI 학습도구: PyTorch Transformer (Risk Transformer, AUC 0.9403, 10,000 train, 15 epoch)</w:t>
+        <w:t>※ AI 분석도구: Google ML Kit ObjectDetector · ImageLabeler (단말 on-device 객체 검출 + 400+ 카테고리 라벨)</w:t>
       </w:r>
     </w:p>
     <w:p>
       <w:pPr>
-        <w:spacing w:before="0" w:after="0"/>
-        <w:ind w:left="0"/>
+        <w:spacing w:before="0" w:after="120" w:line="336" w:lineRule="auto"/>
+        <w:ind w:left="170"/>
       </w:pPr>
       <w:r>
         <w:rPr>
           <w:rFonts w:ascii="맑은 고딕" w:hAnsi="맑은 고딕" w:eastAsia="맑은 고딕"/>
           <w:b w:val="0"/>
+          <w:color w:val="606060"/>
           <w:sz w:val="16"/>
         </w:rPr>
-        <w:t>* AI 분석도구: Google ML Kit ObjectDetector (on-device 객체 검출) + ImageLabeler (400+ 라벨)</w:t>
+        <w:t>※ 증빙: models/risk_transformer_trained_metric.json · https://auraview.allthatai.kr/ai/model-card</w:t>
       </w:r>
     </w:p>
     <w:p>
       <w:pPr>
-        <w:spacing w:before="0" w:after="160"/>
-        <w:ind w:left="0"/>
-      </w:pPr>
-      <w:r>
-        <w:rPr>
-          <w:rFonts w:ascii="맑은 고딕" w:hAnsi="맑은 고딕" w:eastAsia="맑은 고딕"/>
-          <w:b w:val="0"/>
-          <w:sz w:val="16"/>
-        </w:rPr>
-        <w:t>* 증빙: models/risk_transformer_trained_metric.json · https://auraview.allthatai.kr/ai/model-card</w:t>
-      </w:r>
-    </w:p>
-    <w:p>
-      <w:pPr>
-        <w:spacing w:before="240" w:after="120"/>
+        <w:spacing w:before="200" w:after="80"/>
       </w:pPr>
       <w:r>
         <w:rPr>
           <w:rFonts w:ascii="맑은 고딕" w:hAnsi="맑은 고딕" w:eastAsia="맑은 고딕"/>
           <w:b/>
-          <w:sz w:val="24"/>
+          <w:sz w:val="26"/>
         </w:rPr>
         <w:t>□ 아이템명</w:t>
       </w:r>
     </w:p>
     <w:p>
       <w:pPr>
-        <w:spacing w:before="0" w:after="160"/>
-        <w:ind w:left="0"/>
+        <w:spacing w:after="160"/>
+        <w:ind w:left="170"/>
       </w:pPr>
+      <w:r>
+        <w:rPr>
+          <w:rFonts w:ascii="맑은 고딕" w:hAnsi="맑은 고딕" w:eastAsia="맑은 고딕"/>
+          <w:b/>
+          <w:color w:val="0066CC"/>
+          <w:sz w:val="26"/>
+        </w:rPr>
+        <w:t>AuraView K-Perception</w:t>
+      </w:r>
+      <w:r>
+        <w:rPr>
+          <w:rFonts w:ascii="맑은 고딕" w:hAnsi="맑은 고딕" w:eastAsia="맑은 고딕"/>
+          <w:b w:val="0"/>
+          <w:sz w:val="22"/>
+        </w:rPr>
+        <w:t xml:space="preserve">  ─  </w:t>
+      </w:r>
       <w:r>
         <w:rPr>
           <w:rFonts w:ascii="맑은 고딕" w:hAnsi="맑은 고딕" w:eastAsia="맑은 고딕"/>
           <w:b/>
           <w:sz w:val="22"/>
         </w:rPr>
-        <w:t>AuraView K-Perception — 25종 공공데이터 융합 + V2V 협업 인지 기반 한국 도로 안전 AI</w:t>
+        <w:t>25종 공공데이터 융합 + V2V 협업 인지 기반 한국 도로 안전 AI 블랙박스 플랫폼</w:t>
       </w:r>
     </w:p>
     <w:p>
       <w:pPr>
-        <w:spacing w:before="240" w:after="120"/>
+        <w:spacing w:before="280" w:after="80"/>
       </w:pPr>
       <w:r>
         <w:rPr>
           <w:rFonts w:ascii="맑은 고딕" w:hAnsi="맑은 고딕" w:eastAsia="맑은 고딕"/>
           <w:b/>
-          <w:sz w:val="24"/>
+          <w:sz w:val="26"/>
         </w:rPr>
         <w:t>□ 제안배경</w:t>
       </w:r>
     </w:p>
+    <w:p>
+      <w:pPr>
+        <w:spacing w:before="120" w:after="40"/>
+        <w:ind w:left="170"/>
+      </w:pPr>
+      <w:r>
+        <w:rPr>
+          <w:rFonts w:ascii="맑은 고딕" w:hAnsi="맑은 고딕" w:eastAsia="맑은 고딕"/>
+          <w:b/>
+          <w:color w:val="1F497D"/>
+          <w:sz w:val="22"/>
+        </w:rPr>
+        <w:t>1. 한국 도로의 인명 피해 현황과 일반 ADAS 의 구조적 한계</w:t>
+      </w:r>
+    </w:p>
+    <w:p>
+      <w:pPr>
+        <w:spacing w:after="120" w:line="336" w:lineRule="auto"/>
+        <w:ind w:firstLine="283"/>
+        <w:jc w:val="both"/>
+      </w:pPr>
+      <w:r>
+        <w:rPr>
+          <w:rFonts w:ascii="맑은 고딕" w:hAnsi="맑은 고딕" w:eastAsia="맑은 고딕"/>
+          <w:b w:val="0"/>
+          <w:sz w:val="20"/>
+        </w:rPr>
+        <w:t>도로교통공단 TAAS 2024 통계에 따르면 우리나라 도로에서 발생한 교통사고로 연간 2,581명이 사망하고 290,400명이 부상을 입었다. 이 가운데 도시 교차로에서 발생한 사고가 전체의 46%를 차지하며, 트럭·버스·대형 SUV에 시야가 가려진 상태에서 신호등이나 보행자를 인지하지 못해 발생한 occlusion 유형 사고가 약 22%에 달한다. 기존 차량용 ADAS 시스템은 카메라 한 대의 직접 시야에만 의존하기 때문에, 가려진 영역의 객체를 사전에 감지할 수 없으며, 평균 선행경고 시간이 0.5~1초에 불과하여 시속 60km 주행 시 회피 가능 거리가 8~16m 수준에 그친다. 결과적으로 회피 성공률은 25% 미만으로 추정되고, 사각지대 사고는 매년 반복되고 있다.</w:t>
+      </w:r>
+    </w:p>
+    <w:p>
+      <w:pPr>
+        <w:spacing w:before="120" w:after="40"/>
+        <w:ind w:left="170"/>
+      </w:pPr>
+      <w:r>
+        <w:rPr>
+          <w:rFonts w:ascii="맑은 고딕" w:hAnsi="맑은 고딕" w:eastAsia="맑은 고딕"/>
+          <w:b/>
+          <w:color w:val="1F497D"/>
+          <w:sz w:val="22"/>
+        </w:rPr>
+        <w:t>2. 해외 솔루션의 한국 특수 환경 미반영</w:t>
+      </w:r>
+    </w:p>
+    <w:p>
+      <w:pPr>
+        <w:spacing w:after="120" w:line="336" w:lineRule="auto"/>
+        <w:ind w:firstLine="283"/>
+        <w:jc w:val="both"/>
+      </w:pPr>
+      <w:r>
+        <w:rPr>
+          <w:rFonts w:ascii="맑은 고딕" w:hAnsi="맑은 고딕" w:eastAsia="맑은 고딕"/>
+          <w:b w:val="0"/>
+          <w:sz w:val="20"/>
+        </w:rPr>
+        <w:t>Tesla FSD, Mobileye 등 글로벌 ADAS 솔루션은 자기 차량의 단일 시점에서만 객체 인식과 위험 추정을 수행하며, 한국 도로 특유의 8대 위험 시나리오 — 트럭에 가려진 신호등, 좌측 사각지대 이륜차, 우회전 시 횡단보도 보행자, 어린이보호구역, 자전거도로 진입, 야간 무인등화, 신호등 가림, 우천 시 교차로 — 에 대한 prior 데이터를 가지고 있지 않다. 특히 2022년 시행된 우회전 일시정지 의무화(도로교통법 25조 4항)와 민식이법(12조) 강화 이후 한국 운전자의 형사 책임 부담이 크게 증가하였으나, 이를 사전에 회피할 수 있도록 지원하는 객관적 데이터 기반 솔루션은 부재한 실정이다.</w:t>
+      </w:r>
+    </w:p>
+    <w:p>
+      <w:pPr>
+        <w:spacing w:before="120" w:after="40"/>
+        <w:ind w:left="170"/>
+      </w:pPr>
+      <w:r>
+        <w:rPr>
+          <w:rFonts w:ascii="맑은 고딕" w:hAnsi="맑은 고딕" w:eastAsia="맑은 고딕"/>
+          <w:b/>
+          <w:color w:val="1F497D"/>
+          <w:sz w:val="22"/>
+        </w:rPr>
+        <w:t>3. 국토교통부·공공기관 보유 데이터의 사회 환원 부족</w:t>
+      </w:r>
+    </w:p>
+    <w:p>
+      <w:pPr>
+        <w:spacing w:after="120" w:line="336" w:lineRule="auto"/>
+        <w:ind w:firstLine="283"/>
+        <w:jc w:val="both"/>
+      </w:pPr>
+      <w:r>
+        <w:rPr>
+          <w:rFonts w:ascii="맑은 고딕" w:hAnsi="맑은 고딕" w:eastAsia="맑은 고딕"/>
+          <w:b w:val="0"/>
+          <w:sz w:val="20"/>
+        </w:rPr>
+        <w:t>한국도로공사의 VDS 실시간 소통·돌발상황·노면 정보, 도로교통공단의 신호 위상·TAAS 사고이력, 한국교통안전공단의 DTG 운행기록·V2X 자율주행 허브, 국토교통부의 데이터안심구역(DSZ) 가명결합 결과 등 약 25종의 공공 인프라 데이터가 이미 구축되어 있음에도, 이들이 정책 보고서나 통계 자료의 형태로만 머물고 일반 운전자가 실시간으로 활용할 수 있는 형태로 환원되지 않고 있다. 본 아이템은 이 25종 공공데이터를 단일 응답으로 융합한 후 V2V 협업 인지를 결합하여, 평균 3.38초의 선행경고를 제공함으로써 회피 성공률을 84.5%까지 끌어올리는 것을 목표로 한다.</w:t>
+      </w:r>
+    </w:p>
+    <w:p>
+      <w:pPr>
+        <w:spacing w:before="280" w:after="80"/>
+      </w:pPr>
+      <w:r>
+        <w:rPr>
+          <w:rFonts w:ascii="맑은 고딕" w:hAnsi="맑은 고딕" w:eastAsia="맑은 고딕"/>
+          <w:b/>
+          <w:sz w:val="26"/>
+        </w:rPr>
+        <w:t>□ 세부내용</w:t>
+      </w:r>
+    </w:p>
+    <w:p>
+      <w:pPr>
+        <w:spacing w:before="120" w:after="40"/>
+        <w:ind w:left="170"/>
+      </w:pPr>
+      <w:r>
+        <w:rPr>
+          <w:rFonts w:ascii="맑은 고딕" w:hAnsi="맑은 고딕" w:eastAsia="맑은 고딕"/>
+          <w:b/>
+          <w:color w:val="1F497D"/>
+          <w:sz w:val="22"/>
+        </w:rPr>
+        <w:t>1. 시스템 개요 및 구현 아키텍처</w:t>
+      </w:r>
+    </w:p>
+    <w:p>
+      <w:pPr>
+        <w:spacing w:after="120" w:line="336" w:lineRule="auto"/>
+        <w:ind w:firstLine="283"/>
+        <w:jc w:val="both"/>
+      </w:pPr>
+      <w:r>
+        <w:rPr>
+          <w:rFonts w:ascii="맑은 고딕" w:hAnsi="맑은 고딕" w:eastAsia="맑은 고딕"/>
+          <w:b w:val="0"/>
+          <w:sz w:val="20"/>
+        </w:rPr>
+        <w:t>AuraView K-Perception 은 일반 스마트폰 또는 블랙박스의 후면 카메라 한 대만으로 동작하는 경량 솔루션이며, 특수 하드웨어를 요구하지 않는다(Galaxy Z Fold 3 기준 검증 완료). 단말은 카메라 frame 을 Google ML Kit ObjectDetector 와 자체 학습 Risk Transformer 모델에 동시 입력하여 객체 검출과 위험 점수를 산출하고, 동시에 서버는 25종 공공데이터를 실시간으로 호출해 단일 JSON 응답(`fusion.v11-2026.05.25-25src`)으로 융합한 후 단말로 전송한다. 위험 발화 시에는 햅틱 3-burst 진동, 음성 안내, 그리고 반경 200m 내 다른 AuraView 차량으로의 V2V broadcast 가 동시에 트리거된다. 추론 지연은 단말 ML Kit 약 30ms, 서버 Risk Transformer p99 1.04ms, 융합 응답 p50 180ms 수준으로 실시간성을 확보한다.</w:t>
+      </w:r>
+    </w:p>
+    <w:p>
+      <w:pPr>
+        <w:spacing w:before="120" w:after="40"/>
+        <w:ind w:left="170"/>
+      </w:pPr>
+      <w:r>
+        <w:rPr>
+          <w:rFonts w:ascii="맑은 고딕" w:hAnsi="맑은 고딕" w:eastAsia="맑은 고딕"/>
+          <w:b/>
+          <w:color w:val="1F497D"/>
+          <w:sz w:val="22"/>
+        </w:rPr>
+        <w:t>2. 필요한 공공데이터 및 보유기관 (주관기관 융합 가점)</w:t>
+      </w:r>
+    </w:p>
+    <w:p>
+      <w:pPr>
+        <w:spacing w:after="120" w:line="336" w:lineRule="auto"/>
+        <w:ind w:firstLine="283"/>
+        <w:jc w:val="both"/>
+      </w:pPr>
+      <w:r>
+        <w:rPr>
+          <w:rFonts w:ascii="맑은 고딕" w:hAnsi="맑은 고딕" w:eastAsia="맑은 고딕"/>
+          <w:b w:val="0"/>
+          <w:sz w:val="20"/>
+        </w:rPr>
+        <w:t>본 아이템은 한국도로공사와 한국교통안전공단 등 본 경진대회 주관기관의 핵심 데이터를 다음과 같이 융합한다. 모든 데이터는 공공데이터포털을 통한 인증키 발급 또는 no-key 라이브 fallback 으로 즉시 활용 가능하다.</w:t>
+      </w:r>
+    </w:p>
     <w:tbl>
       <w:tblPr>
+        <w:tblStyle w:val="TableGrid"/>
         <w:tblW w:type="auto" w:w="0"/>
         <w:tblLayout w:type="autofit"/>
         <w:tblLook w:firstColumn="1" w:firstRow="1" w:lastColumn="0" w:lastRow="0" w:noHBand="0" w:noVBand="1" w:val="04A0"/>
       </w:tblPr>
       <w:tblGrid>
-        <w:gridCol w:w="9972"/>
+        <w:gridCol w:w="3324"/>
+        <w:gridCol w:w="3324"/>
+        <w:gridCol w:w="3324"/>
       </w:tblGrid>
       <w:tr>
         <w:tc>
           <w:tcPr>
-            <w:tcW w:type="dxa" w:w="9972"/>
-            <w:shd w:fill="F2F2F2"/>
+            <w:tcW w:type="dxa" w:w="3324"/>
+            <w:shd w:fill="DBE5F1"/>
+            <w:vAlign w:val="center"/>
+          </w:tcPr>
+          <w:p>
+            <w:pPr>
+              <w:spacing w:before="40" w:after="40"/>
+            </w:pPr>
+            <w:r>
+              <w:rPr>
+                <w:rFonts w:ascii="맑은 고딕" w:hAnsi="맑은 고딕" w:eastAsia="맑은 고딕"/>
+                <w:b/>
+                <w:sz w:val="18"/>
+              </w:rPr>
+              <w:t>구분</w:t>
+            </w:r>
+          </w:p>
+        </w:tc>
+        <w:tc>
+          <w:tcPr>
+            <w:tcW w:type="dxa" w:w="3324"/>
+            <w:shd w:fill="DBE5F1"/>
+            <w:vAlign w:val="center"/>
+          </w:tcPr>
+          <w:p>
+            <w:pPr>
+              <w:spacing w:before="40" w:after="40"/>
+            </w:pPr>
+            <w:r>
+              <w:rPr>
+                <w:rFonts w:ascii="맑은 고딕" w:hAnsi="맑은 고딕" w:eastAsia="맑은 고딕"/>
+                <w:b/>
+                <w:sz w:val="18"/>
+              </w:rPr>
+              <w:t>데이터 / 보유기관</w:t>
+            </w:r>
+          </w:p>
+        </w:tc>
+        <w:tc>
+          <w:tcPr>
+            <w:tcW w:type="dxa" w:w="3324"/>
+            <w:shd w:fill="DBE5F1"/>
+            <w:vAlign w:val="center"/>
+          </w:tcPr>
+          <w:p>
+            <w:pPr>
+              <w:spacing w:before="40" w:after="40"/>
+            </w:pPr>
+            <w:r>
+              <w:rPr>
+                <w:rFonts w:ascii="맑은 고딕" w:hAnsi="맑은 고딕" w:eastAsia="맑은 고딕"/>
+                <w:b/>
+                <w:sz w:val="18"/>
+              </w:rPr>
+              <w:t>AuraView 활용</w:t>
+            </w:r>
+          </w:p>
+        </w:tc>
+      </w:tr>
+      <w:tr>
+        <w:tc>
+          <w:tcPr>
+            <w:tcW w:type="dxa" w:w="3324"/>
             <w:vAlign w:val="center"/>
           </w:tcPr>
           <w:p>
@@ -227,233 +474,13 @@
                 <w:b w:val="0"/>
                 <w:sz w:val="18"/>
               </w:rPr>
-              <w:t>- 제품·서비스의 개발 배경</w:t>
-            </w:r>
-          </w:p>
-          <w:p>
-            <w:pPr>
-              <w:spacing w:before="0" w:after="40"/>
-            </w:pPr>
-            <w:r>
-              <w:rPr>
-                <w:rFonts w:ascii="맑은 고딕" w:hAnsi="맑은 고딕" w:eastAsia="맑은 고딕"/>
-                <w:b w:val="0"/>
-                <w:sz w:val="18"/>
-              </w:rPr>
-              <w:t xml:space="preserve">  + 개발동기, 아이템의 부재로 불편한점, 국내외 시장의 문제점 등</w:t>
-            </w:r>
-          </w:p>
-          <w:p>
-            <w:pPr>
-              <w:spacing w:before="0" w:after="40"/>
-            </w:pPr>
-            <w:r>
-              <w:rPr>
-                <w:rFonts w:ascii="맑은 고딕" w:hAnsi="맑은 고딕" w:eastAsia="맑은 고딕"/>
-                <w:b w:val="0"/>
-                <w:sz w:val="18"/>
-              </w:rPr>
-              <w:t xml:space="preserve">  + 아이템의 필요성 등</w:t>
+              <w:t>주관기관</w:t>
             </w:r>
           </w:p>
         </w:tc>
-      </w:tr>
-    </w:tbl>
-    <w:p>
-      <w:pPr>
-        <w:spacing w:after="40"/>
-        <w:ind w:left="283"/>
-      </w:pPr>
-      <w:r>
-        <w:rPr>
-          <w:rFonts w:ascii="맑은 고딕" w:hAnsi="맑은 고딕" w:eastAsia="맑은 고딕"/>
-          <w:b w:val="0"/>
-          <w:sz w:val="20"/>
-        </w:rPr>
-        <w:t>o  일반 ADAS 의 구조적 한계와 그로 인한 인명 피해</w:t>
-      </w:r>
-    </w:p>
-    <w:p>
-      <w:pPr>
-        <w:spacing w:after="40"/>
-        <w:ind w:left="850"/>
-      </w:pPr>
-      <w:r>
-        <w:rPr>
-          <w:rFonts w:ascii="맑은 고딕" w:hAnsi="맑은 고딕" w:eastAsia="맑은 고딕"/>
-          <w:b w:val="0"/>
-          <w:sz w:val="20"/>
-        </w:rPr>
-        <w:t>-  TAAS 2024 기준 연 사망 2,581명, 부상 290,400명 (도시 교차로 사고 46%)</w:t>
-      </w:r>
-    </w:p>
-    <w:p>
-      <w:pPr>
-        <w:spacing w:after="40"/>
-        <w:ind w:left="850"/>
-      </w:pPr>
-      <w:r>
-        <w:rPr>
-          <w:rFonts w:ascii="맑은 고딕" w:hAnsi="맑은 고딕" w:eastAsia="맑은 고딕"/>
-          <w:b w:val="0"/>
-          <w:sz w:val="20"/>
-        </w:rPr>
-        <w:t>-  트럭·버스에 가려진 신호등·보행자 사고가 전체 22% — occlusion 미해결</w:t>
-      </w:r>
-    </w:p>
-    <w:p>
-      <w:pPr>
-        <w:spacing w:after="40"/>
-        <w:ind w:left="850"/>
-      </w:pPr>
-      <w:r>
-        <w:rPr>
-          <w:rFonts w:ascii="맑은 고딕" w:hAnsi="맑은 고딕" w:eastAsia="맑은 고딕"/>
-          <w:b w:val="0"/>
-          <w:sz w:val="20"/>
-        </w:rPr>
-        <w:t>-  일반 ADAS 선행경고 0.5~1초 → 시속 60km 회피거리 8~16m, 회피 성공률 25% 미만</w:t>
-      </w:r>
-    </w:p>
-    <w:p>
-      <w:pPr>
-        <w:spacing w:after="40"/>
-        <w:ind w:left="283"/>
-      </w:pPr>
-      <w:r>
-        <w:rPr>
-          <w:rFonts w:ascii="맑은 고딕" w:hAnsi="맑은 고딕" w:eastAsia="맑은 고딕"/>
-          <w:b w:val="0"/>
-          <w:sz w:val="20"/>
-        </w:rPr>
-        <w:t>o  글로벌 솔루션의 한국 특수 환경 미반영</w:t>
-      </w:r>
-    </w:p>
-    <w:p>
-      <w:pPr>
-        <w:spacing w:after="40"/>
-        <w:ind w:left="850"/>
-      </w:pPr>
-      <w:r>
-        <w:rPr>
-          <w:rFonts w:ascii="맑은 고딕" w:hAnsi="맑은 고딕" w:eastAsia="맑은 고딕"/>
-          <w:b w:val="0"/>
-          <w:sz w:val="20"/>
-        </w:rPr>
-        <w:t>-  Tesla FSD 등은 자기 차량 시점만 활용, V2V 협업 인지 없음</w:t>
-      </w:r>
-    </w:p>
-    <w:p>
-      <w:pPr>
-        <w:spacing w:after="40"/>
-        <w:ind w:left="850"/>
-      </w:pPr>
-      <w:r>
-        <w:rPr>
-          <w:rFonts w:ascii="맑은 고딕" w:hAnsi="맑은 고딕" w:eastAsia="맑은 고딕"/>
-          <w:b w:val="0"/>
-          <w:sz w:val="20"/>
-        </w:rPr>
-        <w:t>-  한국 8 시나리오 (트럭 가림 · 이륜 사각 · 우회전 보행자 · 스쿨존 · 자전거 · 야간 · 신호 가림 · 우천) 미반영</w:t>
-      </w:r>
-    </w:p>
-    <w:p>
-      <w:pPr>
-        <w:spacing w:after="40"/>
-        <w:ind w:left="850"/>
-      </w:pPr>
-      <w:r>
-        <w:rPr>
-          <w:rFonts w:ascii="맑은 고딕" w:hAnsi="맑은 고딕" w:eastAsia="맑은 고딕"/>
-          <w:b w:val="0"/>
-          <w:sz w:val="20"/>
-        </w:rPr>
-        <w:t>-  민식이법(12조) · 우회전 보행자법(25조 4항) 강화 후 형사 책임 부담 급증</w:t>
-      </w:r>
-    </w:p>
-    <w:p>
-      <w:pPr>
-        <w:spacing w:after="40"/>
-        <w:ind w:left="283"/>
-      </w:pPr>
-      <w:r>
-        <w:rPr>
-          <w:rFonts w:ascii="맑은 고딕" w:hAnsi="맑은 고딕" w:eastAsia="맑은 고딕"/>
-          <w:b w:val="0"/>
-          <w:sz w:val="20"/>
-        </w:rPr>
-        <w:t>o  국토부·공공기관 보유 데이터의 환원 부족</w:t>
-      </w:r>
-    </w:p>
-    <w:p>
-      <w:pPr>
-        <w:spacing w:after="40"/>
-        <w:ind w:left="850"/>
-      </w:pPr>
-      <w:r>
-        <w:rPr>
-          <w:rFonts w:ascii="맑은 고딕" w:hAnsi="맑은 고딕" w:eastAsia="맑은 고딕"/>
-          <w:b w:val="0"/>
-          <w:sz w:val="20"/>
-        </w:rPr>
-        <w:t>-  한국도로공사 VDS·돌발, 도로교통공단 TAAS·신호, 한국교통안전공단 DTG·V2X 등 25종 보유</w:t>
-      </w:r>
-    </w:p>
-    <w:p>
-      <w:pPr>
-        <w:spacing w:after="40"/>
-        <w:ind w:left="850"/>
-      </w:pPr>
-      <w:r>
-        <w:rPr>
-          <w:rFonts w:ascii="맑은 고딕" w:hAnsi="맑은 고딕" w:eastAsia="맑은 고딕"/>
-          <w:b w:val="0"/>
-          <w:sz w:val="20"/>
-        </w:rPr>
-        <w:t>-  데이터안심구역(DSZ) 가명결합 결과가 정책 보고서로만 머물고 운전자 실시간 활용 부재</w:t>
-      </w:r>
-    </w:p>
-    <w:p>
-      <w:pPr>
-        <w:spacing w:after="40"/>
-        <w:ind w:left="850"/>
-      </w:pPr>
-      <w:r>
-        <w:rPr>
-          <w:rFonts w:ascii="맑은 고딕" w:hAnsi="맑은 고딕" w:eastAsia="맑은 고딕"/>
-          <w:b w:val="0"/>
-          <w:sz w:val="20"/>
-        </w:rPr>
-        <w:t>-  본 아이템: 25종 공공데이터 + V2V 협업으로 평균 3.38초 선행 경고 (회피 성공률 84.5%)</w:t>
-      </w:r>
-    </w:p>
-    <w:p>
-      <w:pPr>
-        <w:spacing w:before="240" w:after="120"/>
-      </w:pPr>
-      <w:r>
-        <w:rPr>
-          <w:rFonts w:ascii="맑은 고딕" w:hAnsi="맑은 고딕" w:eastAsia="맑은 고딕"/>
-          <w:b/>
-          <w:sz w:val="24"/>
-        </w:rPr>
-        <w:t>□ 세부내용</w:t>
-      </w:r>
-    </w:p>
-    <w:tbl>
-      <w:tblPr>
-        <w:tblW w:type="auto" w:w="0"/>
-        <w:tblLayout w:type="autofit"/>
-        <w:tblLook w:firstColumn="1" w:firstRow="1" w:lastColumn="0" w:lastRow="0" w:noHBand="0" w:noVBand="1" w:val="04A0"/>
-      </w:tblPr>
-      <w:tblGrid>
-        <w:gridCol w:w="9972"/>
-      </w:tblGrid>
-      <w:tr>
         <w:tc>
           <w:tcPr>
-            <w:tcW w:type="dxa" w:w="9972"/>
-            <w:shd w:fill="F2F2F2"/>
+            <w:tcW w:type="dxa" w:w="3324"/>
             <w:vAlign w:val="center"/>
           </w:tcPr>
           <w:p>
@@ -466,580 +493,13 @@
                 <w:b w:val="0"/>
                 <w:sz w:val="18"/>
               </w:rPr>
-              <w:t>- 아이템의 개발 및 사업화 전략</w:t>
-            </w:r>
-          </w:p>
-          <w:p>
-            <w:pPr>
-              <w:spacing w:before="0" w:after="40"/>
-            </w:pPr>
-            <w:r>
-              <w:rPr>
-                <w:rFonts w:ascii="맑은 고딕" w:hAnsi="맑은 고딕" w:eastAsia="맑은 고딕"/>
-                <w:b w:val="0"/>
-                <w:sz w:val="18"/>
-              </w:rPr>
-              <w:t xml:space="preserve">  + 제품·서비스 구현을 위해 필요한 개인데이터 및 보유기관, 확보방안</w:t>
-            </w:r>
-          </w:p>
-          <w:p>
-            <w:pPr>
-              <w:spacing w:before="0" w:after="40"/>
-            </w:pPr>
-            <w:r>
-              <w:rPr>
-                <w:rFonts w:ascii="맑은 고딕" w:hAnsi="맑은 고딕" w:eastAsia="맑은 고딕"/>
-                <w:b w:val="0"/>
-                <w:sz w:val="18"/>
-              </w:rPr>
-              <w:t xml:space="preserve">  + 아이템 개요, 구현기술, 서비스 방법 등</w:t>
-            </w:r>
-          </w:p>
-          <w:p>
-            <w:pPr>
-              <w:spacing w:before="0" w:after="40"/>
-            </w:pPr>
-            <w:r>
-              <w:rPr>
-                <w:rFonts w:ascii="맑은 고딕" w:hAnsi="맑은 고딕" w:eastAsia="맑은 고딕"/>
-                <w:b w:val="0"/>
-                <w:sz w:val="18"/>
-              </w:rPr>
-              <w:t xml:space="preserve">  + 기존 유사 제품·서비스와의 차별점</w:t>
-            </w:r>
-          </w:p>
-          <w:p>
-            <w:pPr>
-              <w:spacing w:before="0" w:after="40"/>
-            </w:pPr>
-            <w:r>
-              <w:rPr>
-                <w:rFonts w:ascii="맑은 고딕" w:hAnsi="맑은 고딕" w:eastAsia="맑은 고딕"/>
-                <w:b w:val="0"/>
-                <w:sz w:val="18"/>
-              </w:rPr>
-              <w:t xml:space="preserve">  + 개발 제품·서비스만의 경쟁력 확보 방안</w:t>
-            </w:r>
-          </w:p>
-          <w:p>
-            <w:pPr>
-              <w:spacing w:before="0" w:after="40"/>
-            </w:pPr>
-            <w:r>
-              <w:rPr>
-                <w:rFonts w:ascii="맑은 고딕" w:hAnsi="맑은 고딕" w:eastAsia="맑은 고딕"/>
-                <w:b w:val="0"/>
-                <w:sz w:val="18"/>
-              </w:rPr>
-              <w:t xml:space="preserve">  + 서비스의 예상 UI/UX 이미지 등(필요시)</w:t>
+              <w:t>한국도로공사 — VDS · 돌발 · 노면 RWIS · 도로 노후도</w:t>
             </w:r>
           </w:p>
         </w:tc>
-      </w:tr>
-    </w:tbl>
-    <w:p>
-      <w:pPr>
-        <w:spacing w:after="40"/>
-        <w:ind w:left="283"/>
-      </w:pPr>
-      <w:r>
-        <w:rPr>
-          <w:rFonts w:ascii="맑은 고딕" w:hAnsi="맑은 고딕" w:eastAsia="맑은 고딕"/>
-          <w:b w:val="0"/>
-          <w:sz w:val="20"/>
-        </w:rPr>
-        <w:t>o  아이템 개요 — 블랙박스 1대 + 25종 공공데이터 + AI 융합</w:t>
-      </w:r>
-    </w:p>
-    <w:p>
-      <w:pPr>
-        <w:spacing w:after="40"/>
-        <w:ind w:left="850"/>
-      </w:pPr>
-      <w:r>
-        <w:rPr>
-          <w:rFonts w:ascii="맑은 고딕" w:hAnsi="맑은 고딕" w:eastAsia="맑은 고딕"/>
-          <w:b w:val="0"/>
-          <w:sz w:val="20"/>
-        </w:rPr>
-        <w:t>-  입력: 일반 스마트폰/블랙박스 후면 카메라 (특수 H/W 불필요, Galaxy Z Fold 3 검증)</w:t>
-      </w:r>
-    </w:p>
-    <w:p>
-      <w:pPr>
-        <w:spacing w:after="40"/>
-        <w:ind w:left="850"/>
-      </w:pPr>
-      <w:r>
-        <w:rPr>
-          <w:rFonts w:ascii="맑은 고딕" w:hAnsi="맑은 고딕" w:eastAsia="맑은 고딕"/>
-          <w:b w:val="0"/>
-          <w:sz w:val="20"/>
-        </w:rPr>
-        <w:t>-  AI 엔진: 자체 학습 Risk Transformer (PyTorch · AUC 0.9403 · p99 1.04ms · 278KB on-device)</w:t>
-      </w:r>
-    </w:p>
-    <w:p>
-      <w:pPr>
-        <w:spacing w:after="40"/>
-        <w:ind w:left="850"/>
-      </w:pPr>
-      <w:r>
-        <w:rPr>
-          <w:rFonts w:ascii="맑은 고딕" w:hAnsi="맑은 고딕" w:eastAsia="맑은 고딕"/>
-          <w:b w:val="0"/>
-          <w:sz w:val="20"/>
-        </w:rPr>
-        <w:t>-  융합: 25종 공공데이터 실시간 호출 → 단일 JSON (fusion.v11-2026.05.25-25src)</w:t>
-      </w:r>
-    </w:p>
-    <w:p>
-      <w:pPr>
-        <w:spacing w:after="40"/>
-        <w:ind w:left="850"/>
-      </w:pPr>
-      <w:r>
-        <w:rPr>
-          <w:rFonts w:ascii="맑은 고딕" w:hAnsi="맑은 고딕" w:eastAsia="맑은 고딕"/>
-          <w:b w:val="0"/>
-          <w:sz w:val="20"/>
-        </w:rPr>
-        <w:t>-  출력: 햅틱 3-burst + 음성 안내 + V2V 광역 broadcast (heading 130°+)</w:t>
-      </w:r>
-    </w:p>
-    <w:p>
-      <w:pPr>
-        <w:spacing w:after="40"/>
-        <w:ind w:left="283"/>
-      </w:pPr>
-      <w:r>
-        <w:rPr>
-          <w:rFonts w:ascii="맑은 고딕" w:hAnsi="맑은 고딕" w:eastAsia="맑은 고딕"/>
-          <w:b w:val="0"/>
-          <w:sz w:val="20"/>
-        </w:rPr>
-        <w:t>o  필요한 공공데이터 및 보유기관 (주관기관 융합 가점)</w:t>
-      </w:r>
-    </w:p>
-    <w:p>
-      <w:pPr>
-        <w:spacing w:after="40"/>
-        <w:ind w:left="850"/>
-      </w:pPr>
-      <w:r>
-        <w:rPr>
-          <w:rFonts w:ascii="맑은 고딕" w:hAnsi="맑은 고딕" w:eastAsia="맑은 고딕"/>
-          <w:b w:val="0"/>
-          <w:sz w:val="20"/>
-        </w:rPr>
-        <w:t>-  한국도로공사 (주관): VDS 실시간 소통·돌발상황·노면 RWIS·도로 노후도 → data.ex.co.kr</w:t>
-      </w:r>
-    </w:p>
-    <w:p>
-      <w:pPr>
-        <w:spacing w:after="40"/>
-        <w:ind w:left="850"/>
-      </w:pPr>
-      <w:r>
-        <w:rPr>
-          <w:rFonts w:ascii="맑은 고딕" w:hAnsi="맑은 고딕" w:eastAsia="맑은 고딕"/>
-          <w:b w:val="0"/>
-          <w:sz w:val="20"/>
-        </w:rPr>
-        <w:t>-  한국교통안전공단 (주관): 자동차검사·DTG 운행기록·V2X 자율주행 허브 → apis.data.go.kr/B552014</w:t>
-      </w:r>
-    </w:p>
-    <w:p>
-      <w:pPr>
-        <w:spacing w:after="40"/>
-        <w:ind w:left="850"/>
-      </w:pPr>
-      <w:r>
-        <w:rPr>
-          <w:rFonts w:ascii="맑은 고딕" w:hAnsi="맑은 고딕" w:eastAsia="맑은 고딕"/>
-          <w:b w:val="0"/>
-          <w:sz w:val="20"/>
-        </w:rPr>
-        <w:t>-  도로교통공단: 신호 실시간 위상·TAAS 사고이력·보행자다발·통학로 → 공공데이터포털</w:t>
-      </w:r>
-    </w:p>
-    <w:p>
-      <w:pPr>
-        <w:spacing w:after="40"/>
-        <w:ind w:left="850"/>
-      </w:pPr>
-      <w:r>
-        <w:rPr>
-          <w:rFonts w:ascii="맑은 고딕" w:hAnsi="맑은 고딕" w:eastAsia="맑은 고딕"/>
-          <w:b w:val="0"/>
-          <w:sz w:val="20"/>
-        </w:rPr>
-        <w:t>-  국토교통부: ITS 표준링크·DSZ 안심구역·vworld 스쿨존/횡단보도 → openapi.its.go.kr, dsz.ex.co.kr</w:t>
-      </w:r>
-    </w:p>
-    <w:p>
-      <w:pPr>
-        <w:spacing w:after="40"/>
-        <w:ind w:left="850"/>
-      </w:pPr>
-      <w:r>
-        <w:rPr>
-          <w:rFonts w:ascii="맑은 고딕" w:hAnsi="맑은 고딕" w:eastAsia="맑은 고딕"/>
-          <w:b w:val="0"/>
-          <w:sz w:val="20"/>
-        </w:rPr>
-        <w:t>-  기상청·환경부·소방청·보건복지부: KMA 동네예보·결빙·PM10·119 출동·E-Gen</w:t>
-      </w:r>
-    </w:p>
-    <w:p>
-      <w:pPr>
-        <w:spacing w:after="40"/>
-        <w:ind w:left="850"/>
-      </w:pPr>
-      <w:r>
-        <w:rPr>
-          <w:rFonts w:ascii="맑은 고딕" w:hAnsi="맑은 고딕" w:eastAsia="맑은 고딕"/>
-          <w:b w:val="0"/>
-          <w:sz w:val="20"/>
-        </w:rPr>
-        <w:t>-  보조 2종 no-key: USGS 지진 (M2.0+), OSM 철도건널목</w:t>
-      </w:r>
-    </w:p>
-    <w:p>
-      <w:pPr>
-        <w:spacing w:after="40"/>
-        <w:ind w:left="283"/>
-      </w:pPr>
-      <w:r>
-        <w:rPr>
-          <w:rFonts w:ascii="맑은 고딕" w:hAnsi="맑은 고딕" w:eastAsia="맑은 고딕"/>
-          <w:b w:val="0"/>
-          <w:sz w:val="20"/>
-        </w:rPr>
-        <w:t>o  구현 기술</w:t>
-      </w:r>
-    </w:p>
-    <w:p>
-      <w:pPr>
-        <w:spacing w:after="40"/>
-        <w:ind w:left="850"/>
-      </w:pPr>
-      <w:r>
-        <w:rPr>
-          <w:rFonts w:ascii="맑은 고딕" w:hAnsi="맑은 고딕" w:eastAsia="맑은 고딕"/>
-          <w:b w:val="0"/>
-          <w:sz w:val="20"/>
-        </w:rPr>
-        <w:t>-  백엔드: FastAPI · Python 3.11 · 149+ 엔드포인트 · Docker 한 줄 가동 · 융합 응답 p50 180ms</w:t>
-      </w:r>
-    </w:p>
-    <w:p>
-      <w:pPr>
-        <w:spacing w:after="40"/>
-        <w:ind w:left="850"/>
-      </w:pPr>
-      <w:r>
-        <w:rPr>
-          <w:rFonts w:ascii="맑은 고딕" w:hAnsi="맑은 고딕" w:eastAsia="맑은 고딕"/>
-          <w:b w:val="0"/>
-          <w:sz w:val="20"/>
-        </w:rPr>
-        <w:t>-  모바일: Flutter · Dart · 카메라 frame → 위치/속도 게이트 → 익명 위험 이벤트 업로드</w:t>
-      </w:r>
-    </w:p>
-    <w:p>
-      <w:pPr>
-        <w:spacing w:after="40"/>
-        <w:ind w:left="850"/>
-      </w:pPr>
-      <w:r>
-        <w:rPr>
-          <w:rFonts w:ascii="맑은 고딕" w:hAnsi="맑은 고딕" w:eastAsia="맑은 고딕"/>
-          <w:b w:val="0"/>
-          <w:sz w:val="20"/>
-        </w:rPr>
-        <w:t>-  AI 학습: PyTorch Transformer (가중치 published, 67,970 params)</w:t>
-      </w:r>
-    </w:p>
-    <w:p>
-      <w:pPr>
-        <w:spacing w:after="40"/>
-        <w:ind w:left="850"/>
-      </w:pPr>
-      <w:r>
-        <w:rPr>
-          <w:rFonts w:ascii="맑은 고딕" w:hAnsi="맑은 고딕" w:eastAsia="맑은 고딕"/>
-          <w:b w:val="0"/>
-          <w:sz w:val="20"/>
-        </w:rPr>
-        <w:t>-  AI 분석: Google ML Kit ObjectDetector + ImageLabeler (단말 on-device)</w:t>
-      </w:r>
-    </w:p>
-    <w:p>
-      <w:pPr>
-        <w:spacing w:after="40"/>
-        <w:ind w:left="850"/>
-      </w:pPr>
-      <w:r>
-        <w:rPr>
-          <w:rFonts w:ascii="맑은 고딕" w:hAnsi="맑은 고딕" w:eastAsia="맑은 고딕"/>
-          <w:b w:val="0"/>
-          <w:sz w:val="20"/>
-        </w:rPr>
-        <w:t>-  가명결합: HMAC-SHA256 + k≥5 익명 + TAAS×VDS 결합 (개인정보보호법 28조의2)</w:t>
-      </w:r>
-    </w:p>
-    <w:p>
-      <w:pPr>
-        <w:spacing w:after="40"/>
-        <w:ind w:left="283"/>
-      </w:pPr>
-      <w:r>
-        <w:rPr>
-          <w:rFonts w:ascii="맑은 고딕" w:hAnsi="맑은 고딕" w:eastAsia="맑은 고딕"/>
-          <w:b w:val="0"/>
-          <w:sz w:val="20"/>
-        </w:rPr>
-        <w:t>o  기존 유사 제품·서비스와의 차별점 (한국 특화 5종)</w:t>
-      </w:r>
-    </w:p>
-    <w:p>
-      <w:pPr>
-        <w:spacing w:after="40"/>
-        <w:ind w:left="850"/>
-      </w:pPr>
-      <w:r>
-        <w:rPr>
-          <w:rFonts w:ascii="맑은 고딕" w:hAnsi="맑은 고딕" w:eastAsia="맑은 고딕"/>
-          <w:b w:val="0"/>
-          <w:sz w:val="20"/>
-        </w:rPr>
-        <w:t>-  V2V 협업 인지: Tesla 는 자기 시점만 / AuraView 는 heading 130°+ Cross-Vehicle 가중 0.95</w:t>
-      </w:r>
-    </w:p>
-    <w:p>
-      <w:pPr>
-        <w:spacing w:after="40"/>
-        <w:ind w:left="850"/>
-      </w:pPr>
-      <w:r>
-        <w:rPr>
-          <w:rFonts w:ascii="맑은 고딕" w:hAnsi="맑은 고딕" w:eastAsia="맑은 고딕"/>
-          <w:b w:val="0"/>
-          <w:sz w:val="20"/>
-        </w:rPr>
-        <w:t>-  Bus-Aware: 정류장 dwelling/passing 보행자 prior +0.55 boost</w:t>
-      </w:r>
-    </w:p>
-    <w:p>
-      <w:pPr>
-        <w:spacing w:after="40"/>
-        <w:ind w:left="850"/>
-      </w:pPr>
-      <w:r>
-        <w:rPr>
-          <w:rFonts w:ascii="맑은 고딕" w:hAnsi="맑은 고딕" w:eastAsia="맑은 고딕"/>
-          <w:b w:val="0"/>
-          <w:sz w:val="20"/>
-        </w:rPr>
-        <w:t>-  Bidirectional Lane: 마주오는 차로 분석 + VDS 비대칭</w:t>
-      </w:r>
-    </w:p>
-    <w:p>
-      <w:pPr>
-        <w:spacing w:after="40"/>
-        <w:ind w:left="850"/>
-      </w:pPr>
-      <w:r>
-        <w:rPr>
-          <w:rFonts w:ascii="맑은 고딕" w:hAnsi="맑은 고딕" w:eastAsia="맑은 고딕"/>
-          <w:b w:val="0"/>
-          <w:sz w:val="20"/>
-        </w:rPr>
-        <w:t>-  신호 API 결합: vision only 가 아닌 도로교통공단 신호 API + ITS 직접 호출</w:t>
-      </w:r>
-    </w:p>
-    <w:p>
-      <w:pPr>
-        <w:spacing w:after="40"/>
-        <w:ind w:left="850"/>
-      </w:pPr>
-      <w:r>
-        <w:rPr>
-          <w:rFonts w:ascii="맑은 고딕" w:hAnsi="맑은 고딕" w:eastAsia="맑은 고딕"/>
-          <w:b w:val="0"/>
-          <w:sz w:val="20"/>
-        </w:rPr>
-        <w:t>-  정책 환원: 위험 교차로 Top-N 자동 리포트 + DSZ 가명결합</w:t>
-      </w:r>
-    </w:p>
-    <w:p>
-      <w:pPr>
-        <w:spacing w:after="40"/>
-        <w:ind w:left="283"/>
-      </w:pPr>
-      <w:r>
-        <w:rPr>
-          <w:rFonts w:ascii="맑은 고딕" w:hAnsi="맑은 고딕" w:eastAsia="맑은 고딕"/>
-          <w:b w:val="0"/>
-          <w:sz w:val="20"/>
-        </w:rPr>
-        <w:t>o  경쟁력 확보 방안</w:t>
-      </w:r>
-    </w:p>
-    <w:p>
-      <w:pPr>
-        <w:spacing w:after="40"/>
-        <w:ind w:left="850"/>
-      </w:pPr>
-      <w:r>
-        <w:rPr>
-          <w:rFonts w:ascii="맑은 고딕" w:hAnsi="맑은 고딕" w:eastAsia="맑은 고딕"/>
-          <w:b w:val="0"/>
-          <w:sz w:val="20"/>
-        </w:rPr>
-        <w:t>-  데이터 깊이: 글로벌 fleet 학습 대비 한국 공공 인프라 25종 + 사용자 fleet → cold-start 우위</w:t>
-      </w:r>
-    </w:p>
-    <w:p>
-      <w:pPr>
-        <w:spacing w:after="40"/>
-        <w:ind w:left="850"/>
-      </w:pPr>
-      <w:r>
-        <w:rPr>
-          <w:rFonts w:ascii="맑은 고딕" w:hAnsi="맑은 고딕" w:eastAsia="맑은 고딕"/>
-          <w:b w:val="0"/>
-          <w:sz w:val="20"/>
-        </w:rPr>
-        <w:t>-  법적 적합성: 8 시나리오에 도로교통법 + 대법원 판례 매핑 (/policy/laws)</w:t>
-      </w:r>
-    </w:p>
-    <w:p>
-      <w:pPr>
-        <w:spacing w:after="40"/>
-        <w:ind w:left="850"/>
-      </w:pPr>
-      <w:r>
-        <w:rPr>
-          <w:rFonts w:ascii="맑은 고딕" w:hAnsi="맑은 고딕" w:eastAsia="맑은 고딕"/>
-          <w:b w:val="0"/>
-          <w:sz w:val="20"/>
-        </w:rPr>
-        <w:t>-  오픈 검증: MIT GitHub + 119/119 pytest PASS + 단일 URL 자가 진단 (9 게이트)</w:t>
-      </w:r>
-    </w:p>
-    <w:p>
-      <w:pPr>
-        <w:spacing w:after="40"/>
-        <w:ind w:left="850"/>
-      </w:pPr>
-      <w:r>
-        <w:rPr>
-          <w:rFonts w:ascii="맑은 고딕" w:hAnsi="맑은 고딕" w:eastAsia="맑은 고딕"/>
-          <w:b w:val="0"/>
-          <w:sz w:val="20"/>
-        </w:rPr>
-        <w:t>-  DSZ 완전 자동화: 반입→결합→반출 SHA-256 해시 검증 + 감사 로그</w:t>
-      </w:r>
-    </w:p>
-    <w:p>
-      <w:pPr>
-        <w:spacing w:after="40"/>
-        <w:ind w:left="283"/>
-      </w:pPr>
-      <w:r>
-        <w:rPr>
-          <w:rFonts w:ascii="맑은 고딕" w:hAnsi="맑은 고딕" w:eastAsia="맑은 고딕"/>
-          <w:b w:val="0"/>
-          <w:sz w:val="20"/>
-        </w:rPr>
-        <w:t>o  UI/UX (예상 화면)</w:t>
-      </w:r>
-    </w:p>
-    <w:p>
-      <w:pPr>
-        <w:spacing w:after="40"/>
-        <w:ind w:left="850"/>
-      </w:pPr>
-      <w:r>
-        <w:rPr>
-          <w:rFonts w:ascii="맑은 고딕" w:hAnsi="맑은 고딕" w:eastAsia="맑은 고딕"/>
-          <w:b w:val="0"/>
-          <w:sz w:val="20"/>
-        </w:rPr>
-        <w:t>-  상단: 실시간 카메라 + 검출 객체 cyan bounding box 오버레이</w:t>
-      </w:r>
-    </w:p>
-    <w:p>
-      <w:pPr>
-        <w:spacing w:after="40"/>
-        <w:ind w:left="850"/>
-      </w:pPr>
-      <w:r>
-        <w:rPr>
-          <w:rFonts w:ascii="맑은 고딕" w:hAnsi="맑은 고딕" w:eastAsia="맑은 고딕"/>
-          <w:b w:val="0"/>
-          <w:sz w:val="20"/>
-        </w:rPr>
-        <w:t>-  하단: 위험 점수 게이지 (3단) + 4축 라이브 (entropy·motion·voxel·검출 카운트)</w:t>
-      </w:r>
-    </w:p>
-    <w:p>
-      <w:pPr>
-        <w:spacing w:after="40"/>
-        <w:ind w:left="850"/>
-      </w:pPr>
-      <w:r>
-        <w:rPr>
-          <w:rFonts w:ascii="맑은 고딕" w:hAnsi="맑은 고딕" w:eastAsia="맑은 고딕"/>
-          <w:b w:val="0"/>
-          <w:sz w:val="20"/>
-        </w:rPr>
-        <w:t>-  위험 발화 시: 햅틱 3-burst + 음성 "전방 신호 가림, 즉시 정지" + V2V 200m 반경 broadcast</w:t>
-      </w:r>
-    </w:p>
-    <w:p>
-      <w:pPr>
-        <w:spacing w:after="40"/>
-        <w:ind w:left="850"/>
-      </w:pPr>
-      <w:r>
-        <w:rPr>
-          <w:rFonts w:ascii="맑은 고딕" w:hAnsi="맑은 고딕" w:eastAsia="맑은 고딕"/>
-          <w:b w:val="0"/>
-          <w:sz w:val="20"/>
-        </w:rPr>
-        <w:t>-  운영자 대시보드: 위험 교차로 Top-N 히트맵 + 정책 PDF 자동 생성 (3-page A4)</w:t>
-      </w:r>
-    </w:p>
-    <w:p>
-      <w:pPr>
-        <w:spacing w:before="240" w:after="120"/>
-      </w:pPr>
-      <w:r>
-        <w:rPr>
-          <w:rFonts w:ascii="맑은 고딕" w:hAnsi="맑은 고딕" w:eastAsia="맑은 고딕"/>
-          <w:b/>
-          <w:sz w:val="24"/>
-        </w:rPr>
-        <w:t>□ 아이템의 실효성</w:t>
-      </w:r>
-    </w:p>
-    <w:tbl>
-      <w:tblPr>
-        <w:tblW w:type="auto" w:w="0"/>
-        <w:tblLayout w:type="autofit"/>
-        <w:tblLook w:firstColumn="1" w:firstRow="1" w:lastColumn="0" w:lastRow="0" w:noHBand="0" w:noVBand="1" w:val="04A0"/>
-      </w:tblPr>
-      <w:tblGrid>
-        <w:gridCol w:w="9972"/>
-      </w:tblGrid>
-      <w:tr>
         <w:tc>
           <w:tcPr>
-            <w:tcW w:type="dxa" w:w="9972"/>
-            <w:shd w:fill="F2F2F2"/>
+            <w:tcW w:type="dxa" w:w="3324"/>
             <w:vAlign w:val="center"/>
           </w:tcPr>
           <w:p>
@@ -1052,331 +512,15 @@
                 <w:b w:val="0"/>
                 <w:sz w:val="18"/>
               </w:rPr>
-              <w:t>- 제품·서비스의 핵심 고객, 국내외 시장규모, 고객 편의 효과</w:t>
-            </w:r>
-          </w:p>
-          <w:p>
-            <w:pPr>
-              <w:spacing w:before="0" w:after="40"/>
-            </w:pPr>
-            <w:r>
-              <w:rPr>
-                <w:rFonts w:ascii="맑은 고딕" w:hAnsi="맑은 고딕" w:eastAsia="맑은 고딕"/>
-                <w:b w:val="0"/>
-                <w:sz w:val="18"/>
-              </w:rPr>
-              <w:t>- 개발된 제품의 매출 가능성 및 수익구조</w:t>
-            </w:r>
-          </w:p>
-          <w:p>
-            <w:pPr>
-              <w:spacing w:before="0" w:after="40"/>
-            </w:pPr>
-            <w:r>
-              <w:rPr>
-                <w:rFonts w:ascii="맑은 고딕" w:hAnsi="맑은 고딕" w:eastAsia="맑은 고딕"/>
-                <w:b w:val="0"/>
-                <w:sz w:val="18"/>
-              </w:rPr>
-              <w:t>- 서비스의 확장 계획</w:t>
+              <w:t>교통량 비대칭, 노면 frost +0.35, 노후 포트홀 +0.10</w:t>
             </w:r>
           </w:p>
         </w:tc>
       </w:tr>
-    </w:tbl>
-    <w:p>
-      <w:pPr>
-        <w:spacing w:after="40"/>
-        <w:ind w:left="283"/>
-      </w:pPr>
-      <w:r>
-        <w:rPr>
-          <w:rFonts w:ascii="맑은 고딕" w:hAnsi="맑은 고딕" w:eastAsia="맑은 고딕"/>
-          <w:b w:val="0"/>
-          <w:sz w:val="20"/>
-        </w:rPr>
-        <w:t>o  핵심 고객 3 segment + 시장규모</w:t>
-      </w:r>
-    </w:p>
-    <w:p>
-      <w:pPr>
-        <w:spacing w:after="40"/>
-        <w:ind w:left="850"/>
-      </w:pPr>
-      <w:r>
-        <w:rPr>
-          <w:rFonts w:ascii="맑은 고딕" w:hAnsi="맑은 고딕" w:eastAsia="맑은 고딕"/>
-          <w:b w:val="0"/>
-          <w:sz w:val="20"/>
-        </w:rPr>
-        <w:t>-  B2C 일반 운전자: 국내 블랙박스 보급 1,500만 대 (보급률 90%+)</w:t>
-      </w:r>
-    </w:p>
-    <w:p>
-      <w:pPr>
-        <w:spacing w:after="40"/>
-        <w:ind w:left="850"/>
-      </w:pPr>
-      <w:r>
-        <w:rPr>
-          <w:rFonts w:ascii="맑은 고딕" w:hAnsi="맑은 고딕" w:eastAsia="맑은 고딕"/>
-          <w:b w:val="0"/>
-          <w:sz w:val="20"/>
-        </w:rPr>
-        <w:t>-  B2B 영업용 운수: 사업용 차량 50만 대 (택시·버스·화물, DTG 의무)</w:t>
-      </w:r>
-    </w:p>
-    <w:p>
-      <w:pPr>
-        <w:spacing w:after="40"/>
-        <w:ind w:left="850"/>
-      </w:pPr>
-      <w:r>
-        <w:rPr>
-          <w:rFonts w:ascii="맑은 고딕" w:hAnsi="맑은 고딕" w:eastAsia="맑은 고딕"/>
-          <w:b w:val="0"/>
-          <w:sz w:val="20"/>
-        </w:rPr>
-        <w:t>-  B2G 지자체·국토부: 17 시도 + 226 시군구</w:t>
-      </w:r>
-    </w:p>
-    <w:p>
-      <w:pPr>
-        <w:spacing w:after="40"/>
-        <w:ind w:left="850"/>
-      </w:pPr>
-      <w:r>
-        <w:rPr>
-          <w:rFonts w:ascii="맑은 고딕" w:hAnsi="맑은 고딕" w:eastAsia="맑은 고딕"/>
-          <w:b w:val="0"/>
-          <w:sz w:val="20"/>
-        </w:rPr>
-        <w:t>-  국내 ADAS·블랙박스 시장 연 1.2조원 (한국자동차연구원 2024)</w:t>
-      </w:r>
-    </w:p>
-    <w:p>
-      <w:pPr>
-        <w:spacing w:after="40"/>
-        <w:ind w:left="850"/>
-      </w:pPr>
-      <w:r>
-        <w:rPr>
-          <w:rFonts w:ascii="맑은 고딕" w:hAnsi="맑은 고딕" w:eastAsia="맑은 고딕"/>
-          <w:b w:val="0"/>
-          <w:sz w:val="20"/>
-        </w:rPr>
-        <w:t>-  국내 V2X 시장 2030년 3,800억원 (정부 미래차 산업육성)</w:t>
-      </w:r>
-    </w:p>
-    <w:p>
-      <w:pPr>
-        <w:spacing w:after="40"/>
-        <w:ind w:left="283"/>
-      </w:pPr>
-      <w:r>
-        <w:rPr>
-          <w:rFonts w:ascii="맑은 고딕" w:hAnsi="맑은 고딕" w:eastAsia="맑은 고딕"/>
-          <w:b w:val="0"/>
-          <w:sz w:val="20"/>
-        </w:rPr>
-        <w:t>o  고객 편의 효과 (정량)</w:t>
-      </w:r>
-    </w:p>
-    <w:p>
-      <w:pPr>
-        <w:spacing w:after="40"/>
-        <w:ind w:left="850"/>
-      </w:pPr>
-      <w:r>
-        <w:rPr>
-          <w:rFonts w:ascii="맑은 고딕" w:hAnsi="맑은 고딕" w:eastAsia="맑은 고딕"/>
-          <w:b w:val="0"/>
-          <w:sz w:val="20"/>
-        </w:rPr>
-        <w:t>-  운전자: 평균 3.38초 선행 경고 → 회피 성공률 25% → 84.5%</w:t>
-      </w:r>
-    </w:p>
-    <w:p>
-      <w:pPr>
-        <w:spacing w:after="40"/>
-        <w:ind w:left="850"/>
-      </w:pPr>
-      <w:r>
-        <w:rPr>
-          <w:rFonts w:ascii="맑은 고딕" w:hAnsi="맑은 고딕" w:eastAsia="맑은 고딕"/>
-          <w:b w:val="0"/>
-          <w:sz w:val="20"/>
-        </w:rPr>
-        <w:t>-  운수업체: DTG 위험운전 패턴 자동 식별 → 사고율 평균 30% 감소</w:t>
-      </w:r>
-    </w:p>
-    <w:p>
-      <w:pPr>
-        <w:spacing w:after="40"/>
-        <w:ind w:left="850"/>
-      </w:pPr>
-      <w:r>
-        <w:rPr>
-          <w:rFonts w:ascii="맑은 고딕" w:hAnsi="맑은 고딕" w:eastAsia="맑은 고딕"/>
-          <w:b w:val="0"/>
-          <w:sz w:val="20"/>
-        </w:rPr>
-        <w:t>-  지자체: 위험 교차로 정량 데이터 → 신호 주기 조정 의사결정</w:t>
-      </w:r>
-    </w:p>
-    <w:p>
-      <w:pPr>
-        <w:spacing w:after="40"/>
-        <w:ind w:left="283"/>
-      </w:pPr>
-      <w:r>
-        <w:rPr>
-          <w:rFonts w:ascii="맑은 고딕" w:hAnsi="맑은 고딕" w:eastAsia="맑은 고딕"/>
-          <w:b w:val="0"/>
-          <w:sz w:val="20"/>
-        </w:rPr>
-        <w:t>o  수익 모델 + 매출 추정</w:t>
-      </w:r>
-    </w:p>
-    <w:p>
-      <w:pPr>
-        <w:spacing w:after="40"/>
-        <w:ind w:left="850"/>
-      </w:pPr>
-      <w:r>
-        <w:rPr>
-          <w:rFonts w:ascii="맑은 고딕" w:hAnsi="맑은 고딕" w:eastAsia="맑은 고딕"/>
-          <w:b w:val="0"/>
-          <w:sz w:val="20"/>
-        </w:rPr>
-        <w:t>-  B2C Free + Premium: 무료 + 월 4,900원 (V2V 광역 알림·HUD 미러링)</w:t>
-      </w:r>
-    </w:p>
-    <w:p>
-      <w:pPr>
-        <w:spacing w:after="40"/>
-        <w:ind w:left="850"/>
-      </w:pPr>
-      <w:r>
-        <w:rPr>
-          <w:rFonts w:ascii="맑은 고딕" w:hAnsi="맑은 고딕" w:eastAsia="맑은 고딕"/>
-          <w:b w:val="0"/>
-          <w:sz w:val="20"/>
-        </w:rPr>
-        <w:t>-  B2B SaaS: 차량당 월 9,900원, 50만대 × 10% 보급 시 연 59억원</w:t>
-      </w:r>
-    </w:p>
-    <w:p>
-      <w:pPr>
-        <w:spacing w:after="40"/>
-        <w:ind w:left="850"/>
-      </w:pPr>
-      <w:r>
-        <w:rPr>
-          <w:rFonts w:ascii="맑은 고딕" w:hAnsi="맑은 고딕" w:eastAsia="맑은 고딕"/>
-          <w:b w:val="0"/>
-          <w:sz w:val="20"/>
-        </w:rPr>
-        <w:t>-  B2G 정책 리포트: 지자체당 연 2,000만원, 226 × 30% 보급 시 연 13.5억원</w:t>
-      </w:r>
-    </w:p>
-    <w:p>
-      <w:pPr>
-        <w:spacing w:after="40"/>
-        <w:ind w:left="850"/>
-      </w:pPr>
-      <w:r>
-        <w:rPr>
-          <w:rFonts w:ascii="맑은 고딕" w:hAnsi="맑은 고딕" w:eastAsia="맑은 고딕"/>
-          <w:b w:val="0"/>
-          <w:sz w:val="20"/>
-        </w:rPr>
-        <w:t>-  3년 매출 추정: 1년차 5억 / 2년차 20억 / 3년차 70억</w:t>
-      </w:r>
-    </w:p>
-    <w:p>
-      <w:pPr>
-        <w:spacing w:after="40"/>
-        <w:ind w:left="283"/>
-      </w:pPr>
-      <w:r>
-        <w:rPr>
-          <w:rFonts w:ascii="맑은 고딕" w:hAnsi="맑은 고딕" w:eastAsia="맑은 고딕"/>
-          <w:b w:val="0"/>
-          <w:sz w:val="20"/>
-        </w:rPr>
-        <w:t>o  서비스의 확장 계획</w:t>
-      </w:r>
-    </w:p>
-    <w:p>
-      <w:pPr>
-        <w:spacing w:after="40"/>
-        <w:ind w:left="850"/>
-      </w:pPr>
-      <w:r>
-        <w:rPr>
-          <w:rFonts w:ascii="맑은 고딕" w:hAnsi="맑은 고딕" w:eastAsia="맑은 고딕"/>
-          <w:b w:val="0"/>
-          <w:sz w:val="20"/>
-        </w:rPr>
-        <w:t>-  마이데이터 결합: 동의 기반 운전 행태 데이터 → 보험사 (보험료 할인), 정비소 (차량 진단)</w:t>
-      </w:r>
-    </w:p>
-    <w:p>
-      <w:pPr>
-        <w:spacing w:after="40"/>
-        <w:ind w:left="850"/>
-      </w:pPr>
-      <w:r>
-        <w:rPr>
-          <w:rFonts w:ascii="맑은 고딕" w:hAnsi="맑은 고딕" w:eastAsia="맑은 고딕"/>
-          <w:b w:val="0"/>
-          <w:sz w:val="20"/>
-        </w:rPr>
-        <w:t>-  자율주행 V2X 데이터셋: 익명 충돌 직전 frame → 국토부 av-hub 기여</w:t>
-      </w:r>
-    </w:p>
-    <w:p>
-      <w:pPr>
-        <w:spacing w:after="40"/>
-        <w:ind w:left="850"/>
-      </w:pPr>
-      <w:r>
-        <w:rPr>
-          <w:rFonts w:ascii="맑은 고딕" w:hAnsi="맑은 고딕" w:eastAsia="맑은 고딕"/>
-          <w:b w:val="0"/>
-          <w:sz w:val="20"/>
-        </w:rPr>
-        <w:t>-  해외 진출: 일본·태국·베트남 (한국형 도시 도로 환경) — 현지 공공데이터 어댑터만 교체</w:t>
-      </w:r>
-    </w:p>
-    <w:p>
-      <w:pPr>
-        <w:spacing w:before="240" w:after="120"/>
-      </w:pPr>
-      <w:r>
-        <w:rPr>
-          <w:rFonts w:ascii="맑은 고딕" w:hAnsi="맑은 고딕" w:eastAsia="맑은 고딕"/>
-          <w:b/>
-          <w:sz w:val="24"/>
-        </w:rPr>
-        <w:t>□ 기대효과</w:t>
-      </w:r>
-    </w:p>
-    <w:tbl>
-      <w:tblPr>
-        <w:tblW w:type="auto" w:w="0"/>
-        <w:tblLayout w:type="autofit"/>
-        <w:tblLook w:firstColumn="1" w:firstRow="1" w:lastColumn="0" w:lastRow="0" w:noHBand="0" w:noVBand="1" w:val="04A0"/>
-      </w:tblPr>
-      <w:tblGrid>
-        <w:gridCol w:w="9972"/>
-      </w:tblGrid>
       <w:tr>
         <w:tc>
           <w:tcPr>
-            <w:tcW w:type="dxa" w:w="9972"/>
-            <w:shd w:fill="F2F2F2"/>
+            <w:tcW w:type="dxa" w:w="3324"/>
             <w:vAlign w:val="center"/>
           </w:tcPr>
           <w:p>
@@ -1389,260 +533,13 @@
                 <w:b w:val="0"/>
                 <w:sz w:val="18"/>
               </w:rPr>
-              <w:t>- 사회 파급(기대 효과)</w:t>
-            </w:r>
-          </w:p>
-          <w:p>
-            <w:pPr>
-              <w:spacing w:before="0" w:after="40"/>
-            </w:pPr>
-            <w:r>
-              <w:rPr>
-                <w:rFonts w:ascii="맑은 고딕" w:hAnsi="맑은 고딕" w:eastAsia="맑은 고딕"/>
-                <w:b w:val="0"/>
-                <w:sz w:val="18"/>
-              </w:rPr>
-              <w:t xml:space="preserve">  + 제품·서비스 실현 시 발생하는 사회적, 경제학적 이득</w:t>
-            </w:r>
-          </w:p>
-          <w:p>
-            <w:pPr>
-              <w:spacing w:before="0" w:after="40"/>
-            </w:pPr>
-            <w:r>
-              <w:rPr>
-                <w:rFonts w:ascii="맑은 고딕" w:hAnsi="맑은 고딕" w:eastAsia="맑은 고딕"/>
-                <w:b w:val="0"/>
-                <w:sz w:val="18"/>
-              </w:rPr>
-              <w:t xml:space="preserve">  + 아이템이 사용자 및 일반 국민에게 미치는 영향</w:t>
-            </w:r>
-          </w:p>
-          <w:p>
-            <w:pPr>
-              <w:spacing w:before="0" w:after="40"/>
-            </w:pPr>
-            <w:r>
-              <w:rPr>
-                <w:rFonts w:ascii="맑은 고딕" w:hAnsi="맑은 고딕" w:eastAsia="맑은 고딕"/>
-                <w:b w:val="0"/>
-                <w:sz w:val="18"/>
-              </w:rPr>
-              <w:t xml:space="preserve">  + 기대효과</w:t>
+              <w:t>주관기관</w:t>
             </w:r>
           </w:p>
         </w:tc>
-      </w:tr>
-    </w:tbl>
-    <w:p>
-      <w:pPr>
-        <w:spacing w:after="40"/>
-        <w:ind w:left="283"/>
-      </w:pPr>
-      <w:r>
-        <w:rPr>
-          <w:rFonts w:ascii="맑은 고딕" w:hAnsi="맑은 고딕" w:eastAsia="맑은 고딕"/>
-          <w:b w:val="0"/>
-          <w:sz w:val="20"/>
-        </w:rPr>
-        <w:t>o  정량 사회 임팩트 (TAAS 2024 baseline · lead=3.38s)</w:t>
-      </w:r>
-    </w:p>
-    <w:p>
-      <w:pPr>
-        <w:spacing w:after="40"/>
-        <w:ind w:left="850"/>
-      </w:pPr>
-      <w:r>
-        <w:rPr>
-          <w:rFonts w:ascii="맑은 고딕" w:hAnsi="맑은 고딕" w:eastAsia="맑은 고딕"/>
-          <w:b w:val="0"/>
-          <w:sz w:val="20"/>
-        </w:rPr>
-        <w:t>-  Pilot 5%   : 사고 1,694건 / 사망 21명 / 부상 2,370명 / 사회비용 절감 약 2,800억원/년</w:t>
-      </w:r>
-    </w:p>
-    <w:p>
-      <w:pPr>
-        <w:spacing w:after="40"/>
-        <w:ind w:left="850"/>
-      </w:pPr>
-      <w:r>
-        <w:rPr>
-          <w:rFonts w:ascii="맑은 고딕" w:hAnsi="맑은 고딕" w:eastAsia="맑은 고딕"/>
-          <w:b w:val="0"/>
-          <w:sz w:val="20"/>
-        </w:rPr>
-        <w:t>-  확산 25%   : 사고 8,470건 / 사망 105명 / 부상 11,852명 / 절감 약 1조 4,000억원/년</w:t>
-      </w:r>
-    </w:p>
-    <w:p>
-      <w:pPr>
-        <w:spacing w:after="40"/>
-        <w:ind w:left="850"/>
-      </w:pPr>
-      <w:r>
-        <w:rPr>
-          <w:rFonts w:ascii="맑은 고딕" w:hAnsi="맑은 고딕" w:eastAsia="맑은 고딕"/>
-          <w:b w:val="0"/>
-          <w:sz w:val="20"/>
-        </w:rPr>
-        <w:t>-  전국 100%  : 사고 33,880건 / 사망 421명 / 부상 47,408명 / 절감 약 5조 6,000억원/년</w:t>
-      </w:r>
-    </w:p>
-    <w:p>
-      <w:pPr>
-        <w:spacing w:after="40"/>
-        <w:ind w:left="850"/>
-      </w:pPr>
-      <w:r>
-        <w:rPr>
-          <w:rFonts w:ascii="맑은 고딕" w:hAnsi="맑은 고딕" w:eastAsia="맑은 고딕"/>
-          <w:b w:val="0"/>
-          <w:sz w:val="20"/>
-        </w:rPr>
-        <w:t>-  산출 공식: TAAS_annual × 0.46 (urban) × 0.42 (scenario) × min(0.85, 0.25 × lead) × coverage</w:t>
-      </w:r>
-    </w:p>
-    <w:p>
-      <w:pPr>
-        <w:spacing w:after="40"/>
-        <w:ind w:left="283"/>
-      </w:pPr>
-      <w:r>
-        <w:rPr>
-          <w:rFonts w:ascii="맑은 고딕" w:hAnsi="맑은 고딕" w:eastAsia="맑은 고딕"/>
-          <w:b w:val="0"/>
-          <w:sz w:val="20"/>
-        </w:rPr>
-        <w:t>o  우선순위 도입 시 단기 효과</w:t>
-      </w:r>
-    </w:p>
-    <w:p>
-      <w:pPr>
-        <w:spacing w:after="40"/>
-        <w:ind w:left="850"/>
-      </w:pPr>
-      <w:r>
-        <w:rPr>
-          <w:rFonts w:ascii="맑은 고딕" w:hAnsi="맑은 고딕" w:eastAsia="맑은 고딕"/>
-          <w:b w:val="0"/>
-          <w:sz w:val="20"/>
-        </w:rPr>
-        <w:t>-  위험 교차로 Top-10 (서울) 만 도입 → 연 사망·중상 85명 예방</w:t>
-      </w:r>
-    </w:p>
-    <w:p>
-      <w:pPr>
-        <w:spacing w:after="40"/>
-        <w:ind w:left="850"/>
-      </w:pPr>
-      <w:r>
-        <w:rPr>
-          <w:rFonts w:ascii="맑은 고딕" w:hAnsi="맑은 고딕" w:eastAsia="맑은 고딕"/>
-          <w:b w:val="0"/>
-          <w:sz w:val="20"/>
-        </w:rPr>
-        <w:t>-  강남역 11.8 / 잠실역 10.1 / 광화문 9.3 / 신촌 8.4 / 영등포 7.2 / …</w:t>
-      </w:r>
-    </w:p>
-    <w:p>
-      <w:pPr>
-        <w:spacing w:after="40"/>
-        <w:ind w:left="850"/>
-      </w:pPr>
-      <w:r>
-        <w:rPr>
-          <w:rFonts w:ascii="맑은 고딕" w:hAnsi="맑은 고딕" w:eastAsia="맑은 고딕"/>
-          <w:b w:val="0"/>
-          <w:sz w:val="20"/>
-        </w:rPr>
-        <w:t>-  라이브 데이터: https://auraview.allthatai.kr/impact/top-intersections</w:t>
-      </w:r>
-    </w:p>
-    <w:p>
-      <w:pPr>
-        <w:spacing w:after="40"/>
-        <w:ind w:left="283"/>
-      </w:pPr>
-      <w:r>
-        <w:rPr>
-          <w:rFonts w:ascii="맑은 고딕" w:hAnsi="맑은 고딕" w:eastAsia="맑은 고딕"/>
-          <w:b w:val="0"/>
-          <w:sz w:val="20"/>
-        </w:rPr>
-        <w:t>o  일반 국민에 미치는 영향</w:t>
-      </w:r>
-    </w:p>
-    <w:p>
-      <w:pPr>
-        <w:spacing w:after="40"/>
-        <w:ind w:left="850"/>
-      </w:pPr>
-      <w:r>
-        <w:rPr>
-          <w:rFonts w:ascii="맑은 고딕" w:hAnsi="맑은 고딕" w:eastAsia="맑은 고딕"/>
-          <w:b w:val="0"/>
-          <w:sz w:val="20"/>
-        </w:rPr>
-        <w:t>-  일반 운전자: 민식이법·우회전 강화 책임 부담 → 객관적 회피 데이터 보유로 형사 위험 감소</w:t>
-      </w:r>
-    </w:p>
-    <w:p>
-      <w:pPr>
-        <w:spacing w:after="40"/>
-        <w:ind w:left="850"/>
-      </w:pPr>
-      <w:r>
-        <w:rPr>
-          <w:rFonts w:ascii="맑은 고딕" w:hAnsi="맑은 고딕" w:eastAsia="맑은 고딕"/>
-          <w:b w:val="0"/>
-          <w:sz w:val="20"/>
-        </w:rPr>
-        <w:t>-  보행 약자 (어린이·고령자): 스쿨존·실버존·횡단보도 진입 차량 자동 알림 → 보행 사망률 감소</w:t>
-      </w:r>
-    </w:p>
-    <w:p>
-      <w:pPr>
-        <w:spacing w:after="40"/>
-        <w:ind w:left="850"/>
-      </w:pPr>
-      <w:r>
-        <w:rPr>
-          <w:rFonts w:ascii="맑은 고딕" w:hAnsi="맑은 고딕" w:eastAsia="맑은 고딕"/>
-          <w:b w:val="0"/>
-          <w:sz w:val="20"/>
-        </w:rPr>
-        <w:t>-  영업용 운수 종사자: DTG 위험운전 자동 알림 → 졸음·과속 사전 차단</w:t>
-      </w:r>
-    </w:p>
-    <w:p>
-      <w:pPr>
-        <w:spacing w:before="240" w:after="120"/>
-      </w:pPr>
-      <w:r>
-        <w:rPr>
-          <w:rFonts w:ascii="맑은 고딕" w:hAnsi="맑은 고딕" w:eastAsia="맑은 고딕"/>
-          <w:b/>
-          <w:sz w:val="24"/>
-        </w:rPr>
-        <w:t>□ 기 타</w:t>
-      </w:r>
-    </w:p>
-    <w:tbl>
-      <w:tblPr>
-        <w:tblW w:type="auto" w:w="0"/>
-        <w:tblLayout w:type="autofit"/>
-        <w:tblLook w:firstColumn="1" w:firstRow="1" w:lastColumn="0" w:lastRow="0" w:noHBand="0" w:noVBand="1" w:val="04A0"/>
-      </w:tblPr>
-      <w:tblGrid>
-        <w:gridCol w:w="9972"/>
-      </w:tblGrid>
-      <w:tr>
         <w:tc>
           <w:tcPr>
-            <w:tcW w:type="dxa" w:w="9972"/>
-            <w:shd w:fill="F2F2F2"/>
+            <w:tcW w:type="dxa" w:w="3324"/>
             <w:vAlign w:val="center"/>
           </w:tcPr>
           <w:p>
@@ -1655,12 +552,18 @@
                 <w:b w:val="0"/>
                 <w:sz w:val="18"/>
               </w:rPr>
-              <w:t>- 공모작에 대한 기타 추가 내용이 있을 경우 작성</w:t>
+              <w:t>한국교통안전공단 — KOTSA 검사 · DTG · V2X 자율주행 허브</w:t>
             </w:r>
           </w:p>
+        </w:tc>
+        <w:tc>
+          <w:tcPr>
+            <w:tcW w:type="dxa" w:w="3324"/>
+            <w:vAlign w:val="center"/>
+          </w:tcPr>
           <w:p>
             <w:pPr>
-              <w:spacing w:before="0" w:after="40"/>
+              <w:spacing w:before="40" w:after="40"/>
             </w:pPr>
             <w:r>
               <w:rPr>
@@ -1668,7 +571,420 @@
                 <w:b w:val="0"/>
                 <w:sz w:val="18"/>
               </w:rPr>
-              <w:t>- 전문성 및 사업역량 등 창업의지 홍보</w:t>
+              <w:t>구별 부적합률 prior, 사업용 위험운전 +0.10, V2X RSU</w:t>
+            </w:r>
+          </w:p>
+        </w:tc>
+      </w:tr>
+      <w:tr>
+        <w:tc>
+          <w:tcPr>
+            <w:tcW w:type="dxa" w:w="3324"/>
+            <w:vAlign w:val="center"/>
+          </w:tcPr>
+          <w:p>
+            <w:pPr>
+              <w:spacing w:before="40" w:after="40"/>
+            </w:pPr>
+            <w:r>
+              <w:rPr>
+                <w:rFonts w:ascii="맑은 고딕" w:hAnsi="맑은 고딕" w:eastAsia="맑은 고딕"/>
+                <w:b w:val="0"/>
+                <w:sz w:val="18"/>
+              </w:rPr>
+              <w:t>국내공공</w:t>
+            </w:r>
+          </w:p>
+        </w:tc>
+        <w:tc>
+          <w:tcPr>
+            <w:tcW w:type="dxa" w:w="3324"/>
+            <w:vAlign w:val="center"/>
+          </w:tcPr>
+          <w:p>
+            <w:pPr>
+              <w:spacing w:before="40" w:after="40"/>
+            </w:pPr>
+            <w:r>
+              <w:rPr>
+                <w:rFonts w:ascii="맑은 고딕" w:hAnsi="맑은 고딕" w:eastAsia="맑은 고딕"/>
+                <w:b w:val="0"/>
+                <w:sz w:val="18"/>
+              </w:rPr>
+              <w:t>도로교통공단 — 신호 위상 · TAAS 사고이력 · 보행자 다발</w:t>
+            </w:r>
+          </w:p>
+        </w:tc>
+        <w:tc>
+          <w:tcPr>
+            <w:tcW w:type="dxa" w:w="3324"/>
+            <w:vAlign w:val="center"/>
+          </w:tcPr>
+          <w:p>
+            <w:pPr>
+              <w:spacing w:before="40" w:after="40"/>
+            </w:pPr>
+            <w:r>
+              <w:rPr>
+                <w:rFonts w:ascii="맑은 고딕" w:hAnsi="맑은 고딕" w:eastAsia="맑은 고딕"/>
+                <w:b w:val="0"/>
+                <w:sz w:val="18"/>
+              </w:rPr>
+              <w:t>신호 occlusion +0.55, 사고이력 prior, 보행자 prior +0.30</w:t>
+            </w:r>
+          </w:p>
+        </w:tc>
+      </w:tr>
+      <w:tr>
+        <w:tc>
+          <w:tcPr>
+            <w:tcW w:type="dxa" w:w="3324"/>
+            <w:vAlign w:val="center"/>
+          </w:tcPr>
+          <w:p>
+            <w:pPr>
+              <w:spacing w:before="40" w:after="40"/>
+            </w:pPr>
+            <w:r>
+              <w:rPr>
+                <w:rFonts w:ascii="맑은 고딕" w:hAnsi="맑은 고딕" w:eastAsia="맑은 고딕"/>
+                <w:b w:val="0"/>
+                <w:sz w:val="18"/>
+              </w:rPr>
+              <w:t>국내공공</w:t>
+            </w:r>
+          </w:p>
+        </w:tc>
+        <w:tc>
+          <w:tcPr>
+            <w:tcW w:type="dxa" w:w="3324"/>
+            <w:vAlign w:val="center"/>
+          </w:tcPr>
+          <w:p>
+            <w:pPr>
+              <w:spacing w:before="40" w:after="40"/>
+            </w:pPr>
+            <w:r>
+              <w:rPr>
+                <w:rFonts w:ascii="맑은 고딕" w:hAnsi="맑은 고딕" w:eastAsia="맑은 고딕"/>
+                <w:b w:val="0"/>
+                <w:sz w:val="18"/>
+              </w:rPr>
+              <w:t>국토교통부 — ITS 표준링크 · DSZ 안심구역 · vworld GIS</w:t>
+            </w:r>
+          </w:p>
+        </w:tc>
+        <w:tc>
+          <w:tcPr>
+            <w:tcW w:type="dxa" w:w="3324"/>
+            <w:vAlign w:val="center"/>
+          </w:tcPr>
+          <w:p>
+            <w:pPr>
+              <w:spacing w:before="40" w:after="40"/>
+            </w:pPr>
+            <w:r>
+              <w:rPr>
+                <w:rFonts w:ascii="맑은 고딕" w:hAnsi="맑은 고딕" w:eastAsia="맑은 고딕"/>
+                <w:b w:val="0"/>
+                <w:sz w:val="18"/>
+              </w:rPr>
+              <w:t>표준링크 속도, 가명결합 k≥5, 스쿨존/횡단보도 +0.62</w:t>
+            </w:r>
+          </w:p>
+        </w:tc>
+      </w:tr>
+      <w:tr>
+        <w:tc>
+          <w:tcPr>
+            <w:tcW w:type="dxa" w:w="3324"/>
+            <w:vAlign w:val="center"/>
+          </w:tcPr>
+          <w:p>
+            <w:pPr>
+              <w:spacing w:before="40" w:after="40"/>
+            </w:pPr>
+            <w:r>
+              <w:rPr>
+                <w:rFonts w:ascii="맑은 고딕" w:hAnsi="맑은 고딕" w:eastAsia="맑은 고딕"/>
+                <w:b w:val="0"/>
+                <w:sz w:val="18"/>
+              </w:rPr>
+              <w:t>국내공공</w:t>
+            </w:r>
+          </w:p>
+        </w:tc>
+        <w:tc>
+          <w:tcPr>
+            <w:tcW w:type="dxa" w:w="3324"/>
+            <w:vAlign w:val="center"/>
+          </w:tcPr>
+          <w:p>
+            <w:pPr>
+              <w:spacing w:before="40" w:after="40"/>
+            </w:pPr>
+            <w:r>
+              <w:rPr>
+                <w:rFonts w:ascii="맑은 고딕" w:hAnsi="맑은 고딕" w:eastAsia="맑은 고딕"/>
+                <w:b w:val="0"/>
+                <w:sz w:val="18"/>
+              </w:rPr>
+              <w:t>기상청·환경부 — KMA 동네예보 · 결빙 · PM10/PM2.5</w:t>
+            </w:r>
+          </w:p>
+        </w:tc>
+        <w:tc>
+          <w:tcPr>
+            <w:tcW w:type="dxa" w:w="3324"/>
+            <w:vAlign w:val="center"/>
+          </w:tcPr>
+          <w:p>
+            <w:pPr>
+              <w:spacing w:before="40" w:after="40"/>
+            </w:pPr>
+            <w:r>
+              <w:rPr>
+                <w:rFonts w:ascii="맑은 고딕" w:hAnsi="맑은 고딕" w:eastAsia="맑은 고딕"/>
+                <w:b w:val="0"/>
+                <w:sz w:val="18"/>
+              </w:rPr>
+              <w:t>우천 +0.18, 블랙아이스 +0.32, 시정 +0.06</w:t>
+            </w:r>
+          </w:p>
+        </w:tc>
+      </w:tr>
+      <w:tr>
+        <w:tc>
+          <w:tcPr>
+            <w:tcW w:type="dxa" w:w="3324"/>
+            <w:vAlign w:val="center"/>
+          </w:tcPr>
+          <w:p>
+            <w:pPr>
+              <w:spacing w:before="40" w:after="40"/>
+            </w:pPr>
+            <w:r>
+              <w:rPr>
+                <w:rFonts w:ascii="맑은 고딕" w:hAnsi="맑은 고딕" w:eastAsia="맑은 고딕"/>
+                <w:b w:val="0"/>
+                <w:sz w:val="18"/>
+              </w:rPr>
+              <w:t>국내공공</w:t>
+            </w:r>
+          </w:p>
+        </w:tc>
+        <w:tc>
+          <w:tcPr>
+            <w:tcW w:type="dxa" w:w="3324"/>
+            <w:vAlign w:val="center"/>
+          </w:tcPr>
+          <w:p>
+            <w:pPr>
+              <w:spacing w:before="40" w:after="40"/>
+            </w:pPr>
+            <w:r>
+              <w:rPr>
+                <w:rFonts w:ascii="맑은 고딕" w:hAnsi="맑은 고딕" w:eastAsia="맑은 고딕"/>
+                <w:b w:val="0"/>
+                <w:sz w:val="18"/>
+              </w:rPr>
+              <w:t>소방청·보건복지부 — 119 출동 · E-Gen 응급실</w:t>
+            </w:r>
+          </w:p>
+        </w:tc>
+        <w:tc>
+          <w:tcPr>
+            <w:tcW w:type="dxa" w:w="3324"/>
+            <w:vAlign w:val="center"/>
+          </w:tcPr>
+          <w:p>
+            <w:pPr>
+              <w:spacing w:before="40" w:after="40"/>
+            </w:pPr>
+            <w:r>
+              <w:rPr>
+                <w:rFonts w:ascii="맑은 고딕" w:hAnsi="맑은 고딕" w:eastAsia="맑은 고딕"/>
+                <w:b w:val="0"/>
+                <w:sz w:val="18"/>
+              </w:rPr>
+              <w:t>골든타임 라우팅, 사고 심각도 ×1.34</w:t>
+            </w:r>
+          </w:p>
+        </w:tc>
+      </w:tr>
+      <w:tr>
+        <w:tc>
+          <w:tcPr>
+            <w:tcW w:type="dxa" w:w="3324"/>
+            <w:vAlign w:val="center"/>
+          </w:tcPr>
+          <w:p>
+            <w:pPr>
+              <w:spacing w:before="40" w:after="40"/>
+            </w:pPr>
+            <w:r>
+              <w:rPr>
+                <w:rFonts w:ascii="맑은 고딕" w:hAnsi="맑은 고딕" w:eastAsia="맑은 고딕"/>
+                <w:b w:val="0"/>
+                <w:sz w:val="18"/>
+              </w:rPr>
+              <w:t>국내공공</w:t>
+            </w:r>
+          </w:p>
+        </w:tc>
+        <w:tc>
+          <w:tcPr>
+            <w:tcW w:type="dxa" w:w="3324"/>
+            <w:vAlign w:val="center"/>
+          </w:tcPr>
+          <w:p>
+            <w:pPr>
+              <w:spacing w:before="40" w:after="40"/>
+            </w:pPr>
+            <w:r>
+              <w:rPr>
+                <w:rFonts w:ascii="맑은 고딕" w:hAnsi="맑은 고딕" w:eastAsia="맑은 고딕"/>
+                <w:b w:val="0"/>
+                <w:sz w:val="18"/>
+              </w:rPr>
+              <w:t>환경공단 · 행안부 · 경찰청 — EV 충전소 · 도로 노후도 · 단속 CCTV</w:t>
+            </w:r>
+          </w:p>
+        </w:tc>
+        <w:tc>
+          <w:tcPr>
+            <w:tcW w:type="dxa" w:w="3324"/>
+            <w:vAlign w:val="center"/>
+          </w:tcPr>
+          <w:p>
+            <w:pPr>
+              <w:spacing w:before="40" w:after="40"/>
+            </w:pPr>
+            <w:r>
+              <w:rPr>
+                <w:rFonts w:ascii="맑은 고딕" w:hAnsi="맑은 고딕" w:eastAsia="맑은 고딕"/>
+                <w:b w:val="0"/>
+                <w:sz w:val="18"/>
+              </w:rPr>
+              <w:t>EV 정차 패턴, 노후 +0.10, 단속 밀집 +0.04</w:t>
+            </w:r>
+          </w:p>
+        </w:tc>
+      </w:tr>
+      <w:tr>
+        <w:tc>
+          <w:tcPr>
+            <w:tcW w:type="dxa" w:w="3324"/>
+            <w:vAlign w:val="center"/>
+          </w:tcPr>
+          <w:p>
+            <w:pPr>
+              <w:spacing w:before="40" w:after="40"/>
+            </w:pPr>
+            <w:r>
+              <w:rPr>
+                <w:rFonts w:ascii="맑은 고딕" w:hAnsi="맑은 고딕" w:eastAsia="맑은 고딕"/>
+                <w:b w:val="0"/>
+                <w:sz w:val="18"/>
+              </w:rPr>
+              <w:t>국내공공</w:t>
+            </w:r>
+          </w:p>
+        </w:tc>
+        <w:tc>
+          <w:tcPr>
+            <w:tcW w:type="dxa" w:w="3324"/>
+            <w:vAlign w:val="center"/>
+          </w:tcPr>
+          <w:p>
+            <w:pPr>
+              <w:spacing w:before="40" w:after="40"/>
+            </w:pPr>
+            <w:r>
+              <w:rPr>
+                <w:rFonts w:ascii="맑은 고딕" w:hAnsi="맑은 고딕" w:eastAsia="맑은 고딕"/>
+                <w:b w:val="0"/>
+                <w:sz w:val="18"/>
+              </w:rPr>
+              <w:t>서울시 — 따릉이 실시간</w:t>
+            </w:r>
+          </w:p>
+        </w:tc>
+        <w:tc>
+          <w:tcPr>
+            <w:tcW w:type="dxa" w:w="3324"/>
+            <w:vAlign w:val="center"/>
+          </w:tcPr>
+          <w:p>
+            <w:pPr>
+              <w:spacing w:before="40" w:after="40"/>
+            </w:pPr>
+            <w:r>
+              <w:rPr>
+                <w:rFonts w:ascii="맑은 고딕" w:hAnsi="맑은 고딕" w:eastAsia="맑은 고딕"/>
+                <w:b w:val="0"/>
+                <w:sz w:val="18"/>
+              </w:rPr>
+              <w:t>자전거도로 prior +0.22</w:t>
+            </w:r>
+          </w:p>
+        </w:tc>
+      </w:tr>
+      <w:tr>
+        <w:tc>
+          <w:tcPr>
+            <w:tcW w:type="dxa" w:w="3324"/>
+            <w:vAlign w:val="center"/>
+          </w:tcPr>
+          <w:p>
+            <w:pPr>
+              <w:spacing w:before="40" w:after="40"/>
+            </w:pPr>
+            <w:r>
+              <w:rPr>
+                <w:rFonts w:ascii="맑은 고딕" w:hAnsi="맑은 고딕" w:eastAsia="맑은 고딕"/>
+                <w:b w:val="0"/>
+                <w:sz w:val="18"/>
+              </w:rPr>
+              <w:t>보조(no-key)</w:t>
+            </w:r>
+          </w:p>
+        </w:tc>
+        <w:tc>
+          <w:tcPr>
+            <w:tcW w:type="dxa" w:w="3324"/>
+            <w:vAlign w:val="center"/>
+          </w:tcPr>
+          <w:p>
+            <w:pPr>
+              <w:spacing w:before="40" w:after="40"/>
+            </w:pPr>
+            <w:r>
+              <w:rPr>
+                <w:rFonts w:ascii="맑은 고딕" w:hAnsi="맑은 고딕" w:eastAsia="맑은 고딕"/>
+                <w:b w:val="0"/>
+                <w:sz w:val="18"/>
+              </w:rPr>
+              <w:t>USGS 지진 · OSM 철도건널목</w:t>
+            </w:r>
+          </w:p>
+        </w:tc>
+        <w:tc>
+          <w:tcPr>
+            <w:tcW w:type="dxa" w:w="3324"/>
+            <w:vAlign w:val="center"/>
+          </w:tcPr>
+          <w:p>
+            <w:pPr>
+              <w:spacing w:before="40" w:after="40"/>
+            </w:pPr>
+            <w:r>
+              <w:rPr>
+                <w:rFonts w:ascii="맑은 고딕" w:hAnsi="맑은 고딕" w:eastAsia="맑은 고딕"/>
+                <w:b w:val="0"/>
+                <w:sz w:val="18"/>
+              </w:rPr>
+              <w:t>터널/교량 prior +0.02, 건널목 +0.03~0.10</w:t>
             </w:r>
           </w:p>
         </w:tc>
@@ -1676,7 +992,1577 @@
     </w:tbl>
     <w:p>
       <w:pPr>
-        <w:spacing w:after="40"/>
+        <w:spacing w:before="120" w:after="40"/>
+        <w:ind w:left="170"/>
+      </w:pPr>
+      <w:r>
+        <w:rPr>
+          <w:rFonts w:ascii="맑은 고딕" w:hAnsi="맑은 고딕" w:eastAsia="맑은 고딕"/>
+          <w:b/>
+          <w:color w:val="1F497D"/>
+          <w:sz w:val="22"/>
+        </w:rPr>
+        <w:t>3. AI 학습 및 분석 도구 활용 (AI 활용 가점)</w:t>
+      </w:r>
+    </w:p>
+    <w:p>
+      <w:pPr>
+        <w:spacing w:after="120" w:line="336" w:lineRule="auto"/>
+        <w:ind w:firstLine="283"/>
+        <w:jc w:val="both"/>
+      </w:pPr>
+      <w:r>
+        <w:rPr>
+          <w:rFonts w:ascii="맑은 고딕" w:hAnsi="맑은 고딕" w:eastAsia="맑은 고딕"/>
+          <w:b w:val="0"/>
+          <w:sz w:val="20"/>
+        </w:rPr>
+        <w:t>AI 학습도구로는 PyTorch 기반 Transformer 모델인 Risk Transformer 를 자체 학습하였다. 21개 융합 피처를 입력으로 받아 0~1 범위의 위험 점수를 출력하며, 10,000개 학습 샘플과 15 epoch 학습 후 AUC 0.9403, F1 0.9412, Precision 0.9441, Recall 0.9384 의 성능을 달성했다. 모델 크기는 67,970 파라미터 / 278KB로 단말 임베드 가능 수준이며, CPU 단일 코어 추론 지연 p99 는 1.04ms 다. AI 분석도구로는 Google ML Kit ObjectDetector (단말 on-device YOLO 계열 객체 검출)와 ImageLabeler (400+ 카테고리 라벨링)를 활용하여 카메라 frame 에서 보행자·차량·이륜차·자전거 등의 후보 객체를 추출하고, Risk Transformer 의 위험 추정 입력으로 결합한다.</w:t>
+      </w:r>
+    </w:p>
+    <w:p>
+      <w:pPr>
+        <w:spacing w:before="120" w:after="40"/>
+        <w:ind w:left="170"/>
+      </w:pPr>
+      <w:r>
+        <w:rPr>
+          <w:rFonts w:ascii="맑은 고딕" w:hAnsi="맑은 고딕" w:eastAsia="맑은 고딕"/>
+          <w:b/>
+          <w:color w:val="1F497D"/>
+          <w:sz w:val="22"/>
+        </w:rPr>
+        <w:t>4. 기존 유사 제품과의 차별점 — 한국 특화 5종</w:t>
+      </w:r>
+    </w:p>
+    <w:tbl>
+      <w:tblPr>
+        <w:tblStyle w:val="TableGrid"/>
+        <w:tblW w:type="auto" w:w="0"/>
+        <w:tblLayout w:type="autofit"/>
+        <w:tblLook w:firstColumn="1" w:firstRow="1" w:lastColumn="0" w:lastRow="0" w:noHBand="0" w:noVBand="1" w:val="04A0"/>
+      </w:tblPr>
+      <w:tblGrid>
+        <w:gridCol w:w="3324"/>
+        <w:gridCol w:w="3324"/>
+        <w:gridCol w:w="3324"/>
+      </w:tblGrid>
+      <w:tr>
+        <w:tc>
+          <w:tcPr>
+            <w:tcW w:type="dxa" w:w="3324"/>
+            <w:shd w:fill="DBE5F1"/>
+            <w:vAlign w:val="center"/>
+          </w:tcPr>
+          <w:p>
+            <w:pPr>
+              <w:spacing w:before="40" w:after="40"/>
+            </w:pPr>
+            <w:r>
+              <w:rPr>
+                <w:rFonts w:ascii="맑은 고딕" w:hAnsi="맑은 고딕" w:eastAsia="맑은 고딕"/>
+                <w:b/>
+                <w:sz w:val="18"/>
+              </w:rPr>
+              <w:t>카테고리</w:t>
+            </w:r>
+          </w:p>
+        </w:tc>
+        <w:tc>
+          <w:tcPr>
+            <w:tcW w:type="dxa" w:w="3324"/>
+            <w:shd w:fill="DBE5F1"/>
+            <w:vAlign w:val="center"/>
+          </w:tcPr>
+          <w:p>
+            <w:pPr>
+              <w:spacing w:before="40" w:after="40"/>
+            </w:pPr>
+            <w:r>
+              <w:rPr>
+                <w:rFonts w:ascii="맑은 고딕" w:hAnsi="맑은 고딕" w:eastAsia="맑은 고딕"/>
+                <w:b/>
+                <w:sz w:val="18"/>
+              </w:rPr>
+              <w:t>Tesla FSD / 글로벌 솔루션</w:t>
+            </w:r>
+          </w:p>
+        </w:tc>
+        <w:tc>
+          <w:tcPr>
+            <w:tcW w:type="dxa" w:w="3324"/>
+            <w:shd w:fill="DBE5F1"/>
+            <w:vAlign w:val="center"/>
+          </w:tcPr>
+          <w:p>
+            <w:pPr>
+              <w:spacing w:before="40" w:after="40"/>
+            </w:pPr>
+            <w:r>
+              <w:rPr>
+                <w:rFonts w:ascii="맑은 고딕" w:hAnsi="맑은 고딕" w:eastAsia="맑은 고딕"/>
+                <w:b/>
+                <w:sz w:val="18"/>
+              </w:rPr>
+              <w:t>AuraView K-Perception</w:t>
+            </w:r>
+          </w:p>
+        </w:tc>
+      </w:tr>
+      <w:tr>
+        <w:tc>
+          <w:tcPr>
+            <w:tcW w:type="dxa" w:w="3324"/>
+            <w:vAlign w:val="center"/>
+          </w:tcPr>
+          <w:p>
+            <w:pPr>
+              <w:spacing w:before="40" w:after="40"/>
+            </w:pPr>
+            <w:r>
+              <w:rPr>
+                <w:rFonts w:ascii="맑은 고딕" w:hAnsi="맑은 고딕" w:eastAsia="맑은 고딕"/>
+                <w:b w:val="0"/>
+                <w:sz w:val="18"/>
+              </w:rPr>
+              <w:t>차량 간 협업</w:t>
+            </w:r>
+          </w:p>
+        </w:tc>
+        <w:tc>
+          <w:tcPr>
+            <w:tcW w:type="dxa" w:w="3324"/>
+            <w:vAlign w:val="center"/>
+          </w:tcPr>
+          <w:p>
+            <w:pPr>
+              <w:spacing w:before="40" w:after="40"/>
+            </w:pPr>
+            <w:r>
+              <w:rPr>
+                <w:rFonts w:ascii="맑은 고딕" w:hAnsi="맑은 고딕" w:eastAsia="맑은 고딕"/>
+                <w:b w:val="0"/>
+                <w:sz w:val="18"/>
+              </w:rPr>
+              <w:t>자기 차량 시점만 활용</w:t>
+            </w:r>
+          </w:p>
+        </w:tc>
+        <w:tc>
+          <w:tcPr>
+            <w:tcW w:type="dxa" w:w="3324"/>
+            <w:vAlign w:val="center"/>
+          </w:tcPr>
+          <w:p>
+            <w:pPr>
+              <w:spacing w:before="40" w:after="40"/>
+            </w:pPr>
+            <w:r>
+              <w:rPr>
+                <w:rFonts w:ascii="맑은 고딕" w:hAnsi="맑은 고딕" w:eastAsia="맑은 고딕"/>
+                <w:b w:val="0"/>
+                <w:sz w:val="18"/>
+              </w:rPr>
+              <w:t>V2V Cross-Vehicle (heading 130°+ 가중 0.95)</w:t>
+            </w:r>
+          </w:p>
+        </w:tc>
+      </w:tr>
+      <w:tr>
+        <w:tc>
+          <w:tcPr>
+            <w:tcW w:type="dxa" w:w="3324"/>
+            <w:vAlign w:val="center"/>
+          </w:tcPr>
+          <w:p>
+            <w:pPr>
+              <w:spacing w:before="40" w:after="40"/>
+            </w:pPr>
+            <w:r>
+              <w:rPr>
+                <w:rFonts w:ascii="맑은 고딕" w:hAnsi="맑은 고딕" w:eastAsia="맑은 고딕"/>
+                <w:b w:val="0"/>
+                <w:sz w:val="18"/>
+              </w:rPr>
+              <w:t>정류장 prior</w:t>
+            </w:r>
+          </w:p>
+        </w:tc>
+        <w:tc>
+          <w:tcPr>
+            <w:tcW w:type="dxa" w:w="3324"/>
+            <w:vAlign w:val="center"/>
+          </w:tcPr>
+          <w:p>
+            <w:pPr>
+              <w:spacing w:before="40" w:after="40"/>
+            </w:pPr>
+            <w:r>
+              <w:rPr>
+                <w:rFonts w:ascii="맑은 고딕" w:hAnsi="맑은 고딕" w:eastAsia="맑은 고딕"/>
+                <w:b w:val="0"/>
+                <w:sz w:val="18"/>
+              </w:rPr>
+              <w:t>보행자 일반 분류만</w:t>
+            </w:r>
+          </w:p>
+        </w:tc>
+        <w:tc>
+          <w:tcPr>
+            <w:tcW w:type="dxa" w:w="3324"/>
+            <w:vAlign w:val="center"/>
+          </w:tcPr>
+          <w:p>
+            <w:pPr>
+              <w:spacing w:before="40" w:after="40"/>
+            </w:pPr>
+            <w:r>
+              <w:rPr>
+                <w:rFonts w:ascii="맑은 고딕" w:hAnsi="맑은 고딕" w:eastAsia="맑은 고딕"/>
+                <w:b w:val="0"/>
+                <w:sz w:val="18"/>
+              </w:rPr>
+              <w:t>Bus-Aware 정류장 dwelling/passing → +0.55 boost</w:t>
+            </w:r>
+          </w:p>
+        </w:tc>
+      </w:tr>
+      <w:tr>
+        <w:tc>
+          <w:tcPr>
+            <w:tcW w:type="dxa" w:w="3324"/>
+            <w:vAlign w:val="center"/>
+          </w:tcPr>
+          <w:p>
+            <w:pPr>
+              <w:spacing w:before="40" w:after="40"/>
+            </w:pPr>
+            <w:r>
+              <w:rPr>
+                <w:rFonts w:ascii="맑은 고딕" w:hAnsi="맑은 고딕" w:eastAsia="맑은 고딕"/>
+                <w:b w:val="0"/>
+                <w:sz w:val="18"/>
+              </w:rPr>
+              <w:t>마주오는 차로</w:t>
+            </w:r>
+          </w:p>
+        </w:tc>
+        <w:tc>
+          <w:tcPr>
+            <w:tcW w:type="dxa" w:w="3324"/>
+            <w:vAlign w:val="center"/>
+          </w:tcPr>
+          <w:p>
+            <w:pPr>
+              <w:spacing w:before="40" w:after="40"/>
+            </w:pPr>
+            <w:r>
+              <w:rPr>
+                <w:rFonts w:ascii="맑은 고딕" w:hAnsi="맑은 고딕" w:eastAsia="맑은 고딕"/>
+                <w:b w:val="0"/>
+                <w:sz w:val="18"/>
+              </w:rPr>
+              <w:t>단방향 차로 모델</w:t>
+            </w:r>
+          </w:p>
+        </w:tc>
+        <w:tc>
+          <w:tcPr>
+            <w:tcW w:type="dxa" w:w="3324"/>
+            <w:vAlign w:val="center"/>
+          </w:tcPr>
+          <w:p>
+            <w:pPr>
+              <w:spacing w:before="40" w:after="40"/>
+            </w:pPr>
+            <w:r>
+              <w:rPr>
+                <w:rFonts w:ascii="맑은 고딕" w:hAnsi="맑은 고딕" w:eastAsia="맑은 고딕"/>
+                <w:b w:val="0"/>
+                <w:sz w:val="18"/>
+              </w:rPr>
+              <w:t>Bidirectional Lane + VDS 비대칭 분석</w:t>
+            </w:r>
+          </w:p>
+        </w:tc>
+      </w:tr>
+      <w:tr>
+        <w:tc>
+          <w:tcPr>
+            <w:tcW w:type="dxa" w:w="3324"/>
+            <w:vAlign w:val="center"/>
+          </w:tcPr>
+          <w:p>
+            <w:pPr>
+              <w:spacing w:before="40" w:after="40"/>
+            </w:pPr>
+            <w:r>
+              <w:rPr>
+                <w:rFonts w:ascii="맑은 고딕" w:hAnsi="맑은 고딕" w:eastAsia="맑은 고딕"/>
+                <w:b w:val="0"/>
+                <w:sz w:val="18"/>
+              </w:rPr>
+              <w:t>공공 신호 결합</w:t>
+            </w:r>
+          </w:p>
+        </w:tc>
+        <w:tc>
+          <w:tcPr>
+            <w:tcW w:type="dxa" w:w="3324"/>
+            <w:vAlign w:val="center"/>
+          </w:tcPr>
+          <w:p>
+            <w:pPr>
+              <w:spacing w:before="40" w:after="40"/>
+            </w:pPr>
+            <w:r>
+              <w:rPr>
+                <w:rFonts w:ascii="맑은 고딕" w:hAnsi="맑은 고딕" w:eastAsia="맑은 고딕"/>
+                <w:b w:val="0"/>
+                <w:sz w:val="18"/>
+              </w:rPr>
+              <w:t>vision-only 신호 인식</w:t>
+            </w:r>
+          </w:p>
+        </w:tc>
+        <w:tc>
+          <w:tcPr>
+            <w:tcW w:type="dxa" w:w="3324"/>
+            <w:vAlign w:val="center"/>
+          </w:tcPr>
+          <w:p>
+            <w:pPr>
+              <w:spacing w:before="40" w:after="40"/>
+            </w:pPr>
+            <w:r>
+              <w:rPr>
+                <w:rFonts w:ascii="맑은 고딕" w:hAnsi="맑은 고딕" w:eastAsia="맑은 고딕"/>
+                <w:b w:val="0"/>
+                <w:sz w:val="18"/>
+              </w:rPr>
+              <w:t>도로교통공단 신호 API + ITS 직접 호출 결합</w:t>
+            </w:r>
+          </w:p>
+        </w:tc>
+      </w:tr>
+      <w:tr>
+        <w:tc>
+          <w:tcPr>
+            <w:tcW w:type="dxa" w:w="3324"/>
+            <w:vAlign w:val="center"/>
+          </w:tcPr>
+          <w:p>
+            <w:pPr>
+              <w:spacing w:before="40" w:after="40"/>
+            </w:pPr>
+            <w:r>
+              <w:rPr>
+                <w:rFonts w:ascii="맑은 고딕" w:hAnsi="맑은 고딕" w:eastAsia="맑은 고딕"/>
+                <w:b w:val="0"/>
+                <w:sz w:val="18"/>
+              </w:rPr>
+              <w:t>정책 환원</w:t>
+            </w:r>
+          </w:p>
+        </w:tc>
+        <w:tc>
+          <w:tcPr>
+            <w:tcW w:type="dxa" w:w="3324"/>
+            <w:vAlign w:val="center"/>
+          </w:tcPr>
+          <w:p>
+            <w:pPr>
+              <w:spacing w:before="40" w:after="40"/>
+            </w:pPr>
+            <w:r>
+              <w:rPr>
+                <w:rFonts w:ascii="맑은 고딕" w:hAnsi="맑은 고딕" w:eastAsia="맑은 고딕"/>
+                <w:b w:val="0"/>
+                <w:sz w:val="18"/>
+              </w:rPr>
+              <w:t>Tesla 내부 데이터 폐쇄</w:t>
+            </w:r>
+          </w:p>
+        </w:tc>
+        <w:tc>
+          <w:tcPr>
+            <w:tcW w:type="dxa" w:w="3324"/>
+            <w:vAlign w:val="center"/>
+          </w:tcPr>
+          <w:p>
+            <w:pPr>
+              <w:spacing w:before="40" w:after="40"/>
+            </w:pPr>
+            <w:r>
+              <w:rPr>
+                <w:rFonts w:ascii="맑은 고딕" w:hAnsi="맑은 고딕" w:eastAsia="맑은 고딕"/>
+                <w:b w:val="0"/>
+                <w:sz w:val="18"/>
+              </w:rPr>
+              <w:t>위험 교차로 Top-N 자동 리포트 + DSZ 가명결합</w:t>
+            </w:r>
+          </w:p>
+        </w:tc>
+      </w:tr>
+    </w:tbl>
+    <w:p>
+      <w:pPr>
+        <w:spacing w:before="120" w:after="40"/>
+        <w:ind w:left="170"/>
+      </w:pPr>
+      <w:r>
+        <w:rPr>
+          <w:rFonts w:ascii="맑은 고딕" w:hAnsi="맑은 고딕" w:eastAsia="맑은 고딕"/>
+          <w:b/>
+          <w:color w:val="1F497D"/>
+          <w:sz w:val="22"/>
+        </w:rPr>
+        <w:t>5. 개발 제품만의 경쟁력 확보 방안</w:t>
+      </w:r>
+    </w:p>
+    <w:p>
+      <w:pPr>
+        <w:spacing w:after="120" w:line="336" w:lineRule="auto"/>
+        <w:ind w:firstLine="283"/>
+        <w:jc w:val="both"/>
+      </w:pPr>
+      <w:r>
+        <w:rPr>
+          <w:rFonts w:ascii="맑은 고딕" w:hAnsi="맑은 고딕" w:eastAsia="맑은 고딕"/>
+          <w:b w:val="0"/>
+          <w:sz w:val="20"/>
+        </w:rPr>
+        <w:t>첫째, 데이터 깊이 측면에서 글로벌 솔루션이 자체 fleet 학습에만 의존하는 반면 AuraView 는 한국 공공 인프라 25종에 사용자 fleet 를 결합하여 cold-start 시점부터 우위를 확보한다. 둘째, 법적 적합성 측면에서 8 시나리오 각각을 도로교통법 조항과 대법원 판례(예: 2022도10752 우회전 보행자 사건)에 매핑하여(`/policy/laws`), 정책 의사결정자와 보험사가 즉시 신뢰할 수 있는 형태로 제공한다. 셋째, 검증 투명성 측면에서 코드 전체를 MIT 라이센스로 GitHub 공개하고 119개 자동화 테스트를 매 커밋마다 실행하며, 단일 URL `/impact/submission-ready` 호출로 9개 게이트(소스 카운트·스키마·PDF 생성·모델 가중치·git_sha·LICENSE·외부 노출 금지어 등)를 자가 진단한다. 넷째, DSZ 안심구역 활용을 완전 자동화하여 반입→결합→반출 전 과정에 SHA-256 해시 검증과 감사 로그를 자동 생성한다(`/dsz/pipeline-report`).</w:t>
+      </w:r>
+    </w:p>
+    <w:p>
+      <w:pPr>
+        <w:spacing w:before="120" w:after="40"/>
+        <w:ind w:left="170"/>
+      </w:pPr>
+      <w:r>
+        <w:rPr>
+          <w:rFonts w:ascii="맑은 고딕" w:hAnsi="맑은 고딕" w:eastAsia="맑은 고딕"/>
+          <w:b/>
+          <w:color w:val="1F497D"/>
+          <w:sz w:val="22"/>
+        </w:rPr>
+        <w:t>6. UI/UX 서비스 예상 이미지</w:t>
+      </w:r>
+    </w:p>
+    <w:p>
+      <w:pPr>
+        <w:spacing w:after="120" w:line="336" w:lineRule="auto"/>
+        <w:ind w:firstLine="283"/>
+        <w:jc w:val="both"/>
+      </w:pPr>
+      <w:r>
+        <w:rPr>
+          <w:rFonts w:ascii="맑은 고딕" w:hAnsi="맑은 고딕" w:eastAsia="맑은 고딕"/>
+          <w:b w:val="0"/>
+          <w:sz w:val="20"/>
+        </w:rPr>
+        <w:t>화면 상단 절반에는 실시간 카메라 frame 위에 검출된 객체를 cyan 색 bounding box 오버레이로 표시한다. 박스 좌상단에는 ML Kit 가 반환한 원본 라벨과 confidence 가 함께 노출된다. 화면 하단 절반에는 4축 라이브 인디케이터(entropy · motion · voxel 점유율 · 검출 카운트)와 위험 점수 게이지가 배치된다. 위험 발화 시 햅틱 3-burst 진동과 함께 음성 안내(예: "전방 신호 가림, 즉시 정지")가 출력되고, V2V 토글이 활성화되어 있으면 반경 200m 내 다른 AuraView 차량으로 위험 알림이 broadcast 된다. 지자체용 운영자 대시보드에는 위험 교차로 Top-N 히트맵과 함께 정책 의사결정용 3-page A4 PDF 가 자동 생성되어 다운로드 가능하다.</w:t>
+      </w:r>
+    </w:p>
+    <w:p>
+      <w:pPr>
+        <w:spacing w:before="280" w:after="80"/>
+      </w:pPr>
+      <w:r>
+        <w:rPr>
+          <w:rFonts w:ascii="맑은 고딕" w:hAnsi="맑은 고딕" w:eastAsia="맑은 고딕"/>
+          <w:b/>
+          <w:sz w:val="26"/>
+        </w:rPr>
+        <w:t>□ 아이템의 실효성</w:t>
+      </w:r>
+    </w:p>
+    <w:p>
+      <w:pPr>
+        <w:spacing w:before="120" w:after="40"/>
+        <w:ind w:left="170"/>
+      </w:pPr>
+      <w:r>
+        <w:rPr>
+          <w:rFonts w:ascii="맑은 고딕" w:hAnsi="맑은 고딕" w:eastAsia="맑은 고딕"/>
+          <w:b/>
+          <w:color w:val="1F497D"/>
+          <w:sz w:val="22"/>
+        </w:rPr>
+        <w:t>1. 핵심 고객과 국내외 시장 규모</w:t>
+      </w:r>
+    </w:p>
+    <w:p>
+      <w:pPr>
+        <w:spacing w:after="120" w:line="336" w:lineRule="auto"/>
+        <w:ind w:firstLine="283"/>
+        <w:jc w:val="both"/>
+      </w:pPr>
+      <w:r>
+        <w:rPr>
+          <w:rFonts w:ascii="맑은 고딕" w:hAnsi="맑은 고딕" w:eastAsia="맑은 고딕"/>
+          <w:b w:val="0"/>
+          <w:sz w:val="20"/>
+        </w:rPr>
+        <w:t>본 아이템은 B2C(일반 운전자), B2B(영업용 운수업체), B2G(지자체·국토부) 3개 segment 를 핵심 고객으로 한다. 국내 블랙박스 보급 대수는 약 1,500만 대로 보급률 90% 이상이며, DTG 의무 장착 대상인 사업용 차량은 약 50만 대(택시·버스·화물)에 달한다. 행정 단위로는 17개 광역 시·도와 226개 시·군·구가 정책 의사결정 단위로 존재한다. 시장 규모는 한국자동차연구원 2024 보고서 기준 국내 ADAS·블랙박스 시장이 연 약 1.2조원이며 연평균 7.2% 성장 중이고, 정부 미래차 산업육성 계획에 따른 국내 V2X 시장은 2030년 3,800억원 규모로 예상된다. 해외 잠재 시장은 동남아시아·인도 등 한국형 도로 인프라(좁은 골목, 이륜차 비중, 보행자 밀집)와 유사한 신흥 시장이다.</w:t>
+      </w:r>
+    </w:p>
+    <w:p>
+      <w:pPr>
+        <w:spacing w:before="120" w:after="40"/>
+        <w:ind w:left="170"/>
+      </w:pPr>
+      <w:r>
+        <w:rPr>
+          <w:rFonts w:ascii="맑은 고딕" w:hAnsi="맑은 고딕" w:eastAsia="맑은 고딕"/>
+          <w:b/>
+          <w:color w:val="1F497D"/>
+          <w:sz w:val="22"/>
+        </w:rPr>
+        <w:t>2. 고객 편의 효과 및 사고 회피 정량 효과</w:t>
+      </w:r>
+    </w:p>
+    <w:p>
+      <w:pPr>
+        <w:spacing w:after="120" w:line="336" w:lineRule="auto"/>
+        <w:ind w:firstLine="283"/>
+        <w:jc w:val="both"/>
+      </w:pPr>
+      <w:r>
+        <w:rPr>
+          <w:rFonts w:ascii="맑은 고딕" w:hAnsi="맑은 고딕" w:eastAsia="맑은 고딕"/>
+          <w:b w:val="0"/>
+          <w:sz w:val="20"/>
+        </w:rPr>
+        <w:t>운전자는 평균 3.38초의 선행경고를 받음으로써 회피 가능 거리가 일반 ADAS 대비 약 4배 확장되어, 회피 성공률이 25%에서 84.5%로 향상된다. 영업용 운수업체는 DTG 위험운전 패턴 자동 식별을 통해 사고율을 평균 30% 감소시킬 수 있으며(KOTSA DTG 통계 가정), 지자체는 위험 교차로 정량 데이터를 확보하여 신호 주기 조정·CCTV 우선 설치 등의 정책 결정에 즉시 활용 가능하다.</w:t>
+      </w:r>
+    </w:p>
+    <w:p>
+      <w:pPr>
+        <w:spacing w:before="120" w:after="40"/>
+        <w:ind w:left="170"/>
+      </w:pPr>
+      <w:r>
+        <w:rPr>
+          <w:rFonts w:ascii="맑은 고딕" w:hAnsi="맑은 고딕" w:eastAsia="맑은 고딕"/>
+          <w:b/>
+          <w:color w:val="1F497D"/>
+          <w:sz w:val="22"/>
+        </w:rPr>
+        <w:t>3. 매출 가능성 및 수익구조</w:t>
+      </w:r>
+    </w:p>
+    <w:tbl>
+      <w:tblPr>
+        <w:tblStyle w:val="TableGrid"/>
+        <w:tblW w:type="auto" w:w="0"/>
+        <w:tblLayout w:type="autofit"/>
+        <w:tblLook w:firstColumn="1" w:firstRow="1" w:lastColumn="0" w:lastRow="0" w:noHBand="0" w:noVBand="1" w:val="04A0"/>
+      </w:tblPr>
+      <w:tblGrid>
+        <w:gridCol w:w="1994"/>
+        <w:gridCol w:w="1994"/>
+        <w:gridCol w:w="1994"/>
+        <w:gridCol w:w="1994"/>
+        <w:gridCol w:w="1994"/>
+      </w:tblGrid>
+      <w:tr>
+        <w:tc>
+          <w:tcPr>
+            <w:tcW w:type="dxa" w:w="1994"/>
+            <w:shd w:fill="DBE5F1"/>
+            <w:vAlign w:val="center"/>
+          </w:tcPr>
+          <w:p>
+            <w:pPr>
+              <w:spacing w:before="40" w:after="40"/>
+            </w:pPr>
+            <w:r>
+              <w:rPr>
+                <w:rFonts w:ascii="맑은 고딕" w:hAnsi="맑은 고딕" w:eastAsia="맑은 고딕"/>
+                <w:b/>
+                <w:sz w:val="18"/>
+              </w:rPr>
+              <w:t>고객</w:t>
+            </w:r>
+          </w:p>
+        </w:tc>
+        <w:tc>
+          <w:tcPr>
+            <w:tcW w:type="dxa" w:w="1994"/>
+            <w:shd w:fill="DBE5F1"/>
+            <w:vAlign w:val="center"/>
+          </w:tcPr>
+          <w:p>
+            <w:pPr>
+              <w:spacing w:before="40" w:after="40"/>
+            </w:pPr>
+            <w:r>
+              <w:rPr>
+                <w:rFonts w:ascii="맑은 고딕" w:hAnsi="맑은 고딕" w:eastAsia="맑은 고딕"/>
+                <w:b/>
+                <w:sz w:val="18"/>
+              </w:rPr>
+              <w:t>수익 모델</w:t>
+            </w:r>
+          </w:p>
+        </w:tc>
+        <w:tc>
+          <w:tcPr>
+            <w:tcW w:type="dxa" w:w="1994"/>
+            <w:shd w:fill="DBE5F1"/>
+            <w:vAlign w:val="center"/>
+          </w:tcPr>
+          <w:p>
+            <w:pPr>
+              <w:spacing w:before="40" w:after="40"/>
+            </w:pPr>
+            <w:r>
+              <w:rPr>
+                <w:rFonts w:ascii="맑은 고딕" w:hAnsi="맑은 고딕" w:eastAsia="맑은 고딕"/>
+                <w:b/>
+                <w:sz w:val="18"/>
+              </w:rPr>
+              <w:t>단가</w:t>
+            </w:r>
+          </w:p>
+        </w:tc>
+        <w:tc>
+          <w:tcPr>
+            <w:tcW w:type="dxa" w:w="1994"/>
+            <w:shd w:fill="DBE5F1"/>
+            <w:vAlign w:val="center"/>
+          </w:tcPr>
+          <w:p>
+            <w:pPr>
+              <w:spacing w:before="40" w:after="40"/>
+            </w:pPr>
+            <w:r>
+              <w:rPr>
+                <w:rFonts w:ascii="맑은 고딕" w:hAnsi="맑은 고딕" w:eastAsia="맑은 고딕"/>
+                <w:b/>
+                <w:sz w:val="18"/>
+              </w:rPr>
+              <w:t>보급 시나리오</w:t>
+            </w:r>
+          </w:p>
+        </w:tc>
+        <w:tc>
+          <w:tcPr>
+            <w:tcW w:type="dxa" w:w="1994"/>
+            <w:shd w:fill="DBE5F1"/>
+            <w:vAlign w:val="center"/>
+          </w:tcPr>
+          <w:p>
+            <w:pPr>
+              <w:spacing w:before="40" w:after="40"/>
+            </w:pPr>
+            <w:r>
+              <w:rPr>
+                <w:rFonts w:ascii="맑은 고딕" w:hAnsi="맑은 고딕" w:eastAsia="맑은 고딕"/>
+                <w:b/>
+                <w:sz w:val="18"/>
+              </w:rPr>
+              <w:t>연 매출</w:t>
+            </w:r>
+          </w:p>
+        </w:tc>
+      </w:tr>
+      <w:tr>
+        <w:tc>
+          <w:tcPr>
+            <w:tcW w:type="dxa" w:w="1994"/>
+            <w:vAlign w:val="center"/>
+          </w:tcPr>
+          <w:p>
+            <w:pPr>
+              <w:spacing w:before="40" w:after="40"/>
+            </w:pPr>
+            <w:r>
+              <w:rPr>
+                <w:rFonts w:ascii="맑은 고딕" w:hAnsi="맑은 고딕" w:eastAsia="맑은 고딕"/>
+                <w:b w:val="0"/>
+                <w:sz w:val="18"/>
+              </w:rPr>
+              <w:t>B2C 일반 운전자</w:t>
+            </w:r>
+          </w:p>
+        </w:tc>
+        <w:tc>
+          <w:tcPr>
+            <w:tcW w:type="dxa" w:w="1994"/>
+            <w:vAlign w:val="center"/>
+          </w:tcPr>
+          <w:p>
+            <w:pPr>
+              <w:spacing w:before="40" w:after="40"/>
+            </w:pPr>
+            <w:r>
+              <w:rPr>
+                <w:rFonts w:ascii="맑은 고딕" w:hAnsi="맑은 고딕" w:eastAsia="맑은 고딕"/>
+                <w:b w:val="0"/>
+                <w:sz w:val="18"/>
+              </w:rPr>
+              <w:t>Free + Premium</w:t>
+            </w:r>
+          </w:p>
+        </w:tc>
+        <w:tc>
+          <w:tcPr>
+            <w:tcW w:type="dxa" w:w="1994"/>
+            <w:vAlign w:val="center"/>
+          </w:tcPr>
+          <w:p>
+            <w:pPr>
+              <w:spacing w:before="40" w:after="40"/>
+            </w:pPr>
+            <w:r>
+              <w:rPr>
+                <w:rFonts w:ascii="맑은 고딕" w:hAnsi="맑은 고딕" w:eastAsia="맑은 고딕"/>
+                <w:b w:val="0"/>
+                <w:sz w:val="18"/>
+              </w:rPr>
+              <w:t>월 4,900원</w:t>
+            </w:r>
+          </w:p>
+        </w:tc>
+        <w:tc>
+          <w:tcPr>
+            <w:tcW w:type="dxa" w:w="1994"/>
+            <w:vAlign w:val="center"/>
+          </w:tcPr>
+          <w:p>
+            <w:pPr>
+              <w:spacing w:before="40" w:after="40"/>
+            </w:pPr>
+            <w:r>
+              <w:rPr>
+                <w:rFonts w:ascii="맑은 고딕" w:hAnsi="맑은 고딕" w:eastAsia="맑은 고딕"/>
+                <w:b w:val="0"/>
+                <w:sz w:val="18"/>
+              </w:rPr>
+              <w:t>프리미엄 5만 명 전환</w:t>
+            </w:r>
+          </w:p>
+        </w:tc>
+        <w:tc>
+          <w:tcPr>
+            <w:tcW w:type="dxa" w:w="1994"/>
+            <w:vAlign w:val="center"/>
+          </w:tcPr>
+          <w:p>
+            <w:pPr>
+              <w:spacing w:before="40" w:after="40"/>
+            </w:pPr>
+            <w:r>
+              <w:rPr>
+                <w:rFonts w:ascii="맑은 고딕" w:hAnsi="맑은 고딕" w:eastAsia="맑은 고딕"/>
+                <w:b w:val="0"/>
+                <w:sz w:val="18"/>
+              </w:rPr>
+              <w:t>약 30억원</w:t>
+            </w:r>
+          </w:p>
+        </w:tc>
+      </w:tr>
+      <w:tr>
+        <w:tc>
+          <w:tcPr>
+            <w:tcW w:type="dxa" w:w="1994"/>
+            <w:vAlign w:val="center"/>
+          </w:tcPr>
+          <w:p>
+            <w:pPr>
+              <w:spacing w:before="40" w:after="40"/>
+            </w:pPr>
+            <w:r>
+              <w:rPr>
+                <w:rFonts w:ascii="맑은 고딕" w:hAnsi="맑은 고딕" w:eastAsia="맑은 고딕"/>
+                <w:b w:val="0"/>
+                <w:sz w:val="18"/>
+              </w:rPr>
+              <w:t>B2B 영업용 운수</w:t>
+            </w:r>
+          </w:p>
+        </w:tc>
+        <w:tc>
+          <w:tcPr>
+            <w:tcW w:type="dxa" w:w="1994"/>
+            <w:vAlign w:val="center"/>
+          </w:tcPr>
+          <w:p>
+            <w:pPr>
+              <w:spacing w:before="40" w:after="40"/>
+            </w:pPr>
+            <w:r>
+              <w:rPr>
+                <w:rFonts w:ascii="맑은 고딕" w:hAnsi="맑은 고딕" w:eastAsia="맑은 고딕"/>
+                <w:b w:val="0"/>
+                <w:sz w:val="18"/>
+              </w:rPr>
+              <w:t>차량당 SaaS</w:t>
+            </w:r>
+          </w:p>
+        </w:tc>
+        <w:tc>
+          <w:tcPr>
+            <w:tcW w:type="dxa" w:w="1994"/>
+            <w:vAlign w:val="center"/>
+          </w:tcPr>
+          <w:p>
+            <w:pPr>
+              <w:spacing w:before="40" w:after="40"/>
+            </w:pPr>
+            <w:r>
+              <w:rPr>
+                <w:rFonts w:ascii="맑은 고딕" w:hAnsi="맑은 고딕" w:eastAsia="맑은 고딕"/>
+                <w:b w:val="0"/>
+                <w:sz w:val="18"/>
+              </w:rPr>
+              <w:t>월 9,900원</w:t>
+            </w:r>
+          </w:p>
+        </w:tc>
+        <w:tc>
+          <w:tcPr>
+            <w:tcW w:type="dxa" w:w="1994"/>
+            <w:vAlign w:val="center"/>
+          </w:tcPr>
+          <w:p>
+            <w:pPr>
+              <w:spacing w:before="40" w:after="40"/>
+            </w:pPr>
+            <w:r>
+              <w:rPr>
+                <w:rFonts w:ascii="맑은 고딕" w:hAnsi="맑은 고딕" w:eastAsia="맑은 고딕"/>
+                <w:b w:val="0"/>
+                <w:sz w:val="18"/>
+              </w:rPr>
+              <w:t>50만대 × 10% 보급</w:t>
+            </w:r>
+          </w:p>
+        </w:tc>
+        <w:tc>
+          <w:tcPr>
+            <w:tcW w:type="dxa" w:w="1994"/>
+            <w:vAlign w:val="center"/>
+          </w:tcPr>
+          <w:p>
+            <w:pPr>
+              <w:spacing w:before="40" w:after="40"/>
+            </w:pPr>
+            <w:r>
+              <w:rPr>
+                <w:rFonts w:ascii="맑은 고딕" w:hAnsi="맑은 고딕" w:eastAsia="맑은 고딕"/>
+                <w:b w:val="0"/>
+                <w:sz w:val="18"/>
+              </w:rPr>
+              <w:t>약 59억원</w:t>
+            </w:r>
+          </w:p>
+        </w:tc>
+      </w:tr>
+      <w:tr>
+        <w:tc>
+          <w:tcPr>
+            <w:tcW w:type="dxa" w:w="1994"/>
+            <w:vAlign w:val="center"/>
+          </w:tcPr>
+          <w:p>
+            <w:pPr>
+              <w:spacing w:before="40" w:after="40"/>
+            </w:pPr>
+            <w:r>
+              <w:rPr>
+                <w:rFonts w:ascii="맑은 고딕" w:hAnsi="맑은 고딕" w:eastAsia="맑은 고딕"/>
+                <w:b w:val="0"/>
+                <w:sz w:val="18"/>
+              </w:rPr>
+              <w:t>B2G 지자체</w:t>
+            </w:r>
+          </w:p>
+        </w:tc>
+        <w:tc>
+          <w:tcPr>
+            <w:tcW w:type="dxa" w:w="1994"/>
+            <w:vAlign w:val="center"/>
+          </w:tcPr>
+          <w:p>
+            <w:pPr>
+              <w:spacing w:before="40" w:after="40"/>
+            </w:pPr>
+            <w:r>
+              <w:rPr>
+                <w:rFonts w:ascii="맑은 고딕" w:hAnsi="맑은 고딕" w:eastAsia="맑은 고딕"/>
+                <w:b w:val="0"/>
+                <w:sz w:val="18"/>
+              </w:rPr>
+              <w:t>정책 리포트 라이센스</w:t>
+            </w:r>
+          </w:p>
+        </w:tc>
+        <w:tc>
+          <w:tcPr>
+            <w:tcW w:type="dxa" w:w="1994"/>
+            <w:vAlign w:val="center"/>
+          </w:tcPr>
+          <w:p>
+            <w:pPr>
+              <w:spacing w:before="40" w:after="40"/>
+            </w:pPr>
+            <w:r>
+              <w:rPr>
+                <w:rFonts w:ascii="맑은 고딕" w:hAnsi="맑은 고딕" w:eastAsia="맑은 고딕"/>
+                <w:b w:val="0"/>
+                <w:sz w:val="18"/>
+              </w:rPr>
+              <w:t>연 2,000만원</w:t>
+            </w:r>
+          </w:p>
+        </w:tc>
+        <w:tc>
+          <w:tcPr>
+            <w:tcW w:type="dxa" w:w="1994"/>
+            <w:vAlign w:val="center"/>
+          </w:tcPr>
+          <w:p>
+            <w:pPr>
+              <w:spacing w:before="40" w:after="40"/>
+            </w:pPr>
+            <w:r>
+              <w:rPr>
+                <w:rFonts w:ascii="맑은 고딕" w:hAnsi="맑은 고딕" w:eastAsia="맑은 고딕"/>
+                <w:b w:val="0"/>
+                <w:sz w:val="18"/>
+              </w:rPr>
+              <w:t>226 시군구 × 30%</w:t>
+            </w:r>
+          </w:p>
+        </w:tc>
+        <w:tc>
+          <w:tcPr>
+            <w:tcW w:type="dxa" w:w="1994"/>
+            <w:vAlign w:val="center"/>
+          </w:tcPr>
+          <w:p>
+            <w:pPr>
+              <w:spacing w:before="40" w:after="40"/>
+            </w:pPr>
+            <w:r>
+              <w:rPr>
+                <w:rFonts w:ascii="맑은 고딕" w:hAnsi="맑은 고딕" w:eastAsia="맑은 고딕"/>
+                <w:b w:val="0"/>
+                <w:sz w:val="18"/>
+              </w:rPr>
+              <w:t>약 13.5억원</w:t>
+            </w:r>
+          </w:p>
+        </w:tc>
+      </w:tr>
+    </w:tbl>
+    <w:p>
+      <w:pPr>
+        <w:spacing w:after="120" w:line="336" w:lineRule="auto"/>
+        <w:ind w:firstLine="283"/>
+        <w:jc w:val="both"/>
+      </w:pPr>
+      <w:r>
+        <w:rPr>
+          <w:rFonts w:ascii="맑은 고딕" w:hAnsi="맑은 고딕" w:eastAsia="맑은 고딕"/>
+          <w:b w:val="0"/>
+          <w:sz w:val="20"/>
+        </w:rPr>
+        <w:t>B2C 무료 사용자는 익명 위험 이벤트 데이터를 기여하여 fleet learning 의 cold-start 를 가속하며(Tesla shadow mode 모델), 프리미엄 사용자에게는 V2V 광역 알림과 HUD 미러링 기능을 제공한다. 3년 매출 추정은 1년차 5억원, 2년차 20억원, 3년차 70억원 수준이며, 손익분기점은 2년차 후반으로 예상한다.</w:t>
+      </w:r>
+    </w:p>
+    <w:p>
+      <w:pPr>
+        <w:spacing w:before="120" w:after="40"/>
+        <w:ind w:left="170"/>
+      </w:pPr>
+      <w:r>
+        <w:rPr>
+          <w:rFonts w:ascii="맑은 고딕" w:hAnsi="맑은 고딕" w:eastAsia="맑은 고딕"/>
+          <w:b/>
+          <w:color w:val="1F497D"/>
+          <w:sz w:val="22"/>
+        </w:rPr>
+        <w:t>4. 서비스의 확장 계획</w:t>
+      </w:r>
+    </w:p>
+    <w:p>
+      <w:pPr>
+        <w:spacing w:after="120" w:line="336" w:lineRule="auto"/>
+        <w:ind w:firstLine="283"/>
+        <w:jc w:val="both"/>
+      </w:pPr>
+      <w:r>
+        <w:rPr>
+          <w:rFonts w:ascii="맑은 고딕" w:hAnsi="맑은 고딕" w:eastAsia="맑은 고딕"/>
+          <w:b w:val="0"/>
+          <w:sz w:val="20"/>
+        </w:rPr>
+        <w:t>1단계로 마이데이터 결합을 통해 사용자 동의 기반 운전 행태 데이터를 보험사(보험료 할인)와 정비소(차량 진단)로 연동한다. 2단계로 자율주행 V2X 데이터셋 확장을 위해 익명 충돌 직전 frame 을 국토부 자율주행 데이터허브(av-hub)에 기여하여 자율주행 학습 데이터 부족 문제 해결에 기여한다. 3단계로는 일본·태국·베트남 등 한국과 유사한 도시 도로 환경을 가진 국가로 진출하며, 현지 공공데이터 어댑터만 교체하면 핵심 융합 엔진은 그대로 재사용 가능하다.</w:t>
+      </w:r>
+    </w:p>
+    <w:p>
+      <w:pPr>
+        <w:spacing w:before="280" w:after="80"/>
+      </w:pPr>
+      <w:r>
+        <w:rPr>
+          <w:rFonts w:ascii="맑은 고딕" w:hAnsi="맑은 고딕" w:eastAsia="맑은 고딕"/>
+          <w:b/>
+          <w:sz w:val="26"/>
+        </w:rPr>
+        <w:t>□ 기대효과</w:t>
+      </w:r>
+    </w:p>
+    <w:p>
+      <w:pPr>
+        <w:spacing w:before="120" w:after="40"/>
+        <w:ind w:left="170"/>
+      </w:pPr>
+      <w:r>
+        <w:rPr>
+          <w:rFonts w:ascii="맑은 고딕" w:hAnsi="맑은 고딕" w:eastAsia="맑은 고딕"/>
+          <w:b/>
+          <w:color w:val="1F497D"/>
+          <w:sz w:val="22"/>
+        </w:rPr>
+        <w:t>1. 정량 사회 임팩트 (TAAS 2024 baseline · lead = 3.38s)</w:t>
+      </w:r>
+    </w:p>
+    <w:p>
+      <w:pPr>
+        <w:spacing w:after="120" w:line="336" w:lineRule="auto"/>
+        <w:ind w:firstLine="283"/>
+        <w:jc w:val="both"/>
+      </w:pPr>
+      <w:r>
+        <w:rPr>
+          <w:rFonts w:ascii="맑은 고딕" w:hAnsi="맑은 고딕" w:eastAsia="맑은 고딕"/>
+          <w:b w:val="0"/>
+          <w:sz w:val="20"/>
+        </w:rPr>
+        <w:t>본 아이템이 실현될 경우 사회적·경제적 이득은 도입 비율에 따라 다음과 같이 산출된다. 산출 공식은 TAAS 연간 사고 통계에 도시 교차로 비중(46%), 본 시스템 적용 시나리오 비중(42%), lead time 기반 회피율(min(0.85, 0.25 × lead))을 곱한 것이며, KOTI 사회비용 단가표 기준 환산이다.</w:t>
+      </w:r>
+    </w:p>
+    <w:tbl>
+      <w:tblPr>
+        <w:tblStyle w:val="TableGrid"/>
+        <w:tblW w:type="auto" w:w="0"/>
+        <w:tblLayout w:type="autofit"/>
+        <w:tblLook w:firstColumn="1" w:firstRow="1" w:lastColumn="0" w:lastRow="0" w:noHBand="0" w:noVBand="1" w:val="04A0"/>
+      </w:tblPr>
+      <w:tblGrid>
+        <w:gridCol w:w="1994"/>
+        <w:gridCol w:w="1994"/>
+        <w:gridCol w:w="1994"/>
+        <w:gridCol w:w="1994"/>
+        <w:gridCol w:w="1994"/>
+      </w:tblGrid>
+      <w:tr>
+        <w:tc>
+          <w:tcPr>
+            <w:tcW w:type="dxa" w:w="1994"/>
+            <w:shd w:fill="DBE5F1"/>
+            <w:vAlign w:val="center"/>
+          </w:tcPr>
+          <w:p>
+            <w:pPr>
+              <w:spacing w:before="40" w:after="40"/>
+            </w:pPr>
+            <w:r>
+              <w:rPr>
+                <w:rFonts w:ascii="맑은 고딕" w:hAnsi="맑은 고딕" w:eastAsia="맑은 고딕"/>
+                <w:b/>
+                <w:sz w:val="18"/>
+              </w:rPr>
+              <w:t>도입 비율</w:t>
+            </w:r>
+          </w:p>
+        </w:tc>
+        <w:tc>
+          <w:tcPr>
+            <w:tcW w:type="dxa" w:w="1994"/>
+            <w:shd w:fill="DBE5F1"/>
+            <w:vAlign w:val="center"/>
+          </w:tcPr>
+          <w:p>
+            <w:pPr>
+              <w:spacing w:before="40" w:after="40"/>
+            </w:pPr>
+            <w:r>
+              <w:rPr>
+                <w:rFonts w:ascii="맑은 고딕" w:hAnsi="맑은 고딕" w:eastAsia="맑은 고딕"/>
+                <w:b/>
+                <w:sz w:val="18"/>
+              </w:rPr>
+              <w:t>사고 예방/년</w:t>
+            </w:r>
+          </w:p>
+        </w:tc>
+        <w:tc>
+          <w:tcPr>
+            <w:tcW w:type="dxa" w:w="1994"/>
+            <w:shd w:fill="DBE5F1"/>
+            <w:vAlign w:val="center"/>
+          </w:tcPr>
+          <w:p>
+            <w:pPr>
+              <w:spacing w:before="40" w:after="40"/>
+            </w:pPr>
+            <w:r>
+              <w:rPr>
+                <w:rFonts w:ascii="맑은 고딕" w:hAnsi="맑은 고딕" w:eastAsia="맑은 고딕"/>
+                <w:b/>
+                <w:sz w:val="18"/>
+              </w:rPr>
+              <w:t>사망 감소</w:t>
+            </w:r>
+          </w:p>
+        </w:tc>
+        <w:tc>
+          <w:tcPr>
+            <w:tcW w:type="dxa" w:w="1994"/>
+            <w:shd w:fill="DBE5F1"/>
+            <w:vAlign w:val="center"/>
+          </w:tcPr>
+          <w:p>
+            <w:pPr>
+              <w:spacing w:before="40" w:after="40"/>
+            </w:pPr>
+            <w:r>
+              <w:rPr>
+                <w:rFonts w:ascii="맑은 고딕" w:hAnsi="맑은 고딕" w:eastAsia="맑은 고딕"/>
+                <w:b/>
+                <w:sz w:val="18"/>
+              </w:rPr>
+              <w:t>부상 감소</w:t>
+            </w:r>
+          </w:p>
+        </w:tc>
+        <w:tc>
+          <w:tcPr>
+            <w:tcW w:type="dxa" w:w="1994"/>
+            <w:shd w:fill="DBE5F1"/>
+            <w:vAlign w:val="center"/>
+          </w:tcPr>
+          <w:p>
+            <w:pPr>
+              <w:spacing w:before="40" w:after="40"/>
+            </w:pPr>
+            <w:r>
+              <w:rPr>
+                <w:rFonts w:ascii="맑은 고딕" w:hAnsi="맑은 고딕" w:eastAsia="맑은 고딕"/>
+                <w:b/>
+                <w:sz w:val="18"/>
+              </w:rPr>
+              <w:t>사회비용 절감</w:t>
+            </w:r>
+          </w:p>
+        </w:tc>
+      </w:tr>
+      <w:tr>
+        <w:tc>
+          <w:tcPr>
+            <w:tcW w:type="dxa" w:w="1994"/>
+            <w:vAlign w:val="center"/>
+          </w:tcPr>
+          <w:p>
+            <w:pPr>
+              <w:spacing w:before="40" w:after="40"/>
+            </w:pPr>
+            <w:r>
+              <w:rPr>
+                <w:rFonts w:ascii="맑은 고딕" w:hAnsi="맑은 고딕" w:eastAsia="맑은 고딕"/>
+                <w:b w:val="0"/>
+                <w:sz w:val="18"/>
+              </w:rPr>
+              <w:t>Pilot 5%</w:t>
+            </w:r>
+          </w:p>
+        </w:tc>
+        <w:tc>
+          <w:tcPr>
+            <w:tcW w:type="dxa" w:w="1994"/>
+            <w:vAlign w:val="center"/>
+          </w:tcPr>
+          <w:p>
+            <w:pPr>
+              <w:spacing w:before="40" w:after="40"/>
+            </w:pPr>
+            <w:r>
+              <w:rPr>
+                <w:rFonts w:ascii="맑은 고딕" w:hAnsi="맑은 고딕" w:eastAsia="맑은 고딕"/>
+                <w:b w:val="0"/>
+                <w:sz w:val="18"/>
+              </w:rPr>
+              <w:t>1,694 건</w:t>
+            </w:r>
+          </w:p>
+        </w:tc>
+        <w:tc>
+          <w:tcPr>
+            <w:tcW w:type="dxa" w:w="1994"/>
+            <w:vAlign w:val="center"/>
+          </w:tcPr>
+          <w:p>
+            <w:pPr>
+              <w:spacing w:before="40" w:after="40"/>
+            </w:pPr>
+            <w:r>
+              <w:rPr>
+                <w:rFonts w:ascii="맑은 고딕" w:hAnsi="맑은 고딕" w:eastAsia="맑은 고딕"/>
+                <w:b w:val="0"/>
+                <w:sz w:val="18"/>
+              </w:rPr>
+              <w:t>21 명</w:t>
+            </w:r>
+          </w:p>
+        </w:tc>
+        <w:tc>
+          <w:tcPr>
+            <w:tcW w:type="dxa" w:w="1994"/>
+            <w:vAlign w:val="center"/>
+          </w:tcPr>
+          <w:p>
+            <w:pPr>
+              <w:spacing w:before="40" w:after="40"/>
+            </w:pPr>
+            <w:r>
+              <w:rPr>
+                <w:rFonts w:ascii="맑은 고딕" w:hAnsi="맑은 고딕" w:eastAsia="맑은 고딕"/>
+                <w:b w:val="0"/>
+                <w:sz w:val="18"/>
+              </w:rPr>
+              <w:t>2,370 명</w:t>
+            </w:r>
+          </w:p>
+        </w:tc>
+        <w:tc>
+          <w:tcPr>
+            <w:tcW w:type="dxa" w:w="1994"/>
+            <w:vAlign w:val="center"/>
+          </w:tcPr>
+          <w:p>
+            <w:pPr>
+              <w:spacing w:before="40" w:after="40"/>
+            </w:pPr>
+            <w:r>
+              <w:rPr>
+                <w:rFonts w:ascii="맑은 고딕" w:hAnsi="맑은 고딕" w:eastAsia="맑은 고딕"/>
+                <w:b w:val="0"/>
+                <w:sz w:val="18"/>
+              </w:rPr>
+              <w:t>약 2,800억원</w:t>
+            </w:r>
+          </w:p>
+        </w:tc>
+      </w:tr>
+      <w:tr>
+        <w:tc>
+          <w:tcPr>
+            <w:tcW w:type="dxa" w:w="1994"/>
+            <w:vAlign w:val="center"/>
+          </w:tcPr>
+          <w:p>
+            <w:pPr>
+              <w:spacing w:before="40" w:after="40"/>
+            </w:pPr>
+            <w:r>
+              <w:rPr>
+                <w:rFonts w:ascii="맑은 고딕" w:hAnsi="맑은 고딕" w:eastAsia="맑은 고딕"/>
+                <w:b w:val="0"/>
+                <w:sz w:val="18"/>
+              </w:rPr>
+              <w:t>확산 25%</w:t>
+            </w:r>
+          </w:p>
+        </w:tc>
+        <w:tc>
+          <w:tcPr>
+            <w:tcW w:type="dxa" w:w="1994"/>
+            <w:vAlign w:val="center"/>
+          </w:tcPr>
+          <w:p>
+            <w:pPr>
+              <w:spacing w:before="40" w:after="40"/>
+            </w:pPr>
+            <w:r>
+              <w:rPr>
+                <w:rFonts w:ascii="맑은 고딕" w:hAnsi="맑은 고딕" w:eastAsia="맑은 고딕"/>
+                <w:b w:val="0"/>
+                <w:sz w:val="18"/>
+              </w:rPr>
+              <w:t>8,470 건</w:t>
+            </w:r>
+          </w:p>
+        </w:tc>
+        <w:tc>
+          <w:tcPr>
+            <w:tcW w:type="dxa" w:w="1994"/>
+            <w:vAlign w:val="center"/>
+          </w:tcPr>
+          <w:p>
+            <w:pPr>
+              <w:spacing w:before="40" w:after="40"/>
+            </w:pPr>
+            <w:r>
+              <w:rPr>
+                <w:rFonts w:ascii="맑은 고딕" w:hAnsi="맑은 고딕" w:eastAsia="맑은 고딕"/>
+                <w:b w:val="0"/>
+                <w:sz w:val="18"/>
+              </w:rPr>
+              <w:t>105 명</w:t>
+            </w:r>
+          </w:p>
+        </w:tc>
+        <w:tc>
+          <w:tcPr>
+            <w:tcW w:type="dxa" w:w="1994"/>
+            <w:vAlign w:val="center"/>
+          </w:tcPr>
+          <w:p>
+            <w:pPr>
+              <w:spacing w:before="40" w:after="40"/>
+            </w:pPr>
+            <w:r>
+              <w:rPr>
+                <w:rFonts w:ascii="맑은 고딕" w:hAnsi="맑은 고딕" w:eastAsia="맑은 고딕"/>
+                <w:b w:val="0"/>
+                <w:sz w:val="18"/>
+              </w:rPr>
+              <w:t>11,852 명</w:t>
+            </w:r>
+          </w:p>
+        </w:tc>
+        <w:tc>
+          <w:tcPr>
+            <w:tcW w:type="dxa" w:w="1994"/>
+            <w:vAlign w:val="center"/>
+          </w:tcPr>
+          <w:p>
+            <w:pPr>
+              <w:spacing w:before="40" w:after="40"/>
+            </w:pPr>
+            <w:r>
+              <w:rPr>
+                <w:rFonts w:ascii="맑은 고딕" w:hAnsi="맑은 고딕" w:eastAsia="맑은 고딕"/>
+                <w:b w:val="0"/>
+                <w:sz w:val="18"/>
+              </w:rPr>
+              <w:t>약 1조 4,000억원</w:t>
+            </w:r>
+          </w:p>
+        </w:tc>
+      </w:tr>
+      <w:tr>
+        <w:tc>
+          <w:tcPr>
+            <w:tcW w:type="dxa" w:w="1994"/>
+            <w:vAlign w:val="center"/>
+          </w:tcPr>
+          <w:p>
+            <w:pPr>
+              <w:spacing w:before="40" w:after="40"/>
+            </w:pPr>
+            <w:r>
+              <w:rPr>
+                <w:rFonts w:ascii="맑은 고딕" w:hAnsi="맑은 고딕" w:eastAsia="맑은 고딕"/>
+                <w:b w:val="0"/>
+                <w:sz w:val="18"/>
+              </w:rPr>
+              <w:t>전국 100%</w:t>
+            </w:r>
+          </w:p>
+        </w:tc>
+        <w:tc>
+          <w:tcPr>
+            <w:tcW w:type="dxa" w:w="1994"/>
+            <w:vAlign w:val="center"/>
+          </w:tcPr>
+          <w:p>
+            <w:pPr>
+              <w:spacing w:before="40" w:after="40"/>
+            </w:pPr>
+            <w:r>
+              <w:rPr>
+                <w:rFonts w:ascii="맑은 고딕" w:hAnsi="맑은 고딕" w:eastAsia="맑은 고딕"/>
+                <w:b w:val="0"/>
+                <w:sz w:val="18"/>
+              </w:rPr>
+              <w:t>33,880 건</w:t>
+            </w:r>
+          </w:p>
+        </w:tc>
+        <w:tc>
+          <w:tcPr>
+            <w:tcW w:type="dxa" w:w="1994"/>
+            <w:vAlign w:val="center"/>
+          </w:tcPr>
+          <w:p>
+            <w:pPr>
+              <w:spacing w:before="40" w:after="40"/>
+            </w:pPr>
+            <w:r>
+              <w:rPr>
+                <w:rFonts w:ascii="맑은 고딕" w:hAnsi="맑은 고딕" w:eastAsia="맑은 고딕"/>
+                <w:b w:val="0"/>
+                <w:sz w:val="18"/>
+              </w:rPr>
+              <w:t>421 명</w:t>
+            </w:r>
+          </w:p>
+        </w:tc>
+        <w:tc>
+          <w:tcPr>
+            <w:tcW w:type="dxa" w:w="1994"/>
+            <w:vAlign w:val="center"/>
+          </w:tcPr>
+          <w:p>
+            <w:pPr>
+              <w:spacing w:before="40" w:after="40"/>
+            </w:pPr>
+            <w:r>
+              <w:rPr>
+                <w:rFonts w:ascii="맑은 고딕" w:hAnsi="맑은 고딕" w:eastAsia="맑은 고딕"/>
+                <w:b w:val="0"/>
+                <w:sz w:val="18"/>
+              </w:rPr>
+              <w:t>47,408 명</w:t>
+            </w:r>
+          </w:p>
+        </w:tc>
+        <w:tc>
+          <w:tcPr>
+            <w:tcW w:type="dxa" w:w="1994"/>
+            <w:vAlign w:val="center"/>
+          </w:tcPr>
+          <w:p>
+            <w:pPr>
+              <w:spacing w:before="40" w:after="40"/>
+            </w:pPr>
+            <w:r>
+              <w:rPr>
+                <w:rFonts w:ascii="맑은 고딕" w:hAnsi="맑은 고딕" w:eastAsia="맑은 고딕"/>
+                <w:b w:val="0"/>
+                <w:sz w:val="18"/>
+              </w:rPr>
+              <w:t>약 5조 6,000억원</w:t>
+            </w:r>
+          </w:p>
+        </w:tc>
+      </w:tr>
+    </w:tbl>
+    <w:p>
+      <w:pPr>
+        <w:spacing w:before="120" w:after="40"/>
+        <w:ind w:left="170"/>
+      </w:pPr>
+      <w:r>
+        <w:rPr>
+          <w:rFonts w:ascii="맑은 고딕" w:hAnsi="맑은 고딕" w:eastAsia="맑은 고딕"/>
+          <w:b/>
+          <w:color w:val="1F497D"/>
+          <w:sz w:val="22"/>
+        </w:rPr>
+        <w:t>2. 우선순위 도입 시 단기 효과</w:t>
+      </w:r>
+    </w:p>
+    <w:p>
+      <w:pPr>
+        <w:spacing w:after="120" w:line="336" w:lineRule="auto"/>
+        <w:ind w:firstLine="283"/>
+        <w:jc w:val="both"/>
+      </w:pPr>
+      <w:r>
+        <w:rPr>
+          <w:rFonts w:ascii="맑은 고딕" w:hAnsi="맑은 고딕" w:eastAsia="맑은 고딕"/>
+          <w:b w:val="0"/>
+          <w:sz w:val="20"/>
+        </w:rPr>
+        <w:t>전국 도입을 기다리지 않더라도, TAAS 사고 다발 분석에 기반한 서울 위험 교차로 Top-10 (강남역 11.8 / 잠실역 10.1 / 광화문 9.3 / 신촌 8.4 / 영등포 7.2 / ...) 에 우선 도입할 경우, 해당 10개 교차로만으로도 연 사망·중상 약 85명을 예방할 수 있다. 라이브 데이터는 `https://auraview.allthatai.kr/impact/top-intersections` 에서 즉시 검증 가능하다.</w:t>
+      </w:r>
+    </w:p>
+    <w:p>
+      <w:pPr>
+        <w:spacing w:before="120" w:after="40"/>
+        <w:ind w:left="170"/>
+      </w:pPr>
+      <w:r>
+        <w:rPr>
+          <w:rFonts w:ascii="맑은 고딕" w:hAnsi="맑은 고딕" w:eastAsia="맑은 고딕"/>
+          <w:b/>
+          <w:color w:val="1F497D"/>
+          <w:sz w:val="22"/>
+        </w:rPr>
+        <w:t>3. 일반 국민에게 미치는 영향</w:t>
+      </w:r>
+    </w:p>
+    <w:p>
+      <w:pPr>
+        <w:spacing w:after="120" w:line="336" w:lineRule="auto"/>
+        <w:ind w:firstLine="283"/>
+        <w:jc w:val="both"/>
+      </w:pPr>
+      <w:r>
+        <w:rPr>
+          <w:rFonts w:ascii="맑은 고딕" w:hAnsi="맑은 고딕" w:eastAsia="맑은 고딕"/>
+          <w:b w:val="0"/>
+          <w:sz w:val="20"/>
+        </w:rPr>
+        <w:t>일반 운전자는 민식이법과 우회전 보행자 의무 일시정지 강화로 인한 형사 책임 부담이 증가한 상황에서, AuraView 의 객관적 회피 데이터를 통해 사전 회피 의사결정과 사후 입증 자료를 동시에 확보할 수 있다. 보행 약자(어린이·고령자)는 스쿨존·실버존·횡단보도 진입 차량에 대한 자동 V2V 알림으로 보호받으며, 보행자 사망률(전체 교통사고 사망의 38%) 감소에 기여한다. 영업용 운수 종사자는 DTG 위험운전 패턴 자동 알림으로 졸음·과속을 사전에 차단하며, 사업자 입장에서는 사고율 감소를 통한 보험료·배상금 절감 효과를 얻는다.</w:t>
+      </w:r>
+    </w:p>
+    <w:p>
+      <w:pPr>
+        <w:spacing w:before="280" w:after="80"/>
+      </w:pPr>
+      <w:r>
+        <w:rPr>
+          <w:rFonts w:ascii="맑은 고딕" w:hAnsi="맑은 고딕" w:eastAsia="맑은 고딕"/>
+          <w:b/>
+          <w:sz w:val="26"/>
+        </w:rPr>
+        <w:t>□ 기 타</w:t>
+      </w:r>
+    </w:p>
+    <w:p>
+      <w:pPr>
+        <w:spacing w:before="120" w:after="40"/>
+        <w:ind w:left="170"/>
+      </w:pPr>
+      <w:r>
+        <w:rPr>
+          <w:rFonts w:ascii="맑은 고딕" w:hAnsi="맑은 고딕" w:eastAsia="맑은 고딕"/>
+          <w:b/>
+          <w:color w:val="1F497D"/>
+          <w:sz w:val="22"/>
+        </w:rPr>
+        <w:t>1. 검증 자산 — 외부 평가자가 즉시 확인 가능한 라이브 URL</w:t>
+      </w:r>
+    </w:p>
+    <w:p>
+      <w:pPr>
+        <w:spacing w:after="120" w:line="336" w:lineRule="auto"/>
+        <w:ind w:firstLine="283"/>
+        <w:jc w:val="both"/>
+      </w:pPr>
+      <w:r>
+        <w:rPr>
+          <w:rFonts w:ascii="맑은 고딕" w:hAnsi="맑은 고딕" w:eastAsia="맑은 고딕"/>
+          <w:b w:val="0"/>
+          <w:sz w:val="20"/>
+        </w:rPr>
+        <w:t>본 아이템의 모든 헤드라인 숫자(25 sources, 119 tests, AUC 0.9403, 사고예방 1,694건 등)는 라이브 시스템에서 호출 시점 기준으로 자동 검증 가능하다. 외부 평가자는 다음 URL 들을 즉시 클릭하여 사실을 확인할 수 있다.</w:t>
+      </w:r>
+    </w:p>
+    <w:p>
+      <w:pPr>
+        <w:spacing w:after="20" w:line="312" w:lineRule="auto"/>
         <w:ind w:left="283"/>
       </w:pPr>
       <w:r>
@@ -1685,96 +2571,12 @@
           <w:b w:val="0"/>
           <w:sz w:val="20"/>
         </w:rPr>
-        <w:t>o  검증 자산 (제출 시 라이브 URL 함께 노출)</w:t>
+        <w:t>o  자가 진단 단일 URL (9 게이트, ready=true/9/9 PASS): https://auraview.allthatai.kr/impact/submission-ready</w:t>
       </w:r>
     </w:p>
     <w:p>
       <w:pPr>
-        <w:spacing w:after="40"/>
-        <w:ind w:left="850"/>
-      </w:pPr>
-      <w:r>
-        <w:rPr>
-          <w:rFonts w:ascii="맑은 고딕" w:hAnsi="맑은 고딕" w:eastAsia="맑은 고딕"/>
-          <w:b w:val="0"/>
-          <w:sz w:val="20"/>
-        </w:rPr>
-        <w:t>-  자가 진단 단일 URL (9 게이트): https://auraview.allthatai.kr/impact/submission-ready → ready=true, 9/9 PASS</w:t>
-      </w:r>
-    </w:p>
-    <w:p>
-      <w:pPr>
-        <w:spacing w:after="40"/>
-        <w:ind w:left="850"/>
-      </w:pPr>
-      <w:r>
-        <w:rPr>
-          <w:rFonts w:ascii="맑은 고딕" w:hAnsi="맑은 고딕" w:eastAsia="맑은 고딕"/>
-          <w:b w:val="0"/>
-          <w:sz w:val="20"/>
-        </w:rPr>
-        <w:t>-  라이브 시스템 헬스: https://auraview.allthatai.kr/metrics/audit</w:t>
-      </w:r>
-    </w:p>
-    <w:p>
-      <w:pPr>
-        <w:spacing w:after="40"/>
-        <w:ind w:left="850"/>
-      </w:pPr>
-      <w:r>
-        <w:rPr>
-          <w:rFonts w:ascii="맑은 고딕" w:hAnsi="맑은 고딕" w:eastAsia="맑은 고딕"/>
-          <w:b w:val="0"/>
-          <w:sz w:val="20"/>
-        </w:rPr>
-        <w:t>-  즉석 기획서 PDF (호출 시점 git_sha 반영, 3-page A4): https://auraview.allthatai.kr/impact/proposal-pdf</w:t>
-      </w:r>
-    </w:p>
-    <w:p>
-      <w:pPr>
-        <w:spacing w:after="40"/>
-        <w:ind w:left="850"/>
-      </w:pPr>
-      <w:r>
-        <w:rPr>
-          <w:rFonts w:ascii="맑은 고딕" w:hAnsi="맑은 고딕" w:eastAsia="맑은 고딕"/>
-          <w:b w:val="0"/>
-          <w:sz w:val="20"/>
-        </w:rPr>
-        <w:t>-  25 소스 카탈로그: https://auraview.allthatai.kr/fusion/sources</w:t>
-      </w:r>
-    </w:p>
-    <w:p>
-      <w:pPr>
-        <w:spacing w:after="40"/>
-        <w:ind w:left="850"/>
-      </w:pPr>
-      <w:r>
-        <w:rPr>
-          <w:rFonts w:ascii="맑은 고딕" w:hAnsi="맑은 고딕" w:eastAsia="맑은 고딕"/>
-          <w:b w:val="0"/>
-          <w:sz w:val="20"/>
-        </w:rPr>
-        <w:t>-  위험 교차로 Top-N: https://auraview.allthatai.kr/impact/top-intersections</w:t>
-      </w:r>
-    </w:p>
-    <w:p>
-      <w:pPr>
-        <w:spacing w:after="40"/>
-        <w:ind w:left="850"/>
-      </w:pPr>
-      <w:r>
-        <w:rPr>
-          <w:rFonts w:ascii="맑은 고딕" w:hAnsi="맑은 고딕" w:eastAsia="맑은 고딕"/>
-          <w:b w:val="0"/>
-          <w:sz w:val="20"/>
-        </w:rPr>
-        <w:t>-  GitHub (MIT 오픈소스): https://github.com/leelang7/AuraView</w:t>
-      </w:r>
-    </w:p>
-    <w:p>
-      <w:pPr>
-        <w:spacing w:after="40"/>
+        <w:spacing w:after="20" w:line="312" w:lineRule="auto"/>
         <w:ind w:left="283"/>
       </w:pPr>
       <w:r>
@@ -1783,82 +2585,12 @@
           <w:b w:val="0"/>
           <w:sz w:val="20"/>
         </w:rPr>
-        <w:t>o  법적 컴플라이언스</w:t>
+        <w:t>o  라이브 시스템 헬스 (데이터 소스·이벤트·25점 게이트): https://auraview.allthatai.kr/metrics/audit</w:t>
       </w:r>
     </w:p>
     <w:p>
       <w:pPr>
-        <w:spacing w:after="40"/>
-        <w:ind w:left="850"/>
-      </w:pPr>
-      <w:r>
-        <w:rPr>
-          <w:rFonts w:ascii="맑은 고딕" w:hAnsi="맑은 고딕" w:eastAsia="맑은 고딕"/>
-          <w:b w:val="0"/>
-          <w:sz w:val="20"/>
-        </w:rPr>
-        <w:t>-  코드: MIT License</w:t>
-      </w:r>
-    </w:p>
-    <w:p>
-      <w:pPr>
-        <w:spacing w:after="40"/>
-        <w:ind w:left="850"/>
-      </w:pPr>
-      <w:r>
-        <w:rPr>
-          <w:rFonts w:ascii="맑은 고딕" w:hAnsi="맑은 고딕" w:eastAsia="맑은 고딕"/>
-          <w:b w:val="0"/>
-          <w:sz w:val="20"/>
-        </w:rPr>
-        <w:t>-  공공데이터: 각 출처 약관 준수 (대부분 CC-BY-3.0 호환)</w:t>
-      </w:r>
-    </w:p>
-    <w:p>
-      <w:pPr>
-        <w:spacing w:after="40"/>
-        <w:ind w:left="850"/>
-      </w:pPr>
-      <w:r>
-        <w:rPr>
-          <w:rFonts w:ascii="맑은 고딕" w:hAnsi="맑은 고딕" w:eastAsia="맑은 고딕"/>
-          <w:b w:val="0"/>
-          <w:sz w:val="20"/>
-        </w:rPr>
-        <w:t>-  PII (얼굴/번호판) 자동 블러: 개인정보보호법 3조</w:t>
-      </w:r>
-    </w:p>
-    <w:p>
-      <w:pPr>
-        <w:spacing w:after="40"/>
-        <w:ind w:left="850"/>
-      </w:pPr>
-      <w:r>
-        <w:rPr>
-          <w:rFonts w:ascii="맑은 고딕" w:hAnsi="맑은 고딕" w:eastAsia="맑은 고딕"/>
-          <w:b w:val="0"/>
-          <w:sz w:val="20"/>
-        </w:rPr>
-        <w:t>-  가명결합 k≥5: 개인정보보호법 28조의2 (가명정보 처리 특례)</w:t>
-      </w:r>
-    </w:p>
-    <w:p>
-      <w:pPr>
-        <w:spacing w:after="40"/>
-        <w:ind w:left="850"/>
-      </w:pPr>
-      <w:r>
-        <w:rPr>
-          <w:rFonts w:ascii="맑은 고딕" w:hAnsi="맑은 고딕" w:eastAsia="맑은 고딕"/>
-          <w:b w:val="0"/>
-          <w:sz w:val="20"/>
-        </w:rPr>
-        <w:t>-  DSZ 안심구역: 국토교통부 훈령 1456호 (반입→결합→반출 SHA-256 검증)</w:t>
-      </w:r>
-    </w:p>
-    <w:p>
-      <w:pPr>
-        <w:spacing w:after="40"/>
+        <w:spacing w:after="20" w:line="312" w:lineRule="auto"/>
         <w:ind w:left="283"/>
       </w:pPr>
       <w:r>
@@ -1867,82 +2599,12 @@
           <w:b w:val="0"/>
           <w:sz w:val="20"/>
         </w:rPr>
-        <w:t>o  전문성 및 사업역량</w:t>
+        <w:t>o  즉석 기획서 PDF 자동 생성 (호출 시점 git_sha 반영, 3-page A4): https://auraview.allthatai.kr/impact/proposal-pdf</w:t>
       </w:r>
     </w:p>
     <w:p>
       <w:pPr>
-        <w:spacing w:after="40"/>
-        <w:ind w:left="850"/>
-      </w:pPr>
-      <w:r>
-        <w:rPr>
-          <w:rFonts w:ascii="맑은 고딕" w:hAnsi="맑은 고딕" w:eastAsia="맑은 고딕"/>
-          <w:b w:val="0"/>
-          <w:sz w:val="20"/>
-        </w:rPr>
-        <w:t>-  자동 테스트: 119/119 pytest PASS (backend/tests/)</w:t>
-      </w:r>
-    </w:p>
-    <w:p>
-      <w:pPr>
-        <w:spacing w:after="40"/>
-        <w:ind w:left="850"/>
-      </w:pPr>
-      <w:r>
-        <w:rPr>
-          <w:rFonts w:ascii="맑은 고딕" w:hAnsi="맑은 고딕" w:eastAsia="맑은 고딕"/>
-          <w:b w:val="0"/>
-          <w:sz w:val="20"/>
-        </w:rPr>
-        <w:t>-  CI/CD: GitHub Actions 자동 검증 (Python + Flutter analyze)</w:t>
-      </w:r>
-    </w:p>
-    <w:p>
-      <w:pPr>
-        <w:spacing w:after="40"/>
-        <w:ind w:left="850"/>
-      </w:pPr>
-      <w:r>
-        <w:rPr>
-          <w:rFonts w:ascii="맑은 고딕" w:hAnsi="맑은 고딕" w:eastAsia="맑은 고딕"/>
-          <w:b w:val="0"/>
-          <w:sz w:val="20"/>
-        </w:rPr>
-        <w:t>-  149+ API 엔드포인트 그룹별 정리 (/metrics/api-directory)</w:t>
-      </w:r>
-    </w:p>
-    <w:p>
-      <w:pPr>
-        <w:spacing w:after="40"/>
-        <w:ind w:left="850"/>
-      </w:pPr>
-      <w:r>
-        <w:rPr>
-          <w:rFonts w:ascii="맑은 고딕" w:hAnsi="맑은 고딕" w:eastAsia="맑은 고딕"/>
-          <w:b w:val="0"/>
-          <w:sz w:val="20"/>
-        </w:rPr>
-        <w:t>-  AI 학습 증빙: models/risk_transformer_trained_metric.json (가중치 + 학습 로그 공개)</w:t>
-      </w:r>
-    </w:p>
-    <w:p>
-      <w:pPr>
-        <w:spacing w:after="40"/>
-        <w:ind w:left="850"/>
-      </w:pPr>
-      <w:r>
-        <w:rPr>
-          <w:rFonts w:ascii="맑은 고딕" w:hAnsi="맑은 고딕" w:eastAsia="맑은 고딕"/>
-          <w:b w:val="0"/>
-          <w:sz w:val="20"/>
-        </w:rPr>
-        <w:t>-  라이브 서비스 24/7 가동 (Render 배포 + Docker 한 줄 가동)</w:t>
-      </w:r>
-    </w:p>
-    <w:p>
-      <w:pPr>
-        <w:spacing w:after="40"/>
+        <w:spacing w:after="20" w:line="312" w:lineRule="auto"/>
         <w:ind w:left="283"/>
       </w:pPr>
       <w:r>
@@ -1951,13 +2613,13 @@
           <w:b w:val="0"/>
           <w:sz w:val="20"/>
         </w:rPr>
-        <w:t>o  창업 의지</w:t>
+        <w:t>o  25 소스 카탈로그 (mode: live/stub, age_s 노출): https://auraview.allthatai.kr/fusion/sources</w:t>
       </w:r>
     </w:p>
     <w:p>
       <w:pPr>
-        <w:spacing w:after="40"/>
-        <w:ind w:left="850"/>
+        <w:spacing w:after="20" w:line="312" w:lineRule="auto"/>
+        <w:ind w:left="283"/>
       </w:pPr>
       <w:r>
         <w:rPr>
@@ -1965,13 +2627,13 @@
           <w:b w:val="0"/>
           <w:sz w:val="20"/>
         </w:rPr>
-        <w:t>-  개인 개발 → MIT 오픈소스 사회 환원 + B2B/B2G 수익 모델 추진</w:t>
+        <w:t>o  위험 교차로 Top-N 정량 분석: https://auraview.allthatai.kr/impact/top-intersections</w:t>
       </w:r>
     </w:p>
     <w:p>
       <w:pPr>
-        <w:spacing w:after="40"/>
-        <w:ind w:left="850"/>
+        <w:spacing w:after="20" w:line="312" w:lineRule="auto"/>
+        <w:ind w:left="283"/>
       </w:pPr>
       <w:r>
         <w:rPr>
@@ -1979,13 +2641,29 @@
           <w:b w:val="0"/>
           <w:sz w:val="20"/>
         </w:rPr>
-        <w:t>-  한국 공공데이터 사회 환원 모범 사례 — DSZ 결합 결과를 정책 보고서가 아닌 실시간 차량 알림으로 전달하는 첫 사례</w:t>
+        <w:t>o  GitHub 저장소 (MIT 오픈소스, 119 자동화 테스트): https://github.com/leelang7/AuraView</w:t>
       </w:r>
     </w:p>
     <w:p>
       <w:pPr>
-        <w:spacing w:after="40"/>
-        <w:ind w:left="850"/>
+        <w:spacing w:before="120" w:after="40"/>
+        <w:ind w:left="170"/>
+      </w:pPr>
+      <w:r>
+        <w:rPr>
+          <w:rFonts w:ascii="맑은 고딕" w:hAnsi="맑은 고딕" w:eastAsia="맑은 고딕"/>
+          <w:b/>
+          <w:color w:val="1F497D"/>
+          <w:sz w:val="22"/>
+        </w:rPr>
+        <w:t>2. 법적 컴플라이언스</w:t>
+      </w:r>
+    </w:p>
+    <w:p>
+      <w:pPr>
+        <w:spacing w:after="120" w:line="336" w:lineRule="auto"/>
+        <w:ind w:firstLine="283"/>
+        <w:jc w:val="both"/>
       </w:pPr>
       <w:r>
         <w:rPr>
@@ -1993,12 +2671,43 @@
           <w:b w:val="0"/>
           <w:sz w:val="20"/>
         </w:rPr>
-        <w:t>-  평가자가 어느 시점에 검증해도 동일 진실 응답 — git_sha + tests_passing + live_count 호출 시점 동기화</w:t>
+        <w:t>본 아이템은 다음과 같은 법령과 절차를 준수한다. 코드는 MIT License 로 공개되며, 활용하는 공공데이터는 각 출처의 약관(대부분 CC-BY-3.0 호환)을 준수한다. 개인정보 측면에서는 얼굴과 차량 번호판을 단말 외부 송출 전에 자동 블러 처리하며(개인정보보호법 3조), 가명결합 시 k≥5 익명성 기준을 적용한다(개인정보보호법 28조의2 가명정보 처리 특례). 데이터안심구역(DSZ) 활용은 국토교통부 훈령 1456호 절차를 준수하여 반입→결합→반출 전 과정에 SHA-256 해시 검증과 감사 로그를 자동 생성한다.</w:t>
       </w:r>
     </w:p>
     <w:p>
       <w:pPr>
-        <w:spacing w:before="320"/>
+        <w:spacing w:before="120" w:after="40"/>
+        <w:ind w:left="170"/>
+      </w:pPr>
+      <w:r>
+        <w:rPr>
+          <w:rFonts w:ascii="맑은 고딕" w:hAnsi="맑은 고딕" w:eastAsia="맑은 고딕"/>
+          <w:b/>
+          <w:color w:val="1F497D"/>
+          <w:sz w:val="22"/>
+        </w:rPr>
+        <w:t>3. 전문성 및 사업역량, 창업의지</w:t>
+      </w:r>
+    </w:p>
+    <w:p>
+      <w:pPr>
+        <w:spacing w:after="120" w:line="336" w:lineRule="auto"/>
+        <w:ind w:firstLine="283"/>
+        <w:jc w:val="both"/>
+      </w:pPr>
+      <w:r>
+        <w:rPr>
+          <w:rFonts w:ascii="맑은 고딕" w:hAnsi="맑은 고딕" w:eastAsia="맑은 고딕"/>
+          <w:b w:val="0"/>
+          <w:sz w:val="20"/>
+        </w:rPr>
+        <w:t>본 프로젝트는 개인 개발자가 GitHub 오픈소스로 출발하여 백엔드 149+ 엔드포인트와 119개 자동화 테스트를 갖춘 라이브 서비스(https://auraview.allthatai.kr)를 24/7 운영하고 있다. CI/CD 는 GitHub Actions 로 자동화되어 매 커밋마다 Python 백엔드와 Flutter 모바일 앱을 모두 검증한다. AI 학습 증빙은 `models/risk_transformer_trained_metric.json` 으로 가중치와 학습 로그가 공개되어 있다. 사업화 측면에서는 MIT 오픈소스로 사회 환원하는 동시에 B2B SaaS와 B2G 정책 리포트 라이센스로 수익 모델을 추진한다. 본 아이템은 한국 공공데이터의 사회 환원 모범 사례 — 데이터안심구역 결합 결과를 정책 보고서가 아닌 실시간 차량 알림으로 전달하는 첫 사례 — 를 구축하는 데 그 의의가 있다.</w:t>
+      </w:r>
+    </w:p>
+    <w:p>
+      <w:pPr>
+        <w:spacing w:before="280" w:after="40" w:line="336" w:lineRule="auto"/>
+        <w:ind w:left="0"/>
       </w:pPr>
       <w:r>
         <w:rPr>
@@ -2011,7 +2720,7 @@
     </w:p>
     <w:p>
       <w:pPr>
-        <w:spacing w:before="0" w:after="0"/>
+        <w:spacing w:before="0" w:after="0" w:line="336" w:lineRule="auto"/>
         <w:ind w:left="283"/>
       </w:pPr>
       <w:r>
@@ -2020,12 +2729,12 @@
           <w:b w:val="0"/>
           <w:sz w:val="18"/>
         </w:rPr>
-        <w:t>- GitHub README · LICENSE · CHANGELOG</w:t>
+        <w:t>• GitHub README · LICENSE · CHANGELOG</w:t>
       </w:r>
     </w:p>
     <w:p>
       <w:pPr>
-        <w:spacing w:before="0" w:after="0"/>
+        <w:spacing w:before="0" w:after="0" w:line="336" w:lineRule="auto"/>
         <w:ind w:left="283"/>
       </w:pPr>
       <w:r>
@@ -2034,12 +2743,12 @@
           <w:b w:val="0"/>
           <w:sz w:val="18"/>
         </w:rPr>
-        <w:t>- 25 sources 카탈로그 JSON (/fusion/sources 응답)</w:t>
+        <w:t>• 25 sources 카탈로그 JSON (`/fusion/sources` 응답)</w:t>
       </w:r>
     </w:p>
     <w:p>
       <w:pPr>
-        <w:spacing w:before="0" w:after="0"/>
+        <w:spacing w:before="0" w:after="0" w:line="336" w:lineRule="auto"/>
         <w:ind w:left="283"/>
       </w:pPr>
       <w:r>
@@ -2048,12 +2757,12 @@
           <w:b w:val="0"/>
           <w:sz w:val="18"/>
         </w:rPr>
-        <w:t>- Risk Transformer 학습 메트릭 (models/risk_transformer_trained_metric.json)</w:t>
+        <w:t>• Risk Transformer 학습 메트릭 (`models/risk_transformer_trained_metric.json`)</w:t>
       </w:r>
     </w:p>
     <w:p>
       <w:pPr>
-        <w:spacing w:before="0" w:after="0"/>
+        <w:spacing w:before="0" w:after="0" w:line="336" w:lineRule="auto"/>
         <w:ind w:left="283"/>
       </w:pPr>
       <w:r>
@@ -2062,12 +2771,12 @@
           <w:b w:val="0"/>
           <w:sz w:val="18"/>
         </w:rPr>
-        <w:t>- 도로교통법 8 시나리오 매핑 (/policy/laws)</w:t>
+        <w:t>• 도로교통법 8 시나리오 매핑 (`/policy/laws`)</w:t>
       </w:r>
     </w:p>
     <w:p>
       <w:pPr>
-        <w:spacing w:before="0" w:after="0"/>
+        <w:spacing w:before="0" w:after="0" w:line="336" w:lineRule="auto"/>
         <w:ind w:left="283"/>
       </w:pPr>
       <w:r>
@@ -2076,7 +2785,7 @@
           <w:b w:val="0"/>
           <w:sz w:val="18"/>
         </w:rPr>
-        <w:t>- Native APK v12.170 (auraview_fleet/build/app/outputs/flutter-apk/app-release.apk · 56MB)</w:t>
+        <w:t>• Native APK v12.170 (`auraview_fleet/build/app/outputs/flutter-apk/app-release.apk` · 56MB)</w:t>
       </w:r>
     </w:p>
     <w:sectPr>

--- a/docs/제출용_제품서비스_개발기획서.docx
+++ b/docs/제출용_제품서비스_개발기획서.docx
@@ -4,34 +4,21 @@
   <w:body>
     <w:p>
       <w:pPr>
-        <w:spacing w:after="80"/>
+        <w:spacing w:after="40"/>
         <w:jc w:val="center"/>
       </w:pPr>
       <w:r>
         <w:rPr>
           <w:rFonts w:ascii="맑은 고딕" w:hAnsi="맑은 고딕" w:eastAsia="맑은 고딕"/>
           <w:b/>
-          <w:sz w:val="30"/>
+          <w:sz w:val="26"/>
         </w:rPr>
-        <w:t>「2026년 국토·교통 데이터 활용 경진대회」</w:t>
+        <w:t>「2026년 국토·교통 데이터 활용 경진대회」  제품/서비스 개발 기획서</w:t>
       </w:r>
     </w:p>
     <w:p>
       <w:pPr>
-        <w:spacing w:after="160"/>
-        <w:jc w:val="center"/>
-      </w:pPr>
-      <w:r>
-        <w:rPr>
-          <w:rFonts w:ascii="맑은 고딕" w:hAnsi="맑은 고딕" w:eastAsia="맑은 고딕"/>
-          <w:b/>
-          <w:sz w:val="30"/>
-        </w:rPr>
-        <w:t>제품/서비스 개발 기획서</w:t>
-      </w:r>
-    </w:p>
-    <w:p>
-      <w:pPr>
+        <w:spacing w:after="40"/>
         <w:jc w:val="right"/>
       </w:pPr>
       <w:r>
@@ -39,9 +26,9 @@
           <w:rFonts w:ascii="맑은 고딕" w:hAnsi="맑은 고딕" w:eastAsia="맑은 고딕"/>
           <w:b w:val="0"/>
           <w:color w:val="808080"/>
-          <w:sz w:val="18"/>
+          <w:sz w:val="16"/>
         </w:rPr>
-        <w:t>* 작성분량 : 최대 3장(별첨 제외, 분량 엄수)</w:t>
+        <w:t>* 작성분량: 최대 3장 (별첨 제외, 분량 엄수)</w:t>
       </w:r>
     </w:p>
     <w:tbl>
@@ -51,25 +38,26 @@
         <w:tblLook w:firstColumn="1" w:firstRow="1" w:lastColumn="0" w:lastRow="0" w:noHBand="0" w:noVBand="1" w:val="04A0"/>
       </w:tblPr>
       <w:tblGrid>
-        <w:gridCol w:w="4986"/>
-        <w:gridCol w:w="4986"/>
+        <w:gridCol w:w="5100"/>
+        <w:gridCol w:w="5100"/>
       </w:tblGrid>
       <w:tr>
         <w:tc>
           <w:tcPr>
-            <w:tcW w:type="dxa" w:w="4986"/>
+            <w:tcW w:type="dxa" w:w="5100"/>
             <w:vMerge w:val="restart"/>
             <w:shd w:fill="E7E6E6"/>
           </w:tcPr>
           <w:p>
             <w:pPr>
+              <w:spacing w:before="0" w:after="0"/>
               <w:jc w:val="center"/>
             </w:pPr>
             <w:r>
               <w:rPr>
                 <w:rFonts w:ascii="맑은 고딕" w:hAnsi="맑은 고딕" w:eastAsia="맑은 고딕"/>
                 <w:b/>
-                <w:sz w:val="20"/>
+                <w:sz w:val="18"/>
               </w:rPr>
               <w:t>가점 자가체크</w:t>
               <w:br/>
@@ -79,16 +67,19 @@
         </w:tc>
         <w:tc>
           <w:tcPr>
-            <w:tcW w:type="dxa" w:w="4986"/>
+            <w:tcW w:type="dxa" w:w="5100"/>
           </w:tcPr>
           <w:p>
+            <w:pPr>
+              <w:spacing w:before="0" w:after="0"/>
+            </w:pPr>
             <w:r>
               <w:rPr>
                 <w:rFonts w:ascii="맑은 고딕" w:hAnsi="맑은 고딕" w:eastAsia="맑은 고딕"/>
                 <w:b/>
-                <w:sz w:val="20"/>
+                <w:sz w:val="18"/>
               </w:rPr>
-              <w:t>☑ 가명정보 결합   ☑ 주관기관 융합데이터   ☑ 안심구역 활용   ☑ AI 활용  (☑ AI 학습도구, ☑ AI 분석도구)</w:t>
+              <w:t>☑ 가명정보 결합   ☑ 주관기관 융합데이터   ☑ 안심구역 활용   ☑ AI 활용 (☑ 학습도구, ☑ 분석도구)</w:t>
             </w:r>
           </w:p>
         </w:tc>
@@ -96,24 +87,27 @@
       <w:tr>
         <w:tc>
           <w:tcPr>
-            <w:tcW w:type="dxa" w:w="4986"/>
+            <w:tcW w:type="dxa" w:w="5100"/>
             <w:vMerge/>
           </w:tcPr>
           <w:p/>
         </w:tc>
         <w:tc>
           <w:tcPr>
-            <w:tcW w:type="dxa" w:w="4986"/>
+            <w:tcW w:type="dxa" w:w="5100"/>
           </w:tcPr>
           <w:p>
+            <w:pPr>
+              <w:spacing w:before="0" w:after="0"/>
+            </w:pPr>
             <w:r>
               <w:rPr>
                 <w:rFonts w:ascii="맑은 고딕" w:hAnsi="맑은 고딕" w:eastAsia="맑은 고딕"/>
                 <w:b w:val="0"/>
                 <w:i/>
-                <w:sz w:val="18"/>
+                <w:sz w:val="16"/>
               </w:rPr>
-              <w:t>ex) 한국도로공사 VDS·돌발 + 한국교통안전공단 DTG·V2X 융합</w:t>
+              <w:t>AI 학습: PyTorch Risk Transformer (AUC 0.9403) · AI 분석: Google ML Kit ObjectDetector + ImageLabeler</w:t>
             </w:r>
           </w:p>
         </w:tc>
@@ -121,267 +115,154 @@
     </w:tbl>
     <w:p>
       <w:pPr>
-        <w:spacing w:before="80" w:after="40" w:line="336" w:lineRule="auto"/>
-        <w:ind w:left="170"/>
-      </w:pPr>
-      <w:r>
-        <w:rPr>
-          <w:rFonts w:ascii="맑은 고딕" w:hAnsi="맑은 고딕" w:eastAsia="맑은 고딕"/>
-          <w:b w:val="0"/>
-          <w:color w:val="606060"/>
-          <w:sz w:val="16"/>
-        </w:rPr>
-        <w:t>※ AI 학습도구: PyTorch Transformer (Risk Transformer · AUC 0.9403 · 10,000 train · 15 epoch · 가중치 published)</w:t>
-      </w:r>
-    </w:p>
-    <w:p>
-      <w:pPr>
-        <w:spacing w:before="0" w:after="40" w:line="336" w:lineRule="auto"/>
-        <w:ind w:left="170"/>
-      </w:pPr>
-      <w:r>
-        <w:rPr>
-          <w:rFonts w:ascii="맑은 고딕" w:hAnsi="맑은 고딕" w:eastAsia="맑은 고딕"/>
-          <w:b w:val="0"/>
-          <w:color w:val="606060"/>
-          <w:sz w:val="16"/>
-        </w:rPr>
-        <w:t>※ AI 분석도구: Google ML Kit ObjectDetector · ImageLabeler (단말 on-device 객체 검출 + 400+ 카테고리 라벨)</w:t>
-      </w:r>
-    </w:p>
-    <w:p>
-      <w:pPr>
-        <w:spacing w:before="0" w:after="120" w:line="336" w:lineRule="auto"/>
-        <w:ind w:left="170"/>
-      </w:pPr>
-      <w:r>
-        <w:rPr>
-          <w:rFonts w:ascii="맑은 고딕" w:hAnsi="맑은 고딕" w:eastAsia="맑은 고딕"/>
-          <w:b w:val="0"/>
-          <w:color w:val="606060"/>
-          <w:sz w:val="16"/>
-        </w:rPr>
-        <w:t>※ 증빙: models/risk_transformer_trained_metric.json · https://auraview.allthatai.kr/ai/model-card</w:t>
-      </w:r>
-    </w:p>
-    <w:p>
-      <w:pPr>
-        <w:spacing w:before="200" w:after="80"/>
+        <w:spacing w:before="120" w:after="40"/>
       </w:pPr>
       <w:r>
         <w:rPr>
           <w:rFonts w:ascii="맑은 고딕" w:hAnsi="맑은 고딕" w:eastAsia="맑은 고딕"/>
           <w:b/>
-          <w:sz w:val="26"/>
+          <w:sz w:val="22"/>
         </w:rPr>
         <w:t>□ 아이템명</w:t>
       </w:r>
     </w:p>
     <w:p>
       <w:pPr>
-        <w:spacing w:after="160"/>
-        <w:ind w:left="170"/>
+        <w:spacing w:after="40"/>
+        <w:ind w:left="113"/>
       </w:pPr>
       <w:r>
         <w:rPr>
           <w:rFonts w:ascii="맑은 고딕" w:hAnsi="맑은 고딕" w:eastAsia="맑은 고딕"/>
           <w:b/>
           <w:color w:val="0066CC"/>
-          <w:sz w:val="26"/>
+          <w:sz w:val="22"/>
         </w:rPr>
         <w:t>AuraView K-Perception</w:t>
       </w:r>
       <w:r>
         <w:rPr>
           <w:rFonts w:ascii="맑은 고딕" w:hAnsi="맑은 고딕" w:eastAsia="맑은 고딕"/>
-          <w:b w:val="0"/>
-          <w:sz w:val="22"/>
+          <w:b/>
+          <w:sz w:val="20"/>
         </w:rPr>
-        <w:t xml:space="preserve">  ─  </w:t>
+        <w:t xml:space="preserve">  ─  25종 공공데이터 융합 + V2V 협업 인지 기반 한국 도로 안전 AI 블랙박스 플랫폼</w:t>
       </w:r>
+    </w:p>
+    <w:p>
+      <w:pPr>
+        <w:spacing w:before="120" w:after="40"/>
+      </w:pPr>
       <w:r>
         <w:rPr>
           <w:rFonts w:ascii="맑은 고딕" w:hAnsi="맑은 고딕" w:eastAsia="맑은 고딕"/>
           <w:b/>
           <w:sz w:val="22"/>
         </w:rPr>
-        <w:t>25종 공공데이터 융합 + V2V 협업 인지 기반 한국 도로 안전 AI 블랙박스 플랫폼</w:t>
+        <w:t>□ 제안배경</w:t>
       </w:r>
     </w:p>
     <w:p>
       <w:pPr>
-        <w:spacing w:before="280" w:after="80"/>
+        <w:spacing w:after="40" w:line="276" w:lineRule="auto"/>
+        <w:ind w:firstLine="227"/>
+        <w:jc w:val="both"/>
+      </w:pPr>
+      <w:r>
+        <w:rPr>
+          <w:rFonts w:ascii="맑은 고딕" w:hAnsi="맑은 고딕" w:eastAsia="맑은 고딕"/>
+          <w:b w:val="0"/>
+          <w:sz w:val="18"/>
+        </w:rPr>
+        <w:t>한국 도로에서는 연간 2,581명이 사망(TAAS 2024)하며 도시 교차로 사고가 전체의 46%를 차지한다. 트럭·버스에 가려진 신호등·보행자 사고가 22%에 달하나, 일반 ADAS는 카메라 단일 시점만 활용하여 사각지대 객체를 사전 감지하지 못한다. 선행경고 0.5~1초로 시속 60km 회피거리 8~16m, 회피 성공률 25% 미만에 그친다.</w:t>
+      </w:r>
+    </w:p>
+    <w:p>
+      <w:pPr>
+        <w:spacing w:after="40" w:line="276" w:lineRule="auto"/>
+        <w:ind w:firstLine="227"/>
+        <w:jc w:val="both"/>
+      </w:pPr>
+      <w:r>
+        <w:rPr>
+          <w:rFonts w:ascii="맑은 고딕" w:hAnsi="맑은 고딕" w:eastAsia="맑은 고딕"/>
+          <w:b w:val="0"/>
+          <w:sz w:val="18"/>
+        </w:rPr>
+        <w:t>Tesla FSD 등 글로벌 솔루션은 자기 차량 시점만 사용하며 한국 8 시나리오(트럭 가림·이륜 사각·우회전 보행자·스쿨존·자전거·야간·신호 가림·우천)에 대한 prior를 가지지 않는다. 민식이법(12조)·우회전 보행자법(25조 4항) 강화로 운전자 형사 책임이 커진 상황에서 객관적 회피 데이터가 필요하다.</w:t>
+      </w:r>
+    </w:p>
+    <w:p>
+      <w:pPr>
+        <w:spacing w:after="40" w:line="276" w:lineRule="auto"/>
+        <w:ind w:firstLine="227"/>
+        <w:jc w:val="both"/>
+      </w:pPr>
+      <w:r>
+        <w:rPr>
+          <w:rFonts w:ascii="맑은 고딕" w:hAnsi="맑은 고딕" w:eastAsia="맑은 고딕"/>
+          <w:b w:val="0"/>
+          <w:sz w:val="18"/>
+        </w:rPr>
+        <w:t>한국도로공사 VDS·돌발, 도로교통공단 TAAS·신호, 한국교통안전공단 DTG·V2X, DSZ 안심구역 등 25종 공공데이터가 구축되어 있으나 정책 보고서 형태로만 머문다. 본 아이템은 이를 단일 응답으로 융합하고 V2V 협업 인지를 결합해 평균 3.38초 선행경고(회피 성공률 84.5%)를 제공한다.</w:t>
+      </w:r>
+    </w:p>
+    <w:p>
+      <w:pPr>
+        <w:spacing w:before="120" w:after="40"/>
       </w:pPr>
       <w:r>
         <w:rPr>
           <w:rFonts w:ascii="맑은 고딕" w:hAnsi="맑은 고딕" w:eastAsia="맑은 고딕"/>
           <w:b/>
-          <w:sz w:val="26"/>
+          <w:sz w:val="22"/>
         </w:rPr>
-        <w:t>□ 제안배경</w:t>
+        <w:t>□ 세부내용</w:t>
       </w:r>
     </w:p>
     <w:p>
       <w:pPr>
-        <w:spacing w:before="120" w:after="40"/>
-        <w:ind w:left="170"/>
+        <w:spacing w:before="60" w:after="20"/>
+        <w:ind w:left="113"/>
       </w:pPr>
       <w:r>
         <w:rPr>
           <w:rFonts w:ascii="맑은 고딕" w:hAnsi="맑은 고딕" w:eastAsia="맑은 고딕"/>
           <w:b/>
           <w:color w:val="1F497D"/>
-          <w:sz w:val="22"/>
+          <w:sz w:val="19"/>
         </w:rPr>
-        <w:t>1. 한국 도로의 인명 피해 현황과 일반 ADAS 의 구조적 한계</w:t>
+        <w:t>1. 시스템 개요</w:t>
       </w:r>
     </w:p>
     <w:p>
       <w:pPr>
-        <w:spacing w:after="120" w:line="336" w:lineRule="auto"/>
-        <w:ind w:firstLine="283"/>
+        <w:spacing w:after="40" w:line="276" w:lineRule="auto"/>
+        <w:ind w:firstLine="227"/>
         <w:jc w:val="both"/>
       </w:pPr>
       <w:r>
         <w:rPr>
           <w:rFonts w:ascii="맑은 고딕" w:hAnsi="맑은 고딕" w:eastAsia="맑은 고딕"/>
           <w:b w:val="0"/>
-          <w:sz w:val="20"/>
+          <w:sz w:val="18"/>
         </w:rPr>
-        <w:t>도로교통공단 TAAS 2024 통계에 따르면 우리나라 도로에서 발생한 교통사고로 연간 2,581명이 사망하고 290,400명이 부상을 입었다. 이 가운데 도시 교차로에서 발생한 사고가 전체의 46%를 차지하며, 트럭·버스·대형 SUV에 시야가 가려진 상태에서 신호등이나 보행자를 인지하지 못해 발생한 occlusion 유형 사고가 약 22%에 달한다. 기존 차량용 ADAS 시스템은 카메라 한 대의 직접 시야에만 의존하기 때문에, 가려진 영역의 객체를 사전에 감지할 수 없으며, 평균 선행경고 시간이 0.5~1초에 불과하여 시속 60km 주행 시 회피 가능 거리가 8~16m 수준에 그친다. 결과적으로 회피 성공률은 25% 미만으로 추정되고, 사각지대 사고는 매년 반복되고 있다.</w:t>
+        <w:t>일반 스마트폰·블랙박스 후면 카메라 한 대만으로 동작(특수 H/W 불필요, Galaxy Z Fold 3 검증). 단말은 카메라 frame을 Google ML Kit(AI 분석도구)과 자체 학습 Risk Transformer(AI 학습도구, PyTorch · AUC 0.9403 · 278KB · p99 1.04ms)에 입력해 객체 검출과 위험점수를 산출한다. 서버는 25종 공공데이터를 실시간 호출해 단일 JSON(fusion.v11-2026.05.25-25src)으로 융합 응답한다(p50 180ms). 위험 발화 시 햅틱 3-burst + 음성 안내 + 반경 200m V2V broadcast가 동시 트리거된다.</w:t>
       </w:r>
     </w:p>
     <w:p>
       <w:pPr>
-        <w:spacing w:before="120" w:after="40"/>
-        <w:ind w:left="170"/>
+        <w:spacing w:before="60" w:after="20"/>
+        <w:ind w:left="113"/>
       </w:pPr>
       <w:r>
         <w:rPr>
           <w:rFonts w:ascii="맑은 고딕" w:hAnsi="맑은 고딕" w:eastAsia="맑은 고딕"/>
           <w:b/>
           <w:color w:val="1F497D"/>
-          <w:sz w:val="22"/>
+          <w:sz w:val="19"/>
         </w:rPr>
-        <w:t>2. 해외 솔루션의 한국 특수 환경 미반영</w:t>
-      </w:r>
-    </w:p>
-    <w:p>
-      <w:pPr>
-        <w:spacing w:after="120" w:line="336" w:lineRule="auto"/>
-        <w:ind w:firstLine="283"/>
-        <w:jc w:val="both"/>
-      </w:pPr>
-      <w:r>
-        <w:rPr>
-          <w:rFonts w:ascii="맑은 고딕" w:hAnsi="맑은 고딕" w:eastAsia="맑은 고딕"/>
-          <w:b w:val="0"/>
-          <w:sz w:val="20"/>
-        </w:rPr>
-        <w:t>Tesla FSD, Mobileye 등 글로벌 ADAS 솔루션은 자기 차량의 단일 시점에서만 객체 인식과 위험 추정을 수행하며, 한국 도로 특유의 8대 위험 시나리오 — 트럭에 가려진 신호등, 좌측 사각지대 이륜차, 우회전 시 횡단보도 보행자, 어린이보호구역, 자전거도로 진입, 야간 무인등화, 신호등 가림, 우천 시 교차로 — 에 대한 prior 데이터를 가지고 있지 않다. 특히 2022년 시행된 우회전 일시정지 의무화(도로교통법 25조 4항)와 민식이법(12조) 강화 이후 한국 운전자의 형사 책임 부담이 크게 증가하였으나, 이를 사전에 회피할 수 있도록 지원하는 객관적 데이터 기반 솔루션은 부재한 실정이다.</w:t>
-      </w:r>
-    </w:p>
-    <w:p>
-      <w:pPr>
-        <w:spacing w:before="120" w:after="40"/>
-        <w:ind w:left="170"/>
-      </w:pPr>
-      <w:r>
-        <w:rPr>
-          <w:rFonts w:ascii="맑은 고딕" w:hAnsi="맑은 고딕" w:eastAsia="맑은 고딕"/>
-          <w:b/>
-          <w:color w:val="1F497D"/>
-          <w:sz w:val="22"/>
-        </w:rPr>
-        <w:t>3. 국토교통부·공공기관 보유 데이터의 사회 환원 부족</w:t>
-      </w:r>
-    </w:p>
-    <w:p>
-      <w:pPr>
-        <w:spacing w:after="120" w:line="336" w:lineRule="auto"/>
-        <w:ind w:firstLine="283"/>
-        <w:jc w:val="both"/>
-      </w:pPr>
-      <w:r>
-        <w:rPr>
-          <w:rFonts w:ascii="맑은 고딕" w:hAnsi="맑은 고딕" w:eastAsia="맑은 고딕"/>
-          <w:b w:val="0"/>
-          <w:sz w:val="20"/>
-        </w:rPr>
-        <w:t>한국도로공사의 VDS 실시간 소통·돌발상황·노면 정보, 도로교통공단의 신호 위상·TAAS 사고이력, 한국교통안전공단의 DTG 운행기록·V2X 자율주행 허브, 국토교통부의 데이터안심구역(DSZ) 가명결합 결과 등 약 25종의 공공 인프라 데이터가 이미 구축되어 있음에도, 이들이 정책 보고서나 통계 자료의 형태로만 머물고 일반 운전자가 실시간으로 활용할 수 있는 형태로 환원되지 않고 있다. 본 아이템은 이 25종 공공데이터를 단일 응답으로 융합한 후 V2V 협업 인지를 결합하여, 평균 3.38초의 선행경고를 제공함으로써 회피 성공률을 84.5%까지 끌어올리는 것을 목표로 한다.</w:t>
-      </w:r>
-    </w:p>
-    <w:p>
-      <w:pPr>
-        <w:spacing w:before="280" w:after="80"/>
-      </w:pPr>
-      <w:r>
-        <w:rPr>
-          <w:rFonts w:ascii="맑은 고딕" w:hAnsi="맑은 고딕" w:eastAsia="맑은 고딕"/>
-          <w:b/>
-          <w:sz w:val="26"/>
-        </w:rPr>
-        <w:t>□ 세부내용</w:t>
-      </w:r>
-    </w:p>
-    <w:p>
-      <w:pPr>
-        <w:spacing w:before="120" w:after="40"/>
-        <w:ind w:left="170"/>
-      </w:pPr>
-      <w:r>
-        <w:rPr>
-          <w:rFonts w:ascii="맑은 고딕" w:hAnsi="맑은 고딕" w:eastAsia="맑은 고딕"/>
-          <w:b/>
-          <w:color w:val="1F497D"/>
-          <w:sz w:val="22"/>
-        </w:rPr>
-        <w:t>1. 시스템 개요 및 구현 아키텍처</w:t>
-      </w:r>
-    </w:p>
-    <w:p>
-      <w:pPr>
-        <w:spacing w:after="120" w:line="336" w:lineRule="auto"/>
-        <w:ind w:firstLine="283"/>
-        <w:jc w:val="both"/>
-      </w:pPr>
-      <w:r>
-        <w:rPr>
-          <w:rFonts w:ascii="맑은 고딕" w:hAnsi="맑은 고딕" w:eastAsia="맑은 고딕"/>
-          <w:b w:val="0"/>
-          <w:sz w:val="20"/>
-        </w:rPr>
-        <w:t>AuraView K-Perception 은 일반 스마트폰 또는 블랙박스의 후면 카메라 한 대만으로 동작하는 경량 솔루션이며, 특수 하드웨어를 요구하지 않는다(Galaxy Z Fold 3 기준 검증 완료). 단말은 카메라 frame 을 Google ML Kit ObjectDetector 와 자체 학습 Risk Transformer 모델에 동시 입력하여 객체 검출과 위험 점수를 산출하고, 동시에 서버는 25종 공공데이터를 실시간으로 호출해 단일 JSON 응답(`fusion.v11-2026.05.25-25src`)으로 융합한 후 단말로 전송한다. 위험 발화 시에는 햅틱 3-burst 진동, 음성 안내, 그리고 반경 200m 내 다른 AuraView 차량으로의 V2V broadcast 가 동시에 트리거된다. 추론 지연은 단말 ML Kit 약 30ms, 서버 Risk Transformer p99 1.04ms, 융합 응답 p50 180ms 수준으로 실시간성을 확보한다.</w:t>
-      </w:r>
-    </w:p>
-    <w:p>
-      <w:pPr>
-        <w:spacing w:before="120" w:after="40"/>
-        <w:ind w:left="170"/>
-      </w:pPr>
-      <w:r>
-        <w:rPr>
-          <w:rFonts w:ascii="맑은 고딕" w:hAnsi="맑은 고딕" w:eastAsia="맑은 고딕"/>
-          <w:b/>
-          <w:color w:val="1F497D"/>
-          <w:sz w:val="22"/>
-        </w:rPr>
-        <w:t>2. 필요한 공공데이터 및 보유기관 (주관기관 융합 가점)</w:t>
-      </w:r>
-    </w:p>
-    <w:p>
-      <w:pPr>
-        <w:spacing w:after="120" w:line="336" w:lineRule="auto"/>
-        <w:ind w:firstLine="283"/>
-        <w:jc w:val="both"/>
-      </w:pPr>
-      <w:r>
-        <w:rPr>
-          <w:rFonts w:ascii="맑은 고딕" w:hAnsi="맑은 고딕" w:eastAsia="맑은 고딕"/>
-          <w:b w:val="0"/>
-          <w:sz w:val="20"/>
-        </w:rPr>
-        <w:t>본 아이템은 한국도로공사와 한국교통안전공단 등 본 경진대회 주관기관의 핵심 데이터를 다음과 같이 융합한다. 모든 데이터는 공공데이터포털을 통한 인증키 발급 또는 no-key 라이브 fallback 으로 즉시 활용 가능하다.</w:t>
+        <w:t>2. 공공데이터 보유기관 및 확보방안 (주관기관 융합 가점)</w:t>
       </w:r>
     </w:p>
     <w:tbl>
@@ -392,26 +273,26 @@
         <w:tblLook w:firstColumn="1" w:firstRow="1" w:lastColumn="0" w:lastRow="0" w:noHBand="0" w:noVBand="1" w:val="04A0"/>
       </w:tblPr>
       <w:tblGrid>
-        <w:gridCol w:w="3324"/>
-        <w:gridCol w:w="3324"/>
-        <w:gridCol w:w="3324"/>
+        <w:gridCol w:w="3400"/>
+        <w:gridCol w:w="3400"/>
+        <w:gridCol w:w="3400"/>
       </w:tblGrid>
       <w:tr>
         <w:tc>
           <w:tcPr>
-            <w:tcW w:type="dxa" w:w="3324"/>
+            <w:tcW w:type="dxa" w:w="3400"/>
             <w:shd w:fill="DBE5F1"/>
             <w:vAlign w:val="center"/>
           </w:tcPr>
           <w:p>
             <w:pPr>
-              <w:spacing w:before="40" w:after="40"/>
+              <w:spacing w:before="0" w:after="0" w:line="240" w:lineRule="auto"/>
             </w:pPr>
             <w:r>
               <w:rPr>
                 <w:rFonts w:ascii="맑은 고딕" w:hAnsi="맑은 고딕" w:eastAsia="맑은 고딕"/>
                 <w:b/>
-                <w:sz w:val="18"/>
+                <w:sz w:val="16"/>
               </w:rPr>
               <w:t>구분</w:t>
             </w:r>
@@ -419,41 +300,41 @@
         </w:tc>
         <w:tc>
           <w:tcPr>
-            <w:tcW w:type="dxa" w:w="3324"/>
+            <w:tcW w:type="dxa" w:w="3400"/>
             <w:shd w:fill="DBE5F1"/>
             <w:vAlign w:val="center"/>
           </w:tcPr>
           <w:p>
             <w:pPr>
-              <w:spacing w:before="40" w:after="40"/>
+              <w:spacing w:before="0" w:after="0" w:line="240" w:lineRule="auto"/>
             </w:pPr>
             <w:r>
               <w:rPr>
                 <w:rFonts w:ascii="맑은 고딕" w:hAnsi="맑은 고딕" w:eastAsia="맑은 고딕"/>
                 <w:b/>
-                <w:sz w:val="18"/>
+                <w:sz w:val="16"/>
               </w:rPr>
-              <w:t>데이터 / 보유기관</w:t>
+              <w:t>보유기관 — 데이터</w:t>
             </w:r>
           </w:p>
         </w:tc>
         <w:tc>
           <w:tcPr>
-            <w:tcW w:type="dxa" w:w="3324"/>
+            <w:tcW w:type="dxa" w:w="3400"/>
             <w:shd w:fill="DBE5F1"/>
             <w:vAlign w:val="center"/>
           </w:tcPr>
           <w:p>
             <w:pPr>
-              <w:spacing w:before="40" w:after="40"/>
+              <w:spacing w:before="0" w:after="0" w:line="240" w:lineRule="auto"/>
             </w:pPr>
             <w:r>
               <w:rPr>
                 <w:rFonts w:ascii="맑은 고딕" w:hAnsi="맑은 고딕" w:eastAsia="맑은 고딕"/>
                 <w:b/>
-                <w:sz w:val="18"/>
+                <w:sz w:val="16"/>
               </w:rPr>
-              <w:t>AuraView 활용</w:t>
+              <w:t>AuraView 활용 / 가중치</w:t>
             </w:r>
           </w:p>
         </w:tc>
@@ -461,18 +342,18 @@
       <w:tr>
         <w:tc>
           <w:tcPr>
-            <w:tcW w:type="dxa" w:w="3324"/>
+            <w:tcW w:type="dxa" w:w="3400"/>
             <w:vAlign w:val="center"/>
           </w:tcPr>
           <w:p>
             <w:pPr>
-              <w:spacing w:before="40" w:after="40"/>
+              <w:spacing w:before="0" w:after="0" w:line="240" w:lineRule="auto"/>
             </w:pPr>
             <w:r>
               <w:rPr>
                 <w:rFonts w:ascii="맑은 고딕" w:hAnsi="맑은 고딕" w:eastAsia="맑은 고딕"/>
                 <w:b w:val="0"/>
-                <w:sz w:val="18"/>
+                <w:sz w:val="16"/>
               </w:rPr>
               <w:t>주관기관</w:t>
             </w:r>
@@ -480,18 +361,18 @@
         </w:tc>
         <w:tc>
           <w:tcPr>
-            <w:tcW w:type="dxa" w:w="3324"/>
+            <w:tcW w:type="dxa" w:w="3400"/>
             <w:vAlign w:val="center"/>
           </w:tcPr>
           <w:p>
             <w:pPr>
-              <w:spacing w:before="40" w:after="40"/>
+              <w:spacing w:before="0" w:after="0" w:line="240" w:lineRule="auto"/>
             </w:pPr>
             <w:r>
               <w:rPr>
                 <w:rFonts w:ascii="맑은 고딕" w:hAnsi="맑은 고딕" w:eastAsia="맑은 고딕"/>
                 <w:b w:val="0"/>
-                <w:sz w:val="18"/>
+                <w:sz w:val="16"/>
               </w:rPr>
               <w:t>한국도로공사 — VDS · 돌발 · 노면 RWIS · 도로 노후도</w:t>
             </w:r>
@@ -499,20 +380,20 @@
         </w:tc>
         <w:tc>
           <w:tcPr>
-            <w:tcW w:type="dxa" w:w="3324"/>
+            <w:tcW w:type="dxa" w:w="3400"/>
             <w:vAlign w:val="center"/>
           </w:tcPr>
           <w:p>
             <w:pPr>
-              <w:spacing w:before="40" w:after="40"/>
+              <w:spacing w:before="0" w:after="0" w:line="240" w:lineRule="auto"/>
             </w:pPr>
             <w:r>
               <w:rPr>
                 <w:rFonts w:ascii="맑은 고딕" w:hAnsi="맑은 고딕" w:eastAsia="맑은 고딕"/>
                 <w:b w:val="0"/>
-                <w:sz w:val="18"/>
+                <w:sz w:val="16"/>
               </w:rPr>
-              <w:t>교통량 비대칭, 노면 frost +0.35, 노후 포트홀 +0.10</w:t>
+              <w:t>교통량 비대칭 · 노면 frost +0.35 · 노후 +0.10</w:t>
             </w:r>
           </w:p>
         </w:tc>
@@ -520,18 +401,18 @@
       <w:tr>
         <w:tc>
           <w:tcPr>
-            <w:tcW w:type="dxa" w:w="3324"/>
+            <w:tcW w:type="dxa" w:w="3400"/>
             <w:vAlign w:val="center"/>
           </w:tcPr>
           <w:p>
             <w:pPr>
-              <w:spacing w:before="40" w:after="40"/>
+              <w:spacing w:before="0" w:after="0" w:line="240" w:lineRule="auto"/>
             </w:pPr>
             <w:r>
               <w:rPr>
                 <w:rFonts w:ascii="맑은 고딕" w:hAnsi="맑은 고딕" w:eastAsia="맑은 고딕"/>
                 <w:b w:val="0"/>
-                <w:sz w:val="18"/>
+                <w:sz w:val="16"/>
               </w:rPr>
               <w:t>주관기관</w:t>
             </w:r>
@@ -539,18 +420,18 @@
         </w:tc>
         <w:tc>
           <w:tcPr>
-            <w:tcW w:type="dxa" w:w="3324"/>
+            <w:tcW w:type="dxa" w:w="3400"/>
             <w:vAlign w:val="center"/>
           </w:tcPr>
           <w:p>
             <w:pPr>
-              <w:spacing w:before="40" w:after="40"/>
+              <w:spacing w:before="0" w:after="0" w:line="240" w:lineRule="auto"/>
             </w:pPr>
             <w:r>
               <w:rPr>
                 <w:rFonts w:ascii="맑은 고딕" w:hAnsi="맑은 고딕" w:eastAsia="맑은 고딕"/>
                 <w:b w:val="0"/>
-                <w:sz w:val="18"/>
+                <w:sz w:val="16"/>
               </w:rPr>
               <w:t>한국교통안전공단 — KOTSA 검사 · DTG · V2X 자율주행 허브</w:t>
             </w:r>
@@ -558,20 +439,20 @@
         </w:tc>
         <w:tc>
           <w:tcPr>
-            <w:tcW w:type="dxa" w:w="3324"/>
+            <w:tcW w:type="dxa" w:w="3400"/>
             <w:vAlign w:val="center"/>
           </w:tcPr>
           <w:p>
             <w:pPr>
-              <w:spacing w:before="40" w:after="40"/>
+              <w:spacing w:before="0" w:after="0" w:line="240" w:lineRule="auto"/>
             </w:pPr>
             <w:r>
               <w:rPr>
                 <w:rFonts w:ascii="맑은 고딕" w:hAnsi="맑은 고딕" w:eastAsia="맑은 고딕"/>
                 <w:b w:val="0"/>
-                <w:sz w:val="18"/>
+                <w:sz w:val="16"/>
               </w:rPr>
-              <w:t>구별 부적합률 prior, 사업용 위험운전 +0.10, V2X RSU</w:t>
+              <w:t>구별 부적합 prior · 사업용 위험운전 +0.10</w:t>
             </w:r>
           </w:p>
         </w:tc>
@@ -579,18 +460,18 @@
       <w:tr>
         <w:tc>
           <w:tcPr>
-            <w:tcW w:type="dxa" w:w="3324"/>
+            <w:tcW w:type="dxa" w:w="3400"/>
             <w:vAlign w:val="center"/>
           </w:tcPr>
           <w:p>
             <w:pPr>
-              <w:spacing w:before="40" w:after="40"/>
+              <w:spacing w:before="0" w:after="0" w:line="240" w:lineRule="auto"/>
             </w:pPr>
             <w:r>
               <w:rPr>
                 <w:rFonts w:ascii="맑은 고딕" w:hAnsi="맑은 고딕" w:eastAsia="맑은 고딕"/>
                 <w:b w:val="0"/>
-                <w:sz w:val="18"/>
+                <w:sz w:val="16"/>
               </w:rPr>
               <w:t>국내공공</w:t>
             </w:r>
@@ -598,39 +479,39 @@
         </w:tc>
         <w:tc>
           <w:tcPr>
-            <w:tcW w:type="dxa" w:w="3324"/>
+            <w:tcW w:type="dxa" w:w="3400"/>
             <w:vAlign w:val="center"/>
           </w:tcPr>
           <w:p>
             <w:pPr>
-              <w:spacing w:before="40" w:after="40"/>
+              <w:spacing w:before="0" w:after="0" w:line="240" w:lineRule="auto"/>
             </w:pPr>
             <w:r>
               <w:rPr>
                 <w:rFonts w:ascii="맑은 고딕" w:hAnsi="맑은 고딕" w:eastAsia="맑은 고딕"/>
                 <w:b w:val="0"/>
-                <w:sz w:val="18"/>
+                <w:sz w:val="16"/>
               </w:rPr>
-              <w:t>도로교통공단 — 신호 위상 · TAAS 사고이력 · 보행자 다발</w:t>
+              <w:t>도로교통공단 — 신호 위상 · TAAS 사고이력 · 보행자 다발 · 통학로</w:t>
             </w:r>
           </w:p>
         </w:tc>
         <w:tc>
           <w:tcPr>
-            <w:tcW w:type="dxa" w:w="3324"/>
+            <w:tcW w:type="dxa" w:w="3400"/>
             <w:vAlign w:val="center"/>
           </w:tcPr>
           <w:p>
             <w:pPr>
-              <w:spacing w:before="40" w:after="40"/>
+              <w:spacing w:before="0" w:after="0" w:line="240" w:lineRule="auto"/>
             </w:pPr>
             <w:r>
               <w:rPr>
                 <w:rFonts w:ascii="맑은 고딕" w:hAnsi="맑은 고딕" w:eastAsia="맑은 고딕"/>
                 <w:b w:val="0"/>
-                <w:sz w:val="18"/>
+                <w:sz w:val="16"/>
               </w:rPr>
-              <w:t>신호 occlusion +0.55, 사고이력 prior, 보행자 prior +0.30</w:t>
+              <w:t>신호 occlusion +0.55 · 보행자 prior +0.30</w:t>
             </w:r>
           </w:p>
         </w:tc>
@@ -638,18 +519,18 @@
       <w:tr>
         <w:tc>
           <w:tcPr>
-            <w:tcW w:type="dxa" w:w="3324"/>
+            <w:tcW w:type="dxa" w:w="3400"/>
             <w:vAlign w:val="center"/>
           </w:tcPr>
           <w:p>
             <w:pPr>
-              <w:spacing w:before="40" w:after="40"/>
+              <w:spacing w:before="0" w:after="0" w:line="240" w:lineRule="auto"/>
             </w:pPr>
             <w:r>
               <w:rPr>
                 <w:rFonts w:ascii="맑은 고딕" w:hAnsi="맑은 고딕" w:eastAsia="맑은 고딕"/>
                 <w:b w:val="0"/>
-                <w:sz w:val="18"/>
+                <w:sz w:val="16"/>
               </w:rPr>
               <w:t>국내공공</w:t>
             </w:r>
@@ -657,39 +538,39 @@
         </w:tc>
         <w:tc>
           <w:tcPr>
-            <w:tcW w:type="dxa" w:w="3324"/>
+            <w:tcW w:type="dxa" w:w="3400"/>
             <w:vAlign w:val="center"/>
           </w:tcPr>
           <w:p>
             <w:pPr>
-              <w:spacing w:before="40" w:after="40"/>
+              <w:spacing w:before="0" w:after="0" w:line="240" w:lineRule="auto"/>
             </w:pPr>
             <w:r>
               <w:rPr>
                 <w:rFonts w:ascii="맑은 고딕" w:hAnsi="맑은 고딕" w:eastAsia="맑은 고딕"/>
                 <w:b w:val="0"/>
-                <w:sz w:val="18"/>
+                <w:sz w:val="16"/>
               </w:rPr>
-              <w:t>국토교통부 — ITS 표준링크 · DSZ 안심구역 · vworld GIS</w:t>
+              <w:t>국토교통부 — ITS 표준링크 · DSZ 안심구역 · 스쿨존/횡단보도 GIS</w:t>
             </w:r>
           </w:p>
         </w:tc>
         <w:tc>
           <w:tcPr>
-            <w:tcW w:type="dxa" w:w="3324"/>
+            <w:tcW w:type="dxa" w:w="3400"/>
             <w:vAlign w:val="center"/>
           </w:tcPr>
           <w:p>
             <w:pPr>
-              <w:spacing w:before="40" w:after="40"/>
+              <w:spacing w:before="0" w:after="0" w:line="240" w:lineRule="auto"/>
             </w:pPr>
             <w:r>
               <w:rPr>
                 <w:rFonts w:ascii="맑은 고딕" w:hAnsi="맑은 고딕" w:eastAsia="맑은 고딕"/>
                 <w:b w:val="0"/>
-                <w:sz w:val="18"/>
+                <w:sz w:val="16"/>
               </w:rPr>
-              <w:t>표준링크 속도, 가명결합 k≥5, 스쿨존/횡단보도 +0.62</w:t>
+              <w:t>k≥5 가명결합 · 스쿨존 +0.62 (등하교)</w:t>
             </w:r>
           </w:p>
         </w:tc>
@@ -697,18 +578,18 @@
       <w:tr>
         <w:tc>
           <w:tcPr>
-            <w:tcW w:type="dxa" w:w="3324"/>
+            <w:tcW w:type="dxa" w:w="3400"/>
             <w:vAlign w:val="center"/>
           </w:tcPr>
           <w:p>
             <w:pPr>
-              <w:spacing w:before="40" w:after="40"/>
+              <w:spacing w:before="0" w:after="0" w:line="240" w:lineRule="auto"/>
             </w:pPr>
             <w:r>
               <w:rPr>
                 <w:rFonts w:ascii="맑은 고딕" w:hAnsi="맑은 고딕" w:eastAsia="맑은 고딕"/>
                 <w:b w:val="0"/>
-                <w:sz w:val="18"/>
+                <w:sz w:val="16"/>
               </w:rPr>
               <w:t>국내공공</w:t>
             </w:r>
@@ -716,39 +597,39 @@
         </w:tc>
         <w:tc>
           <w:tcPr>
-            <w:tcW w:type="dxa" w:w="3324"/>
+            <w:tcW w:type="dxa" w:w="3400"/>
             <w:vAlign w:val="center"/>
           </w:tcPr>
           <w:p>
             <w:pPr>
-              <w:spacing w:before="40" w:after="40"/>
+              <w:spacing w:before="0" w:after="0" w:line="240" w:lineRule="auto"/>
             </w:pPr>
             <w:r>
               <w:rPr>
                 <w:rFonts w:ascii="맑은 고딕" w:hAnsi="맑은 고딕" w:eastAsia="맑은 고딕"/>
                 <w:b w:val="0"/>
-                <w:sz w:val="18"/>
+                <w:sz w:val="16"/>
               </w:rPr>
-              <w:t>기상청·환경부 — KMA 동네예보 · 결빙 · PM10/PM2.5</w:t>
+              <w:t>기상청·환경부 — KMA 동네예보 · 결빙 · PM10·PM2.5 · EV 충전소</w:t>
             </w:r>
           </w:p>
         </w:tc>
         <w:tc>
           <w:tcPr>
-            <w:tcW w:type="dxa" w:w="3324"/>
+            <w:tcW w:type="dxa" w:w="3400"/>
             <w:vAlign w:val="center"/>
           </w:tcPr>
           <w:p>
             <w:pPr>
-              <w:spacing w:before="40" w:after="40"/>
+              <w:spacing w:before="0" w:after="0" w:line="240" w:lineRule="auto"/>
             </w:pPr>
             <w:r>
               <w:rPr>
                 <w:rFonts w:ascii="맑은 고딕" w:hAnsi="맑은 고딕" w:eastAsia="맑은 고딕"/>
                 <w:b w:val="0"/>
-                <w:sz w:val="18"/>
+                <w:sz w:val="16"/>
               </w:rPr>
-              <w:t>우천 +0.18, 블랙아이스 +0.32, 시정 +0.06</w:t>
+              <w:t>우천 +0.18 · 블랙아이스 +0.32 · 시정 +0.06</w:t>
             </w:r>
           </w:p>
         </w:tc>
@@ -756,18 +637,18 @@
       <w:tr>
         <w:tc>
           <w:tcPr>
-            <w:tcW w:type="dxa" w:w="3324"/>
+            <w:tcW w:type="dxa" w:w="3400"/>
             <w:vAlign w:val="center"/>
           </w:tcPr>
           <w:p>
             <w:pPr>
-              <w:spacing w:before="40" w:after="40"/>
+              <w:spacing w:before="0" w:after="0" w:line="240" w:lineRule="auto"/>
             </w:pPr>
             <w:r>
               <w:rPr>
                 <w:rFonts w:ascii="맑은 고딕" w:hAnsi="맑은 고딕" w:eastAsia="맑은 고딕"/>
                 <w:b w:val="0"/>
-                <w:sz w:val="18"/>
+                <w:sz w:val="16"/>
               </w:rPr>
               <w:t>국내공공</w:t>
             </w:r>
@@ -775,39 +656,39 @@
         </w:tc>
         <w:tc>
           <w:tcPr>
-            <w:tcW w:type="dxa" w:w="3324"/>
+            <w:tcW w:type="dxa" w:w="3400"/>
             <w:vAlign w:val="center"/>
           </w:tcPr>
           <w:p>
             <w:pPr>
-              <w:spacing w:before="40" w:after="40"/>
+              <w:spacing w:before="0" w:after="0" w:line="240" w:lineRule="auto"/>
             </w:pPr>
             <w:r>
               <w:rPr>
                 <w:rFonts w:ascii="맑은 고딕" w:hAnsi="맑은 고딕" w:eastAsia="맑은 고딕"/>
                 <w:b w:val="0"/>
-                <w:sz w:val="18"/>
+                <w:sz w:val="16"/>
               </w:rPr>
-              <w:t>소방청·보건복지부 — 119 출동 · E-Gen 응급실</w:t>
+              <w:t>소방청·보건복지부 — 119 출동 · E-Gen 응급실 가용병상</w:t>
             </w:r>
           </w:p>
         </w:tc>
         <w:tc>
           <w:tcPr>
-            <w:tcW w:type="dxa" w:w="3324"/>
+            <w:tcW w:type="dxa" w:w="3400"/>
             <w:vAlign w:val="center"/>
           </w:tcPr>
           <w:p>
             <w:pPr>
-              <w:spacing w:before="40" w:after="40"/>
+              <w:spacing w:before="0" w:after="0" w:line="240" w:lineRule="auto"/>
             </w:pPr>
             <w:r>
               <w:rPr>
                 <w:rFonts w:ascii="맑은 고딕" w:hAnsi="맑은 고딕" w:eastAsia="맑은 고딕"/>
                 <w:b w:val="0"/>
-                <w:sz w:val="18"/>
+                <w:sz w:val="16"/>
               </w:rPr>
-              <w:t>골든타임 라우팅, 사고 심각도 ×1.34</w:t>
+              <w:t>골든타임 라우팅 · 심각도 ×1.34</w:t>
             </w:r>
           </w:p>
         </w:tc>
@@ -815,18 +696,18 @@
       <w:tr>
         <w:tc>
           <w:tcPr>
-            <w:tcW w:type="dxa" w:w="3324"/>
+            <w:tcW w:type="dxa" w:w="3400"/>
             <w:vAlign w:val="center"/>
           </w:tcPr>
           <w:p>
             <w:pPr>
-              <w:spacing w:before="40" w:after="40"/>
+              <w:spacing w:before="0" w:after="0" w:line="240" w:lineRule="auto"/>
             </w:pPr>
             <w:r>
               <w:rPr>
                 <w:rFonts w:ascii="맑은 고딕" w:hAnsi="맑은 고딕" w:eastAsia="맑은 고딕"/>
                 <w:b w:val="0"/>
-                <w:sz w:val="18"/>
+                <w:sz w:val="16"/>
               </w:rPr>
               <w:t>국내공공</w:t>
             </w:r>
@@ -834,39 +715,39 @@
         </w:tc>
         <w:tc>
           <w:tcPr>
-            <w:tcW w:type="dxa" w:w="3324"/>
+            <w:tcW w:type="dxa" w:w="3400"/>
             <w:vAlign w:val="center"/>
           </w:tcPr>
           <w:p>
             <w:pPr>
-              <w:spacing w:before="40" w:after="40"/>
+              <w:spacing w:before="0" w:after="0" w:line="240" w:lineRule="auto"/>
             </w:pPr>
             <w:r>
               <w:rPr>
                 <w:rFonts w:ascii="맑은 고딕" w:hAnsi="맑은 고딕" w:eastAsia="맑은 고딕"/>
                 <w:b w:val="0"/>
-                <w:sz w:val="18"/>
+                <w:sz w:val="16"/>
               </w:rPr>
-              <w:t>환경공단 · 행안부 · 경찰청 — EV 충전소 · 도로 노후도 · 단속 CCTV</w:t>
+              <w:t>경찰청·행안부·서울시 — 단속 CCTV · 도로 노후도 · 따릉이</w:t>
             </w:r>
           </w:p>
         </w:tc>
         <w:tc>
           <w:tcPr>
-            <w:tcW w:type="dxa" w:w="3324"/>
+            <w:tcW w:type="dxa" w:w="3400"/>
             <w:vAlign w:val="center"/>
           </w:tcPr>
           <w:p>
             <w:pPr>
-              <w:spacing w:before="40" w:after="40"/>
+              <w:spacing w:before="0" w:after="0" w:line="240" w:lineRule="auto"/>
             </w:pPr>
             <w:r>
               <w:rPr>
                 <w:rFonts w:ascii="맑은 고딕" w:hAnsi="맑은 고딕" w:eastAsia="맑은 고딕"/>
                 <w:b w:val="0"/>
-                <w:sz w:val="18"/>
+                <w:sz w:val="16"/>
               </w:rPr>
-              <w:t>EV 정차 패턴, 노후 +0.10, 단속 밀집 +0.04</w:t>
+              <w:t>단속 prior +0.04 · 자전거 prior +0.22</w:t>
             </w:r>
           </w:p>
         </w:tc>
@@ -874,77 +755,18 @@
       <w:tr>
         <w:tc>
           <w:tcPr>
-            <w:tcW w:type="dxa" w:w="3324"/>
+            <w:tcW w:type="dxa" w:w="3400"/>
             <w:vAlign w:val="center"/>
           </w:tcPr>
           <w:p>
             <w:pPr>
-              <w:spacing w:before="40" w:after="40"/>
+              <w:spacing w:before="0" w:after="0" w:line="240" w:lineRule="auto"/>
             </w:pPr>
             <w:r>
               <w:rPr>
                 <w:rFonts w:ascii="맑은 고딕" w:hAnsi="맑은 고딕" w:eastAsia="맑은 고딕"/>
                 <w:b w:val="0"/>
-                <w:sz w:val="18"/>
-              </w:rPr>
-              <w:t>국내공공</w:t>
-            </w:r>
-          </w:p>
-        </w:tc>
-        <w:tc>
-          <w:tcPr>
-            <w:tcW w:type="dxa" w:w="3324"/>
-            <w:vAlign w:val="center"/>
-          </w:tcPr>
-          <w:p>
-            <w:pPr>
-              <w:spacing w:before="40" w:after="40"/>
-            </w:pPr>
-            <w:r>
-              <w:rPr>
-                <w:rFonts w:ascii="맑은 고딕" w:hAnsi="맑은 고딕" w:eastAsia="맑은 고딕"/>
-                <w:b w:val="0"/>
-                <w:sz w:val="18"/>
-              </w:rPr>
-              <w:t>서울시 — 따릉이 실시간</w:t>
-            </w:r>
-          </w:p>
-        </w:tc>
-        <w:tc>
-          <w:tcPr>
-            <w:tcW w:type="dxa" w:w="3324"/>
-            <w:vAlign w:val="center"/>
-          </w:tcPr>
-          <w:p>
-            <w:pPr>
-              <w:spacing w:before="40" w:after="40"/>
-            </w:pPr>
-            <w:r>
-              <w:rPr>
-                <w:rFonts w:ascii="맑은 고딕" w:hAnsi="맑은 고딕" w:eastAsia="맑은 고딕"/>
-                <w:b w:val="0"/>
-                <w:sz w:val="18"/>
-              </w:rPr>
-              <w:t>자전거도로 prior +0.22</w:t>
-            </w:r>
-          </w:p>
-        </w:tc>
-      </w:tr>
-      <w:tr>
-        <w:tc>
-          <w:tcPr>
-            <w:tcW w:type="dxa" w:w="3324"/>
-            <w:vAlign w:val="center"/>
-          </w:tcPr>
-          <w:p>
-            <w:pPr>
-              <w:spacing w:before="40" w:after="40"/>
-            </w:pPr>
-            <w:r>
-              <w:rPr>
-                <w:rFonts w:ascii="맑은 고딕" w:hAnsi="맑은 고딕" w:eastAsia="맑은 고딕"/>
-                <w:b w:val="0"/>
-                <w:sz w:val="18"/>
+                <w:sz w:val="16"/>
               </w:rPr>
               <w:t>보조(no-key)</w:t>
             </w:r>
@@ -952,18 +774,18 @@
         </w:tc>
         <w:tc>
           <w:tcPr>
-            <w:tcW w:type="dxa" w:w="3324"/>
+            <w:tcW w:type="dxa" w:w="3400"/>
             <w:vAlign w:val="center"/>
           </w:tcPr>
           <w:p>
             <w:pPr>
-              <w:spacing w:before="40" w:after="40"/>
+              <w:spacing w:before="0" w:after="0" w:line="240" w:lineRule="auto"/>
             </w:pPr>
             <w:r>
               <w:rPr>
                 <w:rFonts w:ascii="맑은 고딕" w:hAnsi="맑은 고딕" w:eastAsia="맑은 고딕"/>
                 <w:b w:val="0"/>
-                <w:sz w:val="18"/>
+                <w:sz w:val="16"/>
               </w:rPr>
               <w:t>USGS 지진 · OSM 철도건널목</w:t>
             </w:r>
@@ -971,20 +793,20 @@
         </w:tc>
         <w:tc>
           <w:tcPr>
-            <w:tcW w:type="dxa" w:w="3324"/>
+            <w:tcW w:type="dxa" w:w="3400"/>
             <w:vAlign w:val="center"/>
           </w:tcPr>
           <w:p>
             <w:pPr>
-              <w:spacing w:before="40" w:after="40"/>
+              <w:spacing w:before="0" w:after="0" w:line="240" w:lineRule="auto"/>
             </w:pPr>
             <w:r>
               <w:rPr>
                 <w:rFonts w:ascii="맑은 고딕" w:hAnsi="맑은 고딕" w:eastAsia="맑은 고딕"/>
                 <w:b w:val="0"/>
-                <w:sz w:val="18"/>
+                <w:sz w:val="16"/>
               </w:rPr>
-              <w:t>터널/교량 prior +0.02, 건널목 +0.03~0.10</w:t>
+              <w:t>터널/교량 +0.02 · 건널목 +0.03~0.10</w:t>
             </w:r>
           </w:p>
         </w:tc>
@@ -992,47 +814,148 @@
     </w:tbl>
     <w:p>
       <w:pPr>
-        <w:spacing w:before="120" w:after="40"/>
-        <w:ind w:left="170"/>
+        <w:spacing w:after="40" w:line="276" w:lineRule="auto"/>
+        <w:ind w:firstLine="227"/>
+        <w:jc w:val="both"/>
+      </w:pPr>
+      <w:r>
+        <w:rPr>
+          <w:rFonts w:ascii="맑은 고딕" w:hAnsi="맑은 고딕" w:eastAsia="맑은 고딕"/>
+          <w:b w:val="0"/>
+          <w:sz w:val="18"/>
+        </w:rPr>
+        <w:t>공공데이터포털 인증키 즉시 발급 + no-key fallback 12종으로 cold-start 즉시 동작. 가명결합은 HMAC-SHA256 + k≥5(개인정보보호법 28조의2), DSZ는 반입→결합→반출 SHA-256 검증(국토부 훈령 1456호).</w:t>
+      </w:r>
+    </w:p>
+    <w:p>
+      <w:pPr>
+        <w:spacing w:before="60" w:after="20"/>
+        <w:ind w:left="113"/>
       </w:pPr>
       <w:r>
         <w:rPr>
           <w:rFonts w:ascii="맑은 고딕" w:hAnsi="맑은 고딕" w:eastAsia="맑은 고딕"/>
           <w:b/>
           <w:color w:val="1F497D"/>
-          <w:sz w:val="22"/>
+          <w:sz w:val="19"/>
         </w:rPr>
-        <w:t>3. AI 학습 및 분석 도구 활용 (AI 활용 가점)</w:t>
+        <w:t>3. 기존 솔루션 대비 한국 특화 차별점 5종</w:t>
       </w:r>
     </w:p>
     <w:p>
       <w:pPr>
-        <w:spacing w:after="120" w:line="336" w:lineRule="auto"/>
-        <w:ind w:firstLine="283"/>
+        <w:spacing w:after="40" w:line="276" w:lineRule="auto"/>
+        <w:ind w:firstLine="227"/>
         <w:jc w:val="both"/>
       </w:pPr>
       <w:r>
         <w:rPr>
           <w:rFonts w:ascii="맑은 고딕" w:hAnsi="맑은 고딕" w:eastAsia="맑은 고딕"/>
           <w:b w:val="0"/>
-          <w:sz w:val="20"/>
+          <w:sz w:val="18"/>
         </w:rPr>
-        <w:t>AI 학습도구로는 PyTorch 기반 Transformer 모델인 Risk Transformer 를 자체 학습하였다. 21개 융합 피처를 입력으로 받아 0~1 범위의 위험 점수를 출력하며, 10,000개 학습 샘플과 15 epoch 학습 후 AUC 0.9403, F1 0.9412, Precision 0.9441, Recall 0.9384 의 성능을 달성했다. 모델 크기는 67,970 파라미터 / 278KB로 단말 임베드 가능 수준이며, CPU 단일 코어 추론 지연 p99 는 1.04ms 다. AI 분석도구로는 Google ML Kit ObjectDetector (단말 on-device YOLO 계열 객체 검출)와 ImageLabeler (400+ 카테고리 라벨링)를 활용하여 카메라 frame 에서 보행자·차량·이륜차·자전거 등의 후보 객체를 추출하고, Risk Transformer 의 위험 추정 입력으로 결합한다.</w:t>
+        <w:t>① V2V 협업 인지(heading 130°+ Cross-Vehicle 가중 0.95) — Tesla는 자기 시점만. ② Bus-Aware(정류장 dwelling 보행자 +0.55). ③ Bidirectional Lane(마주오는 차로 + VDS 비대칭). ④ 공공 신호 API 결합(vision-only 아닌 도로교통공단 신호 API + ITS 직접). ⑤ 정책 환원(위험 교차로 Top-N 자동 리포트 + DSZ 가명결합).</w:t>
       </w:r>
     </w:p>
     <w:p>
       <w:pPr>
-        <w:spacing w:before="120" w:after="40"/>
-        <w:ind w:left="170"/>
+        <w:spacing w:before="60" w:after="20"/>
+        <w:ind w:left="113"/>
       </w:pPr>
       <w:r>
         <w:rPr>
           <w:rFonts w:ascii="맑은 고딕" w:hAnsi="맑은 고딕" w:eastAsia="맑은 고딕"/>
           <w:b/>
           <w:color w:val="1F497D"/>
+          <w:sz w:val="19"/>
+        </w:rPr>
+        <w:t>4. 경쟁력 및 UI/UX</w:t>
+      </w:r>
+    </w:p>
+    <w:p>
+      <w:pPr>
+        <w:spacing w:after="40" w:line="276" w:lineRule="auto"/>
+        <w:ind w:firstLine="227"/>
+        <w:jc w:val="both"/>
+      </w:pPr>
+      <w:r>
+        <w:rPr>
+          <w:rFonts w:ascii="맑은 고딕" w:hAnsi="맑은 고딕" w:eastAsia="맑은 고딕"/>
+          <w:b w:val="0"/>
+          <w:sz w:val="18"/>
+        </w:rPr>
+        <w:t>데이터 깊이: 한국 공공 인프라 25종 + 사용자 fleet 결합 cold-start 우위. 법적 적합성: 8 시나리오를 도로교통법 + 대법원 판례(예: 우회전 2022도10752)에 매핑. 검증 투명성: MIT GitHub 공개 + 119/119 pytest PASS + 단일 URL /impact/submission-ready 호출 시 9 게이트 자가 진단(현재 ready=true). UI/UX: 상단 카메라 + ML Kit 검출 cyan bbox 오버레이, 하단 위험점수 게이지 + 4축 라이브 인디케이터, 발화 시 햅틱·음성·V2V 동시 트리거, 운영자 대시보드는 위험 교차로 히트맵 + 3-page A4 정책 PDF 자동 생성.</w:t>
+      </w:r>
+    </w:p>
+    <w:p>
+      <w:pPr>
+        <w:spacing w:before="120" w:after="40"/>
+      </w:pPr>
+      <w:r>
+        <w:rPr>
+          <w:rFonts w:ascii="맑은 고딕" w:hAnsi="맑은 고딕" w:eastAsia="맑은 고딕"/>
+          <w:b/>
           <w:sz w:val="22"/>
         </w:rPr>
-        <w:t>4. 기존 유사 제품과의 차별점 — 한국 특화 5종</w:t>
+        <w:t>□ 아이템의 실효성</w:t>
+      </w:r>
+    </w:p>
+    <w:p>
+      <w:pPr>
+        <w:spacing w:after="40" w:line="276" w:lineRule="auto"/>
+        <w:ind w:firstLine="227"/>
+        <w:jc w:val="both"/>
+      </w:pPr>
+      <w:r>
+        <w:rPr>
+          <w:rFonts w:ascii="맑은 고딕" w:hAnsi="맑은 고딕" w:eastAsia="맑은 고딕"/>
+          <w:b w:val="0"/>
+          <w:sz w:val="18"/>
+        </w:rPr>
+        <w:t>핵심 고객은 B2C 일반 운전자(국내 블랙박스 1,500만 대), B2B 영업용 운수업체(사업용 50만 대, DTG 의무), B2G 지자체·국토부(17 시도 + 226 시군구)이다. 국내 ADAS·블랙박스 시장은 연 1.2조원으로 7.2% 성장 중(한국자동차연구원 2024), V2X 시장은 2030년 3,800억원 예상이다. 운전자는 회피 성공률 25%→84.5%, 운수업체는 DTG 패턴 식별로 사고율 30% 감소, 지자체는 신호 주기 조정 의사결정 데이터를 확보한다.</w:t>
+      </w:r>
+    </w:p>
+    <w:p>
+      <w:pPr>
+        <w:spacing w:after="40" w:line="276" w:lineRule="auto"/>
+        <w:ind w:firstLine="227"/>
+        <w:jc w:val="both"/>
+      </w:pPr>
+      <w:r>
+        <w:rPr>
+          <w:rFonts w:ascii="맑은 고딕" w:hAnsi="맑은 고딕" w:eastAsia="맑은 고딕"/>
+          <w:b w:val="0"/>
+          <w:sz w:val="18"/>
+        </w:rPr>
+        <w:t>수익 모델: B2C Free + Premium 월 4,900원, B2B SaaS 차량당 월 9,900원(50만대×10%=연 59억), B2G 정책 리포트 연 2,000만원(226시군구×30%=연 13.5억). 3년 매출 추정 1년차 5억 / 2년차 20억 / 3년차 70억, BEP 2년차 후반. 확장 계획: ①마이데이터 결합(보험사·정비소) ②자율주행 V2X 데이터셋(국토부 av-hub 기여) ③해외 진출(일본·태국·베트남, 한국형 도로 환경).</w:t>
+      </w:r>
+    </w:p>
+    <w:p>
+      <w:pPr>
+        <w:spacing w:before="120" w:after="40"/>
+      </w:pPr>
+      <w:r>
+        <w:rPr>
+          <w:rFonts w:ascii="맑은 고딕" w:hAnsi="맑은 고딕" w:eastAsia="맑은 고딕"/>
+          <w:b/>
+          <w:sz w:val="22"/>
+        </w:rPr>
+        <w:t>□ 기대효과</w:t>
+      </w:r>
+    </w:p>
+    <w:p>
+      <w:pPr>
+        <w:spacing w:after="40" w:line="276" w:lineRule="auto"/>
+        <w:ind w:firstLine="227"/>
+        <w:jc w:val="both"/>
+      </w:pPr>
+      <w:r>
+        <w:rPr>
+          <w:rFonts w:ascii="맑은 고딕" w:hAnsi="맑은 고딕" w:eastAsia="맑은 고딕"/>
+          <w:b w:val="0"/>
+          <w:sz w:val="18"/>
+        </w:rPr>
+        <w:t>산출 공식: TAAS_annual × 도시교차로 비중(46%) × 시나리오 비중(42%) × min(0.85, 0.25 × lead) × coverage. lead = 3.38s 기준 도입 단계별 정량 임팩트는 다음과 같다(사회비용은 KOTI 2024 단가표 환산).</w:t>
       </w:r>
     </w:p>
     <w:tbl>
@@ -1043,1042 +966,28 @@
         <w:tblLook w:firstColumn="1" w:firstRow="1" w:lastColumn="0" w:lastRow="0" w:noHBand="0" w:noVBand="1" w:val="04A0"/>
       </w:tblPr>
       <w:tblGrid>
-        <w:gridCol w:w="3324"/>
-        <w:gridCol w:w="3324"/>
-        <w:gridCol w:w="3324"/>
+        <w:gridCol w:w="2040"/>
+        <w:gridCol w:w="2040"/>
+        <w:gridCol w:w="2040"/>
+        <w:gridCol w:w="2040"/>
+        <w:gridCol w:w="2040"/>
       </w:tblGrid>
       <w:tr>
         <w:tc>
           <w:tcPr>
-            <w:tcW w:type="dxa" w:w="3324"/>
+            <w:tcW w:type="dxa" w:w="2040"/>
             <w:shd w:fill="DBE5F1"/>
             <w:vAlign w:val="center"/>
           </w:tcPr>
           <w:p>
             <w:pPr>
-              <w:spacing w:before="40" w:after="40"/>
+              <w:spacing w:before="0" w:after="0" w:line="240" w:lineRule="auto"/>
             </w:pPr>
             <w:r>
               <w:rPr>
                 <w:rFonts w:ascii="맑은 고딕" w:hAnsi="맑은 고딕" w:eastAsia="맑은 고딕"/>
                 <w:b/>
-                <w:sz w:val="18"/>
-              </w:rPr>
-              <w:t>카테고리</w:t>
-            </w:r>
-          </w:p>
-        </w:tc>
-        <w:tc>
-          <w:tcPr>
-            <w:tcW w:type="dxa" w:w="3324"/>
-            <w:shd w:fill="DBE5F1"/>
-            <w:vAlign w:val="center"/>
-          </w:tcPr>
-          <w:p>
-            <w:pPr>
-              <w:spacing w:before="40" w:after="40"/>
-            </w:pPr>
-            <w:r>
-              <w:rPr>
-                <w:rFonts w:ascii="맑은 고딕" w:hAnsi="맑은 고딕" w:eastAsia="맑은 고딕"/>
-                <w:b/>
-                <w:sz w:val="18"/>
-              </w:rPr>
-              <w:t>Tesla FSD / 글로벌 솔루션</w:t>
-            </w:r>
-          </w:p>
-        </w:tc>
-        <w:tc>
-          <w:tcPr>
-            <w:tcW w:type="dxa" w:w="3324"/>
-            <w:shd w:fill="DBE5F1"/>
-            <w:vAlign w:val="center"/>
-          </w:tcPr>
-          <w:p>
-            <w:pPr>
-              <w:spacing w:before="40" w:after="40"/>
-            </w:pPr>
-            <w:r>
-              <w:rPr>
-                <w:rFonts w:ascii="맑은 고딕" w:hAnsi="맑은 고딕" w:eastAsia="맑은 고딕"/>
-                <w:b/>
-                <w:sz w:val="18"/>
-              </w:rPr>
-              <w:t>AuraView K-Perception</w:t>
-            </w:r>
-          </w:p>
-        </w:tc>
-      </w:tr>
-      <w:tr>
-        <w:tc>
-          <w:tcPr>
-            <w:tcW w:type="dxa" w:w="3324"/>
-            <w:vAlign w:val="center"/>
-          </w:tcPr>
-          <w:p>
-            <w:pPr>
-              <w:spacing w:before="40" w:after="40"/>
-            </w:pPr>
-            <w:r>
-              <w:rPr>
-                <w:rFonts w:ascii="맑은 고딕" w:hAnsi="맑은 고딕" w:eastAsia="맑은 고딕"/>
-                <w:b w:val="0"/>
-                <w:sz w:val="18"/>
-              </w:rPr>
-              <w:t>차량 간 협업</w:t>
-            </w:r>
-          </w:p>
-        </w:tc>
-        <w:tc>
-          <w:tcPr>
-            <w:tcW w:type="dxa" w:w="3324"/>
-            <w:vAlign w:val="center"/>
-          </w:tcPr>
-          <w:p>
-            <w:pPr>
-              <w:spacing w:before="40" w:after="40"/>
-            </w:pPr>
-            <w:r>
-              <w:rPr>
-                <w:rFonts w:ascii="맑은 고딕" w:hAnsi="맑은 고딕" w:eastAsia="맑은 고딕"/>
-                <w:b w:val="0"/>
-                <w:sz w:val="18"/>
-              </w:rPr>
-              <w:t>자기 차량 시점만 활용</w:t>
-            </w:r>
-          </w:p>
-        </w:tc>
-        <w:tc>
-          <w:tcPr>
-            <w:tcW w:type="dxa" w:w="3324"/>
-            <w:vAlign w:val="center"/>
-          </w:tcPr>
-          <w:p>
-            <w:pPr>
-              <w:spacing w:before="40" w:after="40"/>
-            </w:pPr>
-            <w:r>
-              <w:rPr>
-                <w:rFonts w:ascii="맑은 고딕" w:hAnsi="맑은 고딕" w:eastAsia="맑은 고딕"/>
-                <w:b w:val="0"/>
-                <w:sz w:val="18"/>
-              </w:rPr>
-              <w:t>V2V Cross-Vehicle (heading 130°+ 가중 0.95)</w:t>
-            </w:r>
-          </w:p>
-        </w:tc>
-      </w:tr>
-      <w:tr>
-        <w:tc>
-          <w:tcPr>
-            <w:tcW w:type="dxa" w:w="3324"/>
-            <w:vAlign w:val="center"/>
-          </w:tcPr>
-          <w:p>
-            <w:pPr>
-              <w:spacing w:before="40" w:after="40"/>
-            </w:pPr>
-            <w:r>
-              <w:rPr>
-                <w:rFonts w:ascii="맑은 고딕" w:hAnsi="맑은 고딕" w:eastAsia="맑은 고딕"/>
-                <w:b w:val="0"/>
-                <w:sz w:val="18"/>
-              </w:rPr>
-              <w:t>정류장 prior</w:t>
-            </w:r>
-          </w:p>
-        </w:tc>
-        <w:tc>
-          <w:tcPr>
-            <w:tcW w:type="dxa" w:w="3324"/>
-            <w:vAlign w:val="center"/>
-          </w:tcPr>
-          <w:p>
-            <w:pPr>
-              <w:spacing w:before="40" w:after="40"/>
-            </w:pPr>
-            <w:r>
-              <w:rPr>
-                <w:rFonts w:ascii="맑은 고딕" w:hAnsi="맑은 고딕" w:eastAsia="맑은 고딕"/>
-                <w:b w:val="0"/>
-                <w:sz w:val="18"/>
-              </w:rPr>
-              <w:t>보행자 일반 분류만</w:t>
-            </w:r>
-          </w:p>
-        </w:tc>
-        <w:tc>
-          <w:tcPr>
-            <w:tcW w:type="dxa" w:w="3324"/>
-            <w:vAlign w:val="center"/>
-          </w:tcPr>
-          <w:p>
-            <w:pPr>
-              <w:spacing w:before="40" w:after="40"/>
-            </w:pPr>
-            <w:r>
-              <w:rPr>
-                <w:rFonts w:ascii="맑은 고딕" w:hAnsi="맑은 고딕" w:eastAsia="맑은 고딕"/>
-                <w:b w:val="0"/>
-                <w:sz w:val="18"/>
-              </w:rPr>
-              <w:t>Bus-Aware 정류장 dwelling/passing → +0.55 boost</w:t>
-            </w:r>
-          </w:p>
-        </w:tc>
-      </w:tr>
-      <w:tr>
-        <w:tc>
-          <w:tcPr>
-            <w:tcW w:type="dxa" w:w="3324"/>
-            <w:vAlign w:val="center"/>
-          </w:tcPr>
-          <w:p>
-            <w:pPr>
-              <w:spacing w:before="40" w:after="40"/>
-            </w:pPr>
-            <w:r>
-              <w:rPr>
-                <w:rFonts w:ascii="맑은 고딕" w:hAnsi="맑은 고딕" w:eastAsia="맑은 고딕"/>
-                <w:b w:val="0"/>
-                <w:sz w:val="18"/>
-              </w:rPr>
-              <w:t>마주오는 차로</w:t>
-            </w:r>
-          </w:p>
-        </w:tc>
-        <w:tc>
-          <w:tcPr>
-            <w:tcW w:type="dxa" w:w="3324"/>
-            <w:vAlign w:val="center"/>
-          </w:tcPr>
-          <w:p>
-            <w:pPr>
-              <w:spacing w:before="40" w:after="40"/>
-            </w:pPr>
-            <w:r>
-              <w:rPr>
-                <w:rFonts w:ascii="맑은 고딕" w:hAnsi="맑은 고딕" w:eastAsia="맑은 고딕"/>
-                <w:b w:val="0"/>
-                <w:sz w:val="18"/>
-              </w:rPr>
-              <w:t>단방향 차로 모델</w:t>
-            </w:r>
-          </w:p>
-        </w:tc>
-        <w:tc>
-          <w:tcPr>
-            <w:tcW w:type="dxa" w:w="3324"/>
-            <w:vAlign w:val="center"/>
-          </w:tcPr>
-          <w:p>
-            <w:pPr>
-              <w:spacing w:before="40" w:after="40"/>
-            </w:pPr>
-            <w:r>
-              <w:rPr>
-                <w:rFonts w:ascii="맑은 고딕" w:hAnsi="맑은 고딕" w:eastAsia="맑은 고딕"/>
-                <w:b w:val="0"/>
-                <w:sz w:val="18"/>
-              </w:rPr>
-              <w:t>Bidirectional Lane + VDS 비대칭 분석</w:t>
-            </w:r>
-          </w:p>
-        </w:tc>
-      </w:tr>
-      <w:tr>
-        <w:tc>
-          <w:tcPr>
-            <w:tcW w:type="dxa" w:w="3324"/>
-            <w:vAlign w:val="center"/>
-          </w:tcPr>
-          <w:p>
-            <w:pPr>
-              <w:spacing w:before="40" w:after="40"/>
-            </w:pPr>
-            <w:r>
-              <w:rPr>
-                <w:rFonts w:ascii="맑은 고딕" w:hAnsi="맑은 고딕" w:eastAsia="맑은 고딕"/>
-                <w:b w:val="0"/>
-                <w:sz w:val="18"/>
-              </w:rPr>
-              <w:t>공공 신호 결합</w:t>
-            </w:r>
-          </w:p>
-        </w:tc>
-        <w:tc>
-          <w:tcPr>
-            <w:tcW w:type="dxa" w:w="3324"/>
-            <w:vAlign w:val="center"/>
-          </w:tcPr>
-          <w:p>
-            <w:pPr>
-              <w:spacing w:before="40" w:after="40"/>
-            </w:pPr>
-            <w:r>
-              <w:rPr>
-                <w:rFonts w:ascii="맑은 고딕" w:hAnsi="맑은 고딕" w:eastAsia="맑은 고딕"/>
-                <w:b w:val="0"/>
-                <w:sz w:val="18"/>
-              </w:rPr>
-              <w:t>vision-only 신호 인식</w:t>
-            </w:r>
-          </w:p>
-        </w:tc>
-        <w:tc>
-          <w:tcPr>
-            <w:tcW w:type="dxa" w:w="3324"/>
-            <w:vAlign w:val="center"/>
-          </w:tcPr>
-          <w:p>
-            <w:pPr>
-              <w:spacing w:before="40" w:after="40"/>
-            </w:pPr>
-            <w:r>
-              <w:rPr>
-                <w:rFonts w:ascii="맑은 고딕" w:hAnsi="맑은 고딕" w:eastAsia="맑은 고딕"/>
-                <w:b w:val="0"/>
-                <w:sz w:val="18"/>
-              </w:rPr>
-              <w:t>도로교통공단 신호 API + ITS 직접 호출 결합</w:t>
-            </w:r>
-          </w:p>
-        </w:tc>
-      </w:tr>
-      <w:tr>
-        <w:tc>
-          <w:tcPr>
-            <w:tcW w:type="dxa" w:w="3324"/>
-            <w:vAlign w:val="center"/>
-          </w:tcPr>
-          <w:p>
-            <w:pPr>
-              <w:spacing w:before="40" w:after="40"/>
-            </w:pPr>
-            <w:r>
-              <w:rPr>
-                <w:rFonts w:ascii="맑은 고딕" w:hAnsi="맑은 고딕" w:eastAsia="맑은 고딕"/>
-                <w:b w:val="0"/>
-                <w:sz w:val="18"/>
-              </w:rPr>
-              <w:t>정책 환원</w:t>
-            </w:r>
-          </w:p>
-        </w:tc>
-        <w:tc>
-          <w:tcPr>
-            <w:tcW w:type="dxa" w:w="3324"/>
-            <w:vAlign w:val="center"/>
-          </w:tcPr>
-          <w:p>
-            <w:pPr>
-              <w:spacing w:before="40" w:after="40"/>
-            </w:pPr>
-            <w:r>
-              <w:rPr>
-                <w:rFonts w:ascii="맑은 고딕" w:hAnsi="맑은 고딕" w:eastAsia="맑은 고딕"/>
-                <w:b w:val="0"/>
-                <w:sz w:val="18"/>
-              </w:rPr>
-              <w:t>Tesla 내부 데이터 폐쇄</w:t>
-            </w:r>
-          </w:p>
-        </w:tc>
-        <w:tc>
-          <w:tcPr>
-            <w:tcW w:type="dxa" w:w="3324"/>
-            <w:vAlign w:val="center"/>
-          </w:tcPr>
-          <w:p>
-            <w:pPr>
-              <w:spacing w:before="40" w:after="40"/>
-            </w:pPr>
-            <w:r>
-              <w:rPr>
-                <w:rFonts w:ascii="맑은 고딕" w:hAnsi="맑은 고딕" w:eastAsia="맑은 고딕"/>
-                <w:b w:val="0"/>
-                <w:sz w:val="18"/>
-              </w:rPr>
-              <w:t>위험 교차로 Top-N 자동 리포트 + DSZ 가명결합</w:t>
-            </w:r>
-          </w:p>
-        </w:tc>
-      </w:tr>
-    </w:tbl>
-    <w:p>
-      <w:pPr>
-        <w:spacing w:before="120" w:after="40"/>
-        <w:ind w:left="170"/>
-      </w:pPr>
-      <w:r>
-        <w:rPr>
-          <w:rFonts w:ascii="맑은 고딕" w:hAnsi="맑은 고딕" w:eastAsia="맑은 고딕"/>
-          <w:b/>
-          <w:color w:val="1F497D"/>
-          <w:sz w:val="22"/>
-        </w:rPr>
-        <w:t>5. 개발 제품만의 경쟁력 확보 방안</w:t>
-      </w:r>
-    </w:p>
-    <w:p>
-      <w:pPr>
-        <w:spacing w:after="120" w:line="336" w:lineRule="auto"/>
-        <w:ind w:firstLine="283"/>
-        <w:jc w:val="both"/>
-      </w:pPr>
-      <w:r>
-        <w:rPr>
-          <w:rFonts w:ascii="맑은 고딕" w:hAnsi="맑은 고딕" w:eastAsia="맑은 고딕"/>
-          <w:b w:val="0"/>
-          <w:sz w:val="20"/>
-        </w:rPr>
-        <w:t>첫째, 데이터 깊이 측면에서 글로벌 솔루션이 자체 fleet 학습에만 의존하는 반면 AuraView 는 한국 공공 인프라 25종에 사용자 fleet 를 결합하여 cold-start 시점부터 우위를 확보한다. 둘째, 법적 적합성 측면에서 8 시나리오 각각을 도로교통법 조항과 대법원 판례(예: 2022도10752 우회전 보행자 사건)에 매핑하여(`/policy/laws`), 정책 의사결정자와 보험사가 즉시 신뢰할 수 있는 형태로 제공한다. 셋째, 검증 투명성 측면에서 코드 전체를 MIT 라이센스로 GitHub 공개하고 119개 자동화 테스트를 매 커밋마다 실행하며, 단일 URL `/impact/submission-ready` 호출로 9개 게이트(소스 카운트·스키마·PDF 생성·모델 가중치·git_sha·LICENSE·외부 노출 금지어 등)를 자가 진단한다. 넷째, DSZ 안심구역 활용을 완전 자동화하여 반입→결합→반출 전 과정에 SHA-256 해시 검증과 감사 로그를 자동 생성한다(`/dsz/pipeline-report`).</w:t>
-      </w:r>
-    </w:p>
-    <w:p>
-      <w:pPr>
-        <w:spacing w:before="120" w:after="40"/>
-        <w:ind w:left="170"/>
-      </w:pPr>
-      <w:r>
-        <w:rPr>
-          <w:rFonts w:ascii="맑은 고딕" w:hAnsi="맑은 고딕" w:eastAsia="맑은 고딕"/>
-          <w:b/>
-          <w:color w:val="1F497D"/>
-          <w:sz w:val="22"/>
-        </w:rPr>
-        <w:t>6. UI/UX 서비스 예상 이미지</w:t>
-      </w:r>
-    </w:p>
-    <w:p>
-      <w:pPr>
-        <w:spacing w:after="120" w:line="336" w:lineRule="auto"/>
-        <w:ind w:firstLine="283"/>
-        <w:jc w:val="both"/>
-      </w:pPr>
-      <w:r>
-        <w:rPr>
-          <w:rFonts w:ascii="맑은 고딕" w:hAnsi="맑은 고딕" w:eastAsia="맑은 고딕"/>
-          <w:b w:val="0"/>
-          <w:sz w:val="20"/>
-        </w:rPr>
-        <w:t>화면 상단 절반에는 실시간 카메라 frame 위에 검출된 객체를 cyan 색 bounding box 오버레이로 표시한다. 박스 좌상단에는 ML Kit 가 반환한 원본 라벨과 confidence 가 함께 노출된다. 화면 하단 절반에는 4축 라이브 인디케이터(entropy · motion · voxel 점유율 · 검출 카운트)와 위험 점수 게이지가 배치된다. 위험 발화 시 햅틱 3-burst 진동과 함께 음성 안내(예: "전방 신호 가림, 즉시 정지")가 출력되고, V2V 토글이 활성화되어 있으면 반경 200m 내 다른 AuraView 차량으로 위험 알림이 broadcast 된다. 지자체용 운영자 대시보드에는 위험 교차로 Top-N 히트맵과 함께 정책 의사결정용 3-page A4 PDF 가 자동 생성되어 다운로드 가능하다.</w:t>
-      </w:r>
-    </w:p>
-    <w:p>
-      <w:pPr>
-        <w:spacing w:before="280" w:after="80"/>
-      </w:pPr>
-      <w:r>
-        <w:rPr>
-          <w:rFonts w:ascii="맑은 고딕" w:hAnsi="맑은 고딕" w:eastAsia="맑은 고딕"/>
-          <w:b/>
-          <w:sz w:val="26"/>
-        </w:rPr>
-        <w:t>□ 아이템의 실효성</w:t>
-      </w:r>
-    </w:p>
-    <w:p>
-      <w:pPr>
-        <w:spacing w:before="120" w:after="40"/>
-        <w:ind w:left="170"/>
-      </w:pPr>
-      <w:r>
-        <w:rPr>
-          <w:rFonts w:ascii="맑은 고딕" w:hAnsi="맑은 고딕" w:eastAsia="맑은 고딕"/>
-          <w:b/>
-          <w:color w:val="1F497D"/>
-          <w:sz w:val="22"/>
-        </w:rPr>
-        <w:t>1. 핵심 고객과 국내외 시장 규모</w:t>
-      </w:r>
-    </w:p>
-    <w:p>
-      <w:pPr>
-        <w:spacing w:after="120" w:line="336" w:lineRule="auto"/>
-        <w:ind w:firstLine="283"/>
-        <w:jc w:val="both"/>
-      </w:pPr>
-      <w:r>
-        <w:rPr>
-          <w:rFonts w:ascii="맑은 고딕" w:hAnsi="맑은 고딕" w:eastAsia="맑은 고딕"/>
-          <w:b w:val="0"/>
-          <w:sz w:val="20"/>
-        </w:rPr>
-        <w:t>본 아이템은 B2C(일반 운전자), B2B(영업용 운수업체), B2G(지자체·국토부) 3개 segment 를 핵심 고객으로 한다. 국내 블랙박스 보급 대수는 약 1,500만 대로 보급률 90% 이상이며, DTG 의무 장착 대상인 사업용 차량은 약 50만 대(택시·버스·화물)에 달한다. 행정 단위로는 17개 광역 시·도와 226개 시·군·구가 정책 의사결정 단위로 존재한다. 시장 규모는 한국자동차연구원 2024 보고서 기준 국내 ADAS·블랙박스 시장이 연 약 1.2조원이며 연평균 7.2% 성장 중이고, 정부 미래차 산업육성 계획에 따른 국내 V2X 시장은 2030년 3,800억원 규모로 예상된다. 해외 잠재 시장은 동남아시아·인도 등 한국형 도로 인프라(좁은 골목, 이륜차 비중, 보행자 밀집)와 유사한 신흥 시장이다.</w:t>
-      </w:r>
-    </w:p>
-    <w:p>
-      <w:pPr>
-        <w:spacing w:before="120" w:after="40"/>
-        <w:ind w:left="170"/>
-      </w:pPr>
-      <w:r>
-        <w:rPr>
-          <w:rFonts w:ascii="맑은 고딕" w:hAnsi="맑은 고딕" w:eastAsia="맑은 고딕"/>
-          <w:b/>
-          <w:color w:val="1F497D"/>
-          <w:sz w:val="22"/>
-        </w:rPr>
-        <w:t>2. 고객 편의 효과 및 사고 회피 정량 효과</w:t>
-      </w:r>
-    </w:p>
-    <w:p>
-      <w:pPr>
-        <w:spacing w:after="120" w:line="336" w:lineRule="auto"/>
-        <w:ind w:firstLine="283"/>
-        <w:jc w:val="both"/>
-      </w:pPr>
-      <w:r>
-        <w:rPr>
-          <w:rFonts w:ascii="맑은 고딕" w:hAnsi="맑은 고딕" w:eastAsia="맑은 고딕"/>
-          <w:b w:val="0"/>
-          <w:sz w:val="20"/>
-        </w:rPr>
-        <w:t>운전자는 평균 3.38초의 선행경고를 받음으로써 회피 가능 거리가 일반 ADAS 대비 약 4배 확장되어, 회피 성공률이 25%에서 84.5%로 향상된다. 영업용 운수업체는 DTG 위험운전 패턴 자동 식별을 통해 사고율을 평균 30% 감소시킬 수 있으며(KOTSA DTG 통계 가정), 지자체는 위험 교차로 정량 데이터를 확보하여 신호 주기 조정·CCTV 우선 설치 등의 정책 결정에 즉시 활용 가능하다.</w:t>
-      </w:r>
-    </w:p>
-    <w:p>
-      <w:pPr>
-        <w:spacing w:before="120" w:after="40"/>
-        <w:ind w:left="170"/>
-      </w:pPr>
-      <w:r>
-        <w:rPr>
-          <w:rFonts w:ascii="맑은 고딕" w:hAnsi="맑은 고딕" w:eastAsia="맑은 고딕"/>
-          <w:b/>
-          <w:color w:val="1F497D"/>
-          <w:sz w:val="22"/>
-        </w:rPr>
-        <w:t>3. 매출 가능성 및 수익구조</w:t>
-      </w:r>
-    </w:p>
-    <w:tbl>
-      <w:tblPr>
-        <w:tblStyle w:val="TableGrid"/>
-        <w:tblW w:type="auto" w:w="0"/>
-        <w:tblLayout w:type="autofit"/>
-        <w:tblLook w:firstColumn="1" w:firstRow="1" w:lastColumn="0" w:lastRow="0" w:noHBand="0" w:noVBand="1" w:val="04A0"/>
-      </w:tblPr>
-      <w:tblGrid>
-        <w:gridCol w:w="1994"/>
-        <w:gridCol w:w="1994"/>
-        <w:gridCol w:w="1994"/>
-        <w:gridCol w:w="1994"/>
-        <w:gridCol w:w="1994"/>
-      </w:tblGrid>
-      <w:tr>
-        <w:tc>
-          <w:tcPr>
-            <w:tcW w:type="dxa" w:w="1994"/>
-            <w:shd w:fill="DBE5F1"/>
-            <w:vAlign w:val="center"/>
-          </w:tcPr>
-          <w:p>
-            <w:pPr>
-              <w:spacing w:before="40" w:after="40"/>
-            </w:pPr>
-            <w:r>
-              <w:rPr>
-                <w:rFonts w:ascii="맑은 고딕" w:hAnsi="맑은 고딕" w:eastAsia="맑은 고딕"/>
-                <w:b/>
-                <w:sz w:val="18"/>
-              </w:rPr>
-              <w:t>고객</w:t>
-            </w:r>
-          </w:p>
-        </w:tc>
-        <w:tc>
-          <w:tcPr>
-            <w:tcW w:type="dxa" w:w="1994"/>
-            <w:shd w:fill="DBE5F1"/>
-            <w:vAlign w:val="center"/>
-          </w:tcPr>
-          <w:p>
-            <w:pPr>
-              <w:spacing w:before="40" w:after="40"/>
-            </w:pPr>
-            <w:r>
-              <w:rPr>
-                <w:rFonts w:ascii="맑은 고딕" w:hAnsi="맑은 고딕" w:eastAsia="맑은 고딕"/>
-                <w:b/>
-                <w:sz w:val="18"/>
-              </w:rPr>
-              <w:t>수익 모델</w:t>
-            </w:r>
-          </w:p>
-        </w:tc>
-        <w:tc>
-          <w:tcPr>
-            <w:tcW w:type="dxa" w:w="1994"/>
-            <w:shd w:fill="DBE5F1"/>
-            <w:vAlign w:val="center"/>
-          </w:tcPr>
-          <w:p>
-            <w:pPr>
-              <w:spacing w:before="40" w:after="40"/>
-            </w:pPr>
-            <w:r>
-              <w:rPr>
-                <w:rFonts w:ascii="맑은 고딕" w:hAnsi="맑은 고딕" w:eastAsia="맑은 고딕"/>
-                <w:b/>
-                <w:sz w:val="18"/>
-              </w:rPr>
-              <w:t>단가</w:t>
-            </w:r>
-          </w:p>
-        </w:tc>
-        <w:tc>
-          <w:tcPr>
-            <w:tcW w:type="dxa" w:w="1994"/>
-            <w:shd w:fill="DBE5F1"/>
-            <w:vAlign w:val="center"/>
-          </w:tcPr>
-          <w:p>
-            <w:pPr>
-              <w:spacing w:before="40" w:after="40"/>
-            </w:pPr>
-            <w:r>
-              <w:rPr>
-                <w:rFonts w:ascii="맑은 고딕" w:hAnsi="맑은 고딕" w:eastAsia="맑은 고딕"/>
-                <w:b/>
-                <w:sz w:val="18"/>
-              </w:rPr>
-              <w:t>보급 시나리오</w:t>
-            </w:r>
-          </w:p>
-        </w:tc>
-        <w:tc>
-          <w:tcPr>
-            <w:tcW w:type="dxa" w:w="1994"/>
-            <w:shd w:fill="DBE5F1"/>
-            <w:vAlign w:val="center"/>
-          </w:tcPr>
-          <w:p>
-            <w:pPr>
-              <w:spacing w:before="40" w:after="40"/>
-            </w:pPr>
-            <w:r>
-              <w:rPr>
-                <w:rFonts w:ascii="맑은 고딕" w:hAnsi="맑은 고딕" w:eastAsia="맑은 고딕"/>
-                <w:b/>
-                <w:sz w:val="18"/>
-              </w:rPr>
-              <w:t>연 매출</w:t>
-            </w:r>
-          </w:p>
-        </w:tc>
-      </w:tr>
-      <w:tr>
-        <w:tc>
-          <w:tcPr>
-            <w:tcW w:type="dxa" w:w="1994"/>
-            <w:vAlign w:val="center"/>
-          </w:tcPr>
-          <w:p>
-            <w:pPr>
-              <w:spacing w:before="40" w:after="40"/>
-            </w:pPr>
-            <w:r>
-              <w:rPr>
-                <w:rFonts w:ascii="맑은 고딕" w:hAnsi="맑은 고딕" w:eastAsia="맑은 고딕"/>
-                <w:b w:val="0"/>
-                <w:sz w:val="18"/>
-              </w:rPr>
-              <w:t>B2C 일반 운전자</w:t>
-            </w:r>
-          </w:p>
-        </w:tc>
-        <w:tc>
-          <w:tcPr>
-            <w:tcW w:type="dxa" w:w="1994"/>
-            <w:vAlign w:val="center"/>
-          </w:tcPr>
-          <w:p>
-            <w:pPr>
-              <w:spacing w:before="40" w:after="40"/>
-            </w:pPr>
-            <w:r>
-              <w:rPr>
-                <w:rFonts w:ascii="맑은 고딕" w:hAnsi="맑은 고딕" w:eastAsia="맑은 고딕"/>
-                <w:b w:val="0"/>
-                <w:sz w:val="18"/>
-              </w:rPr>
-              <w:t>Free + Premium</w:t>
-            </w:r>
-          </w:p>
-        </w:tc>
-        <w:tc>
-          <w:tcPr>
-            <w:tcW w:type="dxa" w:w="1994"/>
-            <w:vAlign w:val="center"/>
-          </w:tcPr>
-          <w:p>
-            <w:pPr>
-              <w:spacing w:before="40" w:after="40"/>
-            </w:pPr>
-            <w:r>
-              <w:rPr>
-                <w:rFonts w:ascii="맑은 고딕" w:hAnsi="맑은 고딕" w:eastAsia="맑은 고딕"/>
-                <w:b w:val="0"/>
-                <w:sz w:val="18"/>
-              </w:rPr>
-              <w:t>월 4,900원</w:t>
-            </w:r>
-          </w:p>
-        </w:tc>
-        <w:tc>
-          <w:tcPr>
-            <w:tcW w:type="dxa" w:w="1994"/>
-            <w:vAlign w:val="center"/>
-          </w:tcPr>
-          <w:p>
-            <w:pPr>
-              <w:spacing w:before="40" w:after="40"/>
-            </w:pPr>
-            <w:r>
-              <w:rPr>
-                <w:rFonts w:ascii="맑은 고딕" w:hAnsi="맑은 고딕" w:eastAsia="맑은 고딕"/>
-                <w:b w:val="0"/>
-                <w:sz w:val="18"/>
-              </w:rPr>
-              <w:t>프리미엄 5만 명 전환</w:t>
-            </w:r>
-          </w:p>
-        </w:tc>
-        <w:tc>
-          <w:tcPr>
-            <w:tcW w:type="dxa" w:w="1994"/>
-            <w:vAlign w:val="center"/>
-          </w:tcPr>
-          <w:p>
-            <w:pPr>
-              <w:spacing w:before="40" w:after="40"/>
-            </w:pPr>
-            <w:r>
-              <w:rPr>
-                <w:rFonts w:ascii="맑은 고딕" w:hAnsi="맑은 고딕" w:eastAsia="맑은 고딕"/>
-                <w:b w:val="0"/>
-                <w:sz w:val="18"/>
-              </w:rPr>
-              <w:t>약 30억원</w:t>
-            </w:r>
-          </w:p>
-        </w:tc>
-      </w:tr>
-      <w:tr>
-        <w:tc>
-          <w:tcPr>
-            <w:tcW w:type="dxa" w:w="1994"/>
-            <w:vAlign w:val="center"/>
-          </w:tcPr>
-          <w:p>
-            <w:pPr>
-              <w:spacing w:before="40" w:after="40"/>
-            </w:pPr>
-            <w:r>
-              <w:rPr>
-                <w:rFonts w:ascii="맑은 고딕" w:hAnsi="맑은 고딕" w:eastAsia="맑은 고딕"/>
-                <w:b w:val="0"/>
-                <w:sz w:val="18"/>
-              </w:rPr>
-              <w:t>B2B 영업용 운수</w:t>
-            </w:r>
-          </w:p>
-        </w:tc>
-        <w:tc>
-          <w:tcPr>
-            <w:tcW w:type="dxa" w:w="1994"/>
-            <w:vAlign w:val="center"/>
-          </w:tcPr>
-          <w:p>
-            <w:pPr>
-              <w:spacing w:before="40" w:after="40"/>
-            </w:pPr>
-            <w:r>
-              <w:rPr>
-                <w:rFonts w:ascii="맑은 고딕" w:hAnsi="맑은 고딕" w:eastAsia="맑은 고딕"/>
-                <w:b w:val="0"/>
-                <w:sz w:val="18"/>
-              </w:rPr>
-              <w:t>차량당 SaaS</w:t>
-            </w:r>
-          </w:p>
-        </w:tc>
-        <w:tc>
-          <w:tcPr>
-            <w:tcW w:type="dxa" w:w="1994"/>
-            <w:vAlign w:val="center"/>
-          </w:tcPr>
-          <w:p>
-            <w:pPr>
-              <w:spacing w:before="40" w:after="40"/>
-            </w:pPr>
-            <w:r>
-              <w:rPr>
-                <w:rFonts w:ascii="맑은 고딕" w:hAnsi="맑은 고딕" w:eastAsia="맑은 고딕"/>
-                <w:b w:val="0"/>
-                <w:sz w:val="18"/>
-              </w:rPr>
-              <w:t>월 9,900원</w:t>
-            </w:r>
-          </w:p>
-        </w:tc>
-        <w:tc>
-          <w:tcPr>
-            <w:tcW w:type="dxa" w:w="1994"/>
-            <w:vAlign w:val="center"/>
-          </w:tcPr>
-          <w:p>
-            <w:pPr>
-              <w:spacing w:before="40" w:after="40"/>
-            </w:pPr>
-            <w:r>
-              <w:rPr>
-                <w:rFonts w:ascii="맑은 고딕" w:hAnsi="맑은 고딕" w:eastAsia="맑은 고딕"/>
-                <w:b w:val="0"/>
-                <w:sz w:val="18"/>
-              </w:rPr>
-              <w:t>50만대 × 10% 보급</w:t>
-            </w:r>
-          </w:p>
-        </w:tc>
-        <w:tc>
-          <w:tcPr>
-            <w:tcW w:type="dxa" w:w="1994"/>
-            <w:vAlign w:val="center"/>
-          </w:tcPr>
-          <w:p>
-            <w:pPr>
-              <w:spacing w:before="40" w:after="40"/>
-            </w:pPr>
-            <w:r>
-              <w:rPr>
-                <w:rFonts w:ascii="맑은 고딕" w:hAnsi="맑은 고딕" w:eastAsia="맑은 고딕"/>
-                <w:b w:val="0"/>
-                <w:sz w:val="18"/>
-              </w:rPr>
-              <w:t>약 59억원</w:t>
-            </w:r>
-          </w:p>
-        </w:tc>
-      </w:tr>
-      <w:tr>
-        <w:tc>
-          <w:tcPr>
-            <w:tcW w:type="dxa" w:w="1994"/>
-            <w:vAlign w:val="center"/>
-          </w:tcPr>
-          <w:p>
-            <w:pPr>
-              <w:spacing w:before="40" w:after="40"/>
-            </w:pPr>
-            <w:r>
-              <w:rPr>
-                <w:rFonts w:ascii="맑은 고딕" w:hAnsi="맑은 고딕" w:eastAsia="맑은 고딕"/>
-                <w:b w:val="0"/>
-                <w:sz w:val="18"/>
-              </w:rPr>
-              <w:t>B2G 지자체</w:t>
-            </w:r>
-          </w:p>
-        </w:tc>
-        <w:tc>
-          <w:tcPr>
-            <w:tcW w:type="dxa" w:w="1994"/>
-            <w:vAlign w:val="center"/>
-          </w:tcPr>
-          <w:p>
-            <w:pPr>
-              <w:spacing w:before="40" w:after="40"/>
-            </w:pPr>
-            <w:r>
-              <w:rPr>
-                <w:rFonts w:ascii="맑은 고딕" w:hAnsi="맑은 고딕" w:eastAsia="맑은 고딕"/>
-                <w:b w:val="0"/>
-                <w:sz w:val="18"/>
-              </w:rPr>
-              <w:t>정책 리포트 라이센스</w:t>
-            </w:r>
-          </w:p>
-        </w:tc>
-        <w:tc>
-          <w:tcPr>
-            <w:tcW w:type="dxa" w:w="1994"/>
-            <w:vAlign w:val="center"/>
-          </w:tcPr>
-          <w:p>
-            <w:pPr>
-              <w:spacing w:before="40" w:after="40"/>
-            </w:pPr>
-            <w:r>
-              <w:rPr>
-                <w:rFonts w:ascii="맑은 고딕" w:hAnsi="맑은 고딕" w:eastAsia="맑은 고딕"/>
-                <w:b w:val="0"/>
-                <w:sz w:val="18"/>
-              </w:rPr>
-              <w:t>연 2,000만원</w:t>
-            </w:r>
-          </w:p>
-        </w:tc>
-        <w:tc>
-          <w:tcPr>
-            <w:tcW w:type="dxa" w:w="1994"/>
-            <w:vAlign w:val="center"/>
-          </w:tcPr>
-          <w:p>
-            <w:pPr>
-              <w:spacing w:before="40" w:after="40"/>
-            </w:pPr>
-            <w:r>
-              <w:rPr>
-                <w:rFonts w:ascii="맑은 고딕" w:hAnsi="맑은 고딕" w:eastAsia="맑은 고딕"/>
-                <w:b w:val="0"/>
-                <w:sz w:val="18"/>
-              </w:rPr>
-              <w:t>226 시군구 × 30%</w:t>
-            </w:r>
-          </w:p>
-        </w:tc>
-        <w:tc>
-          <w:tcPr>
-            <w:tcW w:type="dxa" w:w="1994"/>
-            <w:vAlign w:val="center"/>
-          </w:tcPr>
-          <w:p>
-            <w:pPr>
-              <w:spacing w:before="40" w:after="40"/>
-            </w:pPr>
-            <w:r>
-              <w:rPr>
-                <w:rFonts w:ascii="맑은 고딕" w:hAnsi="맑은 고딕" w:eastAsia="맑은 고딕"/>
-                <w:b w:val="0"/>
-                <w:sz w:val="18"/>
-              </w:rPr>
-              <w:t>약 13.5억원</w:t>
-            </w:r>
-          </w:p>
-        </w:tc>
-      </w:tr>
-    </w:tbl>
-    <w:p>
-      <w:pPr>
-        <w:spacing w:after="120" w:line="336" w:lineRule="auto"/>
-        <w:ind w:firstLine="283"/>
-        <w:jc w:val="both"/>
-      </w:pPr>
-      <w:r>
-        <w:rPr>
-          <w:rFonts w:ascii="맑은 고딕" w:hAnsi="맑은 고딕" w:eastAsia="맑은 고딕"/>
-          <w:b w:val="0"/>
-          <w:sz w:val="20"/>
-        </w:rPr>
-        <w:t>B2C 무료 사용자는 익명 위험 이벤트 데이터를 기여하여 fleet learning 의 cold-start 를 가속하며(Tesla shadow mode 모델), 프리미엄 사용자에게는 V2V 광역 알림과 HUD 미러링 기능을 제공한다. 3년 매출 추정은 1년차 5억원, 2년차 20억원, 3년차 70억원 수준이며, 손익분기점은 2년차 후반으로 예상한다.</w:t>
-      </w:r>
-    </w:p>
-    <w:p>
-      <w:pPr>
-        <w:spacing w:before="120" w:after="40"/>
-        <w:ind w:left="170"/>
-      </w:pPr>
-      <w:r>
-        <w:rPr>
-          <w:rFonts w:ascii="맑은 고딕" w:hAnsi="맑은 고딕" w:eastAsia="맑은 고딕"/>
-          <w:b/>
-          <w:color w:val="1F497D"/>
-          <w:sz w:val="22"/>
-        </w:rPr>
-        <w:t>4. 서비스의 확장 계획</w:t>
-      </w:r>
-    </w:p>
-    <w:p>
-      <w:pPr>
-        <w:spacing w:after="120" w:line="336" w:lineRule="auto"/>
-        <w:ind w:firstLine="283"/>
-        <w:jc w:val="both"/>
-      </w:pPr>
-      <w:r>
-        <w:rPr>
-          <w:rFonts w:ascii="맑은 고딕" w:hAnsi="맑은 고딕" w:eastAsia="맑은 고딕"/>
-          <w:b w:val="0"/>
-          <w:sz w:val="20"/>
-        </w:rPr>
-        <w:t>1단계로 마이데이터 결합을 통해 사용자 동의 기반 운전 행태 데이터를 보험사(보험료 할인)와 정비소(차량 진단)로 연동한다. 2단계로 자율주행 V2X 데이터셋 확장을 위해 익명 충돌 직전 frame 을 국토부 자율주행 데이터허브(av-hub)에 기여하여 자율주행 학습 데이터 부족 문제 해결에 기여한다. 3단계로는 일본·태국·베트남 등 한국과 유사한 도시 도로 환경을 가진 국가로 진출하며, 현지 공공데이터 어댑터만 교체하면 핵심 융합 엔진은 그대로 재사용 가능하다.</w:t>
-      </w:r>
-    </w:p>
-    <w:p>
-      <w:pPr>
-        <w:spacing w:before="280" w:after="80"/>
-      </w:pPr>
-      <w:r>
-        <w:rPr>
-          <w:rFonts w:ascii="맑은 고딕" w:hAnsi="맑은 고딕" w:eastAsia="맑은 고딕"/>
-          <w:b/>
-          <w:sz w:val="26"/>
-        </w:rPr>
-        <w:t>□ 기대효과</w:t>
-      </w:r>
-    </w:p>
-    <w:p>
-      <w:pPr>
-        <w:spacing w:before="120" w:after="40"/>
-        <w:ind w:left="170"/>
-      </w:pPr>
-      <w:r>
-        <w:rPr>
-          <w:rFonts w:ascii="맑은 고딕" w:hAnsi="맑은 고딕" w:eastAsia="맑은 고딕"/>
-          <w:b/>
-          <w:color w:val="1F497D"/>
-          <w:sz w:val="22"/>
-        </w:rPr>
-        <w:t>1. 정량 사회 임팩트 (TAAS 2024 baseline · lead = 3.38s)</w:t>
-      </w:r>
-    </w:p>
-    <w:p>
-      <w:pPr>
-        <w:spacing w:after="120" w:line="336" w:lineRule="auto"/>
-        <w:ind w:firstLine="283"/>
-        <w:jc w:val="both"/>
-      </w:pPr>
-      <w:r>
-        <w:rPr>
-          <w:rFonts w:ascii="맑은 고딕" w:hAnsi="맑은 고딕" w:eastAsia="맑은 고딕"/>
-          <w:b w:val="0"/>
-          <w:sz w:val="20"/>
-        </w:rPr>
-        <w:t>본 아이템이 실현될 경우 사회적·경제적 이득은 도입 비율에 따라 다음과 같이 산출된다. 산출 공식은 TAAS 연간 사고 통계에 도시 교차로 비중(46%), 본 시스템 적용 시나리오 비중(42%), lead time 기반 회피율(min(0.85, 0.25 × lead))을 곱한 것이며, KOTI 사회비용 단가표 기준 환산이다.</w:t>
-      </w:r>
-    </w:p>
-    <w:tbl>
-      <w:tblPr>
-        <w:tblStyle w:val="TableGrid"/>
-        <w:tblW w:type="auto" w:w="0"/>
-        <w:tblLayout w:type="autofit"/>
-        <w:tblLook w:firstColumn="1" w:firstRow="1" w:lastColumn="0" w:lastRow="0" w:noHBand="0" w:noVBand="1" w:val="04A0"/>
-      </w:tblPr>
-      <w:tblGrid>
-        <w:gridCol w:w="1994"/>
-        <w:gridCol w:w="1994"/>
-        <w:gridCol w:w="1994"/>
-        <w:gridCol w:w="1994"/>
-        <w:gridCol w:w="1994"/>
-      </w:tblGrid>
-      <w:tr>
-        <w:tc>
-          <w:tcPr>
-            <w:tcW w:type="dxa" w:w="1994"/>
-            <w:shd w:fill="DBE5F1"/>
-            <w:vAlign w:val="center"/>
-          </w:tcPr>
-          <w:p>
-            <w:pPr>
-              <w:spacing w:before="40" w:after="40"/>
-            </w:pPr>
-            <w:r>
-              <w:rPr>
-                <w:rFonts w:ascii="맑은 고딕" w:hAnsi="맑은 고딕" w:eastAsia="맑은 고딕"/>
-                <w:b/>
-                <w:sz w:val="18"/>
+                <w:sz w:val="16"/>
               </w:rPr>
               <w:t>도입 비율</w:t>
             </w:r>
@@ -2086,19 +995,19 @@
         </w:tc>
         <w:tc>
           <w:tcPr>
-            <w:tcW w:type="dxa" w:w="1994"/>
+            <w:tcW w:type="dxa" w:w="2040"/>
             <w:shd w:fill="DBE5F1"/>
             <w:vAlign w:val="center"/>
           </w:tcPr>
           <w:p>
             <w:pPr>
-              <w:spacing w:before="40" w:after="40"/>
+              <w:spacing w:before="0" w:after="0" w:line="240" w:lineRule="auto"/>
             </w:pPr>
             <w:r>
               <w:rPr>
                 <w:rFonts w:ascii="맑은 고딕" w:hAnsi="맑은 고딕" w:eastAsia="맑은 고딕"/>
                 <w:b/>
-                <w:sz w:val="18"/>
+                <w:sz w:val="16"/>
               </w:rPr>
               <w:t>사고 예방/년</w:t>
             </w:r>
@@ -2106,19 +1015,19 @@
         </w:tc>
         <w:tc>
           <w:tcPr>
-            <w:tcW w:type="dxa" w:w="1994"/>
+            <w:tcW w:type="dxa" w:w="2040"/>
             <w:shd w:fill="DBE5F1"/>
             <w:vAlign w:val="center"/>
           </w:tcPr>
           <w:p>
             <w:pPr>
-              <w:spacing w:before="40" w:after="40"/>
+              <w:spacing w:before="0" w:after="0" w:line="240" w:lineRule="auto"/>
             </w:pPr>
             <w:r>
               <w:rPr>
                 <w:rFonts w:ascii="맑은 고딕" w:hAnsi="맑은 고딕" w:eastAsia="맑은 고딕"/>
                 <w:b/>
-                <w:sz w:val="18"/>
+                <w:sz w:val="16"/>
               </w:rPr>
               <w:t>사망 감소</w:t>
             </w:r>
@@ -2126,19 +1035,19 @@
         </w:tc>
         <w:tc>
           <w:tcPr>
-            <w:tcW w:type="dxa" w:w="1994"/>
+            <w:tcW w:type="dxa" w:w="2040"/>
             <w:shd w:fill="DBE5F1"/>
             <w:vAlign w:val="center"/>
           </w:tcPr>
           <w:p>
             <w:pPr>
-              <w:spacing w:before="40" w:after="40"/>
+              <w:spacing w:before="0" w:after="0" w:line="240" w:lineRule="auto"/>
             </w:pPr>
             <w:r>
               <w:rPr>
                 <w:rFonts w:ascii="맑은 고딕" w:hAnsi="맑은 고딕" w:eastAsia="맑은 고딕"/>
                 <w:b/>
-                <w:sz w:val="18"/>
+                <w:sz w:val="16"/>
               </w:rPr>
               <w:t>부상 감소</w:t>
             </w:r>
@@ -2146,19 +1055,19 @@
         </w:tc>
         <w:tc>
           <w:tcPr>
-            <w:tcW w:type="dxa" w:w="1994"/>
+            <w:tcW w:type="dxa" w:w="2040"/>
             <w:shd w:fill="DBE5F1"/>
             <w:vAlign w:val="center"/>
           </w:tcPr>
           <w:p>
             <w:pPr>
-              <w:spacing w:before="40" w:after="40"/>
+              <w:spacing w:before="0" w:after="0" w:line="240" w:lineRule="auto"/>
             </w:pPr>
             <w:r>
               <w:rPr>
                 <w:rFonts w:ascii="맑은 고딕" w:hAnsi="맑은 고딕" w:eastAsia="맑은 고딕"/>
                 <w:b/>
-                <w:sz w:val="18"/>
+                <w:sz w:val="16"/>
               </w:rPr>
               <w:t>사회비용 절감</w:t>
             </w:r>
@@ -2168,18 +1077,18 @@
       <w:tr>
         <w:tc>
           <w:tcPr>
-            <w:tcW w:type="dxa" w:w="1994"/>
+            <w:tcW w:type="dxa" w:w="2040"/>
             <w:vAlign w:val="center"/>
           </w:tcPr>
           <w:p>
             <w:pPr>
-              <w:spacing w:before="40" w:after="40"/>
+              <w:spacing w:before="0" w:after="0" w:line="240" w:lineRule="auto"/>
             </w:pPr>
             <w:r>
               <w:rPr>
                 <w:rFonts w:ascii="맑은 고딕" w:hAnsi="맑은 고딕" w:eastAsia="맑은 고딕"/>
                 <w:b w:val="0"/>
-                <w:sz w:val="18"/>
+                <w:sz w:val="16"/>
               </w:rPr>
               <w:t>Pilot 5%</w:t>
             </w:r>
@@ -2187,18 +1096,18 @@
         </w:tc>
         <w:tc>
           <w:tcPr>
-            <w:tcW w:type="dxa" w:w="1994"/>
+            <w:tcW w:type="dxa" w:w="2040"/>
             <w:vAlign w:val="center"/>
           </w:tcPr>
           <w:p>
             <w:pPr>
-              <w:spacing w:before="40" w:after="40"/>
+              <w:spacing w:before="0" w:after="0" w:line="240" w:lineRule="auto"/>
             </w:pPr>
             <w:r>
               <w:rPr>
                 <w:rFonts w:ascii="맑은 고딕" w:hAnsi="맑은 고딕" w:eastAsia="맑은 고딕"/>
                 <w:b w:val="0"/>
-                <w:sz w:val="18"/>
+                <w:sz w:val="16"/>
               </w:rPr>
               <w:t>1,694 건</w:t>
             </w:r>
@@ -2206,18 +1115,18 @@
         </w:tc>
         <w:tc>
           <w:tcPr>
-            <w:tcW w:type="dxa" w:w="1994"/>
+            <w:tcW w:type="dxa" w:w="2040"/>
             <w:vAlign w:val="center"/>
           </w:tcPr>
           <w:p>
             <w:pPr>
-              <w:spacing w:before="40" w:after="40"/>
+              <w:spacing w:before="0" w:after="0" w:line="240" w:lineRule="auto"/>
             </w:pPr>
             <w:r>
               <w:rPr>
                 <w:rFonts w:ascii="맑은 고딕" w:hAnsi="맑은 고딕" w:eastAsia="맑은 고딕"/>
                 <w:b w:val="0"/>
-                <w:sz w:val="18"/>
+                <w:sz w:val="16"/>
               </w:rPr>
               <w:t>21 명</w:t>
             </w:r>
@@ -2225,18 +1134,18 @@
         </w:tc>
         <w:tc>
           <w:tcPr>
-            <w:tcW w:type="dxa" w:w="1994"/>
+            <w:tcW w:type="dxa" w:w="2040"/>
             <w:vAlign w:val="center"/>
           </w:tcPr>
           <w:p>
             <w:pPr>
-              <w:spacing w:before="40" w:after="40"/>
+              <w:spacing w:before="0" w:after="0" w:line="240" w:lineRule="auto"/>
             </w:pPr>
             <w:r>
               <w:rPr>
                 <w:rFonts w:ascii="맑은 고딕" w:hAnsi="맑은 고딕" w:eastAsia="맑은 고딕"/>
                 <w:b w:val="0"/>
-                <w:sz w:val="18"/>
+                <w:sz w:val="16"/>
               </w:rPr>
               <w:t>2,370 명</w:t>
             </w:r>
@@ -2244,18 +1153,18 @@
         </w:tc>
         <w:tc>
           <w:tcPr>
-            <w:tcW w:type="dxa" w:w="1994"/>
+            <w:tcW w:type="dxa" w:w="2040"/>
             <w:vAlign w:val="center"/>
           </w:tcPr>
           <w:p>
             <w:pPr>
-              <w:spacing w:before="40" w:after="40"/>
+              <w:spacing w:before="0" w:after="0" w:line="240" w:lineRule="auto"/>
             </w:pPr>
             <w:r>
               <w:rPr>
                 <w:rFonts w:ascii="맑은 고딕" w:hAnsi="맑은 고딕" w:eastAsia="맑은 고딕"/>
                 <w:b w:val="0"/>
-                <w:sz w:val="18"/>
+                <w:sz w:val="16"/>
               </w:rPr>
               <w:t>약 2,800억원</w:t>
             </w:r>
@@ -2265,18 +1174,18 @@
       <w:tr>
         <w:tc>
           <w:tcPr>
-            <w:tcW w:type="dxa" w:w="1994"/>
+            <w:tcW w:type="dxa" w:w="2040"/>
             <w:vAlign w:val="center"/>
           </w:tcPr>
           <w:p>
             <w:pPr>
-              <w:spacing w:before="40" w:after="40"/>
+              <w:spacing w:before="0" w:after="0" w:line="240" w:lineRule="auto"/>
             </w:pPr>
             <w:r>
               <w:rPr>
                 <w:rFonts w:ascii="맑은 고딕" w:hAnsi="맑은 고딕" w:eastAsia="맑은 고딕"/>
                 <w:b w:val="0"/>
-                <w:sz w:val="18"/>
+                <w:sz w:val="16"/>
               </w:rPr>
               <w:t>확산 25%</w:t>
             </w:r>
@@ -2284,18 +1193,18 @@
         </w:tc>
         <w:tc>
           <w:tcPr>
-            <w:tcW w:type="dxa" w:w="1994"/>
+            <w:tcW w:type="dxa" w:w="2040"/>
             <w:vAlign w:val="center"/>
           </w:tcPr>
           <w:p>
             <w:pPr>
-              <w:spacing w:before="40" w:after="40"/>
+              <w:spacing w:before="0" w:after="0" w:line="240" w:lineRule="auto"/>
             </w:pPr>
             <w:r>
               <w:rPr>
                 <w:rFonts w:ascii="맑은 고딕" w:hAnsi="맑은 고딕" w:eastAsia="맑은 고딕"/>
                 <w:b w:val="0"/>
-                <w:sz w:val="18"/>
+                <w:sz w:val="16"/>
               </w:rPr>
               <w:t>8,470 건</w:t>
             </w:r>
@@ -2303,18 +1212,18 @@
         </w:tc>
         <w:tc>
           <w:tcPr>
-            <w:tcW w:type="dxa" w:w="1994"/>
+            <w:tcW w:type="dxa" w:w="2040"/>
             <w:vAlign w:val="center"/>
           </w:tcPr>
           <w:p>
             <w:pPr>
-              <w:spacing w:before="40" w:after="40"/>
+              <w:spacing w:before="0" w:after="0" w:line="240" w:lineRule="auto"/>
             </w:pPr>
             <w:r>
               <w:rPr>
                 <w:rFonts w:ascii="맑은 고딕" w:hAnsi="맑은 고딕" w:eastAsia="맑은 고딕"/>
                 <w:b w:val="0"/>
-                <w:sz w:val="18"/>
+                <w:sz w:val="16"/>
               </w:rPr>
               <w:t>105 명</w:t>
             </w:r>
@@ -2322,18 +1231,18 @@
         </w:tc>
         <w:tc>
           <w:tcPr>
-            <w:tcW w:type="dxa" w:w="1994"/>
+            <w:tcW w:type="dxa" w:w="2040"/>
             <w:vAlign w:val="center"/>
           </w:tcPr>
           <w:p>
             <w:pPr>
-              <w:spacing w:before="40" w:after="40"/>
+              <w:spacing w:before="0" w:after="0" w:line="240" w:lineRule="auto"/>
             </w:pPr>
             <w:r>
               <w:rPr>
                 <w:rFonts w:ascii="맑은 고딕" w:hAnsi="맑은 고딕" w:eastAsia="맑은 고딕"/>
                 <w:b w:val="0"/>
-                <w:sz w:val="18"/>
+                <w:sz w:val="16"/>
               </w:rPr>
               <w:t>11,852 명</w:t>
             </w:r>
@@ -2341,18 +1250,18 @@
         </w:tc>
         <w:tc>
           <w:tcPr>
-            <w:tcW w:type="dxa" w:w="1994"/>
+            <w:tcW w:type="dxa" w:w="2040"/>
             <w:vAlign w:val="center"/>
           </w:tcPr>
           <w:p>
             <w:pPr>
-              <w:spacing w:before="40" w:after="40"/>
+              <w:spacing w:before="0" w:after="0" w:line="240" w:lineRule="auto"/>
             </w:pPr>
             <w:r>
               <w:rPr>
                 <w:rFonts w:ascii="맑은 고딕" w:hAnsi="맑은 고딕" w:eastAsia="맑은 고딕"/>
                 <w:b w:val="0"/>
-                <w:sz w:val="18"/>
+                <w:sz w:val="16"/>
               </w:rPr>
               <w:t>약 1조 4,000억원</w:t>
             </w:r>
@@ -2362,18 +1271,18 @@
       <w:tr>
         <w:tc>
           <w:tcPr>
-            <w:tcW w:type="dxa" w:w="1994"/>
+            <w:tcW w:type="dxa" w:w="2040"/>
             <w:vAlign w:val="center"/>
           </w:tcPr>
           <w:p>
             <w:pPr>
-              <w:spacing w:before="40" w:after="40"/>
+              <w:spacing w:before="0" w:after="0" w:line="240" w:lineRule="auto"/>
             </w:pPr>
             <w:r>
               <w:rPr>
                 <w:rFonts w:ascii="맑은 고딕" w:hAnsi="맑은 고딕" w:eastAsia="맑은 고딕"/>
                 <w:b w:val="0"/>
-                <w:sz w:val="18"/>
+                <w:sz w:val="16"/>
               </w:rPr>
               <w:t>전국 100%</w:t>
             </w:r>
@@ -2381,18 +1290,18 @@
         </w:tc>
         <w:tc>
           <w:tcPr>
-            <w:tcW w:type="dxa" w:w="1994"/>
+            <w:tcW w:type="dxa" w:w="2040"/>
             <w:vAlign w:val="center"/>
           </w:tcPr>
           <w:p>
             <w:pPr>
-              <w:spacing w:before="40" w:after="40"/>
+              <w:spacing w:before="0" w:after="0" w:line="240" w:lineRule="auto"/>
             </w:pPr>
             <w:r>
               <w:rPr>
                 <w:rFonts w:ascii="맑은 고딕" w:hAnsi="맑은 고딕" w:eastAsia="맑은 고딕"/>
                 <w:b w:val="0"/>
-                <w:sz w:val="18"/>
+                <w:sz w:val="16"/>
               </w:rPr>
               <w:t>33,880 건</w:t>
             </w:r>
@@ -2400,18 +1309,18 @@
         </w:tc>
         <w:tc>
           <w:tcPr>
-            <w:tcW w:type="dxa" w:w="1994"/>
+            <w:tcW w:type="dxa" w:w="2040"/>
             <w:vAlign w:val="center"/>
           </w:tcPr>
           <w:p>
             <w:pPr>
-              <w:spacing w:before="40" w:after="40"/>
+              <w:spacing w:before="0" w:after="0" w:line="240" w:lineRule="auto"/>
             </w:pPr>
             <w:r>
               <w:rPr>
                 <w:rFonts w:ascii="맑은 고딕" w:hAnsi="맑은 고딕" w:eastAsia="맑은 고딕"/>
                 <w:b w:val="0"/>
-                <w:sz w:val="18"/>
+                <w:sz w:val="16"/>
               </w:rPr>
               <w:t>421 명</w:t>
             </w:r>
@@ -2419,18 +1328,18 @@
         </w:tc>
         <w:tc>
           <w:tcPr>
-            <w:tcW w:type="dxa" w:w="1994"/>
+            <w:tcW w:type="dxa" w:w="2040"/>
             <w:vAlign w:val="center"/>
           </w:tcPr>
           <w:p>
             <w:pPr>
-              <w:spacing w:before="40" w:after="40"/>
+              <w:spacing w:before="0" w:after="0" w:line="240" w:lineRule="auto"/>
             </w:pPr>
             <w:r>
               <w:rPr>
                 <w:rFonts w:ascii="맑은 고딕" w:hAnsi="맑은 고딕" w:eastAsia="맑은 고딕"/>
                 <w:b w:val="0"/>
-                <w:sz w:val="18"/>
+                <w:sz w:val="16"/>
               </w:rPr>
               <w:t>47,408 명</w:t>
             </w:r>
@@ -2438,18 +1347,18 @@
         </w:tc>
         <w:tc>
           <w:tcPr>
-            <w:tcW w:type="dxa" w:w="1994"/>
+            <w:tcW w:type="dxa" w:w="2040"/>
             <w:vAlign w:val="center"/>
           </w:tcPr>
           <w:p>
             <w:pPr>
-              <w:spacing w:before="40" w:after="40"/>
+              <w:spacing w:before="0" w:after="0" w:line="240" w:lineRule="auto"/>
             </w:pPr>
             <w:r>
               <w:rPr>
                 <w:rFonts w:ascii="맑은 고딕" w:hAnsi="맑은 고딕" w:eastAsia="맑은 고딕"/>
                 <w:b w:val="0"/>
-                <w:sz w:val="18"/>
+                <w:sz w:val="16"/>
               </w:rPr>
               <w:t>약 5조 6,000억원</w:t>
             </w:r>
@@ -2459,269 +1368,9 @@
     </w:tbl>
     <w:p>
       <w:pPr>
-        <w:spacing w:before="120" w:after="40"/>
-        <w:ind w:left="170"/>
-      </w:pPr>
-      <w:r>
-        <w:rPr>
-          <w:rFonts w:ascii="맑은 고딕" w:hAnsi="맑은 고딕" w:eastAsia="맑은 고딕"/>
-          <w:b/>
-          <w:color w:val="1F497D"/>
-          <w:sz w:val="22"/>
-        </w:rPr>
-        <w:t>2. 우선순위 도입 시 단기 효과</w:t>
-      </w:r>
-    </w:p>
-    <w:p>
-      <w:pPr>
-        <w:spacing w:after="120" w:line="336" w:lineRule="auto"/>
-        <w:ind w:firstLine="283"/>
+        <w:spacing w:after="40" w:line="276" w:lineRule="auto"/>
+        <w:ind w:firstLine="227"/>
         <w:jc w:val="both"/>
-      </w:pPr>
-      <w:r>
-        <w:rPr>
-          <w:rFonts w:ascii="맑은 고딕" w:hAnsi="맑은 고딕" w:eastAsia="맑은 고딕"/>
-          <w:b w:val="0"/>
-          <w:sz w:val="20"/>
-        </w:rPr>
-        <w:t>전국 도입을 기다리지 않더라도, TAAS 사고 다발 분석에 기반한 서울 위험 교차로 Top-10 (강남역 11.8 / 잠실역 10.1 / 광화문 9.3 / 신촌 8.4 / 영등포 7.2 / ...) 에 우선 도입할 경우, 해당 10개 교차로만으로도 연 사망·중상 약 85명을 예방할 수 있다. 라이브 데이터는 `https://auraview.allthatai.kr/impact/top-intersections` 에서 즉시 검증 가능하다.</w:t>
-      </w:r>
-    </w:p>
-    <w:p>
-      <w:pPr>
-        <w:spacing w:before="120" w:after="40"/>
-        <w:ind w:left="170"/>
-      </w:pPr>
-      <w:r>
-        <w:rPr>
-          <w:rFonts w:ascii="맑은 고딕" w:hAnsi="맑은 고딕" w:eastAsia="맑은 고딕"/>
-          <w:b/>
-          <w:color w:val="1F497D"/>
-          <w:sz w:val="22"/>
-        </w:rPr>
-        <w:t>3. 일반 국민에게 미치는 영향</w:t>
-      </w:r>
-    </w:p>
-    <w:p>
-      <w:pPr>
-        <w:spacing w:after="120" w:line="336" w:lineRule="auto"/>
-        <w:ind w:firstLine="283"/>
-        <w:jc w:val="both"/>
-      </w:pPr>
-      <w:r>
-        <w:rPr>
-          <w:rFonts w:ascii="맑은 고딕" w:hAnsi="맑은 고딕" w:eastAsia="맑은 고딕"/>
-          <w:b w:val="0"/>
-          <w:sz w:val="20"/>
-        </w:rPr>
-        <w:t>일반 운전자는 민식이법과 우회전 보행자 의무 일시정지 강화로 인한 형사 책임 부담이 증가한 상황에서, AuraView 의 객관적 회피 데이터를 통해 사전 회피 의사결정과 사후 입증 자료를 동시에 확보할 수 있다. 보행 약자(어린이·고령자)는 스쿨존·실버존·횡단보도 진입 차량에 대한 자동 V2V 알림으로 보호받으며, 보행자 사망률(전체 교통사고 사망의 38%) 감소에 기여한다. 영업용 운수 종사자는 DTG 위험운전 패턴 자동 알림으로 졸음·과속을 사전에 차단하며, 사업자 입장에서는 사고율 감소를 통한 보험료·배상금 절감 효과를 얻는다.</w:t>
-      </w:r>
-    </w:p>
-    <w:p>
-      <w:pPr>
-        <w:spacing w:before="280" w:after="80"/>
-      </w:pPr>
-      <w:r>
-        <w:rPr>
-          <w:rFonts w:ascii="맑은 고딕" w:hAnsi="맑은 고딕" w:eastAsia="맑은 고딕"/>
-          <w:b/>
-          <w:sz w:val="26"/>
-        </w:rPr>
-        <w:t>□ 기 타</w:t>
-      </w:r>
-    </w:p>
-    <w:p>
-      <w:pPr>
-        <w:spacing w:before="120" w:after="40"/>
-        <w:ind w:left="170"/>
-      </w:pPr>
-      <w:r>
-        <w:rPr>
-          <w:rFonts w:ascii="맑은 고딕" w:hAnsi="맑은 고딕" w:eastAsia="맑은 고딕"/>
-          <w:b/>
-          <w:color w:val="1F497D"/>
-          <w:sz w:val="22"/>
-        </w:rPr>
-        <w:t>1. 검증 자산 — 외부 평가자가 즉시 확인 가능한 라이브 URL</w:t>
-      </w:r>
-    </w:p>
-    <w:p>
-      <w:pPr>
-        <w:spacing w:after="120" w:line="336" w:lineRule="auto"/>
-        <w:ind w:firstLine="283"/>
-        <w:jc w:val="both"/>
-      </w:pPr>
-      <w:r>
-        <w:rPr>
-          <w:rFonts w:ascii="맑은 고딕" w:hAnsi="맑은 고딕" w:eastAsia="맑은 고딕"/>
-          <w:b w:val="0"/>
-          <w:sz w:val="20"/>
-        </w:rPr>
-        <w:t>본 아이템의 모든 헤드라인 숫자(25 sources, 119 tests, AUC 0.9403, 사고예방 1,694건 등)는 라이브 시스템에서 호출 시점 기준으로 자동 검증 가능하다. 외부 평가자는 다음 URL 들을 즉시 클릭하여 사실을 확인할 수 있다.</w:t>
-      </w:r>
-    </w:p>
-    <w:p>
-      <w:pPr>
-        <w:spacing w:after="20" w:line="312" w:lineRule="auto"/>
-        <w:ind w:left="283"/>
-      </w:pPr>
-      <w:r>
-        <w:rPr>
-          <w:rFonts w:ascii="맑은 고딕" w:hAnsi="맑은 고딕" w:eastAsia="맑은 고딕"/>
-          <w:b w:val="0"/>
-          <w:sz w:val="20"/>
-        </w:rPr>
-        <w:t>o  자가 진단 단일 URL (9 게이트, ready=true/9/9 PASS): https://auraview.allthatai.kr/impact/submission-ready</w:t>
-      </w:r>
-    </w:p>
-    <w:p>
-      <w:pPr>
-        <w:spacing w:after="20" w:line="312" w:lineRule="auto"/>
-        <w:ind w:left="283"/>
-      </w:pPr>
-      <w:r>
-        <w:rPr>
-          <w:rFonts w:ascii="맑은 고딕" w:hAnsi="맑은 고딕" w:eastAsia="맑은 고딕"/>
-          <w:b w:val="0"/>
-          <w:sz w:val="20"/>
-        </w:rPr>
-        <w:t>o  라이브 시스템 헬스 (데이터 소스·이벤트·25점 게이트): https://auraview.allthatai.kr/metrics/audit</w:t>
-      </w:r>
-    </w:p>
-    <w:p>
-      <w:pPr>
-        <w:spacing w:after="20" w:line="312" w:lineRule="auto"/>
-        <w:ind w:left="283"/>
-      </w:pPr>
-      <w:r>
-        <w:rPr>
-          <w:rFonts w:ascii="맑은 고딕" w:hAnsi="맑은 고딕" w:eastAsia="맑은 고딕"/>
-          <w:b w:val="0"/>
-          <w:sz w:val="20"/>
-        </w:rPr>
-        <w:t>o  즉석 기획서 PDF 자동 생성 (호출 시점 git_sha 반영, 3-page A4): https://auraview.allthatai.kr/impact/proposal-pdf</w:t>
-      </w:r>
-    </w:p>
-    <w:p>
-      <w:pPr>
-        <w:spacing w:after="20" w:line="312" w:lineRule="auto"/>
-        <w:ind w:left="283"/>
-      </w:pPr>
-      <w:r>
-        <w:rPr>
-          <w:rFonts w:ascii="맑은 고딕" w:hAnsi="맑은 고딕" w:eastAsia="맑은 고딕"/>
-          <w:b w:val="0"/>
-          <w:sz w:val="20"/>
-        </w:rPr>
-        <w:t>o  25 소스 카탈로그 (mode: live/stub, age_s 노출): https://auraview.allthatai.kr/fusion/sources</w:t>
-      </w:r>
-    </w:p>
-    <w:p>
-      <w:pPr>
-        <w:spacing w:after="20" w:line="312" w:lineRule="auto"/>
-        <w:ind w:left="283"/>
-      </w:pPr>
-      <w:r>
-        <w:rPr>
-          <w:rFonts w:ascii="맑은 고딕" w:hAnsi="맑은 고딕" w:eastAsia="맑은 고딕"/>
-          <w:b w:val="0"/>
-          <w:sz w:val="20"/>
-        </w:rPr>
-        <w:t>o  위험 교차로 Top-N 정량 분석: https://auraview.allthatai.kr/impact/top-intersections</w:t>
-      </w:r>
-    </w:p>
-    <w:p>
-      <w:pPr>
-        <w:spacing w:after="20" w:line="312" w:lineRule="auto"/>
-        <w:ind w:left="283"/>
-      </w:pPr>
-      <w:r>
-        <w:rPr>
-          <w:rFonts w:ascii="맑은 고딕" w:hAnsi="맑은 고딕" w:eastAsia="맑은 고딕"/>
-          <w:b w:val="0"/>
-          <w:sz w:val="20"/>
-        </w:rPr>
-        <w:t>o  GitHub 저장소 (MIT 오픈소스, 119 자동화 테스트): https://github.com/leelang7/AuraView</w:t>
-      </w:r>
-    </w:p>
-    <w:p>
-      <w:pPr>
-        <w:spacing w:before="120" w:after="40"/>
-        <w:ind w:left="170"/>
-      </w:pPr>
-      <w:r>
-        <w:rPr>
-          <w:rFonts w:ascii="맑은 고딕" w:hAnsi="맑은 고딕" w:eastAsia="맑은 고딕"/>
-          <w:b/>
-          <w:color w:val="1F497D"/>
-          <w:sz w:val="22"/>
-        </w:rPr>
-        <w:t>2. 법적 컴플라이언스</w:t>
-      </w:r>
-    </w:p>
-    <w:p>
-      <w:pPr>
-        <w:spacing w:after="120" w:line="336" w:lineRule="auto"/>
-        <w:ind w:firstLine="283"/>
-        <w:jc w:val="both"/>
-      </w:pPr>
-      <w:r>
-        <w:rPr>
-          <w:rFonts w:ascii="맑은 고딕" w:hAnsi="맑은 고딕" w:eastAsia="맑은 고딕"/>
-          <w:b w:val="0"/>
-          <w:sz w:val="20"/>
-        </w:rPr>
-        <w:t>본 아이템은 다음과 같은 법령과 절차를 준수한다. 코드는 MIT License 로 공개되며, 활용하는 공공데이터는 각 출처의 약관(대부분 CC-BY-3.0 호환)을 준수한다. 개인정보 측면에서는 얼굴과 차량 번호판을 단말 외부 송출 전에 자동 블러 처리하며(개인정보보호법 3조), 가명결합 시 k≥5 익명성 기준을 적용한다(개인정보보호법 28조의2 가명정보 처리 특례). 데이터안심구역(DSZ) 활용은 국토교통부 훈령 1456호 절차를 준수하여 반입→결합→반출 전 과정에 SHA-256 해시 검증과 감사 로그를 자동 생성한다.</w:t>
-      </w:r>
-    </w:p>
-    <w:p>
-      <w:pPr>
-        <w:spacing w:before="120" w:after="40"/>
-        <w:ind w:left="170"/>
-      </w:pPr>
-      <w:r>
-        <w:rPr>
-          <w:rFonts w:ascii="맑은 고딕" w:hAnsi="맑은 고딕" w:eastAsia="맑은 고딕"/>
-          <w:b/>
-          <w:color w:val="1F497D"/>
-          <w:sz w:val="22"/>
-        </w:rPr>
-        <w:t>3. 전문성 및 사업역량, 창업의지</w:t>
-      </w:r>
-    </w:p>
-    <w:p>
-      <w:pPr>
-        <w:spacing w:after="120" w:line="336" w:lineRule="auto"/>
-        <w:ind w:firstLine="283"/>
-        <w:jc w:val="both"/>
-      </w:pPr>
-      <w:r>
-        <w:rPr>
-          <w:rFonts w:ascii="맑은 고딕" w:hAnsi="맑은 고딕" w:eastAsia="맑은 고딕"/>
-          <w:b w:val="0"/>
-          <w:sz w:val="20"/>
-        </w:rPr>
-        <w:t>본 프로젝트는 개인 개발자가 GitHub 오픈소스로 출발하여 백엔드 149+ 엔드포인트와 119개 자동화 테스트를 갖춘 라이브 서비스(https://auraview.allthatai.kr)를 24/7 운영하고 있다. CI/CD 는 GitHub Actions 로 자동화되어 매 커밋마다 Python 백엔드와 Flutter 모바일 앱을 모두 검증한다. AI 학습 증빙은 `models/risk_transformer_trained_metric.json` 으로 가중치와 학습 로그가 공개되어 있다. 사업화 측면에서는 MIT 오픈소스로 사회 환원하는 동시에 B2B SaaS와 B2G 정책 리포트 라이센스로 수익 모델을 추진한다. 본 아이템은 한국 공공데이터의 사회 환원 모범 사례 — 데이터안심구역 결합 결과를 정책 보고서가 아닌 실시간 차량 알림으로 전달하는 첫 사례 — 를 구축하는 데 그 의의가 있다.</w:t>
-      </w:r>
-    </w:p>
-    <w:p>
-      <w:pPr>
-        <w:spacing w:before="280" w:after="40" w:line="336" w:lineRule="auto"/>
-        <w:ind w:left="0"/>
-      </w:pPr>
-      <w:r>
-        <w:rPr>
-          <w:rFonts w:ascii="맑은 고딕" w:hAnsi="맑은 고딕" w:eastAsia="맑은 고딕"/>
-          <w:b/>
-          <w:sz w:val="18"/>
-        </w:rPr>
-        <w:t>── 별첨 (분량 외) ──</w:t>
-      </w:r>
-    </w:p>
-    <w:p>
-      <w:pPr>
-        <w:spacing w:before="0" w:after="0" w:line="336" w:lineRule="auto"/>
-        <w:ind w:left="283"/>
       </w:pPr>
       <w:r>
         <w:rPr>
@@ -2729,13 +1378,27 @@
           <w:b w:val="0"/>
           <w:sz w:val="18"/>
         </w:rPr>
-        <w:t>• GitHub README · LICENSE · CHANGELOG</w:t>
+        <w:t>서울 위험 교차로 Top-10(강남역 11.8 / 잠실역 10.1 / 광화문 9.3 / 신촌 8.4 / 영등포 7.2…)만 우선 도입해도 연 사망·중상 85명 예방 가능하다. 일반 운전자는 민식이법·우회전 강화 부담 하에서 객관적 회피 데이터로 형사 위험을 줄이고, 보행 약자(어린이·고령자)는 스쿨존 V2V 알림으로 보호된다(보행자 사망 전체 38%). 운수 종사자는 졸음·과속 사전 차단으로 보험료·배상금 절감 효과를 얻는다.</w:t>
       </w:r>
     </w:p>
     <w:p>
       <w:pPr>
-        <w:spacing w:before="0" w:after="0" w:line="336" w:lineRule="auto"/>
-        <w:ind w:left="283"/>
+        <w:spacing w:before="120" w:after="40"/>
+      </w:pPr>
+      <w:r>
+        <w:rPr>
+          <w:rFonts w:ascii="맑은 고딕" w:hAnsi="맑은 고딕" w:eastAsia="맑은 고딕"/>
+          <w:b/>
+          <w:sz w:val="22"/>
+        </w:rPr>
+        <w:t>□ 기 타</w:t>
+      </w:r>
+    </w:p>
+    <w:p>
+      <w:pPr>
+        <w:spacing w:after="40" w:line="276" w:lineRule="auto"/>
+        <w:ind w:firstLine="227"/>
+        <w:jc w:val="both"/>
       </w:pPr>
       <w:r>
         <w:rPr>
@@ -2743,13 +1406,14 @@
           <w:b w:val="0"/>
           <w:sz w:val="18"/>
         </w:rPr>
-        <w:t>• 25 sources 카탈로그 JSON (`/fusion/sources` 응답)</w:t>
+        <w:t>라이브 검증 URL(호출 시 즉시 응답): /impact/submission-ready(9 게이트 자가 진단, 현재 ready=true), /metrics/audit(시스템 헬스 + tests 119/119), /impact/proposal-pdf(호출 시점 git_sha 반영 3-page PDF), /fusion/sources(25 소스 freshness), /impact/top-intersections(위험 교차로 Top-N), GitHub(MIT) https://github.com/leelang7/AuraView.</w:t>
       </w:r>
     </w:p>
     <w:p>
       <w:pPr>
-        <w:spacing w:before="0" w:after="0" w:line="336" w:lineRule="auto"/>
-        <w:ind w:left="283"/>
+        <w:spacing w:after="40" w:line="276" w:lineRule="auto"/>
+        <w:ind w:firstLine="227"/>
+        <w:jc w:val="both"/>
       </w:pPr>
       <w:r>
         <w:rPr>
@@ -2757,40 +1421,12 @@
           <w:b w:val="0"/>
           <w:sz w:val="18"/>
         </w:rPr>
-        <w:t>• Risk Transformer 학습 메트릭 (`models/risk_transformer_trained_metric.json`)</w:t>
-      </w:r>
-    </w:p>
-    <w:p>
-      <w:pPr>
-        <w:spacing w:before="0" w:after="0" w:line="336" w:lineRule="auto"/>
-        <w:ind w:left="283"/>
-      </w:pPr>
-      <w:r>
-        <w:rPr>
-          <w:rFonts w:ascii="맑은 고딕" w:hAnsi="맑은 고딕" w:eastAsia="맑은 고딕"/>
-          <w:b w:val="0"/>
-          <w:sz w:val="18"/>
-        </w:rPr>
-        <w:t>• 도로교통법 8 시나리오 매핑 (`/policy/laws`)</w:t>
-      </w:r>
-    </w:p>
-    <w:p>
-      <w:pPr>
-        <w:spacing w:before="0" w:after="0" w:line="336" w:lineRule="auto"/>
-        <w:ind w:left="283"/>
-      </w:pPr>
-      <w:r>
-        <w:rPr>
-          <w:rFonts w:ascii="맑은 고딕" w:hAnsi="맑은 고딕" w:eastAsia="맑은 고딕"/>
-          <w:b w:val="0"/>
-          <w:sz w:val="18"/>
-        </w:rPr>
-        <w:t>• Native APK v12.170 (`auraview_fleet/build/app/outputs/flutter-apk/app-release.apk` · 56MB)</w:t>
+        <w:t>법적 컴플라이언스: MIT License · 공공데이터 각 출처 약관(CC-BY-3.0 호환) · PII 자동 블러(개인정보보호법 3조) · 가명결합 k≥5(28조의2) · DSZ SHA-256 감사 로그(국토부 훈령 1456호). 사업 역량: 119/119 자동 테스트, GitHub Actions CI/CD, 149+ API 엔드포인트, 라이브 서비스 24/7(Render 배포 + Docker 한 줄 가동), 모델 가중치·학습 메트릭 published. 개인 개발 → MIT 오픈소스 사회 환원 + B2B/B2G 수익 모델로 사업화. DSZ 결합 결과를 정책 보고서가 아닌 실시간 차량 알림으로 전달하는 첫 사례 구축이 본 아이템의 의의이다.</w:t>
       </w:r>
     </w:p>
     <w:sectPr>
       <w:pgSz w:w="12240" w:h="15840"/>
-      <w:pgMar w:top="1134" w:right="1134" w:bottom="1134" w:left="1134" w:header="720" w:footer="720" w:gutter="0"/>
+      <w:pgMar w:top="850" w:right="1020" w:bottom="850" w:left="1020" w:header="720" w:footer="720" w:gutter="0"/>
       <w:cols w:space="720"/>
       <w:docGrid w:linePitch="360"/>
     </w:sectPr>

--- a/docs/제출용_제품서비스_개발기획서.docx
+++ b/docs/제출용_제품서비스_개발기획서.docx
@@ -4,31 +4,30 @@
   <w:body>
     <w:p>
       <w:pPr>
-        <w:spacing w:after="40"/>
+        <w:spacing w:after="60"/>
         <w:jc w:val="center"/>
       </w:pPr>
       <w:r>
         <w:rPr>
           <w:rFonts w:ascii="맑은 고딕" w:hAnsi="맑은 고딕" w:eastAsia="맑은 고딕"/>
           <w:b/>
-          <w:sz w:val="26"/>
+          <w:sz w:val="28"/>
         </w:rPr>
-        <w:t>「2026년 국토·교통 데이터 활용 경진대회」  제품/서비스 개발 기획서</w:t>
+        <w:t>「2026년 국토·교통 데이터 활용 경진대회」</w:t>
       </w:r>
     </w:p>
     <w:p>
       <w:pPr>
-        <w:spacing w:after="40"/>
-        <w:jc w:val="right"/>
+        <w:spacing w:after="120"/>
+        <w:jc w:val="center"/>
       </w:pPr>
       <w:r>
         <w:rPr>
           <w:rFonts w:ascii="맑은 고딕" w:hAnsi="맑은 고딕" w:eastAsia="맑은 고딕"/>
-          <w:b w:val="0"/>
-          <w:color w:val="808080"/>
-          <w:sz w:val="16"/>
+          <w:b/>
+          <w:sz w:val="28"/>
         </w:rPr>
-        <w:t>* 작성분량: 최대 3장 (별첨 제외, 분량 엄수)</w:t>
+        <w:t>제품/서비스 개발 기획서</w:t>
       </w:r>
     </w:p>
     <w:tbl>
@@ -38,19 +37,18 @@
         <w:tblLook w:firstColumn="1" w:firstRow="1" w:lastColumn="0" w:lastRow="0" w:noHBand="0" w:noVBand="1" w:val="04A0"/>
       </w:tblPr>
       <w:tblGrid>
-        <w:gridCol w:w="5100"/>
-        <w:gridCol w:w="5100"/>
+        <w:gridCol w:w="4873"/>
+        <w:gridCol w:w="4873"/>
       </w:tblGrid>
       <w:tr>
         <w:tc>
           <w:tcPr>
-            <w:tcW w:type="dxa" w:w="5100"/>
+            <w:tcW w:type="dxa" w:w="4873"/>
             <w:vMerge w:val="restart"/>
             <w:shd w:fill="E7E6E6"/>
           </w:tcPr>
           <w:p>
             <w:pPr>
-              <w:spacing w:before="0" w:after="0"/>
               <w:jc w:val="center"/>
             </w:pPr>
             <w:r>
@@ -67,17 +65,14 @@
         </w:tc>
         <w:tc>
           <w:tcPr>
-            <w:tcW w:type="dxa" w:w="5100"/>
+            <w:tcW w:type="dxa" w:w="4873"/>
           </w:tcPr>
           <w:p>
-            <w:pPr>
-              <w:spacing w:before="0" w:after="0"/>
-            </w:pPr>
             <w:r>
               <w:rPr>
                 <w:rFonts w:ascii="맑은 고딕" w:hAnsi="맑은 고딕" w:eastAsia="맑은 고딕"/>
                 <w:b/>
-                <w:sz w:val="18"/>
+                <w:sz w:val="20"/>
               </w:rPr>
               <w:t>☑ 가명정보 결합   ☑ 주관기관 융합데이터   ☑ 안심구역 활용   ☑ AI 활용 (☑ 학습도구, ☑ 분석도구)</w:t>
             </w:r>
@@ -87,27 +82,24 @@
       <w:tr>
         <w:tc>
           <w:tcPr>
-            <w:tcW w:type="dxa" w:w="5100"/>
+            <w:tcW w:type="dxa" w:w="4873"/>
             <w:vMerge/>
           </w:tcPr>
           <w:p/>
         </w:tc>
         <w:tc>
           <w:tcPr>
-            <w:tcW w:type="dxa" w:w="5100"/>
+            <w:tcW w:type="dxa" w:w="4873"/>
           </w:tcPr>
           <w:p>
-            <w:pPr>
-              <w:spacing w:before="0" w:after="0"/>
-            </w:pPr>
             <w:r>
               <w:rPr>
                 <w:rFonts w:ascii="맑은 고딕" w:hAnsi="맑은 고딕" w:eastAsia="맑은 고딕"/>
                 <w:b w:val="0"/>
                 <w:i/>
-                <w:sz w:val="16"/>
+                <w:sz w:val="18"/>
               </w:rPr>
-              <w:t>AI 학습: PyTorch Risk Transformer (AUC 0.9403) · AI 분석: Google ML Kit ObjectDetector + ImageLabeler</w:t>
+              <w:t>주관기관 융합: 한국도로공사 VDS·돌발 + 한국교통안전공단 DTG·V2X</w:t>
             </w:r>
           </w:p>
         </w:tc>
@@ -115,21 +107,21 @@
     </w:tbl>
     <w:p>
       <w:pPr>
-        <w:spacing w:before="120" w:after="40"/>
+        <w:spacing w:before="160" w:after="0"/>
       </w:pPr>
       <w:r>
         <w:rPr>
           <w:rFonts w:ascii="맑은 고딕" w:hAnsi="맑은 고딕" w:eastAsia="맑은 고딕"/>
           <w:b/>
-          <w:sz w:val="22"/>
+          <w:sz w:val="24"/>
         </w:rPr>
         <w:t>□ 아이템명</w:t>
       </w:r>
     </w:p>
     <w:p>
       <w:pPr>
-        <w:spacing w:after="40"/>
-        <w:ind w:left="113"/>
+        <w:spacing w:after="0"/>
+        <w:ind w:left="170"/>
       </w:pPr>
       <w:r>
         <w:rPr>
@@ -146,153 +138,415 @@
           <w:b/>
           <w:sz w:val="20"/>
         </w:rPr>
-        <w:t xml:space="preserve">  ─  25종 공공데이터 융합 + V2V 협업 인지 기반 한국 도로 안전 AI 블랙박스 플랫폼</w:t>
+        <w:t xml:space="preserve"> : 25종 공공데이터 융합 + V2V 협업 인지 기반 한국 도로 안전 AI 블랙박스 플랫폼</w:t>
       </w:r>
     </w:p>
     <w:p>
       <w:pPr>
-        <w:spacing w:before="120" w:after="40"/>
+        <w:spacing w:before="160" w:after="60"/>
       </w:pPr>
       <w:r>
         <w:rPr>
           <w:rFonts w:ascii="맑은 고딕" w:hAnsi="맑은 고딕" w:eastAsia="맑은 고딕"/>
           <w:b/>
-          <w:sz w:val="22"/>
+          <w:sz w:val="24"/>
         </w:rPr>
         <w:t>□ 제안배경</w:t>
       </w:r>
     </w:p>
     <w:p>
       <w:pPr>
-        <w:spacing w:after="40" w:line="276" w:lineRule="auto"/>
-        <w:ind w:firstLine="227"/>
-        <w:jc w:val="both"/>
+        <w:spacing w:after="20" w:line="300" w:lineRule="auto"/>
+        <w:ind w:left="170"/>
+      </w:pPr>
+      <w:r>
+        <w:rPr>
+          <w:rFonts w:ascii="맑은 고딕" w:hAnsi="맑은 고딕" w:eastAsia="맑은 고딕"/>
+          <w:b/>
+          <w:sz w:val="20"/>
+        </w:rPr>
+        <w:t>ㅇ 국내 교통사고 현황 및 사회적 비용</w:t>
+      </w:r>
+    </w:p>
+    <w:p>
+      <w:pPr>
+        <w:spacing w:after="0" w:line="300" w:lineRule="auto"/>
+        <w:ind w:left="454"/>
       </w:pPr>
       <w:r>
         <w:rPr>
           <w:rFonts w:ascii="맑은 고딕" w:hAnsi="맑은 고딕" w:eastAsia="맑은 고딕"/>
           <w:b w:val="0"/>
-          <w:sz w:val="18"/>
+          <w:sz w:val="20"/>
         </w:rPr>
-        <w:t>한국 도로에서는 연간 2,581명이 사망(TAAS 2024)하며 도시 교차로 사고가 전체의 46%를 차지한다. 트럭·버스에 가려진 신호등·보행자 사고가 22%에 달하나, 일반 ADAS는 카메라 단일 시점만 활용하여 사각지대 객체를 사전 감지하지 못한다. 선행경고 0.5~1초로 시속 60km 회피거리 8~16m, 회피 성공률 25% 미만에 그친다.</w:t>
+        <w:t>ㅡ 연간 사망 2,581명 · 부상 290,400명 발생</w:t>
+      </w:r>
+    </w:p>
+    <w:p>
+      <w:pPr>
+        <w:spacing w:after="0" w:line="300" w:lineRule="auto"/>
+        <w:ind w:left="454"/>
+      </w:pPr>
+      <w:r>
+        <w:rPr>
+          <w:rFonts w:ascii="맑은 고딕" w:hAnsi="맑은 고딕" w:eastAsia="맑은 고딕"/>
+          <w:b w:val="0"/>
+          <w:sz w:val="20"/>
+        </w:rPr>
+        <w:t>ㅡ 도시 교차로 사고가 전체 46% 차지</w:t>
+      </w:r>
+    </w:p>
+    <w:p>
+      <w:pPr>
+        <w:spacing w:after="0" w:line="300" w:lineRule="auto"/>
+        <w:ind w:left="454"/>
+      </w:pPr>
+      <w:r>
+        <w:rPr>
+          <w:rFonts w:ascii="맑은 고딕" w:hAnsi="맑은 고딕" w:eastAsia="맑은 고딕"/>
+          <w:b w:val="0"/>
+          <w:sz w:val="20"/>
+        </w:rPr>
+        <w:t>ㅡ 시야 가림(occlusion) 유형 사고 22% (트럭·버스 후방)</w:t>
       </w:r>
     </w:p>
     <w:p>
       <w:pPr>
         <w:spacing w:after="40" w:line="276" w:lineRule="auto"/>
-        <w:ind w:firstLine="227"/>
-        <w:jc w:val="both"/>
+        <w:ind w:left="454"/>
       </w:pPr>
       <w:r>
         <w:rPr>
           <w:rFonts w:ascii="맑은 고딕" w:hAnsi="맑은 고딕" w:eastAsia="맑은 고딕"/>
           <w:b w:val="0"/>
-          <w:sz w:val="18"/>
+          <w:color w:val="707070"/>
+          <w:sz w:val="17"/>
         </w:rPr>
-        <w:t>Tesla FSD 등 글로벌 솔루션은 자기 차량 시점만 사용하며 한국 8 시나리오(트럭 가림·이륜 사각·우회전 보행자·스쿨존·자전거·야간·신호 가림·우천)에 대한 prior를 가지지 않는다. 민식이법(12조)·우회전 보행자법(25조 4항) 강화로 운전자 형사 책임이 커진 상황에서 객관적 회피 데이터가 필요하다.</w:t>
+        <w:t>※ 도로교통공단 TAAS 교통사고 분석시스템 2024년 통계</w:t>
+      </w:r>
+    </w:p>
+    <w:p>
+      <w:pPr>
+        <w:spacing w:after="20" w:line="300" w:lineRule="auto"/>
+        <w:ind w:left="170"/>
+      </w:pPr>
+      <w:r>
+        <w:rPr>
+          <w:rFonts w:ascii="맑은 고딕" w:hAnsi="맑은 고딕" w:eastAsia="맑은 고딕"/>
+          <w:b/>
+          <w:sz w:val="20"/>
+        </w:rPr>
+        <w:t>ㅇ 기존 ADAS 솔루션의 구조적 한계</w:t>
+      </w:r>
+    </w:p>
+    <w:p>
+      <w:pPr>
+        <w:spacing w:after="0" w:line="300" w:lineRule="auto"/>
+        <w:ind w:left="454"/>
+      </w:pPr>
+      <w:r>
+        <w:rPr>
+          <w:rFonts w:ascii="맑은 고딕" w:hAnsi="맑은 고딕" w:eastAsia="맑은 고딕"/>
+          <w:b w:val="0"/>
+          <w:sz w:val="20"/>
+        </w:rPr>
+        <w:t>ㅡ 단일 카메라 시점만 활용 → 가려진 영역 사전 인지 불가</w:t>
+      </w:r>
+    </w:p>
+    <w:p>
+      <w:pPr>
+        <w:spacing w:after="0" w:line="300" w:lineRule="auto"/>
+        <w:ind w:left="454"/>
+      </w:pPr>
+      <w:r>
+        <w:rPr>
+          <w:rFonts w:ascii="맑은 고딕" w:hAnsi="맑은 고딕" w:eastAsia="맑은 고딕"/>
+          <w:b w:val="0"/>
+          <w:sz w:val="20"/>
+        </w:rPr>
+        <w:t>ㅡ 선행경고 0.5~1초 → 시속 60km 회피거리 8~16m → 회피 성공률 25% 미만</w:t>
+      </w:r>
+    </w:p>
+    <w:p>
+      <w:pPr>
+        <w:spacing w:after="0" w:line="300" w:lineRule="auto"/>
+        <w:ind w:left="454"/>
+      </w:pPr>
+      <w:r>
+        <w:rPr>
+          <w:rFonts w:ascii="맑은 고딕" w:hAnsi="맑은 고딕" w:eastAsia="맑은 고딕"/>
+          <w:b w:val="0"/>
+          <w:sz w:val="20"/>
+        </w:rPr>
+        <w:t>ㅡ Tesla FSD 등 글로벌 솔루션은 한국 8대 위험 시나리오 미반영</w:t>
+      </w:r>
+    </w:p>
+    <w:p>
+      <w:pPr>
+        <w:spacing w:after="0" w:line="300" w:lineRule="auto"/>
+        <w:ind w:left="794"/>
+      </w:pPr>
+      <w:r>
+        <w:rPr>
+          <w:rFonts w:ascii="맑은 고딕" w:hAnsi="맑은 고딕" w:eastAsia="맑은 고딕"/>
+          <w:b w:val="0"/>
+          <w:color w:val="555555"/>
+          <w:sz w:val="19"/>
+        </w:rPr>
+        <w:t>ㆍ 트럭 가림 · 좌측 사각 이륜 · 우회전 보행자 · 스쿨존 · 자전거 · 야간 · 신호 가림 · 우천 교차로</w:t>
+      </w:r>
+    </w:p>
+    <w:p>
+      <w:pPr>
+        <w:spacing w:after="20" w:line="300" w:lineRule="auto"/>
+        <w:ind w:left="170"/>
+      </w:pPr>
+      <w:r>
+        <w:rPr>
+          <w:rFonts w:ascii="맑은 고딕" w:hAnsi="맑은 고딕" w:eastAsia="맑은 고딕"/>
+          <w:b/>
+          <w:sz w:val="20"/>
+        </w:rPr>
+        <w:t>ㅇ 한국 도로 특수성과 제도적 요구</w:t>
+      </w:r>
+    </w:p>
+    <w:p>
+      <w:pPr>
+        <w:spacing w:after="0" w:line="300" w:lineRule="auto"/>
+        <w:ind w:left="454"/>
+      </w:pPr>
+      <w:r>
+        <w:rPr>
+          <w:rFonts w:ascii="맑은 고딕" w:hAnsi="맑은 고딕" w:eastAsia="맑은 고딕"/>
+          <w:b w:val="0"/>
+          <w:sz w:val="20"/>
+        </w:rPr>
+        <w:t>ㅡ 민식이법(도로교통법 12조) 시행 후 스쿨존 운전자 형사 책임 강화</w:t>
+      </w:r>
+    </w:p>
+    <w:p>
+      <w:pPr>
+        <w:spacing w:after="0" w:line="300" w:lineRule="auto"/>
+        <w:ind w:left="454"/>
+      </w:pPr>
+      <w:r>
+        <w:rPr>
+          <w:rFonts w:ascii="맑은 고딕" w:hAnsi="맑은 고딕" w:eastAsia="맑은 고딕"/>
+          <w:b w:val="0"/>
+          <w:sz w:val="20"/>
+        </w:rPr>
+        <w:t>ㅡ 우회전 보행자 일시정지 의무화(25조 4항, 2022 개정) 시행</w:t>
+      </w:r>
+    </w:p>
+    <w:p>
+      <w:pPr>
+        <w:spacing w:after="0" w:line="300" w:lineRule="auto"/>
+        <w:ind w:left="454"/>
+      </w:pPr>
+      <w:r>
+        <w:rPr>
+          <w:rFonts w:ascii="맑은 고딕" w:hAnsi="맑은 고딕" w:eastAsia="맑은 고딕"/>
+          <w:b w:val="0"/>
+          <w:sz w:val="20"/>
+        </w:rPr>
+        <w:t>ㅡ 운전자에게 객관적 회피 데이터 제공 서비스 부재</w:t>
+      </w:r>
+    </w:p>
+    <w:p>
+      <w:pPr>
+        <w:spacing w:after="20" w:line="300" w:lineRule="auto"/>
+        <w:ind w:left="170"/>
+      </w:pPr>
+      <w:r>
+        <w:rPr>
+          <w:rFonts w:ascii="맑은 고딕" w:hAnsi="맑은 고딕" w:eastAsia="맑은 고딕"/>
+          <w:b/>
+          <w:sz w:val="20"/>
+        </w:rPr>
+        <w:t>ㅇ 공공데이터의 사회 환원 부족</w:t>
+      </w:r>
+    </w:p>
+    <w:p>
+      <w:pPr>
+        <w:spacing w:after="0" w:line="300" w:lineRule="auto"/>
+        <w:ind w:left="454"/>
+      </w:pPr>
+      <w:r>
+        <w:rPr>
+          <w:rFonts w:ascii="맑은 고딕" w:hAnsi="맑은 고딕" w:eastAsia="맑은 고딕"/>
+          <w:b w:val="0"/>
+          <w:sz w:val="20"/>
+        </w:rPr>
+        <w:t>ㅡ 한국도로공사·도로교통공단·국토교통부 등 25종 데이터 보유</w:t>
+      </w:r>
+    </w:p>
+    <w:p>
+      <w:pPr>
+        <w:spacing w:after="0" w:line="300" w:lineRule="auto"/>
+        <w:ind w:left="454"/>
+      </w:pPr>
+      <w:r>
+        <w:rPr>
+          <w:rFonts w:ascii="맑은 고딕" w:hAnsi="맑은 고딕" w:eastAsia="맑은 고딕"/>
+          <w:b w:val="0"/>
+          <w:sz w:val="20"/>
+        </w:rPr>
+        <w:t>ㅡ 데이터안심구역(DSZ) 결합 결과가 정책 보고서로만 머묾</w:t>
+      </w:r>
+    </w:p>
+    <w:p>
+      <w:pPr>
+        <w:spacing w:after="0" w:line="300" w:lineRule="auto"/>
+        <w:ind w:left="454"/>
+      </w:pPr>
+      <w:r>
+        <w:rPr>
+          <w:rFonts w:ascii="맑은 고딕" w:hAnsi="맑은 고딕" w:eastAsia="맑은 고딕"/>
+          <w:b w:val="0"/>
+          <w:sz w:val="20"/>
+        </w:rPr>
+        <w:t>ㅡ 본 아이템: 25종 융합 + V2V로 평균 3.38초 선행경고 → 회피 성공률 84.5% 달성</w:t>
       </w:r>
     </w:p>
     <w:p>
       <w:pPr>
         <w:spacing w:after="40" w:line="276" w:lineRule="auto"/>
-        <w:ind w:firstLine="227"/>
-        <w:jc w:val="both"/>
+        <w:ind w:left="454"/>
       </w:pPr>
       <w:r>
         <w:rPr>
           <w:rFonts w:ascii="맑은 고딕" w:hAnsi="맑은 고딕" w:eastAsia="맑은 고딕"/>
           <w:b w:val="0"/>
-          <w:sz w:val="18"/>
+          <w:color w:val="707070"/>
+          <w:sz w:val="17"/>
         </w:rPr>
-        <w:t>한국도로공사 VDS·돌발, 도로교통공단 TAAS·신호, 한국교통안전공단 DTG·V2X, DSZ 안심구역 등 25종 공공데이터가 구축되어 있으나 정책 보고서 형태로만 머문다. 본 아이템은 이를 단일 응답으로 융합하고 V2V 협업 인지를 결합해 평균 3.38초 선행경고(회피 성공률 84.5%)를 제공한다.</w:t>
+        <w:t>※ 회피율 산출: KOTI ITS 효과 분석 모델 (회피율 = min(0.85, 0.25 × 선행경고시간))</w:t>
       </w:r>
     </w:p>
     <w:p>
       <w:pPr>
-        <w:spacing w:before="120" w:after="40"/>
+        <w:spacing w:before="160" w:after="60"/>
       </w:pPr>
       <w:r>
         <w:rPr>
           <w:rFonts w:ascii="맑은 고딕" w:hAnsi="맑은 고딕" w:eastAsia="맑은 고딕"/>
           <w:b/>
-          <w:sz w:val="22"/>
+          <w:sz w:val="24"/>
         </w:rPr>
         <w:t>□ 세부내용</w:t>
       </w:r>
     </w:p>
     <w:p>
       <w:pPr>
-        <w:spacing w:before="60" w:after="20"/>
-        <w:ind w:left="113"/>
+        <w:spacing w:after="20" w:line="300" w:lineRule="auto"/>
+        <w:ind w:left="170"/>
       </w:pPr>
       <w:r>
         <w:rPr>
           <w:rFonts w:ascii="맑은 고딕" w:hAnsi="맑은 고딕" w:eastAsia="맑은 고딕"/>
           <w:b/>
-          <w:color w:val="1F497D"/>
-          <w:sz w:val="19"/>
+          <w:sz w:val="20"/>
         </w:rPr>
-        <w:t>1. 시스템 개요</w:t>
+        <w:t>ㅇ 시스템 구성</w:t>
       </w:r>
     </w:p>
     <w:p>
       <w:pPr>
-        <w:spacing w:after="40" w:line="276" w:lineRule="auto"/>
-        <w:ind w:firstLine="227"/>
-        <w:jc w:val="both"/>
+        <w:spacing w:after="0" w:line="300" w:lineRule="auto"/>
+        <w:ind w:left="454"/>
       </w:pPr>
       <w:r>
         <w:rPr>
           <w:rFonts w:ascii="맑은 고딕" w:hAnsi="맑은 고딕" w:eastAsia="맑은 고딕"/>
           <w:b w:val="0"/>
-          <w:sz w:val="18"/>
+          <w:sz w:val="20"/>
         </w:rPr>
-        <w:t>일반 스마트폰·블랙박스 후면 카메라 한 대만으로 동작(특수 H/W 불필요, Galaxy Z Fold 3 검증). 단말은 카메라 frame을 Google ML Kit(AI 분석도구)과 자체 학습 Risk Transformer(AI 학습도구, PyTorch · AUC 0.9403 · 278KB · p99 1.04ms)에 입력해 객체 검출과 위험점수를 산출한다. 서버는 25종 공공데이터를 실시간 호출해 단일 JSON(fusion.v11-2026.05.25-25src)으로 융합 응답한다(p50 180ms). 위험 발화 시 햅틱 3-burst + 음성 안내 + 반경 200m V2V broadcast가 동시 트리거된다.</w:t>
+        <w:t>ㅡ 입력: 일반 스마트폰 또는 블랙박스 후면 카메라 1대 (특수 H/W 불필요)</w:t>
       </w:r>
     </w:p>
     <w:p>
       <w:pPr>
-        <w:spacing w:before="60" w:after="20"/>
-        <w:ind w:left="113"/>
+        <w:spacing w:after="0" w:line="300" w:lineRule="auto"/>
+        <w:ind w:left="454"/>
+      </w:pPr>
+      <w:r>
+        <w:rPr>
+          <w:rFonts w:ascii="맑은 고딕" w:hAnsi="맑은 고딕" w:eastAsia="맑은 고딕"/>
+          <w:b w:val="0"/>
+          <w:sz w:val="20"/>
+        </w:rPr>
+        <w:t>ㅡ 단말 추론: AI 객체 검출(Google ML Kit) + 자체 학습 위험 추정 모델</w:t>
+      </w:r>
+    </w:p>
+    <w:p>
+      <w:pPr>
+        <w:spacing w:after="0" w:line="300" w:lineRule="auto"/>
+        <w:ind w:left="454"/>
+      </w:pPr>
+      <w:r>
+        <w:rPr>
+          <w:rFonts w:ascii="맑은 고딕" w:hAnsi="맑은 고딕" w:eastAsia="맑은 고딕"/>
+          <w:b w:val="0"/>
+          <w:sz w:val="20"/>
+        </w:rPr>
+        <w:t>ㅡ 서버 융합: 25종 공공데이터 실시간 호출 → 단일 응답 결합</w:t>
+      </w:r>
+    </w:p>
+    <w:p>
+      <w:pPr>
+        <w:spacing w:after="0" w:line="300" w:lineRule="auto"/>
+        <w:ind w:left="454"/>
+      </w:pPr>
+      <w:r>
+        <w:rPr>
+          <w:rFonts w:ascii="맑은 고딕" w:hAnsi="맑은 고딕" w:eastAsia="맑은 고딕"/>
+          <w:b w:val="0"/>
+          <w:sz w:val="20"/>
+        </w:rPr>
+        <w:t>ㅡ 출력: 햅틱 · 음성 안내 · 차량 간 직접 통신(V2V) 알림 (반경 200m)</w:t>
+      </w:r>
+    </w:p>
+    <w:p>
+      <w:pPr>
+        <w:spacing w:after="20" w:line="300" w:lineRule="auto"/>
+        <w:ind w:left="170"/>
       </w:pPr>
       <w:r>
         <w:rPr>
           <w:rFonts w:ascii="맑은 고딕" w:hAnsi="맑은 고딕" w:eastAsia="맑은 고딕"/>
           <w:b/>
-          <w:color w:val="1F497D"/>
-          <w:sz w:val="19"/>
+          <w:sz w:val="20"/>
         </w:rPr>
-        <w:t>2. 공공데이터 보유기관 및 확보방안 (주관기관 융합 가점)</w:t>
+        <w:t>ㅇ 활용 공공데이터 및 보유기관</w:t>
       </w:r>
     </w:p>
     <w:tbl>
       <w:tblPr>
         <w:tblStyle w:val="TableGrid"/>
         <w:tblW w:type="auto" w:w="0"/>
-        <w:tblLayout w:type="autofit"/>
         <w:tblLook w:firstColumn="1" w:firstRow="1" w:lastColumn="0" w:lastRow="0" w:noHBand="0" w:noVBand="1" w:val="04A0"/>
       </w:tblPr>
       <w:tblGrid>
-        <w:gridCol w:w="3400"/>
-        <w:gridCol w:w="3400"/>
-        <w:gridCol w:w="3400"/>
+        <w:gridCol w:w="3249"/>
+        <w:gridCol w:w="3249"/>
+        <w:gridCol w:w="3249"/>
       </w:tblGrid>
       <w:tr>
         <w:tc>
           <w:tcPr>
-            <w:tcW w:type="dxa" w:w="3400"/>
-            <w:shd w:fill="DBE5F1"/>
+            <w:tcW w:type="dxa" w:w="3249"/>
+            <w:shd w:fill="D9E1F2"/>
             <w:vAlign w:val="center"/>
           </w:tcPr>
           <w:p>
             <w:pPr>
-              <w:spacing w:before="0" w:after="0" w:line="240" w:lineRule="auto"/>
+              <w:spacing w:before="20" w:after="20" w:line="264" w:lineRule="auto"/>
             </w:pPr>
             <w:r>
               <w:rPr>
                 <w:rFonts w:ascii="맑은 고딕" w:hAnsi="맑은 고딕" w:eastAsia="맑은 고딕"/>
                 <w:b/>
-                <w:sz w:val="16"/>
+                <w:sz w:val="18"/>
               </w:rPr>
               <w:t>구분</w:t>
             </w:r>
@@ -300,41 +554,41 @@
         </w:tc>
         <w:tc>
           <w:tcPr>
-            <w:tcW w:type="dxa" w:w="3400"/>
-            <w:shd w:fill="DBE5F1"/>
+            <w:tcW w:type="dxa" w:w="3249"/>
+            <w:shd w:fill="D9E1F2"/>
             <w:vAlign w:val="center"/>
           </w:tcPr>
           <w:p>
             <w:pPr>
-              <w:spacing w:before="0" w:after="0" w:line="240" w:lineRule="auto"/>
+              <w:spacing w:before="20" w:after="20" w:line="264" w:lineRule="auto"/>
             </w:pPr>
             <w:r>
               <w:rPr>
                 <w:rFonts w:ascii="맑은 고딕" w:hAnsi="맑은 고딕" w:eastAsia="맑은 고딕"/>
                 <w:b/>
-                <w:sz w:val="16"/>
+                <w:sz w:val="18"/>
               </w:rPr>
-              <w:t>보유기관 — 데이터</w:t>
+              <w:t>보유기관 · 데이터</w:t>
             </w:r>
           </w:p>
         </w:tc>
         <w:tc>
           <w:tcPr>
-            <w:tcW w:type="dxa" w:w="3400"/>
-            <w:shd w:fill="DBE5F1"/>
+            <w:tcW w:type="dxa" w:w="3249"/>
+            <w:shd w:fill="D9E1F2"/>
             <w:vAlign w:val="center"/>
           </w:tcPr>
           <w:p>
             <w:pPr>
-              <w:spacing w:before="0" w:after="0" w:line="240" w:lineRule="auto"/>
+              <w:spacing w:before="20" w:after="20" w:line="264" w:lineRule="auto"/>
             </w:pPr>
             <w:r>
               <w:rPr>
                 <w:rFonts w:ascii="맑은 고딕" w:hAnsi="맑은 고딕" w:eastAsia="맑은 고딕"/>
                 <w:b/>
-                <w:sz w:val="16"/>
+                <w:sz w:val="18"/>
               </w:rPr>
-              <w:t>AuraView 활용 / 가중치</w:t>
+              <w:t>활용 / 가중치</w:t>
             </w:r>
           </w:p>
         </w:tc>
@@ -342,18 +596,18 @@
       <w:tr>
         <w:tc>
           <w:tcPr>
-            <w:tcW w:type="dxa" w:w="3400"/>
+            <w:tcW w:type="dxa" w:w="3249"/>
             <w:vAlign w:val="center"/>
           </w:tcPr>
           <w:p>
             <w:pPr>
-              <w:spacing w:before="0" w:after="0" w:line="240" w:lineRule="auto"/>
+              <w:spacing w:before="20" w:after="20" w:line="264" w:lineRule="auto"/>
             </w:pPr>
             <w:r>
               <w:rPr>
                 <w:rFonts w:ascii="맑은 고딕" w:hAnsi="맑은 고딕" w:eastAsia="맑은 고딕"/>
                 <w:b w:val="0"/>
-                <w:sz w:val="16"/>
+                <w:sz w:val="18"/>
               </w:rPr>
               <w:t>주관기관</w:t>
             </w:r>
@@ -361,39 +615,39 @@
         </w:tc>
         <w:tc>
           <w:tcPr>
-            <w:tcW w:type="dxa" w:w="3400"/>
+            <w:tcW w:type="dxa" w:w="3249"/>
             <w:vAlign w:val="center"/>
           </w:tcPr>
           <w:p>
             <w:pPr>
-              <w:spacing w:before="0" w:after="0" w:line="240" w:lineRule="auto"/>
+              <w:spacing w:before="20" w:after="20" w:line="264" w:lineRule="auto"/>
             </w:pPr>
             <w:r>
               <w:rPr>
                 <w:rFonts w:ascii="맑은 고딕" w:hAnsi="맑은 고딕" w:eastAsia="맑은 고딕"/>
                 <w:b w:val="0"/>
-                <w:sz w:val="16"/>
+                <w:sz w:val="18"/>
               </w:rPr>
-              <w:t>한국도로공사 — VDS · 돌발 · 노면 RWIS · 도로 노후도</w:t>
+              <w:t>한국도로공사 · VDS · 돌발 · 노면(RWIS) · 도로 노후도</w:t>
             </w:r>
           </w:p>
         </w:tc>
         <w:tc>
           <w:tcPr>
-            <w:tcW w:type="dxa" w:w="3400"/>
+            <w:tcW w:type="dxa" w:w="3249"/>
             <w:vAlign w:val="center"/>
           </w:tcPr>
           <w:p>
             <w:pPr>
-              <w:spacing w:before="0" w:after="0" w:line="240" w:lineRule="auto"/>
+              <w:spacing w:before="20" w:after="20" w:line="264" w:lineRule="auto"/>
             </w:pPr>
             <w:r>
               <w:rPr>
                 <w:rFonts w:ascii="맑은 고딕" w:hAnsi="맑은 고딕" w:eastAsia="맑은 고딕"/>
                 <w:b w:val="0"/>
-                <w:sz w:val="16"/>
+                <w:sz w:val="18"/>
               </w:rPr>
-              <w:t>교통량 비대칭 · 노면 frost +0.35 · 노후 +0.10</w:t>
+              <w:t>교통 흐름 · 노면 결빙 +0.35 · 노후 +0.10</w:t>
             </w:r>
           </w:p>
         </w:tc>
@@ -401,18 +655,18 @@
       <w:tr>
         <w:tc>
           <w:tcPr>
-            <w:tcW w:type="dxa" w:w="3400"/>
+            <w:tcW w:type="dxa" w:w="3249"/>
             <w:vAlign w:val="center"/>
           </w:tcPr>
           <w:p>
             <w:pPr>
-              <w:spacing w:before="0" w:after="0" w:line="240" w:lineRule="auto"/>
+              <w:spacing w:before="20" w:after="20" w:line="264" w:lineRule="auto"/>
             </w:pPr>
             <w:r>
               <w:rPr>
                 <w:rFonts w:ascii="맑은 고딕" w:hAnsi="맑은 고딕" w:eastAsia="맑은 고딕"/>
                 <w:b w:val="0"/>
-                <w:sz w:val="16"/>
+                <w:sz w:val="18"/>
               </w:rPr>
               <w:t>주관기관</w:t>
             </w:r>
@@ -420,39 +674,39 @@
         </w:tc>
         <w:tc>
           <w:tcPr>
-            <w:tcW w:type="dxa" w:w="3400"/>
+            <w:tcW w:type="dxa" w:w="3249"/>
             <w:vAlign w:val="center"/>
           </w:tcPr>
           <w:p>
             <w:pPr>
-              <w:spacing w:before="0" w:after="0" w:line="240" w:lineRule="auto"/>
+              <w:spacing w:before="20" w:after="20" w:line="264" w:lineRule="auto"/>
             </w:pPr>
             <w:r>
               <w:rPr>
                 <w:rFonts w:ascii="맑은 고딕" w:hAnsi="맑은 고딕" w:eastAsia="맑은 고딕"/>
                 <w:b w:val="0"/>
-                <w:sz w:val="16"/>
+                <w:sz w:val="18"/>
               </w:rPr>
-              <w:t>한국교통안전공단 — KOTSA 검사 · DTG · V2X 자율주행 허브</w:t>
+              <w:t>한국교통안전공단 · 자동차검사 · DTG · V2X 자율주행 허브</w:t>
             </w:r>
           </w:p>
         </w:tc>
         <w:tc>
           <w:tcPr>
-            <w:tcW w:type="dxa" w:w="3400"/>
+            <w:tcW w:type="dxa" w:w="3249"/>
             <w:vAlign w:val="center"/>
           </w:tcPr>
           <w:p>
             <w:pPr>
-              <w:spacing w:before="0" w:after="0" w:line="240" w:lineRule="auto"/>
+              <w:spacing w:before="20" w:after="20" w:line="264" w:lineRule="auto"/>
             </w:pPr>
             <w:r>
               <w:rPr>
                 <w:rFonts w:ascii="맑은 고딕" w:hAnsi="맑은 고딕" w:eastAsia="맑은 고딕"/>
                 <w:b w:val="0"/>
-                <w:sz w:val="16"/>
+                <w:sz w:val="18"/>
               </w:rPr>
-              <w:t>구별 부적합 prior · 사업용 위험운전 +0.10</w:t>
+              <w:t>구별 부적합률 · 사업용 위험운전 +0.10</w:t>
             </w:r>
           </w:p>
         </w:tc>
@@ -460,18 +714,18 @@
       <w:tr>
         <w:tc>
           <w:tcPr>
-            <w:tcW w:type="dxa" w:w="3400"/>
+            <w:tcW w:type="dxa" w:w="3249"/>
             <w:vAlign w:val="center"/>
           </w:tcPr>
           <w:p>
             <w:pPr>
-              <w:spacing w:before="0" w:after="0" w:line="240" w:lineRule="auto"/>
+              <w:spacing w:before="20" w:after="20" w:line="264" w:lineRule="auto"/>
             </w:pPr>
             <w:r>
               <w:rPr>
                 <w:rFonts w:ascii="맑은 고딕" w:hAnsi="맑은 고딕" w:eastAsia="맑은 고딕"/>
                 <w:b w:val="0"/>
-                <w:sz w:val="16"/>
+                <w:sz w:val="18"/>
               </w:rPr>
               <w:t>국내공공</w:t>
             </w:r>
@@ -479,39 +733,39 @@
         </w:tc>
         <w:tc>
           <w:tcPr>
-            <w:tcW w:type="dxa" w:w="3400"/>
+            <w:tcW w:type="dxa" w:w="3249"/>
             <w:vAlign w:val="center"/>
           </w:tcPr>
           <w:p>
             <w:pPr>
-              <w:spacing w:before="0" w:after="0" w:line="240" w:lineRule="auto"/>
+              <w:spacing w:before="20" w:after="20" w:line="264" w:lineRule="auto"/>
             </w:pPr>
             <w:r>
               <w:rPr>
                 <w:rFonts w:ascii="맑은 고딕" w:hAnsi="맑은 고딕" w:eastAsia="맑은 고딕"/>
                 <w:b w:val="0"/>
-                <w:sz w:val="16"/>
+                <w:sz w:val="18"/>
               </w:rPr>
-              <w:t>도로교통공단 — 신호 위상 · TAAS 사고이력 · 보행자 다발 · 통학로</w:t>
+              <w:t>도로교통공단 · 신호 위상 · TAAS · 보행자 다발 · 통학로</w:t>
             </w:r>
           </w:p>
         </w:tc>
         <w:tc>
           <w:tcPr>
-            <w:tcW w:type="dxa" w:w="3400"/>
+            <w:tcW w:type="dxa" w:w="3249"/>
             <w:vAlign w:val="center"/>
           </w:tcPr>
           <w:p>
             <w:pPr>
-              <w:spacing w:before="0" w:after="0" w:line="240" w:lineRule="auto"/>
+              <w:spacing w:before="20" w:after="20" w:line="264" w:lineRule="auto"/>
             </w:pPr>
             <w:r>
               <w:rPr>
                 <w:rFonts w:ascii="맑은 고딕" w:hAnsi="맑은 고딕" w:eastAsia="맑은 고딕"/>
                 <w:b w:val="0"/>
-                <w:sz w:val="16"/>
+                <w:sz w:val="18"/>
               </w:rPr>
-              <w:t>신호 occlusion +0.55 · 보행자 prior +0.30</w:t>
+              <w:t>신호 가림 +0.55 · 보행자 prior +0.30</w:t>
             </w:r>
           </w:p>
         </w:tc>
@@ -519,18 +773,18 @@
       <w:tr>
         <w:tc>
           <w:tcPr>
-            <w:tcW w:type="dxa" w:w="3400"/>
+            <w:tcW w:type="dxa" w:w="3249"/>
             <w:vAlign w:val="center"/>
           </w:tcPr>
           <w:p>
             <w:pPr>
-              <w:spacing w:before="0" w:after="0" w:line="240" w:lineRule="auto"/>
+              <w:spacing w:before="20" w:after="20" w:line="264" w:lineRule="auto"/>
             </w:pPr>
             <w:r>
               <w:rPr>
                 <w:rFonts w:ascii="맑은 고딕" w:hAnsi="맑은 고딕" w:eastAsia="맑은 고딕"/>
                 <w:b w:val="0"/>
-                <w:sz w:val="16"/>
+                <w:sz w:val="18"/>
               </w:rPr>
               <w:t>국내공공</w:t>
             </w:r>
@@ -538,39 +792,39 @@
         </w:tc>
         <w:tc>
           <w:tcPr>
-            <w:tcW w:type="dxa" w:w="3400"/>
+            <w:tcW w:type="dxa" w:w="3249"/>
             <w:vAlign w:val="center"/>
           </w:tcPr>
           <w:p>
             <w:pPr>
-              <w:spacing w:before="0" w:after="0" w:line="240" w:lineRule="auto"/>
+              <w:spacing w:before="20" w:after="20" w:line="264" w:lineRule="auto"/>
             </w:pPr>
             <w:r>
               <w:rPr>
                 <w:rFonts w:ascii="맑은 고딕" w:hAnsi="맑은 고딕" w:eastAsia="맑은 고딕"/>
                 <w:b w:val="0"/>
-                <w:sz w:val="16"/>
+                <w:sz w:val="18"/>
               </w:rPr>
-              <w:t>국토교통부 — ITS 표준링크 · DSZ 안심구역 · 스쿨존/횡단보도 GIS</w:t>
+              <w:t>국토교통부 · ITS 표준링크 · DSZ · 스쿨존/횡단보도 GIS</w:t>
             </w:r>
           </w:p>
         </w:tc>
         <w:tc>
           <w:tcPr>
-            <w:tcW w:type="dxa" w:w="3400"/>
+            <w:tcW w:type="dxa" w:w="3249"/>
             <w:vAlign w:val="center"/>
           </w:tcPr>
           <w:p>
             <w:pPr>
-              <w:spacing w:before="0" w:after="0" w:line="240" w:lineRule="auto"/>
+              <w:spacing w:before="20" w:after="20" w:line="264" w:lineRule="auto"/>
             </w:pPr>
             <w:r>
               <w:rPr>
                 <w:rFonts w:ascii="맑은 고딕" w:hAnsi="맑은 고딕" w:eastAsia="맑은 고딕"/>
                 <w:b w:val="0"/>
-                <w:sz w:val="16"/>
+                <w:sz w:val="18"/>
               </w:rPr>
-              <w:t>k≥5 가명결합 · 스쿨존 +0.62 (등하교)</w:t>
+              <w:t>가명결합 k≥5 · 스쿨존 +0.62</w:t>
             </w:r>
           </w:p>
         </w:tc>
@@ -578,18 +832,18 @@
       <w:tr>
         <w:tc>
           <w:tcPr>
-            <w:tcW w:type="dxa" w:w="3400"/>
+            <w:tcW w:type="dxa" w:w="3249"/>
             <w:vAlign w:val="center"/>
           </w:tcPr>
           <w:p>
             <w:pPr>
-              <w:spacing w:before="0" w:after="0" w:line="240" w:lineRule="auto"/>
+              <w:spacing w:before="20" w:after="20" w:line="264" w:lineRule="auto"/>
             </w:pPr>
             <w:r>
               <w:rPr>
                 <w:rFonts w:ascii="맑은 고딕" w:hAnsi="맑은 고딕" w:eastAsia="맑은 고딕"/>
                 <w:b w:val="0"/>
-                <w:sz w:val="16"/>
+                <w:sz w:val="18"/>
               </w:rPr>
               <w:t>국내공공</w:t>
             </w:r>
@@ -597,39 +851,39 @@
         </w:tc>
         <w:tc>
           <w:tcPr>
-            <w:tcW w:type="dxa" w:w="3400"/>
+            <w:tcW w:type="dxa" w:w="3249"/>
             <w:vAlign w:val="center"/>
           </w:tcPr>
           <w:p>
             <w:pPr>
-              <w:spacing w:before="0" w:after="0" w:line="240" w:lineRule="auto"/>
+              <w:spacing w:before="20" w:after="20" w:line="264" w:lineRule="auto"/>
             </w:pPr>
             <w:r>
               <w:rPr>
                 <w:rFonts w:ascii="맑은 고딕" w:hAnsi="맑은 고딕" w:eastAsia="맑은 고딕"/>
                 <w:b w:val="0"/>
-                <w:sz w:val="16"/>
+                <w:sz w:val="18"/>
               </w:rPr>
-              <w:t>기상청·환경부 — KMA 동네예보 · 결빙 · PM10·PM2.5 · EV 충전소</w:t>
+              <w:t>기상청 · 환경부 · 환경공단 · KMA · 결빙 · 미세먼지 · EV</w:t>
             </w:r>
           </w:p>
         </w:tc>
         <w:tc>
           <w:tcPr>
-            <w:tcW w:type="dxa" w:w="3400"/>
+            <w:tcW w:type="dxa" w:w="3249"/>
             <w:vAlign w:val="center"/>
           </w:tcPr>
           <w:p>
             <w:pPr>
-              <w:spacing w:before="0" w:after="0" w:line="240" w:lineRule="auto"/>
+              <w:spacing w:before="20" w:after="20" w:line="264" w:lineRule="auto"/>
             </w:pPr>
             <w:r>
               <w:rPr>
                 <w:rFonts w:ascii="맑은 고딕" w:hAnsi="맑은 고딕" w:eastAsia="맑은 고딕"/>
                 <w:b w:val="0"/>
-                <w:sz w:val="16"/>
+                <w:sz w:val="18"/>
               </w:rPr>
-              <w:t>우천 +0.18 · 블랙아이스 +0.32 · 시정 +0.06</w:t>
+              <w:t>우천 +0.18 · 블랙아이스 +0.32</w:t>
             </w:r>
           </w:p>
         </w:tc>
@@ -637,18 +891,18 @@
       <w:tr>
         <w:tc>
           <w:tcPr>
-            <w:tcW w:type="dxa" w:w="3400"/>
+            <w:tcW w:type="dxa" w:w="3249"/>
             <w:vAlign w:val="center"/>
           </w:tcPr>
           <w:p>
             <w:pPr>
-              <w:spacing w:before="0" w:after="0" w:line="240" w:lineRule="auto"/>
+              <w:spacing w:before="20" w:after="20" w:line="264" w:lineRule="auto"/>
             </w:pPr>
             <w:r>
               <w:rPr>
                 <w:rFonts w:ascii="맑은 고딕" w:hAnsi="맑은 고딕" w:eastAsia="맑은 고딕"/>
                 <w:b w:val="0"/>
-                <w:sz w:val="16"/>
+                <w:sz w:val="18"/>
               </w:rPr>
               <w:t>국내공공</w:t>
             </w:r>
@@ -656,39 +910,39 @@
         </w:tc>
         <w:tc>
           <w:tcPr>
-            <w:tcW w:type="dxa" w:w="3400"/>
+            <w:tcW w:type="dxa" w:w="3249"/>
             <w:vAlign w:val="center"/>
           </w:tcPr>
           <w:p>
             <w:pPr>
-              <w:spacing w:before="0" w:after="0" w:line="240" w:lineRule="auto"/>
+              <w:spacing w:before="20" w:after="20" w:line="264" w:lineRule="auto"/>
             </w:pPr>
             <w:r>
               <w:rPr>
                 <w:rFonts w:ascii="맑은 고딕" w:hAnsi="맑은 고딕" w:eastAsia="맑은 고딕"/>
                 <w:b w:val="0"/>
-                <w:sz w:val="16"/>
+                <w:sz w:val="18"/>
               </w:rPr>
-              <w:t>소방청·보건복지부 — 119 출동 · E-Gen 응급실 가용병상</w:t>
+              <w:t>소방청 · 보건복지부 · 119 · E-Gen 응급실</w:t>
             </w:r>
           </w:p>
         </w:tc>
         <w:tc>
           <w:tcPr>
-            <w:tcW w:type="dxa" w:w="3400"/>
+            <w:tcW w:type="dxa" w:w="3249"/>
             <w:vAlign w:val="center"/>
           </w:tcPr>
           <w:p>
             <w:pPr>
-              <w:spacing w:before="0" w:after="0" w:line="240" w:lineRule="auto"/>
+              <w:spacing w:before="20" w:after="20" w:line="264" w:lineRule="auto"/>
             </w:pPr>
             <w:r>
               <w:rPr>
                 <w:rFonts w:ascii="맑은 고딕" w:hAnsi="맑은 고딕" w:eastAsia="맑은 고딕"/>
                 <w:b w:val="0"/>
-                <w:sz w:val="16"/>
+                <w:sz w:val="18"/>
               </w:rPr>
-              <w:t>골든타임 라우팅 · 심각도 ×1.34</w:t>
+              <w:t>골든타임 · 심각도 ×1.34</w:t>
             </w:r>
           </w:p>
         </w:tc>
@@ -696,18 +950,18 @@
       <w:tr>
         <w:tc>
           <w:tcPr>
-            <w:tcW w:type="dxa" w:w="3400"/>
+            <w:tcW w:type="dxa" w:w="3249"/>
             <w:vAlign w:val="center"/>
           </w:tcPr>
           <w:p>
             <w:pPr>
-              <w:spacing w:before="0" w:after="0" w:line="240" w:lineRule="auto"/>
+              <w:spacing w:before="20" w:after="20" w:line="264" w:lineRule="auto"/>
             </w:pPr>
             <w:r>
               <w:rPr>
                 <w:rFonts w:ascii="맑은 고딕" w:hAnsi="맑은 고딕" w:eastAsia="맑은 고딕"/>
                 <w:b w:val="0"/>
-                <w:sz w:val="16"/>
+                <w:sz w:val="18"/>
               </w:rPr>
               <w:t>국내공공</w:t>
             </w:r>
@@ -715,39 +969,39 @@
         </w:tc>
         <w:tc>
           <w:tcPr>
-            <w:tcW w:type="dxa" w:w="3400"/>
+            <w:tcW w:type="dxa" w:w="3249"/>
             <w:vAlign w:val="center"/>
           </w:tcPr>
           <w:p>
             <w:pPr>
-              <w:spacing w:before="0" w:after="0" w:line="240" w:lineRule="auto"/>
+              <w:spacing w:before="20" w:after="20" w:line="264" w:lineRule="auto"/>
             </w:pPr>
             <w:r>
               <w:rPr>
                 <w:rFonts w:ascii="맑은 고딕" w:hAnsi="맑은 고딕" w:eastAsia="맑은 고딕"/>
                 <w:b w:val="0"/>
-                <w:sz w:val="16"/>
+                <w:sz w:val="18"/>
               </w:rPr>
-              <w:t>경찰청·행안부·서울시 — 단속 CCTV · 도로 노후도 · 따릉이</w:t>
+              <w:t>경찰청 · 행안부 · 서울시 · 단속 CCTV · 노후 · 따릉이</w:t>
             </w:r>
           </w:p>
         </w:tc>
         <w:tc>
           <w:tcPr>
-            <w:tcW w:type="dxa" w:w="3400"/>
+            <w:tcW w:type="dxa" w:w="3249"/>
             <w:vAlign w:val="center"/>
           </w:tcPr>
           <w:p>
             <w:pPr>
-              <w:spacing w:before="0" w:after="0" w:line="240" w:lineRule="auto"/>
+              <w:spacing w:before="20" w:after="20" w:line="264" w:lineRule="auto"/>
             </w:pPr>
             <w:r>
               <w:rPr>
                 <w:rFonts w:ascii="맑은 고딕" w:hAnsi="맑은 고딕" w:eastAsia="맑은 고딕"/>
                 <w:b w:val="0"/>
-                <w:sz w:val="16"/>
+                <w:sz w:val="18"/>
               </w:rPr>
-              <w:t>단속 prior +0.04 · 자전거 prior +0.22</w:t>
+              <w:t>단속 prior · 자전거 prior +0.22</w:t>
             </w:r>
           </w:p>
         </w:tc>
@@ -755,18 +1009,18 @@
       <w:tr>
         <w:tc>
           <w:tcPr>
-            <w:tcW w:type="dxa" w:w="3400"/>
+            <w:tcW w:type="dxa" w:w="3249"/>
             <w:vAlign w:val="center"/>
           </w:tcPr>
           <w:p>
             <w:pPr>
-              <w:spacing w:before="0" w:after="0" w:line="240" w:lineRule="auto"/>
+              <w:spacing w:before="20" w:after="20" w:line="264" w:lineRule="auto"/>
             </w:pPr>
             <w:r>
               <w:rPr>
                 <w:rFonts w:ascii="맑은 고딕" w:hAnsi="맑은 고딕" w:eastAsia="맑은 고딕"/>
                 <w:b w:val="0"/>
-                <w:sz w:val="16"/>
+                <w:sz w:val="18"/>
               </w:rPr>
               <w:t>보조(no-key)</w:t>
             </w:r>
@@ -774,18 +1028,18 @@
         </w:tc>
         <w:tc>
           <w:tcPr>
-            <w:tcW w:type="dxa" w:w="3400"/>
+            <w:tcW w:type="dxa" w:w="3249"/>
             <w:vAlign w:val="center"/>
           </w:tcPr>
           <w:p>
             <w:pPr>
-              <w:spacing w:before="0" w:after="0" w:line="240" w:lineRule="auto"/>
+              <w:spacing w:before="20" w:after="20" w:line="264" w:lineRule="auto"/>
             </w:pPr>
             <w:r>
               <w:rPr>
                 <w:rFonts w:ascii="맑은 고딕" w:hAnsi="맑은 고딕" w:eastAsia="맑은 고딕"/>
                 <w:b w:val="0"/>
-                <w:sz w:val="16"/>
+                <w:sz w:val="18"/>
               </w:rPr>
               <w:t>USGS 지진 · OSM 철도건널목</w:t>
             </w:r>
@@ -793,20 +1047,20 @@
         </w:tc>
         <w:tc>
           <w:tcPr>
-            <w:tcW w:type="dxa" w:w="3400"/>
+            <w:tcW w:type="dxa" w:w="3249"/>
             <w:vAlign w:val="center"/>
           </w:tcPr>
           <w:p>
             <w:pPr>
-              <w:spacing w:before="0" w:after="0" w:line="240" w:lineRule="auto"/>
+              <w:spacing w:before="20" w:after="20" w:line="264" w:lineRule="auto"/>
             </w:pPr>
             <w:r>
               <w:rPr>
                 <w:rFonts w:ascii="맑은 고딕" w:hAnsi="맑은 고딕" w:eastAsia="맑은 고딕"/>
                 <w:b w:val="0"/>
-                <w:sz w:val="16"/>
+                <w:sz w:val="18"/>
               </w:rPr>
-              <w:t>터널/교량 +0.02 · 건널목 +0.03~0.10</w:t>
+              <w:t>터널/교량 +0.02 · 건널목 +0.10</w:t>
             </w:r>
           </w:p>
         </w:tc>
@@ -815,179 +1069,1358 @@
     <w:p>
       <w:pPr>
         <w:spacing w:after="40" w:line="276" w:lineRule="auto"/>
-        <w:ind w:firstLine="227"/>
-        <w:jc w:val="both"/>
+        <w:ind w:left="454"/>
       </w:pPr>
       <w:r>
         <w:rPr>
           <w:rFonts w:ascii="맑은 고딕" w:hAnsi="맑은 고딕" w:eastAsia="맑은 고딕"/>
           <w:b w:val="0"/>
-          <w:sz w:val="18"/>
+          <w:color w:val="707070"/>
+          <w:sz w:val="17"/>
         </w:rPr>
-        <w:t>공공데이터포털 인증키 즉시 발급 + no-key fallback 12종으로 cold-start 즉시 동작. 가명결합은 HMAC-SHA256 + k≥5(개인정보보호법 28조의2), DSZ는 반입→결합→반출 SHA-256 검증(국토부 훈령 1456호).</w:t>
+        <w:t>※ 공공데이터포털(data.go.kr) 인증키 발급 + 글로벌 오픈데이터(USGS, OSM) 활용</w:t>
       </w:r>
     </w:p>
     <w:p>
       <w:pPr>
-        <w:spacing w:before="60" w:after="20"/>
-        <w:ind w:left="113"/>
+        <w:spacing w:after="20" w:line="300" w:lineRule="auto"/>
+        <w:ind w:left="170"/>
       </w:pPr>
       <w:r>
         <w:rPr>
           <w:rFonts w:ascii="맑은 고딕" w:hAnsi="맑은 고딕" w:eastAsia="맑은 고딕"/>
           <w:b/>
-          <w:color w:val="1F497D"/>
+          <w:sz w:val="20"/>
+        </w:rPr>
+        <w:t>ㅇ AI 활용 (학습도구 + 분석도구 가점)</w:t>
+      </w:r>
+    </w:p>
+    <w:p>
+      <w:pPr>
+        <w:spacing w:after="0" w:line="300" w:lineRule="auto"/>
+        <w:ind w:left="454"/>
+      </w:pPr>
+      <w:r>
+        <w:rPr>
+          <w:rFonts w:ascii="맑은 고딕" w:hAnsi="맑은 고딕" w:eastAsia="맑은 고딕"/>
+          <w:b w:val="0"/>
+          <w:sz w:val="20"/>
+        </w:rPr>
+        <w:t>ㅡ AI 학습도구: 자체 학습 위험 추정 Transformer 모델</w:t>
+      </w:r>
+    </w:p>
+    <w:p>
+      <w:pPr>
+        <w:spacing w:after="0" w:line="300" w:lineRule="auto"/>
+        <w:ind w:left="794"/>
+      </w:pPr>
+      <w:r>
+        <w:rPr>
+          <w:rFonts w:ascii="맑은 고딕" w:hAnsi="맑은 고딕" w:eastAsia="맑은 고딕"/>
+          <w:b w:val="0"/>
+          <w:color w:val="555555"/>
           <w:sz w:val="19"/>
         </w:rPr>
-        <w:t>3. 기존 솔루션 대비 한국 특화 차별점 5종</w:t>
+        <w:t>ㆍ PyTorch · AUC 0.9403 · F1 0.9412 · 정밀도 0.9441 · 재현율 0.9384</w:t>
+      </w:r>
+    </w:p>
+    <w:p>
+      <w:pPr>
+        <w:spacing w:after="0" w:line="300" w:lineRule="auto"/>
+        <w:ind w:left="794"/>
+      </w:pPr>
+      <w:r>
+        <w:rPr>
+          <w:rFonts w:ascii="맑은 고딕" w:hAnsi="맑은 고딕" w:eastAsia="맑은 고딕"/>
+          <w:b w:val="0"/>
+          <w:color w:val="555555"/>
+          <w:sz w:val="19"/>
+        </w:rPr>
+        <w:t>ㆍ 학습 샘플 10,000건 · 15 epoch · 모델 크기 278KB (단말 임베드)</w:t>
+      </w:r>
+    </w:p>
+    <w:p>
+      <w:pPr>
+        <w:spacing w:after="0" w:line="300" w:lineRule="auto"/>
+        <w:ind w:left="454"/>
+      </w:pPr>
+      <w:r>
+        <w:rPr>
+          <w:rFonts w:ascii="맑은 고딕" w:hAnsi="맑은 고딕" w:eastAsia="맑은 고딕"/>
+          <w:b w:val="0"/>
+          <w:sz w:val="20"/>
+        </w:rPr>
+        <w:t>ㅡ AI 분석도구: Google ML Kit (Object Detection + Image Labeling)</w:t>
+      </w:r>
+    </w:p>
+    <w:p>
+      <w:pPr>
+        <w:spacing w:after="0" w:line="300" w:lineRule="auto"/>
+        <w:ind w:left="794"/>
+      </w:pPr>
+      <w:r>
+        <w:rPr>
+          <w:rFonts w:ascii="맑은 고딕" w:hAnsi="맑은 고딕" w:eastAsia="맑은 고딕"/>
+          <w:b w:val="0"/>
+          <w:color w:val="555555"/>
+          <w:sz w:val="19"/>
+        </w:rPr>
+        <w:t>ㆍ 단말 on-device 객체 검출 · 400+ 카테고리 frame-level 라벨링</w:t>
       </w:r>
     </w:p>
     <w:p>
       <w:pPr>
         <w:spacing w:after="40" w:line="276" w:lineRule="auto"/>
-        <w:ind w:firstLine="227"/>
-        <w:jc w:val="both"/>
+        <w:ind w:left="454"/>
       </w:pPr>
       <w:r>
         <w:rPr>
           <w:rFonts w:ascii="맑은 고딕" w:hAnsi="맑은 고딕" w:eastAsia="맑은 고딕"/>
           <w:b w:val="0"/>
-          <w:sz w:val="18"/>
+          <w:color w:val="707070"/>
+          <w:sz w:val="17"/>
         </w:rPr>
-        <w:t>① V2V 협업 인지(heading 130°+ Cross-Vehicle 가중 0.95) — Tesla는 자기 시점만. ② Bus-Aware(정류장 dwelling 보행자 +0.55). ③ Bidirectional Lane(마주오는 차로 + VDS 비대칭). ④ 공공 신호 API 결합(vision-only 아닌 도로교통공단 신호 API + ITS 직접). ⑤ 정책 환원(위험 교차로 Top-N 자동 리포트 + DSZ 가명결합).</w:t>
+        <w:t>※ AI 활용 가점 증빙: 학습 메트릭 · 모델 카드 별첨</w:t>
       </w:r>
     </w:p>
     <w:p>
       <w:pPr>
-        <w:spacing w:before="60" w:after="20"/>
-        <w:ind w:left="113"/>
+        <w:spacing w:after="20" w:line="300" w:lineRule="auto"/>
+        <w:ind w:left="170"/>
       </w:pPr>
       <w:r>
         <w:rPr>
           <w:rFonts w:ascii="맑은 고딕" w:hAnsi="맑은 고딕" w:eastAsia="맑은 고딕"/>
           <w:b/>
-          <w:color w:val="1F497D"/>
-          <w:sz w:val="19"/>
+          <w:sz w:val="20"/>
         </w:rPr>
-        <w:t>4. 경쟁력 및 UI/UX</w:t>
+        <w:t>ㅇ 기존 솔루션 대비 차별점 (한국 특화 5종)</w:t>
+      </w:r>
+    </w:p>
+    <w:tbl>
+      <w:tblPr>
+        <w:tblStyle w:val="TableGrid"/>
+        <w:tblW w:type="auto" w:w="0"/>
+        <w:tblLook w:firstColumn="1" w:firstRow="1" w:lastColumn="0" w:lastRow="0" w:noHBand="0" w:noVBand="1" w:val="04A0"/>
+      </w:tblPr>
+      <w:tblGrid>
+        <w:gridCol w:w="3249"/>
+        <w:gridCol w:w="3249"/>
+        <w:gridCol w:w="3249"/>
+      </w:tblGrid>
+      <w:tr>
+        <w:tc>
+          <w:tcPr>
+            <w:tcW w:type="dxa" w:w="3249"/>
+            <w:shd w:fill="D9E1F2"/>
+            <w:vAlign w:val="center"/>
+          </w:tcPr>
+          <w:p>
+            <w:pPr>
+              <w:spacing w:before="20" w:after="20" w:line="264" w:lineRule="auto"/>
+            </w:pPr>
+            <w:r>
+              <w:rPr>
+                <w:rFonts w:ascii="맑은 고딕" w:hAnsi="맑은 고딕" w:eastAsia="맑은 고딕"/>
+                <w:b/>
+                <w:sz w:val="18"/>
+              </w:rPr>
+              <w:t>항목</w:t>
+            </w:r>
+          </w:p>
+        </w:tc>
+        <w:tc>
+          <w:tcPr>
+            <w:tcW w:type="dxa" w:w="3249"/>
+            <w:shd w:fill="D9E1F2"/>
+            <w:vAlign w:val="center"/>
+          </w:tcPr>
+          <w:p>
+            <w:pPr>
+              <w:spacing w:before="20" w:after="20" w:line="264" w:lineRule="auto"/>
+            </w:pPr>
+            <w:r>
+              <w:rPr>
+                <w:rFonts w:ascii="맑은 고딕" w:hAnsi="맑은 고딕" w:eastAsia="맑은 고딕"/>
+                <w:b/>
+                <w:sz w:val="18"/>
+              </w:rPr>
+              <w:t>Tesla FSD 등 글로벌 솔루션</w:t>
+            </w:r>
+          </w:p>
+        </w:tc>
+        <w:tc>
+          <w:tcPr>
+            <w:tcW w:type="dxa" w:w="3249"/>
+            <w:shd w:fill="D9E1F2"/>
+            <w:vAlign w:val="center"/>
+          </w:tcPr>
+          <w:p>
+            <w:pPr>
+              <w:spacing w:before="20" w:after="20" w:line="264" w:lineRule="auto"/>
+            </w:pPr>
+            <w:r>
+              <w:rPr>
+                <w:rFonts w:ascii="맑은 고딕" w:hAnsi="맑은 고딕" w:eastAsia="맑은 고딕"/>
+                <w:b/>
+                <w:sz w:val="18"/>
+              </w:rPr>
+              <w:t>AuraView K-Perception</w:t>
+            </w:r>
+          </w:p>
+        </w:tc>
+      </w:tr>
+      <w:tr>
+        <w:tc>
+          <w:tcPr>
+            <w:tcW w:type="dxa" w:w="3249"/>
+            <w:vAlign w:val="center"/>
+          </w:tcPr>
+          <w:p>
+            <w:pPr>
+              <w:spacing w:before="20" w:after="20" w:line="264" w:lineRule="auto"/>
+            </w:pPr>
+            <w:r>
+              <w:rPr>
+                <w:rFonts w:ascii="맑은 고딕" w:hAnsi="맑은 고딕" w:eastAsia="맑은 고딕"/>
+                <w:b w:val="0"/>
+                <w:sz w:val="18"/>
+              </w:rPr>
+              <w:t>차량 간 협업</w:t>
+            </w:r>
+          </w:p>
+        </w:tc>
+        <w:tc>
+          <w:tcPr>
+            <w:tcW w:type="dxa" w:w="3249"/>
+            <w:vAlign w:val="center"/>
+          </w:tcPr>
+          <w:p>
+            <w:pPr>
+              <w:spacing w:before="20" w:after="20" w:line="264" w:lineRule="auto"/>
+            </w:pPr>
+            <w:r>
+              <w:rPr>
+                <w:rFonts w:ascii="맑은 고딕" w:hAnsi="맑은 고딕" w:eastAsia="맑은 고딕"/>
+                <w:b w:val="0"/>
+                <w:sz w:val="18"/>
+              </w:rPr>
+              <w:t>자기 차량 시점만 인지</w:t>
+            </w:r>
+          </w:p>
+        </w:tc>
+        <w:tc>
+          <w:tcPr>
+            <w:tcW w:type="dxa" w:w="3249"/>
+            <w:vAlign w:val="center"/>
+          </w:tcPr>
+          <w:p>
+            <w:pPr>
+              <w:spacing w:before="20" w:after="20" w:line="264" w:lineRule="auto"/>
+            </w:pPr>
+            <w:r>
+              <w:rPr>
+                <w:rFonts w:ascii="맑은 고딕" w:hAnsi="맑은 고딕" w:eastAsia="맑은 고딕"/>
+                <w:b w:val="0"/>
+                <w:sz w:val="18"/>
+              </w:rPr>
+              <w:t>V2V Cross-Vehicle (heading 130° 이상 가중)</w:t>
+            </w:r>
+          </w:p>
+        </w:tc>
+      </w:tr>
+      <w:tr>
+        <w:tc>
+          <w:tcPr>
+            <w:tcW w:type="dxa" w:w="3249"/>
+            <w:vAlign w:val="center"/>
+          </w:tcPr>
+          <w:p>
+            <w:pPr>
+              <w:spacing w:before="20" w:after="20" w:line="264" w:lineRule="auto"/>
+            </w:pPr>
+            <w:r>
+              <w:rPr>
+                <w:rFonts w:ascii="맑은 고딕" w:hAnsi="맑은 고딕" w:eastAsia="맑은 고딕"/>
+                <w:b w:val="0"/>
+                <w:sz w:val="18"/>
+              </w:rPr>
+              <w:t>정류장 prior</w:t>
+            </w:r>
+          </w:p>
+        </w:tc>
+        <w:tc>
+          <w:tcPr>
+            <w:tcW w:type="dxa" w:w="3249"/>
+            <w:vAlign w:val="center"/>
+          </w:tcPr>
+          <w:p>
+            <w:pPr>
+              <w:spacing w:before="20" w:after="20" w:line="264" w:lineRule="auto"/>
+            </w:pPr>
+            <w:r>
+              <w:rPr>
+                <w:rFonts w:ascii="맑은 고딕" w:hAnsi="맑은 고딕" w:eastAsia="맑은 고딕"/>
+                <w:b w:val="0"/>
+                <w:sz w:val="18"/>
+              </w:rPr>
+              <w:t>보행자 일반 분류만</w:t>
+            </w:r>
+          </w:p>
+        </w:tc>
+        <w:tc>
+          <w:tcPr>
+            <w:tcW w:type="dxa" w:w="3249"/>
+            <w:vAlign w:val="center"/>
+          </w:tcPr>
+          <w:p>
+            <w:pPr>
+              <w:spacing w:before="20" w:after="20" w:line="264" w:lineRule="auto"/>
+            </w:pPr>
+            <w:r>
+              <w:rPr>
+                <w:rFonts w:ascii="맑은 고딕" w:hAnsi="맑은 고딕" w:eastAsia="맑은 고딕"/>
+                <w:b w:val="0"/>
+                <w:sz w:val="18"/>
+              </w:rPr>
+              <w:t>Bus-Aware (정차/주행 보행자 prior +0.55)</w:t>
+            </w:r>
+          </w:p>
+        </w:tc>
+      </w:tr>
+      <w:tr>
+        <w:tc>
+          <w:tcPr>
+            <w:tcW w:type="dxa" w:w="3249"/>
+            <w:vAlign w:val="center"/>
+          </w:tcPr>
+          <w:p>
+            <w:pPr>
+              <w:spacing w:before="20" w:after="20" w:line="264" w:lineRule="auto"/>
+            </w:pPr>
+            <w:r>
+              <w:rPr>
+                <w:rFonts w:ascii="맑은 고딕" w:hAnsi="맑은 고딕" w:eastAsia="맑은 고딕"/>
+                <w:b w:val="0"/>
+                <w:sz w:val="18"/>
+              </w:rPr>
+              <w:t>마주오는 차로</w:t>
+            </w:r>
+          </w:p>
+        </w:tc>
+        <w:tc>
+          <w:tcPr>
+            <w:tcW w:type="dxa" w:w="3249"/>
+            <w:vAlign w:val="center"/>
+          </w:tcPr>
+          <w:p>
+            <w:pPr>
+              <w:spacing w:before="20" w:after="20" w:line="264" w:lineRule="auto"/>
+            </w:pPr>
+            <w:r>
+              <w:rPr>
+                <w:rFonts w:ascii="맑은 고딕" w:hAnsi="맑은 고딕" w:eastAsia="맑은 고딕"/>
+                <w:b w:val="0"/>
+                <w:sz w:val="18"/>
+              </w:rPr>
+              <w:t>단방향 차로 모델</w:t>
+            </w:r>
+          </w:p>
+        </w:tc>
+        <w:tc>
+          <w:tcPr>
+            <w:tcW w:type="dxa" w:w="3249"/>
+            <w:vAlign w:val="center"/>
+          </w:tcPr>
+          <w:p>
+            <w:pPr>
+              <w:spacing w:before="20" w:after="20" w:line="264" w:lineRule="auto"/>
+            </w:pPr>
+            <w:r>
+              <w:rPr>
+                <w:rFonts w:ascii="맑은 고딕" w:hAnsi="맑은 고딕" w:eastAsia="맑은 고딕"/>
+                <w:b w:val="0"/>
+                <w:sz w:val="18"/>
+              </w:rPr>
+              <w:t>Bidirectional + VDS 비대칭 분석</w:t>
+            </w:r>
+          </w:p>
+        </w:tc>
+      </w:tr>
+      <w:tr>
+        <w:tc>
+          <w:tcPr>
+            <w:tcW w:type="dxa" w:w="3249"/>
+            <w:vAlign w:val="center"/>
+          </w:tcPr>
+          <w:p>
+            <w:pPr>
+              <w:spacing w:before="20" w:after="20" w:line="264" w:lineRule="auto"/>
+            </w:pPr>
+            <w:r>
+              <w:rPr>
+                <w:rFonts w:ascii="맑은 고딕" w:hAnsi="맑은 고딕" w:eastAsia="맑은 고딕"/>
+                <w:b w:val="0"/>
+                <w:sz w:val="18"/>
+              </w:rPr>
+              <w:t>공공 신호 결합</w:t>
+            </w:r>
+          </w:p>
+        </w:tc>
+        <w:tc>
+          <w:tcPr>
+            <w:tcW w:type="dxa" w:w="3249"/>
+            <w:vAlign w:val="center"/>
+          </w:tcPr>
+          <w:p>
+            <w:pPr>
+              <w:spacing w:before="20" w:after="20" w:line="264" w:lineRule="auto"/>
+            </w:pPr>
+            <w:r>
+              <w:rPr>
+                <w:rFonts w:ascii="맑은 고딕" w:hAnsi="맑은 고딕" w:eastAsia="맑은 고딕"/>
+                <w:b w:val="0"/>
+                <w:sz w:val="18"/>
+              </w:rPr>
+              <w:t>vision-only 신호 인식</w:t>
+            </w:r>
+          </w:p>
+        </w:tc>
+        <w:tc>
+          <w:tcPr>
+            <w:tcW w:type="dxa" w:w="3249"/>
+            <w:vAlign w:val="center"/>
+          </w:tcPr>
+          <w:p>
+            <w:pPr>
+              <w:spacing w:before="20" w:after="20" w:line="264" w:lineRule="auto"/>
+            </w:pPr>
+            <w:r>
+              <w:rPr>
+                <w:rFonts w:ascii="맑은 고딕" w:hAnsi="맑은 고딕" w:eastAsia="맑은 고딕"/>
+                <w:b w:val="0"/>
+                <w:sz w:val="18"/>
+              </w:rPr>
+              <w:t>도로교통공단 신호 API + ITS 직접 결합</w:t>
+            </w:r>
+          </w:p>
+        </w:tc>
+      </w:tr>
+      <w:tr>
+        <w:tc>
+          <w:tcPr>
+            <w:tcW w:type="dxa" w:w="3249"/>
+            <w:vAlign w:val="center"/>
+          </w:tcPr>
+          <w:p>
+            <w:pPr>
+              <w:spacing w:before="20" w:after="20" w:line="264" w:lineRule="auto"/>
+            </w:pPr>
+            <w:r>
+              <w:rPr>
+                <w:rFonts w:ascii="맑은 고딕" w:hAnsi="맑은 고딕" w:eastAsia="맑은 고딕"/>
+                <w:b w:val="0"/>
+                <w:sz w:val="18"/>
+              </w:rPr>
+              <w:t>정책 환원</w:t>
+            </w:r>
+          </w:p>
+        </w:tc>
+        <w:tc>
+          <w:tcPr>
+            <w:tcW w:type="dxa" w:w="3249"/>
+            <w:vAlign w:val="center"/>
+          </w:tcPr>
+          <w:p>
+            <w:pPr>
+              <w:spacing w:before="20" w:after="20" w:line="264" w:lineRule="auto"/>
+            </w:pPr>
+            <w:r>
+              <w:rPr>
+                <w:rFonts w:ascii="맑은 고딕" w:hAnsi="맑은 고딕" w:eastAsia="맑은 고딕"/>
+                <w:b w:val="0"/>
+                <w:sz w:val="18"/>
+              </w:rPr>
+              <w:t>내부 데이터 폐쇄</w:t>
+            </w:r>
+          </w:p>
+        </w:tc>
+        <w:tc>
+          <w:tcPr>
+            <w:tcW w:type="dxa" w:w="3249"/>
+            <w:vAlign w:val="center"/>
+          </w:tcPr>
+          <w:p>
+            <w:pPr>
+              <w:spacing w:before="20" w:after="20" w:line="264" w:lineRule="auto"/>
+            </w:pPr>
+            <w:r>
+              <w:rPr>
+                <w:rFonts w:ascii="맑은 고딕" w:hAnsi="맑은 고딕" w:eastAsia="맑은 고딕"/>
+                <w:b w:val="0"/>
+                <w:sz w:val="18"/>
+              </w:rPr>
+              <w:t>위험 교차로 Top-N 자동 리포트 + DSZ 결합</w:t>
+            </w:r>
+          </w:p>
+        </w:tc>
+      </w:tr>
+    </w:tbl>
+    <w:p>
+      <w:pPr>
+        <w:spacing w:after="20" w:line="300" w:lineRule="auto"/>
+        <w:ind w:left="170"/>
+      </w:pPr>
+      <w:r>
+        <w:rPr>
+          <w:rFonts w:ascii="맑은 고딕" w:hAnsi="맑은 고딕" w:eastAsia="맑은 고딕"/>
+          <w:b/>
+          <w:sz w:val="20"/>
+        </w:rPr>
+        <w:t>ㅇ 가명결합 및 안심구역 활용 (가점 항목)</w:t>
       </w:r>
     </w:p>
     <w:p>
       <w:pPr>
-        <w:spacing w:after="40" w:line="276" w:lineRule="auto"/>
-        <w:ind w:firstLine="227"/>
-        <w:jc w:val="both"/>
+        <w:spacing w:after="0" w:line="300" w:lineRule="auto"/>
+        <w:ind w:left="454"/>
       </w:pPr>
       <w:r>
         <w:rPr>
           <w:rFonts w:ascii="맑은 고딕" w:hAnsi="맑은 고딕" w:eastAsia="맑은 고딕"/>
           <w:b w:val="0"/>
-          <w:sz w:val="18"/>
+          <w:sz w:val="20"/>
         </w:rPr>
-        <w:t>데이터 깊이: 한국 공공 인프라 25종 + 사용자 fleet 결합 cold-start 우위. 법적 적합성: 8 시나리오를 도로교통법 + 대법원 판례(예: 우회전 2022도10752)에 매핑. 검증 투명성: MIT GitHub 공개 + 119/119 pytest PASS + 단일 URL /impact/submission-ready 호출 시 9 게이트 자가 진단(현재 ready=true). UI/UX: 상단 카메라 + ML Kit 검출 cyan bbox 오버레이, 하단 위험점수 게이지 + 4축 라이브 인디케이터, 발화 시 햅틱·음성·V2V 동시 트리거, 운영자 대시보드는 위험 교차로 히트맵 + 3-page A4 정책 PDF 자동 생성.</w:t>
+        <w:t>ㅡ 가명화: HMAC-SHA256 적용 (개인정보보호법 28조의2)</w:t>
       </w:r>
     </w:p>
     <w:p>
       <w:pPr>
-        <w:spacing w:before="120" w:after="40"/>
+        <w:spacing w:after="0" w:line="300" w:lineRule="auto"/>
+        <w:ind w:left="454"/>
+      </w:pPr>
+      <w:r>
+        <w:rPr>
+          <w:rFonts w:ascii="맑은 고딕" w:hAnsi="맑은 고딕" w:eastAsia="맑은 고딕"/>
+          <w:b w:val="0"/>
+          <w:sz w:val="20"/>
+        </w:rPr>
+        <w:t>ㅡ 결합: TAAS 사고이력 × VDS 통행속도 × 신호 위상 (k≥5 익명성)</w:t>
+      </w:r>
+    </w:p>
+    <w:p>
+      <w:pPr>
+        <w:spacing w:after="0" w:line="300" w:lineRule="auto"/>
+        <w:ind w:left="454"/>
+      </w:pPr>
+      <w:r>
+        <w:rPr>
+          <w:rFonts w:ascii="맑은 고딕" w:hAnsi="맑은 고딕" w:eastAsia="맑은 고딕"/>
+          <w:b w:val="0"/>
+          <w:sz w:val="20"/>
+        </w:rPr>
+        <w:t>ㅡ 안심구역(DSZ): 반입 → 결합 → 분석 → 반출 (국토교통부 훈령 1456호)</w:t>
+      </w:r>
+    </w:p>
+    <w:p>
+      <w:pPr>
+        <w:spacing w:after="0" w:line="300" w:lineRule="auto"/>
+        <w:ind w:left="454"/>
+      </w:pPr>
+      <w:r>
+        <w:rPr>
+          <w:rFonts w:ascii="맑은 고딕" w:hAnsi="맑은 고딕" w:eastAsia="맑은 고딕"/>
+          <w:b w:val="0"/>
+          <w:sz w:val="20"/>
+        </w:rPr>
+        <w:t>ㅡ 전 과정 SHA-256 해시 검증 및 감사 로그 자동 생성</w:t>
+      </w:r>
+    </w:p>
+    <w:p>
+      <w:pPr>
+        <w:spacing w:after="20" w:line="300" w:lineRule="auto"/>
+        <w:ind w:left="170"/>
       </w:pPr>
       <w:r>
         <w:rPr>
           <w:rFonts w:ascii="맑은 고딕" w:hAnsi="맑은 고딕" w:eastAsia="맑은 고딕"/>
           <w:b/>
-          <w:sz w:val="22"/>
+          <w:sz w:val="20"/>
+        </w:rPr>
+        <w:t>ㅇ 서비스 화면 구성 (UI/UX)</w:t>
+      </w:r>
+    </w:p>
+    <w:p>
+      <w:pPr>
+        <w:spacing w:after="0" w:line="300" w:lineRule="auto"/>
+        <w:ind w:left="454"/>
+      </w:pPr>
+      <w:r>
+        <w:rPr>
+          <w:rFonts w:ascii="맑은 고딕" w:hAnsi="맑은 고딕" w:eastAsia="맑은 고딕"/>
+          <w:b w:val="0"/>
+          <w:sz w:val="20"/>
+        </w:rPr>
+        <w:t>ㅡ 상단: 실시간 카메라 영상 + 검출 객체 표시 박스</w:t>
+      </w:r>
+    </w:p>
+    <w:p>
+      <w:pPr>
+        <w:spacing w:after="0" w:line="300" w:lineRule="auto"/>
+        <w:ind w:left="454"/>
+      </w:pPr>
+      <w:r>
+        <w:rPr>
+          <w:rFonts w:ascii="맑은 고딕" w:hAnsi="맑은 고딕" w:eastAsia="맑은 고딕"/>
+          <w:b w:val="0"/>
+          <w:sz w:val="20"/>
+        </w:rPr>
+        <w:t>ㅡ 하단: 위험 점수 게이지 + 4축 라이브 인디케이터</w:t>
+      </w:r>
+    </w:p>
+    <w:p>
+      <w:pPr>
+        <w:spacing w:after="0" w:line="300" w:lineRule="auto"/>
+        <w:ind w:left="454"/>
+      </w:pPr>
+      <w:r>
+        <w:rPr>
+          <w:rFonts w:ascii="맑은 고딕" w:hAnsi="맑은 고딕" w:eastAsia="맑은 고딕"/>
+          <w:b w:val="0"/>
+          <w:sz w:val="20"/>
+        </w:rPr>
+        <w:t>ㅡ 위험 발화 시: 햅틱 3-burst + 음성 안내 + V2V broadcast</w:t>
+      </w:r>
+    </w:p>
+    <w:p>
+      <w:pPr>
+        <w:spacing w:after="0" w:line="300" w:lineRule="auto"/>
+        <w:ind w:left="454"/>
+      </w:pPr>
+      <w:r>
+        <w:rPr>
+          <w:rFonts w:ascii="맑은 고딕" w:hAnsi="맑은 고딕" w:eastAsia="맑은 고딕"/>
+          <w:b w:val="0"/>
+          <w:sz w:val="20"/>
+        </w:rPr>
+        <w:t>ㅡ 운영자 대시보드: 위험 교차로 히트맵 + 정책 PDF 자동 생성</w:t>
+      </w:r>
+    </w:p>
+    <w:p>
+      <w:pPr>
+        <w:spacing w:before="160" w:after="60"/>
+      </w:pPr>
+      <w:r>
+        <w:rPr>
+          <w:rFonts w:ascii="맑은 고딕" w:hAnsi="맑은 고딕" w:eastAsia="맑은 고딕"/>
+          <w:b/>
+          <w:sz w:val="24"/>
         </w:rPr>
         <w:t>□ 아이템의 실효성</w:t>
       </w:r>
     </w:p>
     <w:p>
       <w:pPr>
-        <w:spacing w:after="40" w:line="276" w:lineRule="auto"/>
-        <w:ind w:firstLine="227"/>
-        <w:jc w:val="both"/>
+        <w:spacing w:after="20" w:line="300" w:lineRule="auto"/>
+        <w:ind w:left="170"/>
+      </w:pPr>
+      <w:r>
+        <w:rPr>
+          <w:rFonts w:ascii="맑은 고딕" w:hAnsi="맑은 고딕" w:eastAsia="맑은 고딕"/>
+          <w:b/>
+          <w:sz w:val="20"/>
+        </w:rPr>
+        <w:t>ㅇ 핵심 고객 및 국내외 시장규모</w:t>
+      </w:r>
+    </w:p>
+    <w:p>
+      <w:pPr>
+        <w:spacing w:after="0" w:line="300" w:lineRule="auto"/>
+        <w:ind w:left="454"/>
       </w:pPr>
       <w:r>
         <w:rPr>
           <w:rFonts w:ascii="맑은 고딕" w:hAnsi="맑은 고딕" w:eastAsia="맑은 고딕"/>
           <w:b w:val="0"/>
-          <w:sz w:val="18"/>
+          <w:sz w:val="20"/>
         </w:rPr>
-        <w:t>핵심 고객은 B2C 일반 운전자(국내 블랙박스 1,500만 대), B2B 영업용 운수업체(사업용 50만 대, DTG 의무), B2G 지자체·국토부(17 시도 + 226 시군구)이다. 국내 ADAS·블랙박스 시장은 연 1.2조원으로 7.2% 성장 중(한국자동차연구원 2024), V2X 시장은 2030년 3,800억원 예상이다. 운전자는 회피 성공률 25%→84.5%, 운수업체는 DTG 패턴 식별로 사고율 30% 감소, 지자체는 신호 주기 조정 의사결정 데이터를 확보한다.</w:t>
+        <w:t>ㅡ B2C 일반 운전자: 국내 블랙박스 보급 1,500만 대 (보급률 90% 이상)</w:t>
+      </w:r>
+    </w:p>
+    <w:p>
+      <w:pPr>
+        <w:spacing w:after="0" w:line="300" w:lineRule="auto"/>
+        <w:ind w:left="454"/>
+      </w:pPr>
+      <w:r>
+        <w:rPr>
+          <w:rFonts w:ascii="맑은 고딕" w:hAnsi="맑은 고딕" w:eastAsia="맑은 고딕"/>
+          <w:b w:val="0"/>
+          <w:sz w:val="20"/>
+        </w:rPr>
+        <w:t>ㅡ B2B 영업용 운수: 사업용 차량 50만 대 (DTG 의무 장착)</w:t>
+      </w:r>
+    </w:p>
+    <w:p>
+      <w:pPr>
+        <w:spacing w:after="0" w:line="300" w:lineRule="auto"/>
+        <w:ind w:left="454"/>
+      </w:pPr>
+      <w:r>
+        <w:rPr>
+          <w:rFonts w:ascii="맑은 고딕" w:hAnsi="맑은 고딕" w:eastAsia="맑은 고딕"/>
+          <w:b w:val="0"/>
+          <w:sz w:val="20"/>
+        </w:rPr>
+        <w:t>ㅡ B2G 지자체·정부: 17 광역시·도 + 226 시·군·구</w:t>
+      </w:r>
+    </w:p>
+    <w:p>
+      <w:pPr>
+        <w:spacing w:after="0" w:line="300" w:lineRule="auto"/>
+        <w:ind w:left="454"/>
+      </w:pPr>
+      <w:r>
+        <w:rPr>
+          <w:rFonts w:ascii="맑은 고딕" w:hAnsi="맑은 고딕" w:eastAsia="맑은 고딕"/>
+          <w:b w:val="0"/>
+          <w:sz w:val="20"/>
+        </w:rPr>
+        <w:t>ㅡ 국내 ADAS·블랙박스 시장: 연 1.2조원 (CAGR 7.2%)</w:t>
+      </w:r>
+    </w:p>
+    <w:p>
+      <w:pPr>
+        <w:spacing w:after="0" w:line="300" w:lineRule="auto"/>
+        <w:ind w:left="454"/>
+      </w:pPr>
+      <w:r>
+        <w:rPr>
+          <w:rFonts w:ascii="맑은 고딕" w:hAnsi="맑은 고딕" w:eastAsia="맑은 고딕"/>
+          <w:b w:val="0"/>
+          <w:sz w:val="20"/>
+        </w:rPr>
+        <w:t>ㅡ 국내 V2X 시장: 2030년 3,800억원 (정부 전망)</w:t>
       </w:r>
     </w:p>
     <w:p>
       <w:pPr>
         <w:spacing w:after="40" w:line="276" w:lineRule="auto"/>
-        <w:ind w:firstLine="227"/>
-        <w:jc w:val="both"/>
+        <w:ind w:left="454"/>
       </w:pPr>
       <w:r>
         <w:rPr>
           <w:rFonts w:ascii="맑은 고딕" w:hAnsi="맑은 고딕" w:eastAsia="맑은 고딕"/>
           <w:b w:val="0"/>
-          <w:sz w:val="18"/>
+          <w:color w:val="707070"/>
+          <w:sz w:val="17"/>
         </w:rPr>
-        <w:t>수익 모델: B2C Free + Premium 월 4,900원, B2B SaaS 차량당 월 9,900원(50만대×10%=연 59억), B2G 정책 리포트 연 2,000만원(226시군구×30%=연 13.5억). 3년 매출 추정 1년차 5억 / 2년차 20억 / 3년차 70억, BEP 2년차 후반. 확장 계획: ①마이데이터 결합(보험사·정비소) ②자율주행 V2X 데이터셋(국토부 av-hub 기여) ③해외 진출(일본·태국·베트남, 한국형 도로 환경).</w:t>
+        <w:t>※ 한국자동차연구원 「ADAS 시장 전망」 2024 · 국토교통부 미래차 산업육성 계획</w:t>
       </w:r>
     </w:p>
     <w:p>
       <w:pPr>
-        <w:spacing w:before="120" w:after="40"/>
+        <w:spacing w:after="20" w:line="300" w:lineRule="auto"/>
+        <w:ind w:left="170"/>
       </w:pPr>
       <w:r>
         <w:rPr>
           <w:rFonts w:ascii="맑은 고딕" w:hAnsi="맑은 고딕" w:eastAsia="맑은 고딕"/>
           <w:b/>
-          <w:sz w:val="22"/>
+          <w:sz w:val="20"/>
+        </w:rPr>
+        <w:t>ㅇ 고객 편의 효과</w:t>
+      </w:r>
+    </w:p>
+    <w:p>
+      <w:pPr>
+        <w:spacing w:after="0" w:line="300" w:lineRule="auto"/>
+        <w:ind w:left="454"/>
+      </w:pPr>
+      <w:r>
+        <w:rPr>
+          <w:rFonts w:ascii="맑은 고딕" w:hAnsi="맑은 고딕" w:eastAsia="맑은 고딕"/>
+          <w:b w:val="0"/>
+          <w:sz w:val="20"/>
+        </w:rPr>
+        <w:t>ㅡ 일반 운전자: 회피 성공률 25% → 84.5% (선행경고 3.38초)</w:t>
+      </w:r>
+    </w:p>
+    <w:p>
+      <w:pPr>
+        <w:spacing w:after="0" w:line="300" w:lineRule="auto"/>
+        <w:ind w:left="454"/>
+      </w:pPr>
+      <w:r>
+        <w:rPr>
+          <w:rFonts w:ascii="맑은 고딕" w:hAnsi="맑은 고딕" w:eastAsia="맑은 고딕"/>
+          <w:b w:val="0"/>
+          <w:sz w:val="20"/>
+        </w:rPr>
+        <w:t>ㅡ 운수업체: DTG 위험운전 패턴 식별 → 사고율 평균 30% 감소</w:t>
+      </w:r>
+    </w:p>
+    <w:p>
+      <w:pPr>
+        <w:spacing w:after="0" w:line="300" w:lineRule="auto"/>
+        <w:ind w:left="454"/>
+      </w:pPr>
+      <w:r>
+        <w:rPr>
+          <w:rFonts w:ascii="맑은 고딕" w:hAnsi="맑은 고딕" w:eastAsia="맑은 고딕"/>
+          <w:b w:val="0"/>
+          <w:sz w:val="20"/>
+        </w:rPr>
+        <w:t>ㅡ 지자체: 위험 교차로 정량 데이터 → 신호 주기·CCTV 우선순위 결정</w:t>
+      </w:r>
+    </w:p>
+    <w:p>
+      <w:pPr>
+        <w:spacing w:after="20" w:line="300" w:lineRule="auto"/>
+        <w:ind w:left="170"/>
+      </w:pPr>
+      <w:r>
+        <w:rPr>
+          <w:rFonts w:ascii="맑은 고딕" w:hAnsi="맑은 고딕" w:eastAsia="맑은 고딕"/>
+          <w:b/>
+          <w:sz w:val="20"/>
+        </w:rPr>
+        <w:t>ㅇ 수익구조 및 매출 추정</w:t>
+      </w:r>
+    </w:p>
+    <w:tbl>
+      <w:tblPr>
+        <w:tblStyle w:val="TableGrid"/>
+        <w:tblW w:type="auto" w:w="0"/>
+        <w:tblLook w:firstColumn="1" w:firstRow="1" w:lastColumn="0" w:lastRow="0" w:noHBand="0" w:noVBand="1" w:val="04A0"/>
+      </w:tblPr>
+      <w:tblGrid>
+        <w:gridCol w:w="1949"/>
+        <w:gridCol w:w="1949"/>
+        <w:gridCol w:w="1949"/>
+        <w:gridCol w:w="1949"/>
+        <w:gridCol w:w="1949"/>
+      </w:tblGrid>
+      <w:tr>
+        <w:tc>
+          <w:tcPr>
+            <w:tcW w:type="dxa" w:w="1949"/>
+            <w:shd w:fill="D9E1F2"/>
+            <w:vAlign w:val="center"/>
+          </w:tcPr>
+          <w:p>
+            <w:pPr>
+              <w:spacing w:before="20" w:after="20" w:line="264" w:lineRule="auto"/>
+            </w:pPr>
+            <w:r>
+              <w:rPr>
+                <w:rFonts w:ascii="맑은 고딕" w:hAnsi="맑은 고딕" w:eastAsia="맑은 고딕"/>
+                <w:b/>
+                <w:sz w:val="18"/>
+              </w:rPr>
+              <w:t>고객</w:t>
+            </w:r>
+          </w:p>
+        </w:tc>
+        <w:tc>
+          <w:tcPr>
+            <w:tcW w:type="dxa" w:w="1949"/>
+            <w:shd w:fill="D9E1F2"/>
+            <w:vAlign w:val="center"/>
+          </w:tcPr>
+          <w:p>
+            <w:pPr>
+              <w:spacing w:before="20" w:after="20" w:line="264" w:lineRule="auto"/>
+            </w:pPr>
+            <w:r>
+              <w:rPr>
+                <w:rFonts w:ascii="맑은 고딕" w:hAnsi="맑은 고딕" w:eastAsia="맑은 고딕"/>
+                <w:b/>
+                <w:sz w:val="18"/>
+              </w:rPr>
+              <w:t>수익 모델</w:t>
+            </w:r>
+          </w:p>
+        </w:tc>
+        <w:tc>
+          <w:tcPr>
+            <w:tcW w:type="dxa" w:w="1949"/>
+            <w:shd w:fill="D9E1F2"/>
+            <w:vAlign w:val="center"/>
+          </w:tcPr>
+          <w:p>
+            <w:pPr>
+              <w:spacing w:before="20" w:after="20" w:line="264" w:lineRule="auto"/>
+            </w:pPr>
+            <w:r>
+              <w:rPr>
+                <w:rFonts w:ascii="맑은 고딕" w:hAnsi="맑은 고딕" w:eastAsia="맑은 고딕"/>
+                <w:b/>
+                <w:sz w:val="18"/>
+              </w:rPr>
+              <w:t>단가</w:t>
+            </w:r>
+          </w:p>
+        </w:tc>
+        <w:tc>
+          <w:tcPr>
+            <w:tcW w:type="dxa" w:w="1949"/>
+            <w:shd w:fill="D9E1F2"/>
+            <w:vAlign w:val="center"/>
+          </w:tcPr>
+          <w:p>
+            <w:pPr>
+              <w:spacing w:before="20" w:after="20" w:line="264" w:lineRule="auto"/>
+            </w:pPr>
+            <w:r>
+              <w:rPr>
+                <w:rFonts w:ascii="맑은 고딕" w:hAnsi="맑은 고딕" w:eastAsia="맑은 고딕"/>
+                <w:b/>
+                <w:sz w:val="18"/>
+              </w:rPr>
+              <w:t>보급 가정</w:t>
+            </w:r>
+          </w:p>
+        </w:tc>
+        <w:tc>
+          <w:tcPr>
+            <w:tcW w:type="dxa" w:w="1949"/>
+            <w:shd w:fill="D9E1F2"/>
+            <w:vAlign w:val="center"/>
+          </w:tcPr>
+          <w:p>
+            <w:pPr>
+              <w:spacing w:before="20" w:after="20" w:line="264" w:lineRule="auto"/>
+            </w:pPr>
+            <w:r>
+              <w:rPr>
+                <w:rFonts w:ascii="맑은 고딕" w:hAnsi="맑은 고딕" w:eastAsia="맑은 고딕"/>
+                <w:b/>
+                <w:sz w:val="18"/>
+              </w:rPr>
+              <w:t>연 매출</w:t>
+            </w:r>
+          </w:p>
+        </w:tc>
+      </w:tr>
+      <w:tr>
+        <w:tc>
+          <w:tcPr>
+            <w:tcW w:type="dxa" w:w="1949"/>
+            <w:vAlign w:val="center"/>
+          </w:tcPr>
+          <w:p>
+            <w:pPr>
+              <w:spacing w:before="20" w:after="20" w:line="264" w:lineRule="auto"/>
+            </w:pPr>
+            <w:r>
+              <w:rPr>
+                <w:rFonts w:ascii="맑은 고딕" w:hAnsi="맑은 고딕" w:eastAsia="맑은 고딕"/>
+                <w:b w:val="0"/>
+                <w:sz w:val="18"/>
+              </w:rPr>
+              <w:t>B2C</w:t>
+            </w:r>
+          </w:p>
+        </w:tc>
+        <w:tc>
+          <w:tcPr>
+            <w:tcW w:type="dxa" w:w="1949"/>
+            <w:vAlign w:val="center"/>
+          </w:tcPr>
+          <w:p>
+            <w:pPr>
+              <w:spacing w:before="20" w:after="20" w:line="264" w:lineRule="auto"/>
+            </w:pPr>
+            <w:r>
+              <w:rPr>
+                <w:rFonts w:ascii="맑은 고딕" w:hAnsi="맑은 고딕" w:eastAsia="맑은 고딕"/>
+                <w:b w:val="0"/>
+                <w:sz w:val="18"/>
+              </w:rPr>
+              <w:t>Premium 구독</w:t>
+            </w:r>
+          </w:p>
+        </w:tc>
+        <w:tc>
+          <w:tcPr>
+            <w:tcW w:type="dxa" w:w="1949"/>
+            <w:vAlign w:val="center"/>
+          </w:tcPr>
+          <w:p>
+            <w:pPr>
+              <w:spacing w:before="20" w:after="20" w:line="264" w:lineRule="auto"/>
+            </w:pPr>
+            <w:r>
+              <w:rPr>
+                <w:rFonts w:ascii="맑은 고딕" w:hAnsi="맑은 고딕" w:eastAsia="맑은 고딕"/>
+                <w:b w:val="0"/>
+                <w:sz w:val="18"/>
+              </w:rPr>
+              <w:t>월 4,900원</w:t>
+            </w:r>
+          </w:p>
+        </w:tc>
+        <w:tc>
+          <w:tcPr>
+            <w:tcW w:type="dxa" w:w="1949"/>
+            <w:vAlign w:val="center"/>
+          </w:tcPr>
+          <w:p>
+            <w:pPr>
+              <w:spacing w:before="20" w:after="20" w:line="264" w:lineRule="auto"/>
+            </w:pPr>
+            <w:r>
+              <w:rPr>
+                <w:rFonts w:ascii="맑은 고딕" w:hAnsi="맑은 고딕" w:eastAsia="맑은 고딕"/>
+                <w:b w:val="0"/>
+                <w:sz w:val="18"/>
+              </w:rPr>
+              <w:t>5만 명 전환</w:t>
+            </w:r>
+          </w:p>
+        </w:tc>
+        <w:tc>
+          <w:tcPr>
+            <w:tcW w:type="dxa" w:w="1949"/>
+            <w:vAlign w:val="center"/>
+          </w:tcPr>
+          <w:p>
+            <w:pPr>
+              <w:spacing w:before="20" w:after="20" w:line="264" w:lineRule="auto"/>
+            </w:pPr>
+            <w:r>
+              <w:rPr>
+                <w:rFonts w:ascii="맑은 고딕" w:hAnsi="맑은 고딕" w:eastAsia="맑은 고딕"/>
+                <w:b w:val="0"/>
+                <w:sz w:val="18"/>
+              </w:rPr>
+              <w:t>약 30억원</w:t>
+            </w:r>
+          </w:p>
+        </w:tc>
+      </w:tr>
+      <w:tr>
+        <w:tc>
+          <w:tcPr>
+            <w:tcW w:type="dxa" w:w="1949"/>
+            <w:vAlign w:val="center"/>
+          </w:tcPr>
+          <w:p>
+            <w:pPr>
+              <w:spacing w:before="20" w:after="20" w:line="264" w:lineRule="auto"/>
+            </w:pPr>
+            <w:r>
+              <w:rPr>
+                <w:rFonts w:ascii="맑은 고딕" w:hAnsi="맑은 고딕" w:eastAsia="맑은 고딕"/>
+                <w:b w:val="0"/>
+                <w:sz w:val="18"/>
+              </w:rPr>
+              <w:t>B2B</w:t>
+            </w:r>
+          </w:p>
+        </w:tc>
+        <w:tc>
+          <w:tcPr>
+            <w:tcW w:type="dxa" w:w="1949"/>
+            <w:vAlign w:val="center"/>
+          </w:tcPr>
+          <w:p>
+            <w:pPr>
+              <w:spacing w:before="20" w:after="20" w:line="264" w:lineRule="auto"/>
+            </w:pPr>
+            <w:r>
+              <w:rPr>
+                <w:rFonts w:ascii="맑은 고딕" w:hAnsi="맑은 고딕" w:eastAsia="맑은 고딕"/>
+                <w:b w:val="0"/>
+                <w:sz w:val="18"/>
+              </w:rPr>
+              <w:t>차량당 SaaS</w:t>
+            </w:r>
+          </w:p>
+        </w:tc>
+        <w:tc>
+          <w:tcPr>
+            <w:tcW w:type="dxa" w:w="1949"/>
+            <w:vAlign w:val="center"/>
+          </w:tcPr>
+          <w:p>
+            <w:pPr>
+              <w:spacing w:before="20" w:after="20" w:line="264" w:lineRule="auto"/>
+            </w:pPr>
+            <w:r>
+              <w:rPr>
+                <w:rFonts w:ascii="맑은 고딕" w:hAnsi="맑은 고딕" w:eastAsia="맑은 고딕"/>
+                <w:b w:val="0"/>
+                <w:sz w:val="18"/>
+              </w:rPr>
+              <w:t>월 9,900원</w:t>
+            </w:r>
+          </w:p>
+        </w:tc>
+        <w:tc>
+          <w:tcPr>
+            <w:tcW w:type="dxa" w:w="1949"/>
+            <w:vAlign w:val="center"/>
+          </w:tcPr>
+          <w:p>
+            <w:pPr>
+              <w:spacing w:before="20" w:after="20" w:line="264" w:lineRule="auto"/>
+            </w:pPr>
+            <w:r>
+              <w:rPr>
+                <w:rFonts w:ascii="맑은 고딕" w:hAnsi="맑은 고딕" w:eastAsia="맑은 고딕"/>
+                <w:b w:val="0"/>
+                <w:sz w:val="18"/>
+              </w:rPr>
+              <w:t>50만 대 × 10%</w:t>
+            </w:r>
+          </w:p>
+        </w:tc>
+        <w:tc>
+          <w:tcPr>
+            <w:tcW w:type="dxa" w:w="1949"/>
+            <w:vAlign w:val="center"/>
+          </w:tcPr>
+          <w:p>
+            <w:pPr>
+              <w:spacing w:before="20" w:after="20" w:line="264" w:lineRule="auto"/>
+            </w:pPr>
+            <w:r>
+              <w:rPr>
+                <w:rFonts w:ascii="맑은 고딕" w:hAnsi="맑은 고딕" w:eastAsia="맑은 고딕"/>
+                <w:b w:val="0"/>
+                <w:sz w:val="18"/>
+              </w:rPr>
+              <w:t>약 59억원</w:t>
+            </w:r>
+          </w:p>
+        </w:tc>
+      </w:tr>
+      <w:tr>
+        <w:tc>
+          <w:tcPr>
+            <w:tcW w:type="dxa" w:w="1949"/>
+            <w:vAlign w:val="center"/>
+          </w:tcPr>
+          <w:p>
+            <w:pPr>
+              <w:spacing w:before="20" w:after="20" w:line="264" w:lineRule="auto"/>
+            </w:pPr>
+            <w:r>
+              <w:rPr>
+                <w:rFonts w:ascii="맑은 고딕" w:hAnsi="맑은 고딕" w:eastAsia="맑은 고딕"/>
+                <w:b w:val="0"/>
+                <w:sz w:val="18"/>
+              </w:rPr>
+              <w:t>B2G</w:t>
+            </w:r>
+          </w:p>
+        </w:tc>
+        <w:tc>
+          <w:tcPr>
+            <w:tcW w:type="dxa" w:w="1949"/>
+            <w:vAlign w:val="center"/>
+          </w:tcPr>
+          <w:p>
+            <w:pPr>
+              <w:spacing w:before="20" w:after="20" w:line="264" w:lineRule="auto"/>
+            </w:pPr>
+            <w:r>
+              <w:rPr>
+                <w:rFonts w:ascii="맑은 고딕" w:hAnsi="맑은 고딕" w:eastAsia="맑은 고딕"/>
+                <w:b w:val="0"/>
+                <w:sz w:val="18"/>
+              </w:rPr>
+              <w:t>정책 리포트</w:t>
+            </w:r>
+          </w:p>
+        </w:tc>
+        <w:tc>
+          <w:tcPr>
+            <w:tcW w:type="dxa" w:w="1949"/>
+            <w:vAlign w:val="center"/>
+          </w:tcPr>
+          <w:p>
+            <w:pPr>
+              <w:spacing w:before="20" w:after="20" w:line="264" w:lineRule="auto"/>
+            </w:pPr>
+            <w:r>
+              <w:rPr>
+                <w:rFonts w:ascii="맑은 고딕" w:hAnsi="맑은 고딕" w:eastAsia="맑은 고딕"/>
+                <w:b w:val="0"/>
+                <w:sz w:val="18"/>
+              </w:rPr>
+              <w:t>연 2,000만원</w:t>
+            </w:r>
+          </w:p>
+        </w:tc>
+        <w:tc>
+          <w:tcPr>
+            <w:tcW w:type="dxa" w:w="1949"/>
+            <w:vAlign w:val="center"/>
+          </w:tcPr>
+          <w:p>
+            <w:pPr>
+              <w:spacing w:before="20" w:after="20" w:line="264" w:lineRule="auto"/>
+            </w:pPr>
+            <w:r>
+              <w:rPr>
+                <w:rFonts w:ascii="맑은 고딕" w:hAnsi="맑은 고딕" w:eastAsia="맑은 고딕"/>
+                <w:b w:val="0"/>
+                <w:sz w:val="18"/>
+              </w:rPr>
+              <w:t>226 × 30%</w:t>
+            </w:r>
+          </w:p>
+        </w:tc>
+        <w:tc>
+          <w:tcPr>
+            <w:tcW w:type="dxa" w:w="1949"/>
+            <w:vAlign w:val="center"/>
+          </w:tcPr>
+          <w:p>
+            <w:pPr>
+              <w:spacing w:before="20" w:after="20" w:line="264" w:lineRule="auto"/>
+            </w:pPr>
+            <w:r>
+              <w:rPr>
+                <w:rFonts w:ascii="맑은 고딕" w:hAnsi="맑은 고딕" w:eastAsia="맑은 고딕"/>
+                <w:b w:val="0"/>
+                <w:sz w:val="18"/>
+              </w:rPr>
+              <w:t>약 13.5억원</w:t>
+            </w:r>
+          </w:p>
+        </w:tc>
+      </w:tr>
+    </w:tbl>
+    <w:p>
+      <w:pPr>
+        <w:spacing w:after="0" w:line="300" w:lineRule="auto"/>
+        <w:ind w:left="454"/>
+      </w:pPr>
+      <w:r>
+        <w:rPr>
+          <w:rFonts w:ascii="맑은 고딕" w:hAnsi="맑은 고딕" w:eastAsia="맑은 고딕"/>
+          <w:b w:val="0"/>
+          <w:sz w:val="20"/>
+        </w:rPr>
+        <w:t>ㅡ 3년 매출 추정: 1년차 5억 → 2년차 20억 → 3년차 70억 (BEP 2년차 후반)</w:t>
+      </w:r>
+    </w:p>
+    <w:p>
+      <w:pPr>
+        <w:spacing w:after="20" w:line="300" w:lineRule="auto"/>
+        <w:ind w:left="170"/>
+      </w:pPr>
+      <w:r>
+        <w:rPr>
+          <w:rFonts w:ascii="맑은 고딕" w:hAnsi="맑은 고딕" w:eastAsia="맑은 고딕"/>
+          <w:b/>
+          <w:sz w:val="20"/>
+        </w:rPr>
+        <w:t>ㅇ 서비스 확장 계획</w:t>
+      </w:r>
+    </w:p>
+    <w:p>
+      <w:pPr>
+        <w:spacing w:after="0" w:line="300" w:lineRule="auto"/>
+        <w:ind w:left="454"/>
+      </w:pPr>
+      <w:r>
+        <w:rPr>
+          <w:rFonts w:ascii="맑은 고딕" w:hAnsi="맑은 고딕" w:eastAsia="맑은 고딕"/>
+          <w:b w:val="0"/>
+          <w:sz w:val="20"/>
+        </w:rPr>
+        <w:t>ㅡ 1단계: 마이데이터 결합 → 보험사 보험료 할인 · 정비소 차량 진단</w:t>
+      </w:r>
+    </w:p>
+    <w:p>
+      <w:pPr>
+        <w:spacing w:after="0" w:line="300" w:lineRule="auto"/>
+        <w:ind w:left="454"/>
+      </w:pPr>
+      <w:r>
+        <w:rPr>
+          <w:rFonts w:ascii="맑은 고딕" w:hAnsi="맑은 고딕" w:eastAsia="맑은 고딕"/>
+          <w:b w:val="0"/>
+          <w:sz w:val="20"/>
+        </w:rPr>
+        <w:t>ㅡ 2단계: 자율주행 V2X 데이터셋 → 국토부 자율주행 데이터허브 기여</w:t>
+      </w:r>
+    </w:p>
+    <w:p>
+      <w:pPr>
+        <w:spacing w:after="0" w:line="300" w:lineRule="auto"/>
+        <w:ind w:left="454"/>
+      </w:pPr>
+      <w:r>
+        <w:rPr>
+          <w:rFonts w:ascii="맑은 고딕" w:hAnsi="맑은 고딕" w:eastAsia="맑은 고딕"/>
+          <w:b w:val="0"/>
+          <w:sz w:val="20"/>
+        </w:rPr>
+        <w:t>ㅡ 3단계: 해외 진출 → 일본·태국·베트남 (한국형 도시 도로 환경)</w:t>
+      </w:r>
+    </w:p>
+    <w:p>
+      <w:pPr>
+        <w:spacing w:before="160" w:after="60"/>
+      </w:pPr>
+      <w:r>
+        <w:rPr>
+          <w:rFonts w:ascii="맑은 고딕" w:hAnsi="맑은 고딕" w:eastAsia="맑은 고딕"/>
+          <w:b/>
+          <w:sz w:val="24"/>
         </w:rPr>
         <w:t>□ 기대효과</w:t>
       </w:r>
     </w:p>
     <w:p>
       <w:pPr>
-        <w:spacing w:after="40" w:line="276" w:lineRule="auto"/>
-        <w:ind w:firstLine="227"/>
-        <w:jc w:val="both"/>
+        <w:spacing w:after="20" w:line="300" w:lineRule="auto"/>
+        <w:ind w:left="170"/>
       </w:pPr>
       <w:r>
         <w:rPr>
           <w:rFonts w:ascii="맑은 고딕" w:hAnsi="맑은 고딕" w:eastAsia="맑은 고딕"/>
-          <w:b w:val="0"/>
-          <w:sz w:val="18"/>
+          <w:b/>
+          <w:sz w:val="20"/>
         </w:rPr>
-        <w:t>산출 공식: TAAS_annual × 도시교차로 비중(46%) × 시나리오 비중(42%) × min(0.85, 0.25 × lead) × coverage. lead = 3.38s 기준 도입 단계별 정량 임팩트는 다음과 같다(사회비용은 KOTI 2024 단가표 환산).</w:t>
+        <w:t>ㅇ 정량 사회 임팩트 (TAAS 2024 기준, 선행경고 3.38초)</w:t>
       </w:r>
     </w:p>
     <w:tbl>
       <w:tblPr>
         <w:tblStyle w:val="TableGrid"/>
         <w:tblW w:type="auto" w:w="0"/>
-        <w:tblLayout w:type="autofit"/>
         <w:tblLook w:firstColumn="1" w:firstRow="1" w:lastColumn="0" w:lastRow="0" w:noHBand="0" w:noVBand="1" w:val="04A0"/>
       </w:tblPr>
       <w:tblGrid>
-        <w:gridCol w:w="2040"/>
-        <w:gridCol w:w="2040"/>
-        <w:gridCol w:w="2040"/>
-        <w:gridCol w:w="2040"/>
-        <w:gridCol w:w="2040"/>
+        <w:gridCol w:w="1949"/>
+        <w:gridCol w:w="1949"/>
+        <w:gridCol w:w="1949"/>
+        <w:gridCol w:w="1949"/>
+        <w:gridCol w:w="1949"/>
       </w:tblGrid>
       <w:tr>
         <w:tc>
           <w:tcPr>
-            <w:tcW w:type="dxa" w:w="2040"/>
-            <w:shd w:fill="DBE5F1"/>
+            <w:tcW w:type="dxa" w:w="1949"/>
+            <w:shd w:fill="D9E1F2"/>
             <w:vAlign w:val="center"/>
           </w:tcPr>
           <w:p>
             <w:pPr>
-              <w:spacing w:before="0" w:after="0" w:line="240" w:lineRule="auto"/>
+              <w:spacing w:before="20" w:after="20" w:line="264" w:lineRule="auto"/>
             </w:pPr>
             <w:r>
               <w:rPr>
                 <w:rFonts w:ascii="맑은 고딕" w:hAnsi="맑은 고딕" w:eastAsia="맑은 고딕"/>
                 <w:b/>
-                <w:sz w:val="16"/>
+                <w:sz w:val="18"/>
               </w:rPr>
               <w:t>도입 비율</w:t>
             </w:r>
@@ -995,19 +2428,19 @@
         </w:tc>
         <w:tc>
           <w:tcPr>
-            <w:tcW w:type="dxa" w:w="2040"/>
-            <w:shd w:fill="DBE5F1"/>
+            <w:tcW w:type="dxa" w:w="1949"/>
+            <w:shd w:fill="D9E1F2"/>
             <w:vAlign w:val="center"/>
           </w:tcPr>
           <w:p>
             <w:pPr>
-              <w:spacing w:before="0" w:after="0" w:line="240" w:lineRule="auto"/>
+              <w:spacing w:before="20" w:after="20" w:line="264" w:lineRule="auto"/>
             </w:pPr>
             <w:r>
               <w:rPr>
                 <w:rFonts w:ascii="맑은 고딕" w:hAnsi="맑은 고딕" w:eastAsia="맑은 고딕"/>
                 <w:b/>
-                <w:sz w:val="16"/>
+                <w:sz w:val="18"/>
               </w:rPr>
               <w:t>사고 예방/년</w:t>
             </w:r>
@@ -1015,19 +2448,19 @@
         </w:tc>
         <w:tc>
           <w:tcPr>
-            <w:tcW w:type="dxa" w:w="2040"/>
-            <w:shd w:fill="DBE5F1"/>
+            <w:tcW w:type="dxa" w:w="1949"/>
+            <w:shd w:fill="D9E1F2"/>
             <w:vAlign w:val="center"/>
           </w:tcPr>
           <w:p>
             <w:pPr>
-              <w:spacing w:before="0" w:after="0" w:line="240" w:lineRule="auto"/>
+              <w:spacing w:before="20" w:after="20" w:line="264" w:lineRule="auto"/>
             </w:pPr>
             <w:r>
               <w:rPr>
                 <w:rFonts w:ascii="맑은 고딕" w:hAnsi="맑은 고딕" w:eastAsia="맑은 고딕"/>
                 <w:b/>
-                <w:sz w:val="16"/>
+                <w:sz w:val="18"/>
               </w:rPr>
               <w:t>사망 감소</w:t>
             </w:r>
@@ -1035,19 +2468,19 @@
         </w:tc>
         <w:tc>
           <w:tcPr>
-            <w:tcW w:type="dxa" w:w="2040"/>
-            <w:shd w:fill="DBE5F1"/>
+            <w:tcW w:type="dxa" w:w="1949"/>
+            <w:shd w:fill="D9E1F2"/>
             <w:vAlign w:val="center"/>
           </w:tcPr>
           <w:p>
             <w:pPr>
-              <w:spacing w:before="0" w:after="0" w:line="240" w:lineRule="auto"/>
+              <w:spacing w:before="20" w:after="20" w:line="264" w:lineRule="auto"/>
             </w:pPr>
             <w:r>
               <w:rPr>
                 <w:rFonts w:ascii="맑은 고딕" w:hAnsi="맑은 고딕" w:eastAsia="맑은 고딕"/>
                 <w:b/>
-                <w:sz w:val="16"/>
+                <w:sz w:val="18"/>
               </w:rPr>
               <w:t>부상 감소</w:t>
             </w:r>
@@ -1055,19 +2488,19 @@
         </w:tc>
         <w:tc>
           <w:tcPr>
-            <w:tcW w:type="dxa" w:w="2040"/>
-            <w:shd w:fill="DBE5F1"/>
+            <w:tcW w:type="dxa" w:w="1949"/>
+            <w:shd w:fill="D9E1F2"/>
             <w:vAlign w:val="center"/>
           </w:tcPr>
           <w:p>
             <w:pPr>
-              <w:spacing w:before="0" w:after="0" w:line="240" w:lineRule="auto"/>
+              <w:spacing w:before="20" w:after="20" w:line="264" w:lineRule="auto"/>
             </w:pPr>
             <w:r>
               <w:rPr>
                 <w:rFonts w:ascii="맑은 고딕" w:hAnsi="맑은 고딕" w:eastAsia="맑은 고딕"/>
                 <w:b/>
-                <w:sz w:val="16"/>
+                <w:sz w:val="18"/>
               </w:rPr>
               <w:t>사회비용 절감</w:t>
             </w:r>
@@ -1077,18 +2510,18 @@
       <w:tr>
         <w:tc>
           <w:tcPr>
-            <w:tcW w:type="dxa" w:w="2040"/>
+            <w:tcW w:type="dxa" w:w="1949"/>
             <w:vAlign w:val="center"/>
           </w:tcPr>
           <w:p>
             <w:pPr>
-              <w:spacing w:before="0" w:after="0" w:line="240" w:lineRule="auto"/>
+              <w:spacing w:before="20" w:after="20" w:line="264" w:lineRule="auto"/>
             </w:pPr>
             <w:r>
               <w:rPr>
                 <w:rFonts w:ascii="맑은 고딕" w:hAnsi="맑은 고딕" w:eastAsia="맑은 고딕"/>
                 <w:b w:val="0"/>
-                <w:sz w:val="16"/>
+                <w:sz w:val="18"/>
               </w:rPr>
               <w:t>Pilot 5%</w:t>
             </w:r>
@@ -1096,18 +2529,18 @@
         </w:tc>
         <w:tc>
           <w:tcPr>
-            <w:tcW w:type="dxa" w:w="2040"/>
+            <w:tcW w:type="dxa" w:w="1949"/>
             <w:vAlign w:val="center"/>
           </w:tcPr>
           <w:p>
             <w:pPr>
-              <w:spacing w:before="0" w:after="0" w:line="240" w:lineRule="auto"/>
+              <w:spacing w:before="20" w:after="20" w:line="264" w:lineRule="auto"/>
             </w:pPr>
             <w:r>
               <w:rPr>
                 <w:rFonts w:ascii="맑은 고딕" w:hAnsi="맑은 고딕" w:eastAsia="맑은 고딕"/>
                 <w:b w:val="0"/>
-                <w:sz w:val="16"/>
+                <w:sz w:val="18"/>
               </w:rPr>
               <w:t>1,694 건</w:t>
             </w:r>
@@ -1115,18 +2548,18 @@
         </w:tc>
         <w:tc>
           <w:tcPr>
-            <w:tcW w:type="dxa" w:w="2040"/>
+            <w:tcW w:type="dxa" w:w="1949"/>
             <w:vAlign w:val="center"/>
           </w:tcPr>
           <w:p>
             <w:pPr>
-              <w:spacing w:before="0" w:after="0" w:line="240" w:lineRule="auto"/>
+              <w:spacing w:before="20" w:after="20" w:line="264" w:lineRule="auto"/>
             </w:pPr>
             <w:r>
               <w:rPr>
                 <w:rFonts w:ascii="맑은 고딕" w:hAnsi="맑은 고딕" w:eastAsia="맑은 고딕"/>
                 <w:b w:val="0"/>
-                <w:sz w:val="16"/>
+                <w:sz w:val="18"/>
               </w:rPr>
               <w:t>21 명</w:t>
             </w:r>
@@ -1134,18 +2567,18 @@
         </w:tc>
         <w:tc>
           <w:tcPr>
-            <w:tcW w:type="dxa" w:w="2040"/>
+            <w:tcW w:type="dxa" w:w="1949"/>
             <w:vAlign w:val="center"/>
           </w:tcPr>
           <w:p>
             <w:pPr>
-              <w:spacing w:before="0" w:after="0" w:line="240" w:lineRule="auto"/>
+              <w:spacing w:before="20" w:after="20" w:line="264" w:lineRule="auto"/>
             </w:pPr>
             <w:r>
               <w:rPr>
                 <w:rFonts w:ascii="맑은 고딕" w:hAnsi="맑은 고딕" w:eastAsia="맑은 고딕"/>
                 <w:b w:val="0"/>
-                <w:sz w:val="16"/>
+                <w:sz w:val="18"/>
               </w:rPr>
               <w:t>2,370 명</w:t>
             </w:r>
@@ -1153,18 +2586,18 @@
         </w:tc>
         <w:tc>
           <w:tcPr>
-            <w:tcW w:type="dxa" w:w="2040"/>
+            <w:tcW w:type="dxa" w:w="1949"/>
             <w:vAlign w:val="center"/>
           </w:tcPr>
           <w:p>
             <w:pPr>
-              <w:spacing w:before="0" w:after="0" w:line="240" w:lineRule="auto"/>
+              <w:spacing w:before="20" w:after="20" w:line="264" w:lineRule="auto"/>
             </w:pPr>
             <w:r>
               <w:rPr>
                 <w:rFonts w:ascii="맑은 고딕" w:hAnsi="맑은 고딕" w:eastAsia="맑은 고딕"/>
                 <w:b w:val="0"/>
-                <w:sz w:val="16"/>
+                <w:sz w:val="18"/>
               </w:rPr>
               <w:t>약 2,800억원</w:t>
             </w:r>
@@ -1174,18 +2607,18 @@
       <w:tr>
         <w:tc>
           <w:tcPr>
-            <w:tcW w:type="dxa" w:w="2040"/>
+            <w:tcW w:type="dxa" w:w="1949"/>
             <w:vAlign w:val="center"/>
           </w:tcPr>
           <w:p>
             <w:pPr>
-              <w:spacing w:before="0" w:after="0" w:line="240" w:lineRule="auto"/>
+              <w:spacing w:before="20" w:after="20" w:line="264" w:lineRule="auto"/>
             </w:pPr>
             <w:r>
               <w:rPr>
                 <w:rFonts w:ascii="맑은 고딕" w:hAnsi="맑은 고딕" w:eastAsia="맑은 고딕"/>
                 <w:b w:val="0"/>
-                <w:sz w:val="16"/>
+                <w:sz w:val="18"/>
               </w:rPr>
               <w:t>확산 25%</w:t>
             </w:r>
@@ -1193,18 +2626,18 @@
         </w:tc>
         <w:tc>
           <w:tcPr>
-            <w:tcW w:type="dxa" w:w="2040"/>
+            <w:tcW w:type="dxa" w:w="1949"/>
             <w:vAlign w:val="center"/>
           </w:tcPr>
           <w:p>
             <w:pPr>
-              <w:spacing w:before="0" w:after="0" w:line="240" w:lineRule="auto"/>
+              <w:spacing w:before="20" w:after="20" w:line="264" w:lineRule="auto"/>
             </w:pPr>
             <w:r>
               <w:rPr>
                 <w:rFonts w:ascii="맑은 고딕" w:hAnsi="맑은 고딕" w:eastAsia="맑은 고딕"/>
                 <w:b w:val="0"/>
-                <w:sz w:val="16"/>
+                <w:sz w:val="18"/>
               </w:rPr>
               <w:t>8,470 건</w:t>
             </w:r>
@@ -1212,18 +2645,18 @@
         </w:tc>
         <w:tc>
           <w:tcPr>
-            <w:tcW w:type="dxa" w:w="2040"/>
+            <w:tcW w:type="dxa" w:w="1949"/>
             <w:vAlign w:val="center"/>
           </w:tcPr>
           <w:p>
             <w:pPr>
-              <w:spacing w:before="0" w:after="0" w:line="240" w:lineRule="auto"/>
+              <w:spacing w:before="20" w:after="20" w:line="264" w:lineRule="auto"/>
             </w:pPr>
             <w:r>
               <w:rPr>
                 <w:rFonts w:ascii="맑은 고딕" w:hAnsi="맑은 고딕" w:eastAsia="맑은 고딕"/>
                 <w:b w:val="0"/>
-                <w:sz w:val="16"/>
+                <w:sz w:val="18"/>
               </w:rPr>
               <w:t>105 명</w:t>
             </w:r>
@@ -1231,18 +2664,18 @@
         </w:tc>
         <w:tc>
           <w:tcPr>
-            <w:tcW w:type="dxa" w:w="2040"/>
+            <w:tcW w:type="dxa" w:w="1949"/>
             <w:vAlign w:val="center"/>
           </w:tcPr>
           <w:p>
             <w:pPr>
-              <w:spacing w:before="0" w:after="0" w:line="240" w:lineRule="auto"/>
+              <w:spacing w:before="20" w:after="20" w:line="264" w:lineRule="auto"/>
             </w:pPr>
             <w:r>
               <w:rPr>
                 <w:rFonts w:ascii="맑은 고딕" w:hAnsi="맑은 고딕" w:eastAsia="맑은 고딕"/>
                 <w:b w:val="0"/>
-                <w:sz w:val="16"/>
+                <w:sz w:val="18"/>
               </w:rPr>
               <w:t>11,852 명</w:t>
             </w:r>
@@ -1250,18 +2683,18 @@
         </w:tc>
         <w:tc>
           <w:tcPr>
-            <w:tcW w:type="dxa" w:w="2040"/>
+            <w:tcW w:type="dxa" w:w="1949"/>
             <w:vAlign w:val="center"/>
           </w:tcPr>
           <w:p>
             <w:pPr>
-              <w:spacing w:before="0" w:after="0" w:line="240" w:lineRule="auto"/>
+              <w:spacing w:before="20" w:after="20" w:line="264" w:lineRule="auto"/>
             </w:pPr>
             <w:r>
               <w:rPr>
                 <w:rFonts w:ascii="맑은 고딕" w:hAnsi="맑은 고딕" w:eastAsia="맑은 고딕"/>
                 <w:b w:val="0"/>
-                <w:sz w:val="16"/>
+                <w:sz w:val="18"/>
               </w:rPr>
               <w:t>약 1조 4,000억원</w:t>
             </w:r>
@@ -1271,18 +2704,18 @@
       <w:tr>
         <w:tc>
           <w:tcPr>
-            <w:tcW w:type="dxa" w:w="2040"/>
+            <w:tcW w:type="dxa" w:w="1949"/>
             <w:vAlign w:val="center"/>
           </w:tcPr>
           <w:p>
             <w:pPr>
-              <w:spacing w:before="0" w:after="0" w:line="240" w:lineRule="auto"/>
+              <w:spacing w:before="20" w:after="20" w:line="264" w:lineRule="auto"/>
             </w:pPr>
             <w:r>
               <w:rPr>
                 <w:rFonts w:ascii="맑은 고딕" w:hAnsi="맑은 고딕" w:eastAsia="맑은 고딕"/>
                 <w:b w:val="0"/>
-                <w:sz w:val="16"/>
+                <w:sz w:val="18"/>
               </w:rPr>
               <w:t>전국 100%</w:t>
             </w:r>
@@ -1290,18 +2723,18 @@
         </w:tc>
         <w:tc>
           <w:tcPr>
-            <w:tcW w:type="dxa" w:w="2040"/>
+            <w:tcW w:type="dxa" w:w="1949"/>
             <w:vAlign w:val="center"/>
           </w:tcPr>
           <w:p>
             <w:pPr>
-              <w:spacing w:before="0" w:after="0" w:line="240" w:lineRule="auto"/>
+              <w:spacing w:before="20" w:after="20" w:line="264" w:lineRule="auto"/>
             </w:pPr>
             <w:r>
               <w:rPr>
                 <w:rFonts w:ascii="맑은 고딕" w:hAnsi="맑은 고딕" w:eastAsia="맑은 고딕"/>
                 <w:b w:val="0"/>
-                <w:sz w:val="16"/>
+                <w:sz w:val="18"/>
               </w:rPr>
               <w:t>33,880 건</w:t>
             </w:r>
@@ -1309,18 +2742,18 @@
         </w:tc>
         <w:tc>
           <w:tcPr>
-            <w:tcW w:type="dxa" w:w="2040"/>
+            <w:tcW w:type="dxa" w:w="1949"/>
             <w:vAlign w:val="center"/>
           </w:tcPr>
           <w:p>
             <w:pPr>
-              <w:spacing w:before="0" w:after="0" w:line="240" w:lineRule="auto"/>
+              <w:spacing w:before="20" w:after="20" w:line="264" w:lineRule="auto"/>
             </w:pPr>
             <w:r>
               <w:rPr>
                 <w:rFonts w:ascii="맑은 고딕" w:hAnsi="맑은 고딕" w:eastAsia="맑은 고딕"/>
                 <w:b w:val="0"/>
-                <w:sz w:val="16"/>
+                <w:sz w:val="18"/>
               </w:rPr>
               <w:t>421 명</w:t>
             </w:r>
@@ -1328,18 +2761,18 @@
         </w:tc>
         <w:tc>
           <w:tcPr>
-            <w:tcW w:type="dxa" w:w="2040"/>
+            <w:tcW w:type="dxa" w:w="1949"/>
             <w:vAlign w:val="center"/>
           </w:tcPr>
           <w:p>
             <w:pPr>
-              <w:spacing w:before="0" w:after="0" w:line="240" w:lineRule="auto"/>
+              <w:spacing w:before="20" w:after="20" w:line="264" w:lineRule="auto"/>
             </w:pPr>
             <w:r>
               <w:rPr>
                 <w:rFonts w:ascii="맑은 고딕" w:hAnsi="맑은 고딕" w:eastAsia="맑은 고딕"/>
                 <w:b w:val="0"/>
-                <w:sz w:val="16"/>
+                <w:sz w:val="18"/>
               </w:rPr>
               <w:t>47,408 명</w:t>
             </w:r>
@@ -1347,18 +2780,18 @@
         </w:tc>
         <w:tc>
           <w:tcPr>
-            <w:tcW w:type="dxa" w:w="2040"/>
+            <w:tcW w:type="dxa" w:w="1949"/>
             <w:vAlign w:val="center"/>
           </w:tcPr>
           <w:p>
             <w:pPr>
-              <w:spacing w:before="0" w:after="0" w:line="240" w:lineRule="auto"/>
+              <w:spacing w:before="20" w:after="20" w:line="264" w:lineRule="auto"/>
             </w:pPr>
             <w:r>
               <w:rPr>
                 <w:rFonts w:ascii="맑은 고딕" w:hAnsi="맑은 고딕" w:eastAsia="맑은 고딕"/>
                 <w:b w:val="0"/>
-                <w:sz w:val="16"/>
+                <w:sz w:val="18"/>
               </w:rPr>
               <w:t>약 5조 6,000억원</w:t>
             </w:r>
@@ -1369,64 +2802,358 @@
     <w:p>
       <w:pPr>
         <w:spacing w:after="40" w:line="276" w:lineRule="auto"/>
-        <w:ind w:firstLine="227"/>
-        <w:jc w:val="both"/>
+        <w:ind w:left="454"/>
       </w:pPr>
       <w:r>
         <w:rPr>
           <w:rFonts w:ascii="맑은 고딕" w:hAnsi="맑은 고딕" w:eastAsia="맑은 고딕"/>
           <w:b w:val="0"/>
-          <w:sz w:val="18"/>
+          <w:color w:val="707070"/>
+          <w:sz w:val="17"/>
         </w:rPr>
-        <w:t>서울 위험 교차로 Top-10(강남역 11.8 / 잠실역 10.1 / 광화문 9.3 / 신촌 8.4 / 영등포 7.2…)만 우선 도입해도 연 사망·중상 85명 예방 가능하다. 일반 운전자는 민식이법·우회전 강화 부담 하에서 객관적 회피 데이터로 형사 위험을 줄이고, 보행 약자(어린이·고령자)는 스쿨존 V2V 알림으로 보호된다(보행자 사망 전체 38%). 운수 종사자는 졸음·과속 사전 차단으로 보험료·배상금 절감 효과를 얻는다.</w:t>
+        <w:t>※ 산출 공식: TAAS 연간 사고 × 도시교차로 비중(46%) × 본 시스템 적용 시나리오(42%) × 회피율 × 도입률</w:t>
       </w:r>
     </w:p>
     <w:p>
       <w:pPr>
-        <w:spacing w:before="120" w:after="40"/>
+        <w:spacing w:after="40" w:line="276" w:lineRule="auto"/>
+        <w:ind w:left="454"/>
+      </w:pPr>
+      <w:r>
+        <w:rPr>
+          <w:rFonts w:ascii="맑은 고딕" w:hAnsi="맑은 고딕" w:eastAsia="맑은 고딕"/>
+          <w:b w:val="0"/>
+          <w:color w:val="707070"/>
+          <w:sz w:val="17"/>
+        </w:rPr>
+        <w:t>※ 사회비용 단가: 한국교통연구원(KOTI) 「교통사고 사회적 비용 추정」 2024 적용</w:t>
+      </w:r>
+    </w:p>
+    <w:p>
+      <w:pPr>
+        <w:spacing w:after="20" w:line="300" w:lineRule="auto"/>
+        <w:ind w:left="170"/>
       </w:pPr>
       <w:r>
         <w:rPr>
           <w:rFonts w:ascii="맑은 고딕" w:hAnsi="맑은 고딕" w:eastAsia="맑은 고딕"/>
           <w:b/>
-          <w:sz w:val="22"/>
+          <w:sz w:val="20"/>
+        </w:rPr>
+        <w:t>ㅇ 우선 도입 시 단기 효과</w:t>
+      </w:r>
+    </w:p>
+    <w:p>
+      <w:pPr>
+        <w:spacing w:after="0" w:line="300" w:lineRule="auto"/>
+        <w:ind w:left="454"/>
+      </w:pPr>
+      <w:r>
+        <w:rPr>
+          <w:rFonts w:ascii="맑은 고딕" w:hAnsi="맑은 고딕" w:eastAsia="맑은 고딕"/>
+          <w:b w:val="0"/>
+          <w:sz w:val="20"/>
+        </w:rPr>
+        <w:t>ㅡ 서울 위험 교차로 Top-10 도입 시 연 사망·중상 85명 예방</w:t>
+      </w:r>
+    </w:p>
+    <w:p>
+      <w:pPr>
+        <w:spacing w:after="0" w:line="300" w:lineRule="auto"/>
+        <w:ind w:left="454"/>
+      </w:pPr>
+      <w:r>
+        <w:rPr>
+          <w:rFonts w:ascii="맑은 고딕" w:hAnsi="맑은 고딕" w:eastAsia="맑은 고딕"/>
+          <w:b w:val="0"/>
+          <w:sz w:val="20"/>
+        </w:rPr>
+        <w:t>ㅡ 강남역(11.8명) · 잠실역(10.1명) · 광화문(9.3명) · 신촌(8.4명) · 영등포(7.2명) 등</w:t>
+      </w:r>
+    </w:p>
+    <w:p>
+      <w:pPr>
+        <w:spacing w:after="20" w:line="300" w:lineRule="auto"/>
+        <w:ind w:left="170"/>
+      </w:pPr>
+      <w:r>
+        <w:rPr>
+          <w:rFonts w:ascii="맑은 고딕" w:hAnsi="맑은 고딕" w:eastAsia="맑은 고딕"/>
+          <w:b/>
+          <w:sz w:val="20"/>
+        </w:rPr>
+        <w:t>ㅇ 사회적 파급 효과</w:t>
+      </w:r>
+    </w:p>
+    <w:p>
+      <w:pPr>
+        <w:spacing w:after="0" w:line="300" w:lineRule="auto"/>
+        <w:ind w:left="454"/>
+      </w:pPr>
+      <w:r>
+        <w:rPr>
+          <w:rFonts w:ascii="맑은 고딕" w:hAnsi="맑은 고딕" w:eastAsia="맑은 고딕"/>
+          <w:b w:val="0"/>
+          <w:sz w:val="20"/>
+        </w:rPr>
+        <w:t>ㅡ 일반 운전자: 민식이법·우회전 강화 부담 → 객관적 회피 데이터로 형사 위험 감소</w:t>
+      </w:r>
+    </w:p>
+    <w:p>
+      <w:pPr>
+        <w:spacing w:after="0" w:line="300" w:lineRule="auto"/>
+        <w:ind w:left="454"/>
+      </w:pPr>
+      <w:r>
+        <w:rPr>
+          <w:rFonts w:ascii="맑은 고딕" w:hAnsi="맑은 고딕" w:eastAsia="맑은 고딕"/>
+          <w:b w:val="0"/>
+          <w:sz w:val="20"/>
+        </w:rPr>
+        <w:t>ㅡ 보행 약자: 어린이·고령자 스쿨존·횡단보도 진입 차량 자동 알림</w:t>
+      </w:r>
+    </w:p>
+    <w:p>
+      <w:pPr>
+        <w:spacing w:after="0" w:line="300" w:lineRule="auto"/>
+        <w:ind w:left="794"/>
+      </w:pPr>
+      <w:r>
+        <w:rPr>
+          <w:rFonts w:ascii="맑은 고딕" w:hAnsi="맑은 고딕" w:eastAsia="맑은 고딕"/>
+          <w:b w:val="0"/>
+          <w:color w:val="555555"/>
+          <w:sz w:val="19"/>
+        </w:rPr>
+        <w:t>ㆍ 보행자 사망 비중 38% (TAAS 2024) → 가장 큰 감소 효과 기대</w:t>
+      </w:r>
+    </w:p>
+    <w:p>
+      <w:pPr>
+        <w:spacing w:after="0" w:line="300" w:lineRule="auto"/>
+        <w:ind w:left="454"/>
+      </w:pPr>
+      <w:r>
+        <w:rPr>
+          <w:rFonts w:ascii="맑은 고딕" w:hAnsi="맑은 고딕" w:eastAsia="맑은 고딕"/>
+          <w:b w:val="0"/>
+          <w:sz w:val="20"/>
+        </w:rPr>
+        <w:t>ㅡ 운수 종사자: 졸음·과속 사전 차단 → 사업자 보험료·배상금 절감</w:t>
+      </w:r>
+    </w:p>
+    <w:p>
+      <w:pPr>
+        <w:spacing w:before="160" w:after="60"/>
+      </w:pPr>
+      <w:r>
+        <w:rPr>
+          <w:rFonts w:ascii="맑은 고딕" w:hAnsi="맑은 고딕" w:eastAsia="맑은 고딕"/>
+          <w:b/>
+          <w:sz w:val="24"/>
         </w:rPr>
         <w:t>□ 기 타</w:t>
       </w:r>
     </w:p>
     <w:p>
       <w:pPr>
-        <w:spacing w:after="40" w:line="276" w:lineRule="auto"/>
-        <w:ind w:firstLine="227"/>
-        <w:jc w:val="both"/>
+        <w:spacing w:after="20" w:line="300" w:lineRule="auto"/>
+        <w:ind w:left="170"/>
+      </w:pPr>
+      <w:r>
+        <w:rPr>
+          <w:rFonts w:ascii="맑은 고딕" w:hAnsi="맑은 고딕" w:eastAsia="맑은 고딕"/>
+          <w:b/>
+          <w:sz w:val="20"/>
+        </w:rPr>
+        <w:t>ㅇ 법적 컴플라이언스</w:t>
+      </w:r>
+    </w:p>
+    <w:p>
+      <w:pPr>
+        <w:spacing w:after="0" w:line="300" w:lineRule="auto"/>
+        <w:ind w:left="454"/>
       </w:pPr>
       <w:r>
         <w:rPr>
           <w:rFonts w:ascii="맑은 고딕" w:hAnsi="맑은 고딕" w:eastAsia="맑은 고딕"/>
           <w:b w:val="0"/>
-          <w:sz w:val="18"/>
+          <w:sz w:val="20"/>
         </w:rPr>
-        <w:t>라이브 검증 URL(호출 시 즉시 응답): /impact/submission-ready(9 게이트 자가 진단, 현재 ready=true), /metrics/audit(시스템 헬스 + tests 119/119), /impact/proposal-pdf(호출 시점 git_sha 반영 3-page PDF), /fusion/sources(25 소스 freshness), /impact/top-intersections(위험 교차로 Top-N), GitHub(MIT) https://github.com/leelang7/AuraView.</w:t>
+        <w:t>ㅡ 코드: MIT License (오픈소스)</w:t>
       </w:r>
     </w:p>
     <w:p>
       <w:pPr>
-        <w:spacing w:after="40" w:line="276" w:lineRule="auto"/>
-        <w:ind w:firstLine="227"/>
-        <w:jc w:val="both"/>
+        <w:spacing w:after="0" w:line="300" w:lineRule="auto"/>
+        <w:ind w:left="454"/>
       </w:pPr>
       <w:r>
         <w:rPr>
           <w:rFonts w:ascii="맑은 고딕" w:hAnsi="맑은 고딕" w:eastAsia="맑은 고딕"/>
           <w:b w:val="0"/>
-          <w:sz w:val="18"/>
+          <w:sz w:val="20"/>
         </w:rPr>
-        <w:t>법적 컴플라이언스: MIT License · 공공데이터 각 출처 약관(CC-BY-3.0 호환) · PII 자동 블러(개인정보보호법 3조) · 가명결합 k≥5(28조의2) · DSZ SHA-256 감사 로그(국토부 훈령 1456호). 사업 역량: 119/119 자동 테스트, GitHub Actions CI/CD, 149+ API 엔드포인트, 라이브 서비스 24/7(Render 배포 + Docker 한 줄 가동), 모델 가중치·학습 메트릭 published. 개인 개발 → MIT 오픈소스 사회 환원 + B2B/B2G 수익 모델로 사업화. DSZ 결합 결과를 정책 보고서가 아닌 실시간 차량 알림으로 전달하는 첫 사례 구축이 본 아이템의 의의이다.</w:t>
+        <w:t>ㅡ 공공데이터: 각 출처 약관 준수 (대부분 CC-BY-3.0 호환)</w:t>
+      </w:r>
+    </w:p>
+    <w:p>
+      <w:pPr>
+        <w:spacing w:after="0" w:line="300" w:lineRule="auto"/>
+        <w:ind w:left="454"/>
+      </w:pPr>
+      <w:r>
+        <w:rPr>
+          <w:rFonts w:ascii="맑은 고딕" w:hAnsi="맑은 고딕" w:eastAsia="맑은 고딕"/>
+          <w:b w:val="0"/>
+          <w:sz w:val="20"/>
+        </w:rPr>
+        <w:t>ㅡ PII(얼굴·번호판) 자동 마스킹: 개인정보보호법 3조</w:t>
+      </w:r>
+    </w:p>
+    <w:p>
+      <w:pPr>
+        <w:spacing w:after="0" w:line="300" w:lineRule="auto"/>
+        <w:ind w:left="454"/>
+      </w:pPr>
+      <w:r>
+        <w:rPr>
+          <w:rFonts w:ascii="맑은 고딕" w:hAnsi="맑은 고딕" w:eastAsia="맑은 고딕"/>
+          <w:b w:val="0"/>
+          <w:sz w:val="20"/>
+        </w:rPr>
+        <w:t>ㅡ 가명결합 k≥5: 개인정보보호법 28조의2 (가명정보 처리 특례)</w:t>
+      </w:r>
+    </w:p>
+    <w:p>
+      <w:pPr>
+        <w:spacing w:after="0" w:line="300" w:lineRule="auto"/>
+        <w:ind w:left="454"/>
+      </w:pPr>
+      <w:r>
+        <w:rPr>
+          <w:rFonts w:ascii="맑은 고딕" w:hAnsi="맑은 고딕" w:eastAsia="맑은 고딕"/>
+          <w:b w:val="0"/>
+          <w:sz w:val="20"/>
+        </w:rPr>
+        <w:t>ㅡ DSZ 안심구역: 국토교통부 훈령 1456호 (반입·결합·반출 절차)</w:t>
+      </w:r>
+    </w:p>
+    <w:p>
+      <w:pPr>
+        <w:spacing w:after="20" w:line="300" w:lineRule="auto"/>
+        <w:ind w:left="170"/>
+      </w:pPr>
+      <w:r>
+        <w:rPr>
+          <w:rFonts w:ascii="맑은 고딕" w:hAnsi="맑은 고딕" w:eastAsia="맑은 고딕"/>
+          <w:b/>
+          <w:sz w:val="20"/>
+        </w:rPr>
+        <w:t>ㅇ 전문성 및 사업역량</w:t>
+      </w:r>
+    </w:p>
+    <w:p>
+      <w:pPr>
+        <w:spacing w:after="0" w:line="300" w:lineRule="auto"/>
+        <w:ind w:left="454"/>
+      </w:pPr>
+      <w:r>
+        <w:rPr>
+          <w:rFonts w:ascii="맑은 고딕" w:hAnsi="맑은 고딕" w:eastAsia="맑은 고딕"/>
+          <w:b w:val="0"/>
+          <w:sz w:val="20"/>
+        </w:rPr>
+        <w:t>ㅡ 라이브 서비스 상시 운영 (auraview.allthatai.kr)</w:t>
+      </w:r>
+    </w:p>
+    <w:p>
+      <w:pPr>
+        <w:spacing w:after="0" w:line="300" w:lineRule="auto"/>
+        <w:ind w:left="454"/>
+      </w:pPr>
+      <w:r>
+        <w:rPr>
+          <w:rFonts w:ascii="맑은 고딕" w:hAnsi="맑은 고딕" w:eastAsia="맑은 고딕"/>
+          <w:b w:val="0"/>
+          <w:sz w:val="20"/>
+        </w:rPr>
+        <w:t>ㅡ 오픈소스 공개 (github.com/leelang7/AuraView)</w:t>
+      </w:r>
+    </w:p>
+    <w:p>
+      <w:pPr>
+        <w:spacing w:after="0" w:line="300" w:lineRule="auto"/>
+        <w:ind w:left="454"/>
+      </w:pPr>
+      <w:r>
+        <w:rPr>
+          <w:rFonts w:ascii="맑은 고딕" w:hAnsi="맑은 고딕" w:eastAsia="맑은 고딕"/>
+          <w:b w:val="0"/>
+          <w:sz w:val="20"/>
+        </w:rPr>
+        <w:t>ㅡ AI 모델 가중치·학습 메트릭·8 시나리오 법령 매핑 모두 공개 검증 가능</w:t>
+      </w:r>
+    </w:p>
+    <w:p>
+      <w:pPr>
+        <w:spacing w:after="20" w:line="300" w:lineRule="auto"/>
+        <w:ind w:left="170"/>
+      </w:pPr>
+      <w:r>
+        <w:rPr>
+          <w:rFonts w:ascii="맑은 고딕" w:hAnsi="맑은 고딕" w:eastAsia="맑은 고딕"/>
+          <w:b/>
+          <w:sz w:val="20"/>
+        </w:rPr>
+        <w:t>ㅇ 창업 의지</w:t>
+      </w:r>
+    </w:p>
+    <w:p>
+      <w:pPr>
+        <w:spacing w:after="0" w:line="300" w:lineRule="auto"/>
+        <w:ind w:left="454"/>
+      </w:pPr>
+      <w:r>
+        <w:rPr>
+          <w:rFonts w:ascii="맑은 고딕" w:hAnsi="맑은 고딕" w:eastAsia="맑은 고딕"/>
+          <w:b w:val="0"/>
+          <w:sz w:val="20"/>
+        </w:rPr>
+        <w:t>ㅡ 한국 공공데이터의 사회 환원 모범 사례 구축</w:t>
+      </w:r>
+    </w:p>
+    <w:p>
+      <w:pPr>
+        <w:spacing w:after="0" w:line="300" w:lineRule="auto"/>
+        <w:ind w:left="454"/>
+      </w:pPr>
+      <w:r>
+        <w:rPr>
+          <w:rFonts w:ascii="맑은 고딕" w:hAnsi="맑은 고딕" w:eastAsia="맑은 고딕"/>
+          <w:b w:val="0"/>
+          <w:sz w:val="20"/>
+        </w:rPr>
+        <w:t>ㅡ 데이터안심구역(DSZ) 결합 결과를 정책 보고서가 아닌 실시간 차량 알림으로 환원하는 첫 사례</w:t>
+      </w:r>
+    </w:p>
+    <w:p>
+      <w:pPr>
+        <w:spacing w:after="0" w:line="300" w:lineRule="auto"/>
+        <w:ind w:left="454"/>
+      </w:pPr>
+      <w:r>
+        <w:rPr>
+          <w:rFonts w:ascii="맑은 고딕" w:hAnsi="맑은 고딕" w:eastAsia="맑은 고딕"/>
+          <w:b w:val="0"/>
+          <w:sz w:val="20"/>
+        </w:rPr>
+        <w:t>ㅡ MIT 오픈소스 사회 환원 + B2B·B2G 수익 모델 동시 추진</w:t>
       </w:r>
     </w:p>
     <w:sectPr>
       <w:pgSz w:w="12240" w:h="15840"/>
-      <w:pgMar w:top="850" w:right="1020" w:bottom="850" w:left="1020" w:header="720" w:footer="720" w:gutter="0"/>
+      <w:pgMar w:top="1134" w:right="1247" w:bottom="1134" w:left="1247" w:header="720" w:footer="720" w:gutter="0"/>
       <w:cols w:space="720"/>
       <w:docGrid w:linePitch="360"/>
     </w:sectPr>

--- a/docs/제출용_제품서비스_개발기획서.docx
+++ b/docs/제출용_제품서비스_개발기획서.docx
@@ -165,7 +165,7 @@
           <w:b/>
           <w:sz w:val="20"/>
         </w:rPr>
-        <w:t>ㅇ 국내 교통사고 현황 및 사회적 비용</w:t>
+        <w:t>○ 국내 교통사고 현황 및 사회적 비용</w:t>
       </w:r>
     </w:p>
     <w:p>
@@ -179,7 +179,7 @@
           <w:b w:val="0"/>
           <w:sz w:val="20"/>
         </w:rPr>
-        <w:t>ㅡ 연간 사망 2,581명 · 부상 290,400명 발생</w:t>
+        <w:t>- 연간 사망 2,581명 · 부상 290,400명 발생</w:t>
       </w:r>
     </w:p>
     <w:p>
@@ -193,7 +193,7 @@
           <w:b w:val="0"/>
           <w:sz w:val="20"/>
         </w:rPr>
-        <w:t>ㅡ 도시 교차로 사고가 전체 46% 차지</w:t>
+        <w:t>- 도시 교차로 사고가 전체 46% 차지</w:t>
       </w:r>
     </w:p>
     <w:p>
@@ -207,7 +207,7 @@
           <w:b w:val="0"/>
           <w:sz w:val="20"/>
         </w:rPr>
-        <w:t>ㅡ 시야 가림(occlusion) 유형 사고 22% (트럭·버스 후방)</w:t>
+        <w:t>- 시야 가림(occlusion) 유형 사고 22% (트럭·버스 후방)</w:t>
       </w:r>
     </w:p>
     <w:p>
@@ -236,7 +236,7 @@
           <w:b/>
           <w:sz w:val="20"/>
         </w:rPr>
-        <w:t>ㅇ 기존 ADAS 솔루션의 구조적 한계</w:t>
+        <w:t>○ 기존 ADAS 솔루션의 구조적 한계</w:t>
       </w:r>
     </w:p>
     <w:p>
@@ -250,7 +250,7 @@
           <w:b w:val="0"/>
           <w:sz w:val="20"/>
         </w:rPr>
-        <w:t>ㅡ 단일 카메라 시점만 활용 → 가려진 영역 사전 인지 불가</w:t>
+        <w:t>- 단일 카메라 시점만 활용 → 가려진 영역 사전 인지 불가</w:t>
       </w:r>
     </w:p>
     <w:p>
@@ -264,7 +264,7 @@
           <w:b w:val="0"/>
           <w:sz w:val="20"/>
         </w:rPr>
-        <w:t>ㅡ 선행경고 0.5~1초 → 시속 60km 회피거리 8~16m → 회피 성공률 25% 미만</w:t>
+        <w:t>- 선행경고 0.5~1초 → 시속 60km 회피거리 8~16m → 회피 성공률 25% 미만</w:t>
       </w:r>
     </w:p>
     <w:p>
@@ -278,7 +278,7 @@
           <w:b w:val="0"/>
           <w:sz w:val="20"/>
         </w:rPr>
-        <w:t>ㅡ Tesla FSD 등 글로벌 솔루션은 한국 8대 위험 시나리오 미반영</w:t>
+        <w:t>- Tesla FSD 등 글로벌 솔루션은 한국 8대 위험 시나리오 미반영</w:t>
       </w:r>
     </w:p>
     <w:p>
@@ -293,7 +293,7 @@
           <w:color w:val="555555"/>
           <w:sz w:val="19"/>
         </w:rPr>
-        <w:t>ㆍ 트럭 가림 · 좌측 사각 이륜 · 우회전 보행자 · 스쿨존 · 자전거 · 야간 · 신호 가림 · 우천 교차로</w:t>
+        <w:t>· 트럭 가림 · 좌측 사각 이륜 · 우회전 보행자 · 스쿨존 · 자전거 · 야간 · 신호 가림 · 우천 교차로</w:t>
       </w:r>
     </w:p>
     <w:p>
@@ -307,7 +307,7 @@
           <w:b/>
           <w:sz w:val="20"/>
         </w:rPr>
-        <w:t>ㅇ 한국 도로 특수성과 제도적 요구</w:t>
+        <w:t>○ 한국 도로 특수성과 제도적 요구</w:t>
       </w:r>
     </w:p>
     <w:p>
@@ -321,7 +321,7 @@
           <w:b w:val="0"/>
           <w:sz w:val="20"/>
         </w:rPr>
-        <w:t>ㅡ 민식이법(도로교통법 12조) 시행 후 스쿨존 운전자 형사 책임 강화</w:t>
+        <w:t>- 민식이법(도로교통법 12조) 시행 후 스쿨존 운전자 형사 책임 강화</w:t>
       </w:r>
     </w:p>
     <w:p>
@@ -335,7 +335,7 @@
           <w:b w:val="0"/>
           <w:sz w:val="20"/>
         </w:rPr>
-        <w:t>ㅡ 우회전 보행자 일시정지 의무화(25조 4항, 2022 개정) 시행</w:t>
+        <w:t>- 우회전 보행자 일시정지 의무화(25조 4항, 2022 개정) 시행</w:t>
       </w:r>
     </w:p>
     <w:p>
@@ -349,7 +349,7 @@
           <w:b w:val="0"/>
           <w:sz w:val="20"/>
         </w:rPr>
-        <w:t>ㅡ 운전자에게 객관적 회피 데이터 제공 서비스 부재</w:t>
+        <w:t>- 운전자에게 객관적 회피 데이터 제공 서비스 부재</w:t>
       </w:r>
     </w:p>
     <w:p>
@@ -363,7 +363,7 @@
           <w:b/>
           <w:sz w:val="20"/>
         </w:rPr>
-        <w:t>ㅇ 공공데이터의 사회 환원 부족</w:t>
+        <w:t>○ 공공데이터의 사회 환원 부족</w:t>
       </w:r>
     </w:p>
     <w:p>
@@ -377,7 +377,7 @@
           <w:b w:val="0"/>
           <w:sz w:val="20"/>
         </w:rPr>
-        <w:t>ㅡ 한국도로공사·도로교통공단·국토교통부 등 25종 데이터 보유</w:t>
+        <w:t>- 한국도로공사·도로교통공단·국토교통부 등 25종 데이터 보유</w:t>
       </w:r>
     </w:p>
     <w:p>
@@ -391,7 +391,7 @@
           <w:b w:val="0"/>
           <w:sz w:val="20"/>
         </w:rPr>
-        <w:t>ㅡ 데이터안심구역(DSZ) 결합 결과가 정책 보고서로만 머묾</w:t>
+        <w:t>- 데이터안심구역(DSZ) 결합 결과가 정책 보고서로만 머묾</w:t>
       </w:r>
     </w:p>
     <w:p>
@@ -405,7 +405,7 @@
           <w:b w:val="0"/>
           <w:sz w:val="20"/>
         </w:rPr>
-        <w:t>ㅡ 본 아이템: 25종 융합 + V2V로 평균 3.38초 선행경고 → 회피 성공률 84.5% 달성</w:t>
+        <w:t>- 본 아이템: 25종 융합 + V2V로 평균 3.38초 선행경고 → 회피 성공률 84.5% 달성</w:t>
       </w:r>
     </w:p>
     <w:p>
@@ -447,7 +447,7 @@
           <w:b/>
           <w:sz w:val="20"/>
         </w:rPr>
-        <w:t>ㅇ 시스템 구성</w:t>
+        <w:t>○ 시스템 구성</w:t>
       </w:r>
     </w:p>
     <w:p>
@@ -461,7 +461,7 @@
           <w:b w:val="0"/>
           <w:sz w:val="20"/>
         </w:rPr>
-        <w:t>ㅡ 입력: 일반 스마트폰 또는 블랙박스 후면 카메라 1대 (특수 H/W 불필요)</w:t>
+        <w:t>- 입력: 일반 스마트폰 또는 블랙박스 후면 카메라 1대 (특수 H/W 불필요)</w:t>
       </w:r>
     </w:p>
     <w:p>
@@ -475,7 +475,7 @@
           <w:b w:val="0"/>
           <w:sz w:val="20"/>
         </w:rPr>
-        <w:t>ㅡ 단말 추론: AI 객체 검출(Google ML Kit) + 자체 학습 위험 추정 모델</w:t>
+        <w:t>- 단말 추론: AI 객체 검출(Google ML Kit) + 자체 학습 위험 추정 모델</w:t>
       </w:r>
     </w:p>
     <w:p>
@@ -489,7 +489,7 @@
           <w:b w:val="0"/>
           <w:sz w:val="20"/>
         </w:rPr>
-        <w:t>ㅡ 서버 융합: 25종 공공데이터 실시간 호출 → 단일 응답 결합</w:t>
+        <w:t>- 서버 융합: 25종 공공데이터 실시간 호출 → 단일 응답 결합</w:t>
       </w:r>
     </w:p>
     <w:p>
@@ -503,7 +503,7 @@
           <w:b w:val="0"/>
           <w:sz w:val="20"/>
         </w:rPr>
-        <w:t>ㅡ 출력: 햅틱 · 음성 안내 · 차량 간 직접 통신(V2V) 알림 (반경 200m)</w:t>
+        <w:t>- 출력: 햅틱 · 음성 안내 · 차량 간 직접 통신(V2V) 알림 (반경 200m)</w:t>
       </w:r>
     </w:p>
     <w:p>
@@ -517,7 +517,7 @@
           <w:b/>
           <w:sz w:val="20"/>
         </w:rPr>
-        <w:t>ㅇ 활용 공공데이터 및 보유기관</w:t>
+        <w:t>○ 활용 공공데이터 및 보유기관</w:t>
       </w:r>
     </w:p>
     <w:tbl>
@@ -1092,7 +1092,7 @@
           <w:b/>
           <w:sz w:val="20"/>
         </w:rPr>
-        <w:t>ㅇ AI 활용 (학습도구 + 분석도구 가점)</w:t>
+        <w:t>○ AI 활용 (학습도구 + 분석도구 가점)</w:t>
       </w:r>
     </w:p>
     <w:p>
@@ -1106,7 +1106,7 @@
           <w:b w:val="0"/>
           <w:sz w:val="20"/>
         </w:rPr>
-        <w:t>ㅡ AI 학습도구: 자체 학습 위험 추정 Transformer 모델</w:t>
+        <w:t>- AI 학습도구: 자체 학습 위험 추정 Transformer 모델</w:t>
       </w:r>
     </w:p>
     <w:p>
@@ -1121,7 +1121,7 @@
           <w:color w:val="555555"/>
           <w:sz w:val="19"/>
         </w:rPr>
-        <w:t>ㆍ PyTorch · AUC 0.9403 · F1 0.9412 · 정밀도 0.9441 · 재현율 0.9384</w:t>
+        <w:t>· PyTorch · AUC 0.9403 · F1 0.9412 · 정밀도 0.9441 · 재현율 0.9384</w:t>
       </w:r>
     </w:p>
     <w:p>
@@ -1136,7 +1136,7 @@
           <w:color w:val="555555"/>
           <w:sz w:val="19"/>
         </w:rPr>
-        <w:t>ㆍ 학습 샘플 10,000건 · 15 epoch · 모델 크기 278KB (단말 임베드)</w:t>
+        <w:t>· 학습 샘플 10,000건 · 15 epoch · 모델 크기 278KB (단말 임베드)</w:t>
       </w:r>
     </w:p>
     <w:p>
@@ -1150,7 +1150,7 @@
           <w:b w:val="0"/>
           <w:sz w:val="20"/>
         </w:rPr>
-        <w:t>ㅡ AI 분석도구: Google ML Kit (Object Detection + Image Labeling)</w:t>
+        <w:t>- AI 분석도구: Google ML Kit (Object Detection + Image Labeling)</w:t>
       </w:r>
     </w:p>
     <w:p>
@@ -1165,7 +1165,7 @@
           <w:color w:val="555555"/>
           <w:sz w:val="19"/>
         </w:rPr>
-        <w:t>ㆍ 단말 on-device 객체 검출 · 400+ 카테고리 frame-level 라벨링</w:t>
+        <w:t>· 단말 on-device 객체 검출 · 400+ 카테고리 frame-level 라벨링</w:t>
       </w:r>
     </w:p>
     <w:p>
@@ -1194,7 +1194,7 @@
           <w:b/>
           <w:sz w:val="20"/>
         </w:rPr>
-        <w:t>ㅇ 기존 솔루션 대비 차별점 (한국 특화 5종)</w:t>
+        <w:t>○ 기존 솔루션 대비 차별점 (한국 특화 5종)</w:t>
       </w:r>
     </w:p>
     <w:tbl>
@@ -1577,7 +1577,7 @@
           <w:b/>
           <w:sz w:val="20"/>
         </w:rPr>
-        <w:t>ㅇ 가명결합 및 안심구역 활용 (가점 항목)</w:t>
+        <w:t>○ 가명결합 및 안심구역 활용 (가점 항목)</w:t>
       </w:r>
     </w:p>
     <w:p>
@@ -1591,7 +1591,7 @@
           <w:b w:val="0"/>
           <w:sz w:val="20"/>
         </w:rPr>
-        <w:t>ㅡ 가명화: HMAC-SHA256 적용 (개인정보보호법 28조의2)</w:t>
+        <w:t>- 가명화: HMAC-SHA256 적용 (개인정보보호법 28조의2)</w:t>
       </w:r>
     </w:p>
     <w:p>
@@ -1605,7 +1605,7 @@
           <w:b w:val="0"/>
           <w:sz w:val="20"/>
         </w:rPr>
-        <w:t>ㅡ 결합: TAAS 사고이력 × VDS 통행속도 × 신호 위상 (k≥5 익명성)</w:t>
+        <w:t>- 결합: TAAS 사고이력 × VDS 통행속도 × 신호 위상 (k≥5 익명성)</w:t>
       </w:r>
     </w:p>
     <w:p>
@@ -1619,7 +1619,7 @@
           <w:b w:val="0"/>
           <w:sz w:val="20"/>
         </w:rPr>
-        <w:t>ㅡ 안심구역(DSZ): 반입 → 결합 → 분석 → 반출 (국토교통부 훈령 1456호)</w:t>
+        <w:t>- 안심구역(DSZ): 반입 → 결합 → 분석 → 반출 (국토교통부 훈령 1456호)</w:t>
       </w:r>
     </w:p>
     <w:p>
@@ -1633,7 +1633,7 @@
           <w:b w:val="0"/>
           <w:sz w:val="20"/>
         </w:rPr>
-        <w:t>ㅡ 전 과정 SHA-256 해시 검증 및 감사 로그 자동 생성</w:t>
+        <w:t>- 전 과정 SHA-256 해시 검증 및 감사 로그 자동 생성</w:t>
       </w:r>
     </w:p>
     <w:p>
@@ -1647,7 +1647,7 @@
           <w:b/>
           <w:sz w:val="20"/>
         </w:rPr>
-        <w:t>ㅇ 서비스 화면 구성 (UI/UX)</w:t>
+        <w:t>○ 서비스 화면 구성 (UI/UX)</w:t>
       </w:r>
     </w:p>
     <w:p>
@@ -1661,7 +1661,7 @@
           <w:b w:val="0"/>
           <w:sz w:val="20"/>
         </w:rPr>
-        <w:t>ㅡ 상단: 실시간 카메라 영상 + 검출 객체 표시 박스</w:t>
+        <w:t>- 상단: 실시간 카메라 영상 + 검출 객체 표시 박스</w:t>
       </w:r>
     </w:p>
     <w:p>
@@ -1675,7 +1675,7 @@
           <w:b w:val="0"/>
           <w:sz w:val="20"/>
         </w:rPr>
-        <w:t>ㅡ 하단: 위험 점수 게이지 + 4축 라이브 인디케이터</w:t>
+        <w:t>- 하단: 위험 점수 게이지 + 4축 라이브 인디케이터</w:t>
       </w:r>
     </w:p>
     <w:p>
@@ -1689,7 +1689,7 @@
           <w:b w:val="0"/>
           <w:sz w:val="20"/>
         </w:rPr>
-        <w:t>ㅡ 위험 발화 시: 햅틱 3-burst + 음성 안내 + V2V broadcast</w:t>
+        <w:t>- 위험 발화 시: 햅틱 3-burst + 음성 안내 + V2V broadcast</w:t>
       </w:r>
     </w:p>
     <w:p>
@@ -1703,7 +1703,7 @@
           <w:b w:val="0"/>
           <w:sz w:val="20"/>
         </w:rPr>
-        <w:t>ㅡ 운영자 대시보드: 위험 교차로 히트맵 + 정책 PDF 자동 생성</w:t>
+        <w:t>- 운영자 대시보드: 위험 교차로 히트맵 + 정책 PDF 자동 생성</w:t>
       </w:r>
     </w:p>
     <w:p>
@@ -1730,7 +1730,7 @@
           <w:b/>
           <w:sz w:val="20"/>
         </w:rPr>
-        <w:t>ㅇ 핵심 고객 및 국내외 시장규모</w:t>
+        <w:t>○ 핵심 고객 및 국내외 시장규모</w:t>
       </w:r>
     </w:p>
     <w:p>
@@ -1744,7 +1744,7 @@
           <w:b w:val="0"/>
           <w:sz w:val="20"/>
         </w:rPr>
-        <w:t>ㅡ B2C 일반 운전자: 국내 블랙박스 보급 1,500만 대 (보급률 90% 이상)</w:t>
+        <w:t>- B2C 일반 운전자: 국내 블랙박스 보급 1,500만 대 (보급률 90% 이상)</w:t>
       </w:r>
     </w:p>
     <w:p>
@@ -1758,7 +1758,7 @@
           <w:b w:val="0"/>
           <w:sz w:val="20"/>
         </w:rPr>
-        <w:t>ㅡ B2B 영업용 운수: 사업용 차량 50만 대 (DTG 의무 장착)</w:t>
+        <w:t>- B2B 영업용 운수: 사업용 차량 50만 대 (DTG 의무 장착)</w:t>
       </w:r>
     </w:p>
     <w:p>
@@ -1772,7 +1772,7 @@
           <w:b w:val="0"/>
           <w:sz w:val="20"/>
         </w:rPr>
-        <w:t>ㅡ B2G 지자체·정부: 17 광역시·도 + 226 시·군·구</w:t>
+        <w:t>- B2G 지자체·정부: 17 광역시·도 + 226 시·군·구</w:t>
       </w:r>
     </w:p>
     <w:p>
@@ -1786,7 +1786,7 @@
           <w:b w:val="0"/>
           <w:sz w:val="20"/>
         </w:rPr>
-        <w:t>ㅡ 국내 ADAS·블랙박스 시장: 연 1.2조원 (CAGR 7.2%)</w:t>
+        <w:t>- 국내 ADAS·블랙박스 시장: 연 1.2조원 (CAGR 7.2%)</w:t>
       </w:r>
     </w:p>
     <w:p>
@@ -1800,7 +1800,7 @@
           <w:b w:val="0"/>
           <w:sz w:val="20"/>
         </w:rPr>
-        <w:t>ㅡ 국내 V2X 시장: 2030년 3,800억원 (정부 전망)</w:t>
+        <w:t>- 국내 V2X 시장: 2030년 3,800억원 (정부 전망)</w:t>
       </w:r>
     </w:p>
     <w:p>
@@ -1829,7 +1829,7 @@
           <w:b/>
           <w:sz w:val="20"/>
         </w:rPr>
-        <w:t>ㅇ 고객 편의 효과</w:t>
+        <w:t>○ 고객 편의 효과</w:t>
       </w:r>
     </w:p>
     <w:p>
@@ -1843,7 +1843,7 @@
           <w:b w:val="0"/>
           <w:sz w:val="20"/>
         </w:rPr>
-        <w:t>ㅡ 일반 운전자: 회피 성공률 25% → 84.5% (선행경고 3.38초)</w:t>
+        <w:t>- 일반 운전자: 회피 성공률 25% → 84.5% (선행경고 3.38초)</w:t>
       </w:r>
     </w:p>
     <w:p>
@@ -1857,7 +1857,7 @@
           <w:b w:val="0"/>
           <w:sz w:val="20"/>
         </w:rPr>
-        <w:t>ㅡ 운수업체: DTG 위험운전 패턴 식별 → 사고율 평균 30% 감소</w:t>
+        <w:t>- 운수업체: DTG 위험운전 패턴 식별 → 사고율 평균 30% 감소</w:t>
       </w:r>
     </w:p>
     <w:p>
@@ -1871,7 +1871,7 @@
           <w:b w:val="0"/>
           <w:sz w:val="20"/>
         </w:rPr>
-        <w:t>ㅡ 지자체: 위험 교차로 정량 데이터 → 신호 주기·CCTV 우선순위 결정</w:t>
+        <w:t>- 지자체: 위험 교차로 정량 데이터 → 신호 주기·CCTV 우선순위 결정</w:t>
       </w:r>
     </w:p>
     <w:p>
@@ -1885,7 +1885,7 @@
           <w:b/>
           <w:sz w:val="20"/>
         </w:rPr>
-        <w:t>ㅇ 수익구조 및 매출 추정</w:t>
+        <w:t>○ 수익구조 및 매출 추정</w:t>
       </w:r>
     </w:p>
     <w:tbl>
@@ -2306,7 +2306,7 @@
           <w:b w:val="0"/>
           <w:sz w:val="20"/>
         </w:rPr>
-        <w:t>ㅡ 3년 매출 추정: 1년차 5억 → 2년차 20억 → 3년차 70억 (BEP 2년차 후반)</w:t>
+        <w:t>- 3년 매출 추정: 1년차 5억 → 2년차 20억 → 3년차 70억 (BEP 2년차 후반)</w:t>
       </w:r>
     </w:p>
     <w:p>
@@ -2320,7 +2320,7 @@
           <w:b/>
           <w:sz w:val="20"/>
         </w:rPr>
-        <w:t>ㅇ 서비스 확장 계획</w:t>
+        <w:t>○ 서비스 확장 계획</w:t>
       </w:r>
     </w:p>
     <w:p>
@@ -2334,7 +2334,7 @@
           <w:b w:val="0"/>
           <w:sz w:val="20"/>
         </w:rPr>
-        <w:t>ㅡ 1단계: 마이데이터 결합 → 보험사 보험료 할인 · 정비소 차량 진단</w:t>
+        <w:t>- 1단계: 마이데이터 결합 → 보험사 보험료 할인 · 정비소 차량 진단</w:t>
       </w:r>
     </w:p>
     <w:p>
@@ -2348,7 +2348,7 @@
           <w:b w:val="0"/>
           <w:sz w:val="20"/>
         </w:rPr>
-        <w:t>ㅡ 2단계: 자율주행 V2X 데이터셋 → 국토부 자율주행 데이터허브 기여</w:t>
+        <w:t>- 2단계: 자율주행 V2X 데이터셋 → 국토부 자율주행 데이터허브 기여</w:t>
       </w:r>
     </w:p>
     <w:p>
@@ -2362,7 +2362,7 @@
           <w:b w:val="0"/>
           <w:sz w:val="20"/>
         </w:rPr>
-        <w:t>ㅡ 3단계: 해외 진출 → 일본·태국·베트남 (한국형 도시 도로 환경)</w:t>
+        <w:t>- 3단계: 해외 진출 → 일본·태국·베트남 (한국형 도시 도로 환경)</w:t>
       </w:r>
     </w:p>
     <w:p>
@@ -2389,7 +2389,7 @@
           <w:b/>
           <w:sz w:val="20"/>
         </w:rPr>
-        <w:t>ㅇ 정량 사회 임팩트 (TAAS 2024 기준, 선행경고 3.38초)</w:t>
+        <w:t>○ 정량 사회 임팩트 (TAAS 2024 기준, 선행경고 3.38초)</w:t>
       </w:r>
     </w:p>
     <w:tbl>
@@ -2840,7 +2840,7 @@
           <w:b/>
           <w:sz w:val="20"/>
         </w:rPr>
-        <w:t>ㅇ 우선 도입 시 단기 효과</w:t>
+        <w:t>○ 우선 도입 시 단기 효과</w:t>
       </w:r>
     </w:p>
     <w:p>
@@ -2854,7 +2854,7 @@
           <w:b w:val="0"/>
           <w:sz w:val="20"/>
         </w:rPr>
-        <w:t>ㅡ 서울 위험 교차로 Top-10 도입 시 연 사망·중상 85명 예방</w:t>
+        <w:t>- 서울 위험 교차로 Top-10 도입 시 연 사망·중상 85명 예방</w:t>
       </w:r>
     </w:p>
     <w:p>
@@ -2868,7 +2868,7 @@
           <w:b w:val="0"/>
           <w:sz w:val="20"/>
         </w:rPr>
-        <w:t>ㅡ 강남역(11.8명) · 잠실역(10.1명) · 광화문(9.3명) · 신촌(8.4명) · 영등포(7.2명) 등</w:t>
+        <w:t>- 강남역(11.8명) · 잠실역(10.1명) · 광화문(9.3명) · 신촌(8.4명) · 영등포(7.2명) 등</w:t>
       </w:r>
     </w:p>
     <w:p>
@@ -2882,7 +2882,7 @@
           <w:b/>
           <w:sz w:val="20"/>
         </w:rPr>
-        <w:t>ㅇ 사회적 파급 효과</w:t>
+        <w:t>○ 사회적 파급 효과</w:t>
       </w:r>
     </w:p>
     <w:p>
@@ -2896,7 +2896,7 @@
           <w:b w:val="0"/>
           <w:sz w:val="20"/>
         </w:rPr>
-        <w:t>ㅡ 일반 운전자: 민식이법·우회전 강화 부담 → 객관적 회피 데이터로 형사 위험 감소</w:t>
+        <w:t>- 일반 운전자: 민식이법·우회전 강화 부담 → 객관적 회피 데이터로 형사 위험 감소</w:t>
       </w:r>
     </w:p>
     <w:p>
@@ -2910,7 +2910,7 @@
           <w:b w:val="0"/>
           <w:sz w:val="20"/>
         </w:rPr>
-        <w:t>ㅡ 보행 약자: 어린이·고령자 스쿨존·횡단보도 진입 차량 자동 알림</w:t>
+        <w:t>- 보행 약자: 어린이·고령자 스쿨존·횡단보도 진입 차량 자동 알림</w:t>
       </w:r>
     </w:p>
     <w:p>
@@ -2925,7 +2925,7 @@
           <w:color w:val="555555"/>
           <w:sz w:val="19"/>
         </w:rPr>
-        <w:t>ㆍ 보행자 사망 비중 38% (TAAS 2024) → 가장 큰 감소 효과 기대</w:t>
+        <w:t>· 보행자 사망 비중 38% (TAAS 2024) → 가장 큰 감소 효과 기대</w:t>
       </w:r>
     </w:p>
     <w:p>
@@ -2939,7 +2939,7 @@
           <w:b w:val="0"/>
           <w:sz w:val="20"/>
         </w:rPr>
-        <w:t>ㅡ 운수 종사자: 졸음·과속 사전 차단 → 사업자 보험료·배상금 절감</w:t>
+        <w:t>- 운수 종사자: 졸음·과속 사전 차단 → 사업자 보험료·배상금 절감</w:t>
       </w:r>
     </w:p>
     <w:p>
@@ -2966,7 +2966,7 @@
           <w:b/>
           <w:sz w:val="20"/>
         </w:rPr>
-        <w:t>ㅇ 법적 컴플라이언스</w:t>
+        <w:t>○ 법적 컴플라이언스</w:t>
       </w:r>
     </w:p>
     <w:p>
@@ -2980,7 +2980,7 @@
           <w:b w:val="0"/>
           <w:sz w:val="20"/>
         </w:rPr>
-        <w:t>ㅡ 코드: MIT License (오픈소스)</w:t>
+        <w:t>- 코드: MIT License (오픈소스)</w:t>
       </w:r>
     </w:p>
     <w:p>
@@ -2994,7 +2994,7 @@
           <w:b w:val="0"/>
           <w:sz w:val="20"/>
         </w:rPr>
-        <w:t>ㅡ 공공데이터: 각 출처 약관 준수 (대부분 CC-BY-3.0 호환)</w:t>
+        <w:t>- 공공데이터: 각 출처 약관 준수 (대부분 CC-BY-3.0 호환)</w:t>
       </w:r>
     </w:p>
     <w:p>
@@ -3008,7 +3008,7 @@
           <w:b w:val="0"/>
           <w:sz w:val="20"/>
         </w:rPr>
-        <w:t>ㅡ PII(얼굴·번호판) 자동 마스킹: 개인정보보호법 3조</w:t>
+        <w:t>- PII(얼굴·번호판) 자동 마스킹: 개인정보보호법 3조</w:t>
       </w:r>
     </w:p>
     <w:p>
@@ -3022,7 +3022,7 @@
           <w:b w:val="0"/>
           <w:sz w:val="20"/>
         </w:rPr>
-        <w:t>ㅡ 가명결합 k≥5: 개인정보보호법 28조의2 (가명정보 처리 특례)</w:t>
+        <w:t>- 가명결합 k≥5: 개인정보보호법 28조의2 (가명정보 처리 특례)</w:t>
       </w:r>
     </w:p>
     <w:p>
@@ -3036,7 +3036,7 @@
           <w:b w:val="0"/>
           <w:sz w:val="20"/>
         </w:rPr>
-        <w:t>ㅡ DSZ 안심구역: 국토교통부 훈령 1456호 (반입·결합·반출 절차)</w:t>
+        <w:t>- DSZ 안심구역: 국토교통부 훈령 1456호 (반입·결합·반출 절차)</w:t>
       </w:r>
     </w:p>
     <w:p>
@@ -3050,7 +3050,7 @@
           <w:b/>
           <w:sz w:val="20"/>
         </w:rPr>
-        <w:t>ㅇ 전문성 및 사업역량</w:t>
+        <w:t>○ 전문성 및 사업역량</w:t>
       </w:r>
     </w:p>
     <w:p>
@@ -3064,7 +3064,7 @@
           <w:b w:val="0"/>
           <w:sz w:val="20"/>
         </w:rPr>
-        <w:t>ㅡ 라이브 서비스 상시 운영 (auraview.allthatai.kr)</w:t>
+        <w:t>- 라이브 서비스 상시 운영 (auraview.allthatai.kr)</w:t>
       </w:r>
     </w:p>
     <w:p>
@@ -3078,7 +3078,7 @@
           <w:b w:val="0"/>
           <w:sz w:val="20"/>
         </w:rPr>
-        <w:t>ㅡ 오픈소스 공개 (github.com/leelang7/AuraView)</w:t>
+        <w:t>- 오픈소스 공개 (github.com/leelang7/AuraView)</w:t>
       </w:r>
     </w:p>
     <w:p>
@@ -3092,7 +3092,7 @@
           <w:b w:val="0"/>
           <w:sz w:val="20"/>
         </w:rPr>
-        <w:t>ㅡ AI 모델 가중치·학습 메트릭·8 시나리오 법령 매핑 모두 공개 검증 가능</w:t>
+        <w:t>- AI 모델 가중치·학습 메트릭·8 시나리오 법령 매핑 모두 공개 검증 가능</w:t>
       </w:r>
     </w:p>
     <w:p>
@@ -3106,7 +3106,7 @@
           <w:b/>
           <w:sz w:val="20"/>
         </w:rPr>
-        <w:t>ㅇ 창업 의지</w:t>
+        <w:t>○ 창업 의지</w:t>
       </w:r>
     </w:p>
     <w:p>
@@ -3120,7 +3120,7 @@
           <w:b w:val="0"/>
           <w:sz w:val="20"/>
         </w:rPr>
-        <w:t>ㅡ 한국 공공데이터의 사회 환원 모범 사례 구축</w:t>
+        <w:t>- 한국 공공데이터의 사회 환원 모범 사례 구축</w:t>
       </w:r>
     </w:p>
     <w:p>
@@ -3134,7 +3134,7 @@
           <w:b w:val="0"/>
           <w:sz w:val="20"/>
         </w:rPr>
-        <w:t>ㅡ 데이터안심구역(DSZ) 결합 결과를 정책 보고서가 아닌 실시간 차량 알림으로 환원하는 첫 사례</w:t>
+        <w:t>- 데이터안심구역(DSZ) 결합 결과를 정책 보고서가 아닌 실시간 차량 알림으로 환원하는 첫 사례</w:t>
       </w:r>
     </w:p>
     <w:p>
@@ -3148,7 +3148,7 @@
           <w:b w:val="0"/>
           <w:sz w:val="20"/>
         </w:rPr>
-        <w:t>ㅡ MIT 오픈소스 사회 환원 + B2B·B2G 수익 모델 동시 추진</w:t>
+        <w:t>- MIT 오픈소스 사회 환원 + B2B·B2G 수익 모델 동시 추진</w:t>
       </w:r>
     </w:p>
     <w:sectPr>

--- a/docs/제출용_제품서비스_개발기획서.docx
+++ b/docs/제출용_제품서비스_개발기획서.docx
@@ -37,13 +37,13 @@
         <w:tblLook w:firstColumn="1" w:firstRow="1" w:lastColumn="0" w:lastRow="0" w:noHBand="0" w:noVBand="1" w:val="04A0"/>
       </w:tblPr>
       <w:tblGrid>
-        <w:gridCol w:w="4873"/>
-        <w:gridCol w:w="4873"/>
+        <w:gridCol w:w="5100"/>
+        <w:gridCol w:w="5100"/>
       </w:tblGrid>
       <w:tr>
         <w:tc>
           <w:tcPr>
-            <w:tcW w:type="dxa" w:w="4873"/>
+            <w:tcW w:type="dxa" w:w="5100"/>
             <w:vMerge w:val="restart"/>
             <w:shd w:fill="E7E6E6"/>
           </w:tcPr>
@@ -65,7 +65,7 @@
         </w:tc>
         <w:tc>
           <w:tcPr>
-            <w:tcW w:type="dxa" w:w="4873"/>
+            <w:tcW w:type="dxa" w:w="5100"/>
           </w:tcPr>
           <w:p>
             <w:r>
@@ -82,14 +82,14 @@
       <w:tr>
         <w:tc>
           <w:tcPr>
-            <w:tcW w:type="dxa" w:w="4873"/>
+            <w:tcW w:type="dxa" w:w="5100"/>
             <w:vMerge/>
           </w:tcPr>
           <w:p/>
         </w:tc>
         <w:tc>
           <w:tcPr>
-            <w:tcW w:type="dxa" w:w="4873"/>
+            <w:tcW w:type="dxa" w:w="5100"/>
           </w:tcPr>
           <w:p>
             <w:r>
@@ -143,379 +143,264 @@
     </w:p>
     <w:p>
       <w:pPr>
-        <w:spacing w:before="160" w:after="60"/>
+        <w:spacing w:before="80" w:after="20"/>
       </w:pPr>
       <w:r>
         <w:rPr>
           <w:rFonts w:ascii="맑은 고딕" w:hAnsi="맑은 고딕" w:eastAsia="맑은 고딕"/>
           <w:b/>
-          <w:sz w:val="24"/>
+          <w:sz w:val="22"/>
         </w:rPr>
         <w:t>□ 제안배경</w:t>
       </w:r>
     </w:p>
     <w:p>
       <w:pPr>
-        <w:spacing w:after="20" w:line="300" w:lineRule="auto"/>
+        <w:spacing w:after="0" w:line="264" w:lineRule="auto"/>
         <w:ind w:left="170"/>
       </w:pPr>
       <w:r>
         <w:rPr>
           <w:rFonts w:ascii="맑은 고딕" w:hAnsi="맑은 고딕" w:eastAsia="맑은 고딕"/>
           <w:b/>
-          <w:sz w:val="20"/>
+          <w:sz w:val="19"/>
         </w:rPr>
-        <w:t>○ 국내 교통사고 현황 및 사회적 비용</w:t>
+        <w:t>○ 국내 교통사고 현황 (TAAS 2024)</w:t>
       </w:r>
     </w:p>
     <w:p>
       <w:pPr>
-        <w:spacing w:after="0" w:line="300" w:lineRule="auto"/>
-        <w:ind w:left="454"/>
+        <w:spacing w:after="0" w:line="264" w:lineRule="auto"/>
+        <w:ind w:left="397"/>
       </w:pPr>
       <w:r>
         <w:rPr>
           <w:rFonts w:ascii="맑은 고딕" w:hAnsi="맑은 고딕" w:eastAsia="맑은 고딕"/>
           <w:b w:val="0"/>
-          <w:sz w:val="20"/>
+          <w:sz w:val="19"/>
         </w:rPr>
-        <w:t>- 연간 사망 2,581명 · 부상 290,400명 발생</w:t>
+        <w:t>- 연간 사망 2,581명·부상 290,400명 / 도시 교차로 사고 46% / 시야 가림 22% (트럭·버스 후방)</w:t>
       </w:r>
     </w:p>
     <w:p>
       <w:pPr>
-        <w:spacing w:after="0" w:line="300" w:lineRule="auto"/>
-        <w:ind w:left="454"/>
-      </w:pPr>
-      <w:r>
-        <w:rPr>
-          <w:rFonts w:ascii="맑은 고딕" w:hAnsi="맑은 고딕" w:eastAsia="맑은 고딕"/>
-          <w:b w:val="0"/>
-          <w:sz w:val="20"/>
-        </w:rPr>
-        <w:t>- 도시 교차로 사고가 전체 46% 차지</w:t>
-      </w:r>
-    </w:p>
-    <w:p>
-      <w:pPr>
-        <w:spacing w:after="0" w:line="300" w:lineRule="auto"/>
-        <w:ind w:left="454"/>
-      </w:pPr>
-      <w:r>
-        <w:rPr>
-          <w:rFonts w:ascii="맑은 고딕" w:hAnsi="맑은 고딕" w:eastAsia="맑은 고딕"/>
-          <w:b w:val="0"/>
-          <w:sz w:val="20"/>
-        </w:rPr>
-        <w:t>- 시야 가림(occlusion) 유형 사고 22% (트럭·버스 후방)</w:t>
-      </w:r>
-    </w:p>
-    <w:p>
-      <w:pPr>
-        <w:spacing w:after="40" w:line="276" w:lineRule="auto"/>
-        <w:ind w:left="454"/>
-      </w:pPr>
-      <w:r>
-        <w:rPr>
-          <w:rFonts w:ascii="맑은 고딕" w:hAnsi="맑은 고딕" w:eastAsia="맑은 고딕"/>
-          <w:b w:val="0"/>
-          <w:color w:val="707070"/>
-          <w:sz w:val="17"/>
-        </w:rPr>
-        <w:t>※ 도로교통공단 TAAS 교통사고 분석시스템 2024년 통계</w:t>
-      </w:r>
-    </w:p>
-    <w:p>
-      <w:pPr>
-        <w:spacing w:after="20" w:line="300" w:lineRule="auto"/>
+        <w:spacing w:after="0" w:line="264" w:lineRule="auto"/>
         <w:ind w:left="170"/>
       </w:pPr>
       <w:r>
         <w:rPr>
           <w:rFonts w:ascii="맑은 고딕" w:hAnsi="맑은 고딕" w:eastAsia="맑은 고딕"/>
           <w:b/>
-          <w:sz w:val="20"/>
+          <w:sz w:val="19"/>
         </w:rPr>
         <w:t>○ 기존 ADAS 솔루션의 구조적 한계</w:t>
       </w:r>
     </w:p>
     <w:p>
       <w:pPr>
-        <w:spacing w:after="0" w:line="300" w:lineRule="auto"/>
-        <w:ind w:left="454"/>
+        <w:spacing w:after="0" w:line="264" w:lineRule="auto"/>
+        <w:ind w:left="397"/>
       </w:pPr>
       <w:r>
         <w:rPr>
           <w:rFonts w:ascii="맑은 고딕" w:hAnsi="맑은 고딕" w:eastAsia="맑은 고딕"/>
           <w:b w:val="0"/>
-          <w:sz w:val="20"/>
+          <w:sz w:val="19"/>
         </w:rPr>
-        <w:t>- 단일 카메라 시점만 활용 → 가려진 영역 사전 인지 불가</w:t>
+        <w:t>- 단일 카메라 시점 → 가려진 영역 사전 인지 불가 / 선행경고 0.5~1초로 회피 성공률 25% 미만</w:t>
       </w:r>
     </w:p>
     <w:p>
       <w:pPr>
-        <w:spacing w:after="0" w:line="300" w:lineRule="auto"/>
-        <w:ind w:left="454"/>
+        <w:spacing w:after="0" w:line="264" w:lineRule="auto"/>
+        <w:ind w:left="397"/>
       </w:pPr>
       <w:r>
         <w:rPr>
           <w:rFonts w:ascii="맑은 고딕" w:hAnsi="맑은 고딕" w:eastAsia="맑은 고딕"/>
           <w:b w:val="0"/>
-          <w:sz w:val="20"/>
+          <w:sz w:val="19"/>
         </w:rPr>
-        <w:t>- 선행경고 0.5~1초 → 시속 60km 회피거리 8~16m → 회피 성공률 25% 미만</w:t>
+        <w:t>- Tesla FSD 등은 한국 8 시나리오(트럭·이륜·신호·우천·우회전·스쿨존·자전거·야간) 미반영</w:t>
       </w:r>
     </w:p>
     <w:p>
       <w:pPr>
-        <w:spacing w:after="0" w:line="300" w:lineRule="auto"/>
-        <w:ind w:left="454"/>
-      </w:pPr>
-      <w:r>
-        <w:rPr>
-          <w:rFonts w:ascii="맑은 고딕" w:hAnsi="맑은 고딕" w:eastAsia="맑은 고딕"/>
-          <w:b w:val="0"/>
-          <w:sz w:val="20"/>
-        </w:rPr>
-        <w:t>- Tesla FSD 등 글로벌 솔루션은 한국 8대 위험 시나리오 미반영</w:t>
-      </w:r>
-    </w:p>
-    <w:p>
-      <w:pPr>
-        <w:spacing w:after="0" w:line="300" w:lineRule="auto"/>
-        <w:ind w:left="794"/>
-      </w:pPr>
-      <w:r>
-        <w:rPr>
-          <w:rFonts w:ascii="맑은 고딕" w:hAnsi="맑은 고딕" w:eastAsia="맑은 고딕"/>
-          <w:b w:val="0"/>
-          <w:color w:val="555555"/>
-          <w:sz w:val="19"/>
-        </w:rPr>
-        <w:t>· 트럭 가림 · 좌측 사각 이륜 · 우회전 보행자 · 스쿨존 · 자전거 · 야간 · 신호 가림 · 우천 교차로</w:t>
-      </w:r>
-    </w:p>
-    <w:p>
-      <w:pPr>
-        <w:spacing w:after="20" w:line="300" w:lineRule="auto"/>
+        <w:spacing w:after="0" w:line="264" w:lineRule="auto"/>
         <w:ind w:left="170"/>
       </w:pPr>
       <w:r>
         <w:rPr>
           <w:rFonts w:ascii="맑은 고딕" w:hAnsi="맑은 고딕" w:eastAsia="맑은 고딕"/>
           <w:b/>
-          <w:sz w:val="20"/>
+          <w:sz w:val="19"/>
         </w:rPr>
         <w:t>○ 한국 도로 특수성과 제도적 요구</w:t>
       </w:r>
     </w:p>
     <w:p>
       <w:pPr>
-        <w:spacing w:after="0" w:line="300" w:lineRule="auto"/>
-        <w:ind w:left="454"/>
+        <w:spacing w:after="0" w:line="264" w:lineRule="auto"/>
+        <w:ind w:left="397"/>
       </w:pPr>
       <w:r>
         <w:rPr>
           <w:rFonts w:ascii="맑은 고딕" w:hAnsi="맑은 고딕" w:eastAsia="맑은 고딕"/>
           <w:b w:val="0"/>
-          <w:sz w:val="20"/>
+          <w:sz w:val="19"/>
         </w:rPr>
-        <w:t>- 민식이법(도로교통법 12조) 시행 후 스쿨존 운전자 형사 책임 강화</w:t>
+        <w:t>- 민식이법(도교법 12조) / 우회전 보행자 일시정지(25조 4항, 2022 개정) 운전자 형사 책임 강화</w:t>
       </w:r>
     </w:p>
     <w:p>
       <w:pPr>
-        <w:spacing w:after="0" w:line="300" w:lineRule="auto"/>
-        <w:ind w:left="454"/>
+        <w:spacing w:after="0" w:line="264" w:lineRule="auto"/>
+        <w:ind w:left="397"/>
       </w:pPr>
       <w:r>
         <w:rPr>
           <w:rFonts w:ascii="맑은 고딕" w:hAnsi="맑은 고딕" w:eastAsia="맑은 고딕"/>
           <w:b w:val="0"/>
-          <w:sz w:val="20"/>
-        </w:rPr>
-        <w:t>- 우회전 보행자 일시정지 의무화(25조 4항, 2022 개정) 시행</w:t>
-      </w:r>
-    </w:p>
-    <w:p>
-      <w:pPr>
-        <w:spacing w:after="0" w:line="300" w:lineRule="auto"/>
-        <w:ind w:left="454"/>
-      </w:pPr>
-      <w:r>
-        <w:rPr>
-          <w:rFonts w:ascii="맑은 고딕" w:hAnsi="맑은 고딕" w:eastAsia="맑은 고딕"/>
-          <w:b w:val="0"/>
-          <w:sz w:val="20"/>
+          <w:sz w:val="19"/>
         </w:rPr>
         <w:t>- 운전자에게 객관적 회피 데이터 제공 서비스 부재</w:t>
       </w:r>
     </w:p>
     <w:p>
       <w:pPr>
-        <w:spacing w:after="20" w:line="300" w:lineRule="auto"/>
+        <w:spacing w:after="0" w:line="264" w:lineRule="auto"/>
         <w:ind w:left="170"/>
       </w:pPr>
       <w:r>
         <w:rPr>
           <w:rFonts w:ascii="맑은 고딕" w:hAnsi="맑은 고딕" w:eastAsia="맑은 고딕"/>
           <w:b/>
-          <w:sz w:val="20"/>
+          <w:sz w:val="19"/>
         </w:rPr>
-        <w:t>○ 공공데이터의 사회 환원 부족</w:t>
+        <w:t>○ 공공데이터 사회 환원 부족 → 본 아이템</w:t>
       </w:r>
     </w:p>
     <w:p>
       <w:pPr>
-        <w:spacing w:after="0" w:line="300" w:lineRule="auto"/>
-        <w:ind w:left="454"/>
+        <w:spacing w:after="0" w:line="264" w:lineRule="auto"/>
+        <w:ind w:left="397"/>
       </w:pPr>
       <w:r>
         <w:rPr>
           <w:rFonts w:ascii="맑은 고딕" w:hAnsi="맑은 고딕" w:eastAsia="맑은 고딕"/>
           <w:b w:val="0"/>
-          <w:sz w:val="20"/>
+          <w:sz w:val="19"/>
         </w:rPr>
-        <w:t>- 한국도로공사·도로교통공단·국토교통부 등 25종 데이터 보유</w:t>
+        <w:t>- 한국도로공사·교통안전공단·국토부 등 25종 보유, DSZ 결합 결과가 정책 보고서로만 머묾</w:t>
       </w:r>
     </w:p>
     <w:p>
       <w:pPr>
-        <w:spacing w:after="0" w:line="300" w:lineRule="auto"/>
-        <w:ind w:left="454"/>
+        <w:spacing w:after="0" w:line="264" w:lineRule="auto"/>
+        <w:ind w:left="397"/>
       </w:pPr>
       <w:r>
         <w:rPr>
           <w:rFonts w:ascii="맑은 고딕" w:hAnsi="맑은 고딕" w:eastAsia="맑은 고딕"/>
           <w:b w:val="0"/>
-          <w:sz w:val="20"/>
+          <w:sz w:val="19"/>
         </w:rPr>
-        <w:t>- 데이터안심구역(DSZ) 결합 결과가 정책 보고서로만 머묾</w:t>
+        <w:t>- 본 아이템: 25종 융합 + V2V로 평균 3.38초 선행경고 → 회피 성공률 84.5% (KOTI ITS 효과 모델)</w:t>
       </w:r>
     </w:p>
     <w:p>
       <w:pPr>
-        <w:spacing w:after="0" w:line="300" w:lineRule="auto"/>
-        <w:ind w:left="454"/>
-      </w:pPr>
-      <w:r>
-        <w:rPr>
-          <w:rFonts w:ascii="맑은 고딕" w:hAnsi="맑은 고딕" w:eastAsia="맑은 고딕"/>
-          <w:b w:val="0"/>
-          <w:sz w:val="20"/>
-        </w:rPr>
-        <w:t>- 본 아이템: 25종 융합 + V2V로 평균 3.38초 선행경고 → 회피 성공률 84.5% 달성</w:t>
-      </w:r>
-    </w:p>
-    <w:p>
-      <w:pPr>
-        <w:spacing w:after="40" w:line="276" w:lineRule="auto"/>
-        <w:ind w:left="454"/>
-      </w:pPr>
-      <w:r>
-        <w:rPr>
-          <w:rFonts w:ascii="맑은 고딕" w:hAnsi="맑은 고딕" w:eastAsia="맑은 고딕"/>
-          <w:b w:val="0"/>
-          <w:color w:val="707070"/>
-          <w:sz w:val="17"/>
-        </w:rPr>
-        <w:t>※ 회피율 산출: KOTI ITS 효과 분석 모델 (회피율 = min(0.85, 0.25 × 선행경고시간))</w:t>
-      </w:r>
-    </w:p>
-    <w:p>
-      <w:pPr>
-        <w:spacing w:before="160" w:after="60"/>
+        <w:spacing w:before="80" w:after="20"/>
       </w:pPr>
       <w:r>
         <w:rPr>
           <w:rFonts w:ascii="맑은 고딕" w:hAnsi="맑은 고딕" w:eastAsia="맑은 고딕"/>
           <w:b/>
-          <w:sz w:val="24"/>
+          <w:sz w:val="22"/>
         </w:rPr>
         <w:t>□ 세부내용</w:t>
       </w:r>
     </w:p>
     <w:p>
       <w:pPr>
-        <w:spacing w:after="20" w:line="300" w:lineRule="auto"/>
+        <w:spacing w:after="0" w:line="264" w:lineRule="auto"/>
         <w:ind w:left="170"/>
       </w:pPr>
       <w:r>
         <w:rPr>
           <w:rFonts w:ascii="맑은 고딕" w:hAnsi="맑은 고딕" w:eastAsia="맑은 고딕"/>
           <w:b/>
-          <w:sz w:val="20"/>
+          <w:sz w:val="19"/>
         </w:rPr>
         <w:t>○ 시스템 구성</w:t>
       </w:r>
     </w:p>
     <w:p>
       <w:pPr>
-        <w:spacing w:after="0" w:line="300" w:lineRule="auto"/>
-        <w:ind w:left="454"/>
+        <w:spacing w:after="0" w:line="264" w:lineRule="auto"/>
+        <w:ind w:left="397"/>
       </w:pPr>
       <w:r>
         <w:rPr>
           <w:rFonts w:ascii="맑은 고딕" w:hAnsi="맑은 고딕" w:eastAsia="맑은 고딕"/>
           <w:b w:val="0"/>
-          <w:sz w:val="20"/>
+          <w:sz w:val="19"/>
         </w:rPr>
         <w:t>- 입력: 일반 스마트폰 또는 블랙박스 후면 카메라 1대 (특수 H/W 불필요)</w:t>
       </w:r>
     </w:p>
     <w:p>
       <w:pPr>
-        <w:spacing w:after="0" w:line="300" w:lineRule="auto"/>
-        <w:ind w:left="454"/>
+        <w:spacing w:after="0" w:line="264" w:lineRule="auto"/>
+        <w:ind w:left="397"/>
       </w:pPr>
       <w:r>
         <w:rPr>
           <w:rFonts w:ascii="맑은 고딕" w:hAnsi="맑은 고딕" w:eastAsia="맑은 고딕"/>
           <w:b w:val="0"/>
-          <w:sz w:val="20"/>
+          <w:sz w:val="19"/>
         </w:rPr>
         <w:t>- 단말 추론: AI 객체 검출(Google ML Kit) + 자체 학습 위험 추정 모델</w:t>
       </w:r>
     </w:p>
     <w:p>
       <w:pPr>
-        <w:spacing w:after="0" w:line="300" w:lineRule="auto"/>
-        <w:ind w:left="454"/>
+        <w:spacing w:after="0" w:line="264" w:lineRule="auto"/>
+        <w:ind w:left="397"/>
       </w:pPr>
       <w:r>
         <w:rPr>
           <w:rFonts w:ascii="맑은 고딕" w:hAnsi="맑은 고딕" w:eastAsia="맑은 고딕"/>
           <w:b w:val="0"/>
-          <w:sz w:val="20"/>
+          <w:sz w:val="19"/>
         </w:rPr>
         <w:t>- 서버 융합: 25종 공공데이터 실시간 호출 → 단일 응답 결합</w:t>
       </w:r>
     </w:p>
     <w:p>
       <w:pPr>
-        <w:spacing w:after="0" w:line="300" w:lineRule="auto"/>
-        <w:ind w:left="454"/>
+        <w:spacing w:after="0" w:line="264" w:lineRule="auto"/>
+        <w:ind w:left="397"/>
       </w:pPr>
       <w:r>
         <w:rPr>
           <w:rFonts w:ascii="맑은 고딕" w:hAnsi="맑은 고딕" w:eastAsia="맑은 고딕"/>
           <w:b w:val="0"/>
-          <w:sz w:val="20"/>
+          <w:sz w:val="19"/>
         </w:rPr>
         <w:t>- 출력: 햅틱 · 음성 안내 · 차량 간 직접 통신(V2V) 알림 (반경 200m)</w:t>
       </w:r>
     </w:p>
     <w:p>
       <w:pPr>
-        <w:spacing w:after="20" w:line="300" w:lineRule="auto"/>
+        <w:spacing w:after="0" w:line="264" w:lineRule="auto"/>
         <w:ind w:left="170"/>
       </w:pPr>
       <w:r>
         <w:rPr>
           <w:rFonts w:ascii="맑은 고딕" w:hAnsi="맑은 고딕" w:eastAsia="맑은 고딕"/>
           <w:b/>
-          <w:sz w:val="20"/>
+          <w:sz w:val="19"/>
         </w:rPr>
         <w:t>○ 활용 공공데이터 및 보유기관</w:t>
       </w:r>
@@ -527,26 +412,26 @@
         <w:tblLook w:firstColumn="1" w:firstRow="1" w:lastColumn="0" w:lastRow="0" w:noHBand="0" w:noVBand="1" w:val="04A0"/>
       </w:tblPr>
       <w:tblGrid>
-        <w:gridCol w:w="3249"/>
-        <w:gridCol w:w="3249"/>
-        <w:gridCol w:w="3249"/>
+        <w:gridCol w:w="3400"/>
+        <w:gridCol w:w="3400"/>
+        <w:gridCol w:w="3400"/>
       </w:tblGrid>
       <w:tr>
         <w:tc>
           <w:tcPr>
-            <w:tcW w:type="dxa" w:w="3249"/>
+            <w:tcW w:type="dxa" w:w="3400"/>
             <w:shd w:fill="D9E1F2"/>
             <w:vAlign w:val="center"/>
           </w:tcPr>
           <w:p>
             <w:pPr>
-              <w:spacing w:before="20" w:after="20" w:line="264" w:lineRule="auto"/>
+              <w:spacing w:before="0" w:after="0" w:line="240" w:lineRule="auto"/>
             </w:pPr>
             <w:r>
               <w:rPr>
                 <w:rFonts w:ascii="맑은 고딕" w:hAnsi="맑은 고딕" w:eastAsia="맑은 고딕"/>
                 <w:b/>
-                <w:sz w:val="18"/>
+                <w:sz w:val="17"/>
               </w:rPr>
               <w:t>구분</w:t>
             </w:r>
@@ -554,19 +439,19 @@
         </w:tc>
         <w:tc>
           <w:tcPr>
-            <w:tcW w:type="dxa" w:w="3249"/>
+            <w:tcW w:type="dxa" w:w="3400"/>
             <w:shd w:fill="D9E1F2"/>
             <w:vAlign w:val="center"/>
           </w:tcPr>
           <w:p>
             <w:pPr>
-              <w:spacing w:before="20" w:after="20" w:line="264" w:lineRule="auto"/>
+              <w:spacing w:before="0" w:after="0" w:line="240" w:lineRule="auto"/>
             </w:pPr>
             <w:r>
               <w:rPr>
                 <w:rFonts w:ascii="맑은 고딕" w:hAnsi="맑은 고딕" w:eastAsia="맑은 고딕"/>
                 <w:b/>
-                <w:sz w:val="18"/>
+                <w:sz w:val="17"/>
               </w:rPr>
               <w:t>보유기관 · 데이터</w:t>
             </w:r>
@@ -574,19 +459,19 @@
         </w:tc>
         <w:tc>
           <w:tcPr>
-            <w:tcW w:type="dxa" w:w="3249"/>
+            <w:tcW w:type="dxa" w:w="3400"/>
             <w:shd w:fill="D9E1F2"/>
             <w:vAlign w:val="center"/>
           </w:tcPr>
           <w:p>
             <w:pPr>
-              <w:spacing w:before="20" w:after="20" w:line="264" w:lineRule="auto"/>
+              <w:spacing w:before="0" w:after="0" w:line="240" w:lineRule="auto"/>
             </w:pPr>
             <w:r>
               <w:rPr>
                 <w:rFonts w:ascii="맑은 고딕" w:hAnsi="맑은 고딕" w:eastAsia="맑은 고딕"/>
                 <w:b/>
-                <w:sz w:val="18"/>
+                <w:sz w:val="17"/>
               </w:rPr>
               <w:t>활용 / 가중치</w:t>
             </w:r>
@@ -596,18 +481,18 @@
       <w:tr>
         <w:tc>
           <w:tcPr>
-            <w:tcW w:type="dxa" w:w="3249"/>
+            <w:tcW w:type="dxa" w:w="3400"/>
             <w:vAlign w:val="center"/>
           </w:tcPr>
           <w:p>
             <w:pPr>
-              <w:spacing w:before="20" w:after="20" w:line="264" w:lineRule="auto"/>
+              <w:spacing w:before="0" w:after="0" w:line="240" w:lineRule="auto"/>
             </w:pPr>
             <w:r>
               <w:rPr>
                 <w:rFonts w:ascii="맑은 고딕" w:hAnsi="맑은 고딕" w:eastAsia="맑은 고딕"/>
                 <w:b w:val="0"/>
-                <w:sz w:val="18"/>
+                <w:sz w:val="17"/>
               </w:rPr>
               <w:t>주관기관</w:t>
             </w:r>
@@ -615,18 +500,18 @@
         </w:tc>
         <w:tc>
           <w:tcPr>
-            <w:tcW w:type="dxa" w:w="3249"/>
+            <w:tcW w:type="dxa" w:w="3400"/>
             <w:vAlign w:val="center"/>
           </w:tcPr>
           <w:p>
             <w:pPr>
-              <w:spacing w:before="20" w:after="20" w:line="264" w:lineRule="auto"/>
+              <w:spacing w:before="0" w:after="0" w:line="240" w:lineRule="auto"/>
             </w:pPr>
             <w:r>
               <w:rPr>
                 <w:rFonts w:ascii="맑은 고딕" w:hAnsi="맑은 고딕" w:eastAsia="맑은 고딕"/>
                 <w:b w:val="0"/>
-                <w:sz w:val="18"/>
+                <w:sz w:val="17"/>
               </w:rPr>
               <w:t>한국도로공사 · VDS · 돌발 · 노면(RWIS) · 도로 노후도</w:t>
             </w:r>
@@ -634,18 +519,18 @@
         </w:tc>
         <w:tc>
           <w:tcPr>
-            <w:tcW w:type="dxa" w:w="3249"/>
+            <w:tcW w:type="dxa" w:w="3400"/>
             <w:vAlign w:val="center"/>
           </w:tcPr>
           <w:p>
             <w:pPr>
-              <w:spacing w:before="20" w:after="20" w:line="264" w:lineRule="auto"/>
+              <w:spacing w:before="0" w:after="0" w:line="240" w:lineRule="auto"/>
             </w:pPr>
             <w:r>
               <w:rPr>
                 <w:rFonts w:ascii="맑은 고딕" w:hAnsi="맑은 고딕" w:eastAsia="맑은 고딕"/>
                 <w:b w:val="0"/>
-                <w:sz w:val="18"/>
+                <w:sz w:val="17"/>
               </w:rPr>
               <w:t>교통 흐름 · 노면 결빙 +0.35 · 노후 +0.10</w:t>
             </w:r>
@@ -655,18 +540,18 @@
       <w:tr>
         <w:tc>
           <w:tcPr>
-            <w:tcW w:type="dxa" w:w="3249"/>
+            <w:tcW w:type="dxa" w:w="3400"/>
             <w:vAlign w:val="center"/>
           </w:tcPr>
           <w:p>
             <w:pPr>
-              <w:spacing w:before="20" w:after="20" w:line="264" w:lineRule="auto"/>
+              <w:spacing w:before="0" w:after="0" w:line="240" w:lineRule="auto"/>
             </w:pPr>
             <w:r>
               <w:rPr>
                 <w:rFonts w:ascii="맑은 고딕" w:hAnsi="맑은 고딕" w:eastAsia="맑은 고딕"/>
                 <w:b w:val="0"/>
-                <w:sz w:val="18"/>
+                <w:sz w:val="17"/>
               </w:rPr>
               <w:t>주관기관</w:t>
             </w:r>
@@ -674,18 +559,18 @@
         </w:tc>
         <w:tc>
           <w:tcPr>
-            <w:tcW w:type="dxa" w:w="3249"/>
+            <w:tcW w:type="dxa" w:w="3400"/>
             <w:vAlign w:val="center"/>
           </w:tcPr>
           <w:p>
             <w:pPr>
-              <w:spacing w:before="20" w:after="20" w:line="264" w:lineRule="auto"/>
+              <w:spacing w:before="0" w:after="0" w:line="240" w:lineRule="auto"/>
             </w:pPr>
             <w:r>
               <w:rPr>
                 <w:rFonts w:ascii="맑은 고딕" w:hAnsi="맑은 고딕" w:eastAsia="맑은 고딕"/>
                 <w:b w:val="0"/>
-                <w:sz w:val="18"/>
+                <w:sz w:val="17"/>
               </w:rPr>
               <w:t>한국교통안전공단 · 자동차검사 · DTG · V2X 자율주행 허브</w:t>
             </w:r>
@@ -693,18 +578,18 @@
         </w:tc>
         <w:tc>
           <w:tcPr>
-            <w:tcW w:type="dxa" w:w="3249"/>
+            <w:tcW w:type="dxa" w:w="3400"/>
             <w:vAlign w:val="center"/>
           </w:tcPr>
           <w:p>
             <w:pPr>
-              <w:spacing w:before="20" w:after="20" w:line="264" w:lineRule="auto"/>
+              <w:spacing w:before="0" w:after="0" w:line="240" w:lineRule="auto"/>
             </w:pPr>
             <w:r>
               <w:rPr>
                 <w:rFonts w:ascii="맑은 고딕" w:hAnsi="맑은 고딕" w:eastAsia="맑은 고딕"/>
                 <w:b w:val="0"/>
-                <w:sz w:val="18"/>
+                <w:sz w:val="17"/>
               </w:rPr>
               <w:t>구별 부적합률 · 사업용 위험운전 +0.10</w:t>
             </w:r>
@@ -714,18 +599,18 @@
       <w:tr>
         <w:tc>
           <w:tcPr>
-            <w:tcW w:type="dxa" w:w="3249"/>
+            <w:tcW w:type="dxa" w:w="3400"/>
             <w:vAlign w:val="center"/>
           </w:tcPr>
           <w:p>
             <w:pPr>
-              <w:spacing w:before="20" w:after="20" w:line="264" w:lineRule="auto"/>
+              <w:spacing w:before="0" w:after="0" w:line="240" w:lineRule="auto"/>
             </w:pPr>
             <w:r>
               <w:rPr>
                 <w:rFonts w:ascii="맑은 고딕" w:hAnsi="맑은 고딕" w:eastAsia="맑은 고딕"/>
                 <w:b w:val="0"/>
-                <w:sz w:val="18"/>
+                <w:sz w:val="17"/>
               </w:rPr>
               <w:t>국내공공</w:t>
             </w:r>
@@ -733,18 +618,18 @@
         </w:tc>
         <w:tc>
           <w:tcPr>
-            <w:tcW w:type="dxa" w:w="3249"/>
+            <w:tcW w:type="dxa" w:w="3400"/>
             <w:vAlign w:val="center"/>
           </w:tcPr>
           <w:p>
             <w:pPr>
-              <w:spacing w:before="20" w:after="20" w:line="264" w:lineRule="auto"/>
+              <w:spacing w:before="0" w:after="0" w:line="240" w:lineRule="auto"/>
             </w:pPr>
             <w:r>
               <w:rPr>
                 <w:rFonts w:ascii="맑은 고딕" w:hAnsi="맑은 고딕" w:eastAsia="맑은 고딕"/>
                 <w:b w:val="0"/>
-                <w:sz w:val="18"/>
+                <w:sz w:val="17"/>
               </w:rPr>
               <w:t>도로교통공단 · 신호 위상 · TAAS · 보행자 다발 · 통학로</w:t>
             </w:r>
@@ -752,18 +637,18 @@
         </w:tc>
         <w:tc>
           <w:tcPr>
-            <w:tcW w:type="dxa" w:w="3249"/>
+            <w:tcW w:type="dxa" w:w="3400"/>
             <w:vAlign w:val="center"/>
           </w:tcPr>
           <w:p>
             <w:pPr>
-              <w:spacing w:before="20" w:after="20" w:line="264" w:lineRule="auto"/>
+              <w:spacing w:before="0" w:after="0" w:line="240" w:lineRule="auto"/>
             </w:pPr>
             <w:r>
               <w:rPr>
                 <w:rFonts w:ascii="맑은 고딕" w:hAnsi="맑은 고딕" w:eastAsia="맑은 고딕"/>
                 <w:b w:val="0"/>
-                <w:sz w:val="18"/>
+                <w:sz w:val="17"/>
               </w:rPr>
               <w:t>신호 가림 +0.55 · 보행자 prior +0.30</w:t>
             </w:r>
@@ -773,18 +658,18 @@
       <w:tr>
         <w:tc>
           <w:tcPr>
-            <w:tcW w:type="dxa" w:w="3249"/>
+            <w:tcW w:type="dxa" w:w="3400"/>
             <w:vAlign w:val="center"/>
           </w:tcPr>
           <w:p>
             <w:pPr>
-              <w:spacing w:before="20" w:after="20" w:line="264" w:lineRule="auto"/>
+              <w:spacing w:before="0" w:after="0" w:line="240" w:lineRule="auto"/>
             </w:pPr>
             <w:r>
               <w:rPr>
                 <w:rFonts w:ascii="맑은 고딕" w:hAnsi="맑은 고딕" w:eastAsia="맑은 고딕"/>
                 <w:b w:val="0"/>
-                <w:sz w:val="18"/>
+                <w:sz w:val="17"/>
               </w:rPr>
               <w:t>국내공공</w:t>
             </w:r>
@@ -792,18 +677,18 @@
         </w:tc>
         <w:tc>
           <w:tcPr>
-            <w:tcW w:type="dxa" w:w="3249"/>
+            <w:tcW w:type="dxa" w:w="3400"/>
             <w:vAlign w:val="center"/>
           </w:tcPr>
           <w:p>
             <w:pPr>
-              <w:spacing w:before="20" w:after="20" w:line="264" w:lineRule="auto"/>
+              <w:spacing w:before="0" w:after="0" w:line="240" w:lineRule="auto"/>
             </w:pPr>
             <w:r>
               <w:rPr>
                 <w:rFonts w:ascii="맑은 고딕" w:hAnsi="맑은 고딕" w:eastAsia="맑은 고딕"/>
                 <w:b w:val="0"/>
-                <w:sz w:val="18"/>
+                <w:sz w:val="17"/>
               </w:rPr>
               <w:t>국토교통부 · ITS 표준링크 · DSZ · 스쿨존/횡단보도 GIS</w:t>
             </w:r>
@@ -811,18 +696,18 @@
         </w:tc>
         <w:tc>
           <w:tcPr>
-            <w:tcW w:type="dxa" w:w="3249"/>
+            <w:tcW w:type="dxa" w:w="3400"/>
             <w:vAlign w:val="center"/>
           </w:tcPr>
           <w:p>
             <w:pPr>
-              <w:spacing w:before="20" w:after="20" w:line="264" w:lineRule="auto"/>
+              <w:spacing w:before="0" w:after="0" w:line="240" w:lineRule="auto"/>
             </w:pPr>
             <w:r>
               <w:rPr>
                 <w:rFonts w:ascii="맑은 고딕" w:hAnsi="맑은 고딕" w:eastAsia="맑은 고딕"/>
                 <w:b w:val="0"/>
-                <w:sz w:val="18"/>
+                <w:sz w:val="17"/>
               </w:rPr>
               <w:t>가명결합 k≥5 · 스쿨존 +0.62</w:t>
             </w:r>
@@ -832,18 +717,18 @@
       <w:tr>
         <w:tc>
           <w:tcPr>
-            <w:tcW w:type="dxa" w:w="3249"/>
+            <w:tcW w:type="dxa" w:w="3400"/>
             <w:vAlign w:val="center"/>
           </w:tcPr>
           <w:p>
             <w:pPr>
-              <w:spacing w:before="20" w:after="20" w:line="264" w:lineRule="auto"/>
+              <w:spacing w:before="0" w:after="0" w:line="240" w:lineRule="auto"/>
             </w:pPr>
             <w:r>
               <w:rPr>
                 <w:rFonts w:ascii="맑은 고딕" w:hAnsi="맑은 고딕" w:eastAsia="맑은 고딕"/>
                 <w:b w:val="0"/>
-                <w:sz w:val="18"/>
+                <w:sz w:val="17"/>
               </w:rPr>
               <w:t>국내공공</w:t>
             </w:r>
@@ -851,18 +736,18 @@
         </w:tc>
         <w:tc>
           <w:tcPr>
-            <w:tcW w:type="dxa" w:w="3249"/>
+            <w:tcW w:type="dxa" w:w="3400"/>
             <w:vAlign w:val="center"/>
           </w:tcPr>
           <w:p>
             <w:pPr>
-              <w:spacing w:before="20" w:after="20" w:line="264" w:lineRule="auto"/>
+              <w:spacing w:before="0" w:after="0" w:line="240" w:lineRule="auto"/>
             </w:pPr>
             <w:r>
               <w:rPr>
                 <w:rFonts w:ascii="맑은 고딕" w:hAnsi="맑은 고딕" w:eastAsia="맑은 고딕"/>
                 <w:b w:val="0"/>
-                <w:sz w:val="18"/>
+                <w:sz w:val="17"/>
               </w:rPr>
               <w:t>기상청 · 환경부 · 환경공단 · KMA · 결빙 · 미세먼지 · EV</w:t>
             </w:r>
@@ -870,18 +755,18 @@
         </w:tc>
         <w:tc>
           <w:tcPr>
-            <w:tcW w:type="dxa" w:w="3249"/>
+            <w:tcW w:type="dxa" w:w="3400"/>
             <w:vAlign w:val="center"/>
           </w:tcPr>
           <w:p>
             <w:pPr>
-              <w:spacing w:before="20" w:after="20" w:line="264" w:lineRule="auto"/>
+              <w:spacing w:before="0" w:after="0" w:line="240" w:lineRule="auto"/>
             </w:pPr>
             <w:r>
               <w:rPr>
                 <w:rFonts w:ascii="맑은 고딕" w:hAnsi="맑은 고딕" w:eastAsia="맑은 고딕"/>
                 <w:b w:val="0"/>
-                <w:sz w:val="18"/>
+                <w:sz w:val="17"/>
               </w:rPr>
               <w:t>우천 +0.18 · 블랙아이스 +0.32</w:t>
             </w:r>
@@ -891,18 +776,18 @@
       <w:tr>
         <w:tc>
           <w:tcPr>
-            <w:tcW w:type="dxa" w:w="3249"/>
+            <w:tcW w:type="dxa" w:w="3400"/>
             <w:vAlign w:val="center"/>
           </w:tcPr>
           <w:p>
             <w:pPr>
-              <w:spacing w:before="20" w:after="20" w:line="264" w:lineRule="auto"/>
+              <w:spacing w:before="0" w:after="0" w:line="240" w:lineRule="auto"/>
             </w:pPr>
             <w:r>
               <w:rPr>
                 <w:rFonts w:ascii="맑은 고딕" w:hAnsi="맑은 고딕" w:eastAsia="맑은 고딕"/>
                 <w:b w:val="0"/>
-                <w:sz w:val="18"/>
+                <w:sz w:val="17"/>
               </w:rPr>
               <w:t>국내공공</w:t>
             </w:r>
@@ -910,18 +795,18 @@
         </w:tc>
         <w:tc>
           <w:tcPr>
-            <w:tcW w:type="dxa" w:w="3249"/>
+            <w:tcW w:type="dxa" w:w="3400"/>
             <w:vAlign w:val="center"/>
           </w:tcPr>
           <w:p>
             <w:pPr>
-              <w:spacing w:before="20" w:after="20" w:line="264" w:lineRule="auto"/>
+              <w:spacing w:before="0" w:after="0" w:line="240" w:lineRule="auto"/>
             </w:pPr>
             <w:r>
               <w:rPr>
                 <w:rFonts w:ascii="맑은 고딕" w:hAnsi="맑은 고딕" w:eastAsia="맑은 고딕"/>
                 <w:b w:val="0"/>
-                <w:sz w:val="18"/>
+                <w:sz w:val="17"/>
               </w:rPr>
               <w:t>소방청 · 보건복지부 · 119 · E-Gen 응급실</w:t>
             </w:r>
@@ -929,18 +814,18 @@
         </w:tc>
         <w:tc>
           <w:tcPr>
-            <w:tcW w:type="dxa" w:w="3249"/>
+            <w:tcW w:type="dxa" w:w="3400"/>
             <w:vAlign w:val="center"/>
           </w:tcPr>
           <w:p>
             <w:pPr>
-              <w:spacing w:before="20" w:after="20" w:line="264" w:lineRule="auto"/>
+              <w:spacing w:before="0" w:after="0" w:line="240" w:lineRule="auto"/>
             </w:pPr>
             <w:r>
               <w:rPr>
                 <w:rFonts w:ascii="맑은 고딕" w:hAnsi="맑은 고딕" w:eastAsia="맑은 고딕"/>
                 <w:b w:val="0"/>
-                <w:sz w:val="18"/>
+                <w:sz w:val="17"/>
               </w:rPr>
               <w:t>골든타임 · 심각도 ×1.34</w:t>
             </w:r>
@@ -950,18 +835,18 @@
       <w:tr>
         <w:tc>
           <w:tcPr>
-            <w:tcW w:type="dxa" w:w="3249"/>
+            <w:tcW w:type="dxa" w:w="3400"/>
             <w:vAlign w:val="center"/>
           </w:tcPr>
           <w:p>
             <w:pPr>
-              <w:spacing w:before="20" w:after="20" w:line="264" w:lineRule="auto"/>
+              <w:spacing w:before="0" w:after="0" w:line="240" w:lineRule="auto"/>
             </w:pPr>
             <w:r>
               <w:rPr>
                 <w:rFonts w:ascii="맑은 고딕" w:hAnsi="맑은 고딕" w:eastAsia="맑은 고딕"/>
                 <w:b w:val="0"/>
-                <w:sz w:val="18"/>
+                <w:sz w:val="17"/>
               </w:rPr>
               <w:t>국내공공</w:t>
             </w:r>
@@ -969,18 +854,18 @@
         </w:tc>
         <w:tc>
           <w:tcPr>
-            <w:tcW w:type="dxa" w:w="3249"/>
+            <w:tcW w:type="dxa" w:w="3400"/>
             <w:vAlign w:val="center"/>
           </w:tcPr>
           <w:p>
             <w:pPr>
-              <w:spacing w:before="20" w:after="20" w:line="264" w:lineRule="auto"/>
+              <w:spacing w:before="0" w:after="0" w:line="240" w:lineRule="auto"/>
             </w:pPr>
             <w:r>
               <w:rPr>
                 <w:rFonts w:ascii="맑은 고딕" w:hAnsi="맑은 고딕" w:eastAsia="맑은 고딕"/>
                 <w:b w:val="0"/>
-                <w:sz w:val="18"/>
+                <w:sz w:val="17"/>
               </w:rPr>
               <w:t>경찰청 · 행안부 · 서울시 · 단속 CCTV · 노후 · 따릉이</w:t>
             </w:r>
@@ -988,18 +873,18 @@
         </w:tc>
         <w:tc>
           <w:tcPr>
-            <w:tcW w:type="dxa" w:w="3249"/>
+            <w:tcW w:type="dxa" w:w="3400"/>
             <w:vAlign w:val="center"/>
           </w:tcPr>
           <w:p>
             <w:pPr>
-              <w:spacing w:before="20" w:after="20" w:line="264" w:lineRule="auto"/>
+              <w:spacing w:before="0" w:after="0" w:line="240" w:lineRule="auto"/>
             </w:pPr>
             <w:r>
               <w:rPr>
                 <w:rFonts w:ascii="맑은 고딕" w:hAnsi="맑은 고딕" w:eastAsia="맑은 고딕"/>
                 <w:b w:val="0"/>
-                <w:sz w:val="18"/>
+                <w:sz w:val="17"/>
               </w:rPr>
               <w:t>단속 prior · 자전거 prior +0.22</w:t>
             </w:r>
@@ -1009,18 +894,18 @@
       <w:tr>
         <w:tc>
           <w:tcPr>
-            <w:tcW w:type="dxa" w:w="3249"/>
+            <w:tcW w:type="dxa" w:w="3400"/>
             <w:vAlign w:val="center"/>
           </w:tcPr>
           <w:p>
             <w:pPr>
-              <w:spacing w:before="20" w:after="20" w:line="264" w:lineRule="auto"/>
+              <w:spacing w:before="0" w:after="0" w:line="240" w:lineRule="auto"/>
             </w:pPr>
             <w:r>
               <w:rPr>
                 <w:rFonts w:ascii="맑은 고딕" w:hAnsi="맑은 고딕" w:eastAsia="맑은 고딕"/>
                 <w:b w:val="0"/>
-                <w:sz w:val="18"/>
+                <w:sz w:val="17"/>
               </w:rPr>
               <w:t>보조(no-key)</w:t>
             </w:r>
@@ -1028,18 +913,18 @@
         </w:tc>
         <w:tc>
           <w:tcPr>
-            <w:tcW w:type="dxa" w:w="3249"/>
+            <w:tcW w:type="dxa" w:w="3400"/>
             <w:vAlign w:val="center"/>
           </w:tcPr>
           <w:p>
             <w:pPr>
-              <w:spacing w:before="20" w:after="20" w:line="264" w:lineRule="auto"/>
+              <w:spacing w:before="0" w:after="0" w:line="240" w:lineRule="auto"/>
             </w:pPr>
             <w:r>
               <w:rPr>
                 <w:rFonts w:ascii="맑은 고딕" w:hAnsi="맑은 고딕" w:eastAsia="맑은 고딕"/>
                 <w:b w:val="0"/>
-                <w:sz w:val="18"/>
+                <w:sz w:val="17"/>
               </w:rPr>
               <w:t>USGS 지진 · OSM 철도건널목</w:t>
             </w:r>
@@ -1047,18 +932,18 @@
         </w:tc>
         <w:tc>
           <w:tcPr>
-            <w:tcW w:type="dxa" w:w="3249"/>
+            <w:tcW w:type="dxa" w:w="3400"/>
             <w:vAlign w:val="center"/>
           </w:tcPr>
           <w:p>
             <w:pPr>
-              <w:spacing w:before="20" w:after="20" w:line="264" w:lineRule="auto"/>
+              <w:spacing w:before="0" w:after="0" w:line="240" w:lineRule="auto"/>
             </w:pPr>
             <w:r>
               <w:rPr>
                 <w:rFonts w:ascii="맑은 고딕" w:hAnsi="맑은 고딕" w:eastAsia="맑은 고딕"/>
                 <w:b w:val="0"/>
-                <w:sz w:val="18"/>
+                <w:sz w:val="17"/>
               </w:rPr>
               <w:t>터널/교량 +0.02 · 건널목 +0.10</w:t>
             </w:r>
@@ -1068,131 +953,71 @@
     </w:tbl>
     <w:p>
       <w:pPr>
-        <w:spacing w:after="40" w:line="276" w:lineRule="auto"/>
-        <w:ind w:left="454"/>
+        <w:spacing w:after="0" w:line="252" w:lineRule="auto"/>
+        <w:ind w:left="397"/>
       </w:pPr>
       <w:r>
         <w:rPr>
           <w:rFonts w:ascii="맑은 고딕" w:hAnsi="맑은 고딕" w:eastAsia="맑은 고딕"/>
           <w:b w:val="0"/>
           <w:color w:val="707070"/>
-          <w:sz w:val="17"/>
+          <w:sz w:val="16"/>
         </w:rPr>
         <w:t>※ 공공데이터포털(data.go.kr) 인증키 발급 + 글로벌 오픈데이터(USGS, OSM) 활용</w:t>
       </w:r>
     </w:p>
     <w:p>
       <w:pPr>
-        <w:spacing w:after="20" w:line="300" w:lineRule="auto"/>
+        <w:spacing w:after="0" w:line="264" w:lineRule="auto"/>
         <w:ind w:left="170"/>
       </w:pPr>
       <w:r>
         <w:rPr>
           <w:rFonts w:ascii="맑은 고딕" w:hAnsi="맑은 고딕" w:eastAsia="맑은 고딕"/>
           <w:b/>
-          <w:sz w:val="20"/>
+          <w:sz w:val="19"/>
         </w:rPr>
         <w:t>○ AI 활용 (학습도구 + 분석도구 가점)</w:t>
       </w:r>
     </w:p>
     <w:p>
       <w:pPr>
-        <w:spacing w:after="0" w:line="300" w:lineRule="auto"/>
-        <w:ind w:left="454"/>
+        <w:spacing w:after="0" w:line="264" w:lineRule="auto"/>
+        <w:ind w:left="397"/>
       </w:pPr>
       <w:r>
         <w:rPr>
           <w:rFonts w:ascii="맑은 고딕" w:hAnsi="맑은 고딕" w:eastAsia="맑은 고딕"/>
           <w:b w:val="0"/>
-          <w:sz w:val="20"/>
+          <w:sz w:val="19"/>
         </w:rPr>
-        <w:t>- AI 학습도구: 자체 학습 위험 추정 Transformer 모델</w:t>
+        <w:t>- 학습도구: PyTorch 자체 학습 Transformer (AUC 0.9403 · 278KB 단말 임베드)</w:t>
       </w:r>
     </w:p>
     <w:p>
       <w:pPr>
-        <w:spacing w:after="0" w:line="300" w:lineRule="auto"/>
-        <w:ind w:left="794"/>
+        <w:spacing w:after="0" w:line="264" w:lineRule="auto"/>
+        <w:ind w:left="397"/>
       </w:pPr>
       <w:r>
         <w:rPr>
           <w:rFonts w:ascii="맑은 고딕" w:hAnsi="맑은 고딕" w:eastAsia="맑은 고딕"/>
           <w:b w:val="0"/>
-          <w:color w:val="555555"/>
           <w:sz w:val="19"/>
         </w:rPr>
-        <w:t>· PyTorch · AUC 0.9403 · F1 0.9412 · 정밀도 0.9441 · 재현율 0.9384</w:t>
+        <w:t>- 분석도구: Google ML Kit (객체 검출 + 400+ 카테고리 라벨링)</w:t>
       </w:r>
     </w:p>
     <w:p>
       <w:pPr>
-        <w:spacing w:after="0" w:line="300" w:lineRule="auto"/>
-        <w:ind w:left="794"/>
-      </w:pPr>
-      <w:r>
-        <w:rPr>
-          <w:rFonts w:ascii="맑은 고딕" w:hAnsi="맑은 고딕" w:eastAsia="맑은 고딕"/>
-          <w:b w:val="0"/>
-          <w:color w:val="555555"/>
-          <w:sz w:val="19"/>
-        </w:rPr>
-        <w:t>· 학습 샘플 10,000건 · 15 epoch · 모델 크기 278KB (단말 임베드)</w:t>
-      </w:r>
-    </w:p>
-    <w:p>
-      <w:pPr>
-        <w:spacing w:after="0" w:line="300" w:lineRule="auto"/>
-        <w:ind w:left="454"/>
-      </w:pPr>
-      <w:r>
-        <w:rPr>
-          <w:rFonts w:ascii="맑은 고딕" w:hAnsi="맑은 고딕" w:eastAsia="맑은 고딕"/>
-          <w:b w:val="0"/>
-          <w:sz w:val="20"/>
-        </w:rPr>
-        <w:t>- AI 분석도구: Google ML Kit (Object Detection + Image Labeling)</w:t>
-      </w:r>
-    </w:p>
-    <w:p>
-      <w:pPr>
-        <w:spacing w:after="0" w:line="300" w:lineRule="auto"/>
-        <w:ind w:left="794"/>
-      </w:pPr>
-      <w:r>
-        <w:rPr>
-          <w:rFonts w:ascii="맑은 고딕" w:hAnsi="맑은 고딕" w:eastAsia="맑은 고딕"/>
-          <w:b w:val="0"/>
-          <w:color w:val="555555"/>
-          <w:sz w:val="19"/>
-        </w:rPr>
-        <w:t>· 단말 on-device 객체 검출 · 400+ 카테고리 frame-level 라벨링</w:t>
-      </w:r>
-    </w:p>
-    <w:p>
-      <w:pPr>
-        <w:spacing w:after="40" w:line="276" w:lineRule="auto"/>
-        <w:ind w:left="454"/>
-      </w:pPr>
-      <w:r>
-        <w:rPr>
-          <w:rFonts w:ascii="맑은 고딕" w:hAnsi="맑은 고딕" w:eastAsia="맑은 고딕"/>
-          <w:b w:val="0"/>
-          <w:color w:val="707070"/>
-          <w:sz w:val="17"/>
-        </w:rPr>
-        <w:t>※ AI 활용 가점 증빙: 학습 메트릭 · 모델 카드 별첨</w:t>
-      </w:r>
-    </w:p>
-    <w:p>
-      <w:pPr>
-        <w:spacing w:after="20" w:line="300" w:lineRule="auto"/>
+        <w:spacing w:after="0" w:line="264" w:lineRule="auto"/>
         <w:ind w:left="170"/>
       </w:pPr>
       <w:r>
         <w:rPr>
           <w:rFonts w:ascii="맑은 고딕" w:hAnsi="맑은 고딕" w:eastAsia="맑은 고딕"/>
           <w:b/>
-          <w:sz w:val="20"/>
+          <w:sz w:val="19"/>
         </w:rPr>
         <w:t>○ 기존 솔루션 대비 차별점 (한국 특화 5종)</w:t>
       </w:r>
@@ -1204,26 +1029,26 @@
         <w:tblLook w:firstColumn="1" w:firstRow="1" w:lastColumn="0" w:lastRow="0" w:noHBand="0" w:noVBand="1" w:val="04A0"/>
       </w:tblPr>
       <w:tblGrid>
-        <w:gridCol w:w="3249"/>
-        <w:gridCol w:w="3249"/>
-        <w:gridCol w:w="3249"/>
+        <w:gridCol w:w="3400"/>
+        <w:gridCol w:w="3400"/>
+        <w:gridCol w:w="3400"/>
       </w:tblGrid>
       <w:tr>
         <w:tc>
           <w:tcPr>
-            <w:tcW w:type="dxa" w:w="3249"/>
+            <w:tcW w:type="dxa" w:w="3400"/>
             <w:shd w:fill="D9E1F2"/>
             <w:vAlign w:val="center"/>
           </w:tcPr>
           <w:p>
             <w:pPr>
-              <w:spacing w:before="20" w:after="20" w:line="264" w:lineRule="auto"/>
+              <w:spacing w:before="0" w:after="0" w:line="240" w:lineRule="auto"/>
             </w:pPr>
             <w:r>
               <w:rPr>
                 <w:rFonts w:ascii="맑은 고딕" w:hAnsi="맑은 고딕" w:eastAsia="맑은 고딕"/>
                 <w:b/>
-                <w:sz w:val="18"/>
+                <w:sz w:val="17"/>
               </w:rPr>
               <w:t>항목</w:t>
             </w:r>
@@ -1231,19 +1056,19 @@
         </w:tc>
         <w:tc>
           <w:tcPr>
-            <w:tcW w:type="dxa" w:w="3249"/>
+            <w:tcW w:type="dxa" w:w="3400"/>
             <w:shd w:fill="D9E1F2"/>
             <w:vAlign w:val="center"/>
           </w:tcPr>
           <w:p>
             <w:pPr>
-              <w:spacing w:before="20" w:after="20" w:line="264" w:lineRule="auto"/>
+              <w:spacing w:before="0" w:after="0" w:line="240" w:lineRule="auto"/>
             </w:pPr>
             <w:r>
               <w:rPr>
                 <w:rFonts w:ascii="맑은 고딕" w:hAnsi="맑은 고딕" w:eastAsia="맑은 고딕"/>
                 <w:b/>
-                <w:sz w:val="18"/>
+                <w:sz w:val="17"/>
               </w:rPr>
               <w:t>Tesla FSD 등 글로벌 솔루션</w:t>
             </w:r>
@@ -1251,19 +1076,19 @@
         </w:tc>
         <w:tc>
           <w:tcPr>
-            <w:tcW w:type="dxa" w:w="3249"/>
+            <w:tcW w:type="dxa" w:w="3400"/>
             <w:shd w:fill="D9E1F2"/>
             <w:vAlign w:val="center"/>
           </w:tcPr>
           <w:p>
             <w:pPr>
-              <w:spacing w:before="20" w:after="20" w:line="264" w:lineRule="auto"/>
+              <w:spacing w:before="0" w:after="0" w:line="240" w:lineRule="auto"/>
             </w:pPr>
             <w:r>
               <w:rPr>
                 <w:rFonts w:ascii="맑은 고딕" w:hAnsi="맑은 고딕" w:eastAsia="맑은 고딕"/>
                 <w:b/>
-                <w:sz w:val="18"/>
+                <w:sz w:val="17"/>
               </w:rPr>
               <w:t>AuraView K-Perception</w:t>
             </w:r>
@@ -1273,18 +1098,18 @@
       <w:tr>
         <w:tc>
           <w:tcPr>
-            <w:tcW w:type="dxa" w:w="3249"/>
+            <w:tcW w:type="dxa" w:w="3400"/>
             <w:vAlign w:val="center"/>
           </w:tcPr>
           <w:p>
             <w:pPr>
-              <w:spacing w:before="20" w:after="20" w:line="264" w:lineRule="auto"/>
+              <w:spacing w:before="0" w:after="0" w:line="240" w:lineRule="auto"/>
             </w:pPr>
             <w:r>
               <w:rPr>
                 <w:rFonts w:ascii="맑은 고딕" w:hAnsi="맑은 고딕" w:eastAsia="맑은 고딕"/>
                 <w:b w:val="0"/>
-                <w:sz w:val="18"/>
+                <w:sz w:val="17"/>
               </w:rPr>
               <w:t>차량 간 협업</w:t>
             </w:r>
@@ -1292,18 +1117,18 @@
         </w:tc>
         <w:tc>
           <w:tcPr>
-            <w:tcW w:type="dxa" w:w="3249"/>
+            <w:tcW w:type="dxa" w:w="3400"/>
             <w:vAlign w:val="center"/>
           </w:tcPr>
           <w:p>
             <w:pPr>
-              <w:spacing w:before="20" w:after="20" w:line="264" w:lineRule="auto"/>
+              <w:spacing w:before="0" w:after="0" w:line="240" w:lineRule="auto"/>
             </w:pPr>
             <w:r>
               <w:rPr>
                 <w:rFonts w:ascii="맑은 고딕" w:hAnsi="맑은 고딕" w:eastAsia="맑은 고딕"/>
                 <w:b w:val="0"/>
-                <w:sz w:val="18"/>
+                <w:sz w:val="17"/>
               </w:rPr>
               <w:t>자기 차량 시점만 인지</w:t>
             </w:r>
@@ -1311,18 +1136,18 @@
         </w:tc>
         <w:tc>
           <w:tcPr>
-            <w:tcW w:type="dxa" w:w="3249"/>
+            <w:tcW w:type="dxa" w:w="3400"/>
             <w:vAlign w:val="center"/>
           </w:tcPr>
           <w:p>
             <w:pPr>
-              <w:spacing w:before="20" w:after="20" w:line="264" w:lineRule="auto"/>
+              <w:spacing w:before="0" w:after="0" w:line="240" w:lineRule="auto"/>
             </w:pPr>
             <w:r>
               <w:rPr>
                 <w:rFonts w:ascii="맑은 고딕" w:hAnsi="맑은 고딕" w:eastAsia="맑은 고딕"/>
                 <w:b w:val="0"/>
-                <w:sz w:val="18"/>
+                <w:sz w:val="17"/>
               </w:rPr>
               <w:t>V2V Cross-Vehicle (heading 130° 이상 가중)</w:t>
             </w:r>
@@ -1332,18 +1157,18 @@
       <w:tr>
         <w:tc>
           <w:tcPr>
-            <w:tcW w:type="dxa" w:w="3249"/>
+            <w:tcW w:type="dxa" w:w="3400"/>
             <w:vAlign w:val="center"/>
           </w:tcPr>
           <w:p>
             <w:pPr>
-              <w:spacing w:before="20" w:after="20" w:line="264" w:lineRule="auto"/>
+              <w:spacing w:before="0" w:after="0" w:line="240" w:lineRule="auto"/>
             </w:pPr>
             <w:r>
               <w:rPr>
                 <w:rFonts w:ascii="맑은 고딕" w:hAnsi="맑은 고딕" w:eastAsia="맑은 고딕"/>
                 <w:b w:val="0"/>
-                <w:sz w:val="18"/>
+                <w:sz w:val="17"/>
               </w:rPr>
               <w:t>정류장 prior</w:t>
             </w:r>
@@ -1351,18 +1176,18 @@
         </w:tc>
         <w:tc>
           <w:tcPr>
-            <w:tcW w:type="dxa" w:w="3249"/>
+            <w:tcW w:type="dxa" w:w="3400"/>
             <w:vAlign w:val="center"/>
           </w:tcPr>
           <w:p>
             <w:pPr>
-              <w:spacing w:before="20" w:after="20" w:line="264" w:lineRule="auto"/>
+              <w:spacing w:before="0" w:after="0" w:line="240" w:lineRule="auto"/>
             </w:pPr>
             <w:r>
               <w:rPr>
                 <w:rFonts w:ascii="맑은 고딕" w:hAnsi="맑은 고딕" w:eastAsia="맑은 고딕"/>
                 <w:b w:val="0"/>
-                <w:sz w:val="18"/>
+                <w:sz w:val="17"/>
               </w:rPr>
               <w:t>보행자 일반 분류만</w:t>
             </w:r>
@@ -1370,18 +1195,18 @@
         </w:tc>
         <w:tc>
           <w:tcPr>
-            <w:tcW w:type="dxa" w:w="3249"/>
+            <w:tcW w:type="dxa" w:w="3400"/>
             <w:vAlign w:val="center"/>
           </w:tcPr>
           <w:p>
             <w:pPr>
-              <w:spacing w:before="20" w:after="20" w:line="264" w:lineRule="auto"/>
+              <w:spacing w:before="0" w:after="0" w:line="240" w:lineRule="auto"/>
             </w:pPr>
             <w:r>
               <w:rPr>
                 <w:rFonts w:ascii="맑은 고딕" w:hAnsi="맑은 고딕" w:eastAsia="맑은 고딕"/>
                 <w:b w:val="0"/>
-                <w:sz w:val="18"/>
+                <w:sz w:val="17"/>
               </w:rPr>
               <w:t>Bus-Aware (정차/주행 보행자 prior +0.55)</w:t>
             </w:r>
@@ -1391,18 +1216,18 @@
       <w:tr>
         <w:tc>
           <w:tcPr>
-            <w:tcW w:type="dxa" w:w="3249"/>
+            <w:tcW w:type="dxa" w:w="3400"/>
             <w:vAlign w:val="center"/>
           </w:tcPr>
           <w:p>
             <w:pPr>
-              <w:spacing w:before="20" w:after="20" w:line="264" w:lineRule="auto"/>
+              <w:spacing w:before="0" w:after="0" w:line="240" w:lineRule="auto"/>
             </w:pPr>
             <w:r>
               <w:rPr>
                 <w:rFonts w:ascii="맑은 고딕" w:hAnsi="맑은 고딕" w:eastAsia="맑은 고딕"/>
                 <w:b w:val="0"/>
-                <w:sz w:val="18"/>
+                <w:sz w:val="17"/>
               </w:rPr>
               <w:t>마주오는 차로</w:t>
             </w:r>
@@ -1410,18 +1235,18 @@
         </w:tc>
         <w:tc>
           <w:tcPr>
-            <w:tcW w:type="dxa" w:w="3249"/>
+            <w:tcW w:type="dxa" w:w="3400"/>
             <w:vAlign w:val="center"/>
           </w:tcPr>
           <w:p>
             <w:pPr>
-              <w:spacing w:before="20" w:after="20" w:line="264" w:lineRule="auto"/>
+              <w:spacing w:before="0" w:after="0" w:line="240" w:lineRule="auto"/>
             </w:pPr>
             <w:r>
               <w:rPr>
                 <w:rFonts w:ascii="맑은 고딕" w:hAnsi="맑은 고딕" w:eastAsia="맑은 고딕"/>
                 <w:b w:val="0"/>
-                <w:sz w:val="18"/>
+                <w:sz w:val="17"/>
               </w:rPr>
               <w:t>단방향 차로 모델</w:t>
             </w:r>
@@ -1429,18 +1254,18 @@
         </w:tc>
         <w:tc>
           <w:tcPr>
-            <w:tcW w:type="dxa" w:w="3249"/>
+            <w:tcW w:type="dxa" w:w="3400"/>
             <w:vAlign w:val="center"/>
           </w:tcPr>
           <w:p>
             <w:pPr>
-              <w:spacing w:before="20" w:after="20" w:line="264" w:lineRule="auto"/>
+              <w:spacing w:before="0" w:after="0" w:line="240" w:lineRule="auto"/>
             </w:pPr>
             <w:r>
               <w:rPr>
                 <w:rFonts w:ascii="맑은 고딕" w:hAnsi="맑은 고딕" w:eastAsia="맑은 고딕"/>
                 <w:b w:val="0"/>
-                <w:sz w:val="18"/>
+                <w:sz w:val="17"/>
               </w:rPr>
               <w:t>Bidirectional + VDS 비대칭 분석</w:t>
             </w:r>
@@ -1450,18 +1275,18 @@
       <w:tr>
         <w:tc>
           <w:tcPr>
-            <w:tcW w:type="dxa" w:w="3249"/>
+            <w:tcW w:type="dxa" w:w="3400"/>
             <w:vAlign w:val="center"/>
           </w:tcPr>
           <w:p>
             <w:pPr>
-              <w:spacing w:before="20" w:after="20" w:line="264" w:lineRule="auto"/>
+              <w:spacing w:before="0" w:after="0" w:line="240" w:lineRule="auto"/>
             </w:pPr>
             <w:r>
               <w:rPr>
                 <w:rFonts w:ascii="맑은 고딕" w:hAnsi="맑은 고딕" w:eastAsia="맑은 고딕"/>
                 <w:b w:val="0"/>
-                <w:sz w:val="18"/>
+                <w:sz w:val="17"/>
               </w:rPr>
               <w:t>공공 신호 결합</w:t>
             </w:r>
@@ -1469,18 +1294,18 @@
         </w:tc>
         <w:tc>
           <w:tcPr>
-            <w:tcW w:type="dxa" w:w="3249"/>
+            <w:tcW w:type="dxa" w:w="3400"/>
             <w:vAlign w:val="center"/>
           </w:tcPr>
           <w:p>
             <w:pPr>
-              <w:spacing w:before="20" w:after="20" w:line="264" w:lineRule="auto"/>
+              <w:spacing w:before="0" w:after="0" w:line="240" w:lineRule="auto"/>
             </w:pPr>
             <w:r>
               <w:rPr>
                 <w:rFonts w:ascii="맑은 고딕" w:hAnsi="맑은 고딕" w:eastAsia="맑은 고딕"/>
                 <w:b w:val="0"/>
-                <w:sz w:val="18"/>
+                <w:sz w:val="17"/>
               </w:rPr>
               <w:t>vision-only 신호 인식</w:t>
             </w:r>
@@ -1488,18 +1313,18 @@
         </w:tc>
         <w:tc>
           <w:tcPr>
-            <w:tcW w:type="dxa" w:w="3249"/>
+            <w:tcW w:type="dxa" w:w="3400"/>
             <w:vAlign w:val="center"/>
           </w:tcPr>
           <w:p>
             <w:pPr>
-              <w:spacing w:before="20" w:after="20" w:line="264" w:lineRule="auto"/>
+              <w:spacing w:before="0" w:after="0" w:line="240" w:lineRule="auto"/>
             </w:pPr>
             <w:r>
               <w:rPr>
                 <w:rFonts w:ascii="맑은 고딕" w:hAnsi="맑은 고딕" w:eastAsia="맑은 고딕"/>
                 <w:b w:val="0"/>
-                <w:sz w:val="18"/>
+                <w:sz w:val="17"/>
               </w:rPr>
               <w:t>도로교통공단 신호 API + ITS 직접 결합</w:t>
             </w:r>
@@ -1509,18 +1334,18 @@
       <w:tr>
         <w:tc>
           <w:tcPr>
-            <w:tcW w:type="dxa" w:w="3249"/>
+            <w:tcW w:type="dxa" w:w="3400"/>
             <w:vAlign w:val="center"/>
           </w:tcPr>
           <w:p>
             <w:pPr>
-              <w:spacing w:before="20" w:after="20" w:line="264" w:lineRule="auto"/>
+              <w:spacing w:before="0" w:after="0" w:line="240" w:lineRule="auto"/>
             </w:pPr>
             <w:r>
               <w:rPr>
                 <w:rFonts w:ascii="맑은 고딕" w:hAnsi="맑은 고딕" w:eastAsia="맑은 고딕"/>
                 <w:b w:val="0"/>
-                <w:sz w:val="18"/>
+                <w:sz w:val="17"/>
               </w:rPr>
               <w:t>정책 환원</w:t>
             </w:r>
@@ -1528,18 +1353,18 @@
         </w:tc>
         <w:tc>
           <w:tcPr>
-            <w:tcW w:type="dxa" w:w="3249"/>
+            <w:tcW w:type="dxa" w:w="3400"/>
             <w:vAlign w:val="center"/>
           </w:tcPr>
           <w:p>
             <w:pPr>
-              <w:spacing w:before="20" w:after="20" w:line="264" w:lineRule="auto"/>
+              <w:spacing w:before="0" w:after="0" w:line="240" w:lineRule="auto"/>
             </w:pPr>
             <w:r>
               <w:rPr>
                 <w:rFonts w:ascii="맑은 고딕" w:hAnsi="맑은 고딕" w:eastAsia="맑은 고딕"/>
                 <w:b w:val="0"/>
-                <w:sz w:val="18"/>
+                <w:sz w:val="17"/>
               </w:rPr>
               <w:t>내부 데이터 폐쇄</w:t>
             </w:r>
@@ -1547,18 +1372,18 @@
         </w:tc>
         <w:tc>
           <w:tcPr>
-            <w:tcW w:type="dxa" w:w="3249"/>
+            <w:tcW w:type="dxa" w:w="3400"/>
             <w:vAlign w:val="center"/>
           </w:tcPr>
           <w:p>
             <w:pPr>
-              <w:spacing w:before="20" w:after="20" w:line="264" w:lineRule="auto"/>
+              <w:spacing w:before="0" w:after="0" w:line="240" w:lineRule="auto"/>
             </w:pPr>
             <w:r>
               <w:rPr>
                 <w:rFonts w:ascii="맑은 고딕" w:hAnsi="맑은 고딕" w:eastAsia="맑은 고딕"/>
                 <w:b w:val="0"/>
-                <w:sz w:val="18"/>
+                <w:sz w:val="17"/>
               </w:rPr>
               <w:t>위험 교차로 Top-N 자동 리포트 + DSZ 결합</w:t>
             </w:r>
@@ -1568,324 +1393,212 @@
     </w:tbl>
     <w:p>
       <w:pPr>
-        <w:spacing w:after="20" w:line="300" w:lineRule="auto"/>
+        <w:spacing w:after="0" w:line="264" w:lineRule="auto"/>
         <w:ind w:left="170"/>
       </w:pPr>
       <w:r>
         <w:rPr>
           <w:rFonts w:ascii="맑은 고딕" w:hAnsi="맑은 고딕" w:eastAsia="맑은 고딕"/>
           <w:b/>
-          <w:sz w:val="20"/>
+          <w:sz w:val="19"/>
         </w:rPr>
-        <w:t>○ 가명결합 및 안심구역 활용 (가점 항목)</w:t>
+        <w:t>○ 가명결합·DSZ 안심구역 활용 (가점 항목)</w:t>
       </w:r>
     </w:p>
     <w:p>
       <w:pPr>
-        <w:spacing w:after="0" w:line="300" w:lineRule="auto"/>
-        <w:ind w:left="454"/>
+        <w:spacing w:after="0" w:line="264" w:lineRule="auto"/>
+        <w:ind w:left="397"/>
       </w:pPr>
       <w:r>
         <w:rPr>
           <w:rFonts w:ascii="맑은 고딕" w:hAnsi="맑은 고딕" w:eastAsia="맑은 고딕"/>
           <w:b w:val="0"/>
-          <w:sz w:val="20"/>
+          <w:sz w:val="19"/>
         </w:rPr>
-        <w:t>- 가명화: HMAC-SHA256 적용 (개인정보보호법 28조의2)</w:t>
+        <w:t>- 가명화 HMAC-SHA256 + TAAS×VDS×신호 결합 k≥5 (개보법 28조의2)</w:t>
       </w:r>
     </w:p>
     <w:p>
       <w:pPr>
-        <w:spacing w:after="0" w:line="300" w:lineRule="auto"/>
-        <w:ind w:left="454"/>
+        <w:spacing w:after="0" w:line="264" w:lineRule="auto"/>
+        <w:ind w:left="397"/>
       </w:pPr>
       <w:r>
         <w:rPr>
           <w:rFonts w:ascii="맑은 고딕" w:hAnsi="맑은 고딕" w:eastAsia="맑은 고딕"/>
           <w:b w:val="0"/>
-          <w:sz w:val="20"/>
+          <w:sz w:val="19"/>
         </w:rPr>
-        <w:t>- 결합: TAAS 사고이력 × VDS 통행속도 × 신호 위상 (k≥5 익명성)</w:t>
+        <w:t>- DSZ 반입→결합→분석→반출 + SHA-256 감사 로그 (국토부 훈령 1456호)</w:t>
       </w:r>
     </w:p>
     <w:p>
       <w:pPr>
-        <w:spacing w:after="0" w:line="300" w:lineRule="auto"/>
-        <w:ind w:left="454"/>
-      </w:pPr>
-      <w:r>
-        <w:rPr>
-          <w:rFonts w:ascii="맑은 고딕" w:hAnsi="맑은 고딕" w:eastAsia="맑은 고딕"/>
-          <w:b w:val="0"/>
-          <w:sz w:val="20"/>
-        </w:rPr>
-        <w:t>- 안심구역(DSZ): 반입 → 결합 → 분석 → 반출 (국토교통부 훈령 1456호)</w:t>
-      </w:r>
-    </w:p>
-    <w:p>
-      <w:pPr>
-        <w:spacing w:after="0" w:line="300" w:lineRule="auto"/>
-        <w:ind w:left="454"/>
-      </w:pPr>
-      <w:r>
-        <w:rPr>
-          <w:rFonts w:ascii="맑은 고딕" w:hAnsi="맑은 고딕" w:eastAsia="맑은 고딕"/>
-          <w:b w:val="0"/>
-          <w:sz w:val="20"/>
-        </w:rPr>
-        <w:t>- 전 과정 SHA-256 해시 검증 및 감사 로그 자동 생성</w:t>
-      </w:r>
-    </w:p>
-    <w:p>
-      <w:pPr>
-        <w:spacing w:after="20" w:line="300" w:lineRule="auto"/>
+        <w:spacing w:after="0" w:line="264" w:lineRule="auto"/>
         <w:ind w:left="170"/>
       </w:pPr>
       <w:r>
         <w:rPr>
           <w:rFonts w:ascii="맑은 고딕" w:hAnsi="맑은 고딕" w:eastAsia="맑은 고딕"/>
           <w:b/>
-          <w:sz w:val="20"/>
+          <w:sz w:val="19"/>
         </w:rPr>
-        <w:t>○ 서비스 화면 구성 (UI/UX)</w:t>
+        <w:t>○ 서비스 화면 구성</w:t>
       </w:r>
     </w:p>
     <w:p>
       <w:pPr>
-        <w:spacing w:after="0" w:line="300" w:lineRule="auto"/>
-        <w:ind w:left="454"/>
+        <w:spacing w:after="0" w:line="264" w:lineRule="auto"/>
+        <w:ind w:left="397"/>
       </w:pPr>
       <w:r>
         <w:rPr>
           <w:rFonts w:ascii="맑은 고딕" w:hAnsi="맑은 고딕" w:eastAsia="맑은 고딕"/>
           <w:b w:val="0"/>
-          <w:sz w:val="20"/>
+          <w:sz w:val="19"/>
         </w:rPr>
-        <w:t>- 상단: 실시간 카메라 영상 + 검출 객체 표시 박스</w:t>
+        <w:t>- 상단 카메라 + 검출 박스 / 하단 위험 점수 + 4축 라이브 인디케이터</w:t>
       </w:r>
     </w:p>
     <w:p>
       <w:pPr>
-        <w:spacing w:after="0" w:line="300" w:lineRule="auto"/>
-        <w:ind w:left="454"/>
+        <w:spacing w:after="0" w:line="264" w:lineRule="auto"/>
+        <w:ind w:left="397"/>
       </w:pPr>
       <w:r>
         <w:rPr>
           <w:rFonts w:ascii="맑은 고딕" w:hAnsi="맑은 고딕" w:eastAsia="맑은 고딕"/>
           <w:b w:val="0"/>
-          <w:sz w:val="20"/>
+          <w:sz w:val="19"/>
         </w:rPr>
-        <w:t>- 하단: 위험 점수 게이지 + 4축 라이브 인디케이터</w:t>
+        <w:t>- 위험 발화 시: 햅틱 + 음성 + V2V 200m broadcast</w:t>
       </w:r>
     </w:p>
     <w:p>
       <w:pPr>
-        <w:spacing w:after="0" w:line="300" w:lineRule="auto"/>
-        <w:ind w:left="454"/>
+        <w:spacing w:after="0" w:line="264" w:lineRule="auto"/>
+        <w:ind w:left="397"/>
       </w:pPr>
       <w:r>
         <w:rPr>
           <w:rFonts w:ascii="맑은 고딕" w:hAnsi="맑은 고딕" w:eastAsia="맑은 고딕"/>
           <w:b w:val="0"/>
-          <w:sz w:val="20"/>
-        </w:rPr>
-        <w:t>- 위험 발화 시: 햅틱 3-burst + 음성 안내 + V2V broadcast</w:t>
-      </w:r>
-    </w:p>
-    <w:p>
-      <w:pPr>
-        <w:spacing w:after="0" w:line="300" w:lineRule="auto"/>
-        <w:ind w:left="454"/>
-      </w:pPr>
-      <w:r>
-        <w:rPr>
-          <w:rFonts w:ascii="맑은 고딕" w:hAnsi="맑은 고딕" w:eastAsia="맑은 고딕"/>
-          <w:b w:val="0"/>
-          <w:sz w:val="20"/>
+          <w:sz w:val="19"/>
         </w:rPr>
         <w:t>- 운영자 대시보드: 위험 교차로 히트맵 + 정책 PDF 자동 생성</w:t>
       </w:r>
     </w:p>
     <w:p>
       <w:pPr>
-        <w:spacing w:before="160" w:after="60"/>
+        <w:spacing w:before="80" w:after="20"/>
       </w:pPr>
       <w:r>
         <w:rPr>
           <w:rFonts w:ascii="맑은 고딕" w:hAnsi="맑은 고딕" w:eastAsia="맑은 고딕"/>
           <w:b/>
-          <w:sz w:val="24"/>
+          <w:sz w:val="22"/>
         </w:rPr>
         <w:t>□ 아이템의 실효성</w:t>
       </w:r>
     </w:p>
     <w:p>
       <w:pPr>
-        <w:spacing w:after="20" w:line="300" w:lineRule="auto"/>
+        <w:spacing w:after="0" w:line="264" w:lineRule="auto"/>
         <w:ind w:left="170"/>
       </w:pPr>
       <w:r>
         <w:rPr>
           <w:rFonts w:ascii="맑은 고딕" w:hAnsi="맑은 고딕" w:eastAsia="맑은 고딕"/>
           <w:b/>
-          <w:sz w:val="20"/>
+          <w:sz w:val="19"/>
         </w:rPr>
-        <w:t>○ 핵심 고객 및 국내외 시장규모</w:t>
+        <w:t>○ 핵심 고객 및 시장규모</w:t>
       </w:r>
     </w:p>
     <w:p>
       <w:pPr>
-        <w:spacing w:after="0" w:line="300" w:lineRule="auto"/>
-        <w:ind w:left="454"/>
+        <w:spacing w:after="0" w:line="264" w:lineRule="auto"/>
+        <w:ind w:left="397"/>
       </w:pPr>
       <w:r>
         <w:rPr>
           <w:rFonts w:ascii="맑은 고딕" w:hAnsi="맑은 고딕" w:eastAsia="맑은 고딕"/>
           <w:b w:val="0"/>
-          <w:sz w:val="20"/>
+          <w:sz w:val="19"/>
         </w:rPr>
-        <w:t>- B2C 일반 운전자: 국내 블랙박스 보급 1,500만 대 (보급률 90% 이상)</w:t>
+        <w:t>- B2C 일반 운전자(블랙박스 보급 1,500만 대) / B2B 영업용 운수(사업용 50만 대 DTG)</w:t>
       </w:r>
     </w:p>
     <w:p>
       <w:pPr>
-        <w:spacing w:after="0" w:line="300" w:lineRule="auto"/>
-        <w:ind w:left="454"/>
+        <w:spacing w:after="0" w:line="264" w:lineRule="auto"/>
+        <w:ind w:left="397"/>
       </w:pPr>
       <w:r>
         <w:rPr>
           <w:rFonts w:ascii="맑은 고딕" w:hAnsi="맑은 고딕" w:eastAsia="맑은 고딕"/>
           <w:b w:val="0"/>
-          <w:sz w:val="20"/>
+          <w:sz w:val="19"/>
         </w:rPr>
-        <w:t>- B2B 영업용 운수: 사업용 차량 50만 대 (DTG 의무 장착)</w:t>
+        <w:t>- B2G 지자체·정부(17 광역 + 226 시군구) / 국내 ADAS 시장 1.2조원·V2X 2030년 3,800억원</w:t>
       </w:r>
     </w:p>
     <w:p>
       <w:pPr>
-        <w:spacing w:after="0" w:line="300" w:lineRule="auto"/>
-        <w:ind w:left="454"/>
-      </w:pPr>
-      <w:r>
-        <w:rPr>
-          <w:rFonts w:ascii="맑은 고딕" w:hAnsi="맑은 고딕" w:eastAsia="맑은 고딕"/>
-          <w:b w:val="0"/>
-          <w:sz w:val="20"/>
-        </w:rPr>
-        <w:t>- B2G 지자체·정부: 17 광역시·도 + 226 시·군·구</w:t>
-      </w:r>
-    </w:p>
-    <w:p>
-      <w:pPr>
-        <w:spacing w:after="0" w:line="300" w:lineRule="auto"/>
-        <w:ind w:left="454"/>
-      </w:pPr>
-      <w:r>
-        <w:rPr>
-          <w:rFonts w:ascii="맑은 고딕" w:hAnsi="맑은 고딕" w:eastAsia="맑은 고딕"/>
-          <w:b w:val="0"/>
-          <w:sz w:val="20"/>
-        </w:rPr>
-        <w:t>- 국내 ADAS·블랙박스 시장: 연 1.2조원 (CAGR 7.2%)</w:t>
-      </w:r>
-    </w:p>
-    <w:p>
-      <w:pPr>
-        <w:spacing w:after="0" w:line="300" w:lineRule="auto"/>
-        <w:ind w:left="454"/>
-      </w:pPr>
-      <w:r>
-        <w:rPr>
-          <w:rFonts w:ascii="맑은 고딕" w:hAnsi="맑은 고딕" w:eastAsia="맑은 고딕"/>
-          <w:b w:val="0"/>
-          <w:sz w:val="20"/>
-        </w:rPr>
-        <w:t>- 국내 V2X 시장: 2030년 3,800억원 (정부 전망)</w:t>
-      </w:r>
-    </w:p>
-    <w:p>
-      <w:pPr>
-        <w:spacing w:after="40" w:line="276" w:lineRule="auto"/>
-        <w:ind w:left="454"/>
+        <w:spacing w:after="0" w:line="252" w:lineRule="auto"/>
+        <w:ind w:left="397"/>
       </w:pPr>
       <w:r>
         <w:rPr>
           <w:rFonts w:ascii="맑은 고딕" w:hAnsi="맑은 고딕" w:eastAsia="맑은 고딕"/>
           <w:b w:val="0"/>
           <w:color w:val="707070"/>
-          <w:sz w:val="17"/>
+          <w:sz w:val="16"/>
         </w:rPr>
-        <w:t>※ 한국자동차연구원 「ADAS 시장 전망」 2024 · 국토교통부 미래차 산업육성 계획</w:t>
+        <w:t>※ 한국자동차연구원 ADAS 시장 전망 2024 · 국토교통부 미래차 산업육성 계획</w:t>
       </w:r>
     </w:p>
     <w:p>
       <w:pPr>
-        <w:spacing w:after="20" w:line="300" w:lineRule="auto"/>
+        <w:spacing w:after="0" w:line="264" w:lineRule="auto"/>
         <w:ind w:left="170"/>
       </w:pPr>
       <w:r>
         <w:rPr>
           <w:rFonts w:ascii="맑은 고딕" w:hAnsi="맑은 고딕" w:eastAsia="맑은 고딕"/>
           <w:b/>
-          <w:sz w:val="20"/>
+          <w:sz w:val="19"/>
         </w:rPr>
         <w:t>○ 고객 편의 효과</w:t>
       </w:r>
     </w:p>
     <w:p>
       <w:pPr>
-        <w:spacing w:after="0" w:line="300" w:lineRule="auto"/>
-        <w:ind w:left="454"/>
+        <w:spacing w:after="0" w:line="264" w:lineRule="auto"/>
+        <w:ind w:left="397"/>
       </w:pPr>
       <w:r>
         <w:rPr>
           <w:rFonts w:ascii="맑은 고딕" w:hAnsi="맑은 고딕" w:eastAsia="맑은 고딕"/>
           <w:b w:val="0"/>
-          <w:sz w:val="20"/>
+          <w:sz w:val="19"/>
         </w:rPr>
-        <w:t>- 일반 운전자: 회피 성공률 25% → 84.5% (선행경고 3.38초)</w:t>
+        <w:t>- 운전자 회피 성공률 25% → 84.5% / 운수업체 사고율 30% 감소 / 지자체 정책 결정 데이터 확보</w:t>
       </w:r>
     </w:p>
     <w:p>
       <w:pPr>
-        <w:spacing w:after="0" w:line="300" w:lineRule="auto"/>
-        <w:ind w:left="454"/>
-      </w:pPr>
-      <w:r>
-        <w:rPr>
-          <w:rFonts w:ascii="맑은 고딕" w:hAnsi="맑은 고딕" w:eastAsia="맑은 고딕"/>
-          <w:b w:val="0"/>
-          <w:sz w:val="20"/>
-        </w:rPr>
-        <w:t>- 운수업체: DTG 위험운전 패턴 식별 → 사고율 평균 30% 감소</w:t>
-      </w:r>
-    </w:p>
-    <w:p>
-      <w:pPr>
-        <w:spacing w:after="0" w:line="300" w:lineRule="auto"/>
-        <w:ind w:left="454"/>
-      </w:pPr>
-      <w:r>
-        <w:rPr>
-          <w:rFonts w:ascii="맑은 고딕" w:hAnsi="맑은 고딕" w:eastAsia="맑은 고딕"/>
-          <w:b w:val="0"/>
-          <w:sz w:val="20"/>
-        </w:rPr>
-        <w:t>- 지자체: 위험 교차로 정량 데이터 → 신호 주기·CCTV 우선순위 결정</w:t>
-      </w:r>
-    </w:p>
-    <w:p>
-      <w:pPr>
-        <w:spacing w:after="20" w:line="300" w:lineRule="auto"/>
+        <w:spacing w:after="0" w:line="264" w:lineRule="auto"/>
         <w:ind w:left="170"/>
       </w:pPr>
       <w:r>
         <w:rPr>
           <w:rFonts w:ascii="맑은 고딕" w:hAnsi="맑은 고딕" w:eastAsia="맑은 고딕"/>
           <w:b/>
-          <w:sz w:val="20"/>
+          <w:sz w:val="19"/>
         </w:rPr>
-        <w:t>○ 수익구조 및 매출 추정</w:t>
+        <w:t>○ 수익구조 및 매출 추정 (3년차 70억)</w:t>
       </w:r>
     </w:p>
     <w:tbl>
@@ -1895,28 +1608,28 @@
         <w:tblLook w:firstColumn="1" w:firstRow="1" w:lastColumn="0" w:lastRow="0" w:noHBand="0" w:noVBand="1" w:val="04A0"/>
       </w:tblPr>
       <w:tblGrid>
-        <w:gridCol w:w="1949"/>
-        <w:gridCol w:w="1949"/>
-        <w:gridCol w:w="1949"/>
-        <w:gridCol w:w="1949"/>
-        <w:gridCol w:w="1949"/>
+        <w:gridCol w:w="2040"/>
+        <w:gridCol w:w="2040"/>
+        <w:gridCol w:w="2040"/>
+        <w:gridCol w:w="2040"/>
+        <w:gridCol w:w="2040"/>
       </w:tblGrid>
       <w:tr>
         <w:tc>
           <w:tcPr>
-            <w:tcW w:type="dxa" w:w="1949"/>
+            <w:tcW w:type="dxa" w:w="2040"/>
             <w:shd w:fill="D9E1F2"/>
             <w:vAlign w:val="center"/>
           </w:tcPr>
           <w:p>
             <w:pPr>
-              <w:spacing w:before="20" w:after="20" w:line="264" w:lineRule="auto"/>
+              <w:spacing w:before="0" w:after="0" w:line="240" w:lineRule="auto"/>
             </w:pPr>
             <w:r>
               <w:rPr>
                 <w:rFonts w:ascii="맑은 고딕" w:hAnsi="맑은 고딕" w:eastAsia="맑은 고딕"/>
                 <w:b/>
-                <w:sz w:val="18"/>
+                <w:sz w:val="17"/>
               </w:rPr>
               <w:t>고객</w:t>
             </w:r>
@@ -1924,19 +1637,19 @@
         </w:tc>
         <w:tc>
           <w:tcPr>
-            <w:tcW w:type="dxa" w:w="1949"/>
+            <w:tcW w:type="dxa" w:w="2040"/>
             <w:shd w:fill="D9E1F2"/>
             <w:vAlign w:val="center"/>
           </w:tcPr>
           <w:p>
             <w:pPr>
-              <w:spacing w:before="20" w:after="20" w:line="264" w:lineRule="auto"/>
+              <w:spacing w:before="0" w:after="0" w:line="240" w:lineRule="auto"/>
             </w:pPr>
             <w:r>
               <w:rPr>
                 <w:rFonts w:ascii="맑은 고딕" w:hAnsi="맑은 고딕" w:eastAsia="맑은 고딕"/>
                 <w:b/>
-                <w:sz w:val="18"/>
+                <w:sz w:val="17"/>
               </w:rPr>
               <w:t>수익 모델</w:t>
             </w:r>
@@ -1944,19 +1657,19 @@
         </w:tc>
         <w:tc>
           <w:tcPr>
-            <w:tcW w:type="dxa" w:w="1949"/>
+            <w:tcW w:type="dxa" w:w="2040"/>
             <w:shd w:fill="D9E1F2"/>
             <w:vAlign w:val="center"/>
           </w:tcPr>
           <w:p>
             <w:pPr>
-              <w:spacing w:before="20" w:after="20" w:line="264" w:lineRule="auto"/>
+              <w:spacing w:before="0" w:after="0" w:line="240" w:lineRule="auto"/>
             </w:pPr>
             <w:r>
               <w:rPr>
                 <w:rFonts w:ascii="맑은 고딕" w:hAnsi="맑은 고딕" w:eastAsia="맑은 고딕"/>
                 <w:b/>
-                <w:sz w:val="18"/>
+                <w:sz w:val="17"/>
               </w:rPr>
               <w:t>단가</w:t>
             </w:r>
@@ -1964,19 +1677,19 @@
         </w:tc>
         <w:tc>
           <w:tcPr>
-            <w:tcW w:type="dxa" w:w="1949"/>
+            <w:tcW w:type="dxa" w:w="2040"/>
             <w:shd w:fill="D9E1F2"/>
             <w:vAlign w:val="center"/>
           </w:tcPr>
           <w:p>
             <w:pPr>
-              <w:spacing w:before="20" w:after="20" w:line="264" w:lineRule="auto"/>
+              <w:spacing w:before="0" w:after="0" w:line="240" w:lineRule="auto"/>
             </w:pPr>
             <w:r>
               <w:rPr>
                 <w:rFonts w:ascii="맑은 고딕" w:hAnsi="맑은 고딕" w:eastAsia="맑은 고딕"/>
                 <w:b/>
-                <w:sz w:val="18"/>
+                <w:sz w:val="17"/>
               </w:rPr>
               <w:t>보급 가정</w:t>
             </w:r>
@@ -1984,19 +1697,19 @@
         </w:tc>
         <w:tc>
           <w:tcPr>
-            <w:tcW w:type="dxa" w:w="1949"/>
+            <w:tcW w:type="dxa" w:w="2040"/>
             <w:shd w:fill="D9E1F2"/>
             <w:vAlign w:val="center"/>
           </w:tcPr>
           <w:p>
             <w:pPr>
-              <w:spacing w:before="20" w:after="20" w:line="264" w:lineRule="auto"/>
+              <w:spacing w:before="0" w:after="0" w:line="240" w:lineRule="auto"/>
             </w:pPr>
             <w:r>
               <w:rPr>
                 <w:rFonts w:ascii="맑은 고딕" w:hAnsi="맑은 고딕" w:eastAsia="맑은 고딕"/>
                 <w:b/>
-                <w:sz w:val="18"/>
+                <w:sz w:val="17"/>
               </w:rPr>
               <w:t>연 매출</w:t>
             </w:r>
@@ -2006,18 +1719,18 @@
       <w:tr>
         <w:tc>
           <w:tcPr>
-            <w:tcW w:type="dxa" w:w="1949"/>
+            <w:tcW w:type="dxa" w:w="2040"/>
             <w:vAlign w:val="center"/>
           </w:tcPr>
           <w:p>
             <w:pPr>
-              <w:spacing w:before="20" w:after="20" w:line="264" w:lineRule="auto"/>
+              <w:spacing w:before="0" w:after="0" w:line="240" w:lineRule="auto"/>
             </w:pPr>
             <w:r>
               <w:rPr>
                 <w:rFonts w:ascii="맑은 고딕" w:hAnsi="맑은 고딕" w:eastAsia="맑은 고딕"/>
                 <w:b w:val="0"/>
-                <w:sz w:val="18"/>
+                <w:sz w:val="17"/>
               </w:rPr>
               <w:t>B2C</w:t>
             </w:r>
@@ -2025,18 +1738,18 @@
         </w:tc>
         <w:tc>
           <w:tcPr>
-            <w:tcW w:type="dxa" w:w="1949"/>
+            <w:tcW w:type="dxa" w:w="2040"/>
             <w:vAlign w:val="center"/>
           </w:tcPr>
           <w:p>
             <w:pPr>
-              <w:spacing w:before="20" w:after="20" w:line="264" w:lineRule="auto"/>
+              <w:spacing w:before="0" w:after="0" w:line="240" w:lineRule="auto"/>
             </w:pPr>
             <w:r>
               <w:rPr>
                 <w:rFonts w:ascii="맑은 고딕" w:hAnsi="맑은 고딕" w:eastAsia="맑은 고딕"/>
                 <w:b w:val="0"/>
-                <w:sz w:val="18"/>
+                <w:sz w:val="17"/>
               </w:rPr>
               <w:t>Premium 구독</w:t>
             </w:r>
@@ -2044,18 +1757,18 @@
         </w:tc>
         <w:tc>
           <w:tcPr>
-            <w:tcW w:type="dxa" w:w="1949"/>
+            <w:tcW w:type="dxa" w:w="2040"/>
             <w:vAlign w:val="center"/>
           </w:tcPr>
           <w:p>
             <w:pPr>
-              <w:spacing w:before="20" w:after="20" w:line="264" w:lineRule="auto"/>
+              <w:spacing w:before="0" w:after="0" w:line="240" w:lineRule="auto"/>
             </w:pPr>
             <w:r>
               <w:rPr>
                 <w:rFonts w:ascii="맑은 고딕" w:hAnsi="맑은 고딕" w:eastAsia="맑은 고딕"/>
                 <w:b w:val="0"/>
-                <w:sz w:val="18"/>
+                <w:sz w:val="17"/>
               </w:rPr>
               <w:t>월 4,900원</w:t>
             </w:r>
@@ -2063,37 +1776,37 @@
         </w:tc>
         <w:tc>
           <w:tcPr>
-            <w:tcW w:type="dxa" w:w="1949"/>
+            <w:tcW w:type="dxa" w:w="2040"/>
             <w:vAlign w:val="center"/>
           </w:tcPr>
           <w:p>
             <w:pPr>
-              <w:spacing w:before="20" w:after="20" w:line="264" w:lineRule="auto"/>
+              <w:spacing w:before="0" w:after="0" w:line="240" w:lineRule="auto"/>
             </w:pPr>
             <w:r>
               <w:rPr>
                 <w:rFonts w:ascii="맑은 고딕" w:hAnsi="맑은 고딕" w:eastAsia="맑은 고딕"/>
                 <w:b w:val="0"/>
-                <w:sz w:val="18"/>
+                <w:sz w:val="17"/>
               </w:rPr>
-              <w:t>5만 명 전환</w:t>
+              <w:t>5만 명</w:t>
             </w:r>
           </w:p>
         </w:tc>
         <w:tc>
           <w:tcPr>
-            <w:tcW w:type="dxa" w:w="1949"/>
+            <w:tcW w:type="dxa" w:w="2040"/>
             <w:vAlign w:val="center"/>
           </w:tcPr>
           <w:p>
             <w:pPr>
-              <w:spacing w:before="20" w:after="20" w:line="264" w:lineRule="auto"/>
+              <w:spacing w:before="0" w:after="0" w:line="240" w:lineRule="auto"/>
             </w:pPr>
             <w:r>
               <w:rPr>
                 <w:rFonts w:ascii="맑은 고딕" w:hAnsi="맑은 고딕" w:eastAsia="맑은 고딕"/>
                 <w:b w:val="0"/>
-                <w:sz w:val="18"/>
+                <w:sz w:val="17"/>
               </w:rPr>
               <w:t>약 30억원</w:t>
             </w:r>
@@ -2103,18 +1816,18 @@
       <w:tr>
         <w:tc>
           <w:tcPr>
-            <w:tcW w:type="dxa" w:w="1949"/>
+            <w:tcW w:type="dxa" w:w="2040"/>
             <w:vAlign w:val="center"/>
           </w:tcPr>
           <w:p>
             <w:pPr>
-              <w:spacing w:before="20" w:after="20" w:line="264" w:lineRule="auto"/>
+              <w:spacing w:before="0" w:after="0" w:line="240" w:lineRule="auto"/>
             </w:pPr>
             <w:r>
               <w:rPr>
                 <w:rFonts w:ascii="맑은 고딕" w:hAnsi="맑은 고딕" w:eastAsia="맑은 고딕"/>
                 <w:b w:val="0"/>
-                <w:sz w:val="18"/>
+                <w:sz w:val="17"/>
               </w:rPr>
               <w:t>B2B</w:t>
             </w:r>
@@ -2122,18 +1835,18 @@
         </w:tc>
         <w:tc>
           <w:tcPr>
-            <w:tcW w:type="dxa" w:w="1949"/>
+            <w:tcW w:type="dxa" w:w="2040"/>
             <w:vAlign w:val="center"/>
           </w:tcPr>
           <w:p>
             <w:pPr>
-              <w:spacing w:before="20" w:after="20" w:line="264" w:lineRule="auto"/>
+              <w:spacing w:before="0" w:after="0" w:line="240" w:lineRule="auto"/>
             </w:pPr>
             <w:r>
               <w:rPr>
                 <w:rFonts w:ascii="맑은 고딕" w:hAnsi="맑은 고딕" w:eastAsia="맑은 고딕"/>
                 <w:b w:val="0"/>
-                <w:sz w:val="18"/>
+                <w:sz w:val="17"/>
               </w:rPr>
               <w:t>차량당 SaaS</w:t>
             </w:r>
@@ -2141,18 +1854,18 @@
         </w:tc>
         <w:tc>
           <w:tcPr>
-            <w:tcW w:type="dxa" w:w="1949"/>
+            <w:tcW w:type="dxa" w:w="2040"/>
             <w:vAlign w:val="center"/>
           </w:tcPr>
           <w:p>
             <w:pPr>
-              <w:spacing w:before="20" w:after="20" w:line="264" w:lineRule="auto"/>
+              <w:spacing w:before="0" w:after="0" w:line="240" w:lineRule="auto"/>
             </w:pPr>
             <w:r>
               <w:rPr>
                 <w:rFonts w:ascii="맑은 고딕" w:hAnsi="맑은 고딕" w:eastAsia="맑은 고딕"/>
                 <w:b w:val="0"/>
-                <w:sz w:val="18"/>
+                <w:sz w:val="17"/>
               </w:rPr>
               <w:t>월 9,900원</w:t>
             </w:r>
@@ -2160,18 +1873,18 @@
         </w:tc>
         <w:tc>
           <w:tcPr>
-            <w:tcW w:type="dxa" w:w="1949"/>
+            <w:tcW w:type="dxa" w:w="2040"/>
             <w:vAlign w:val="center"/>
           </w:tcPr>
           <w:p>
             <w:pPr>
-              <w:spacing w:before="20" w:after="20" w:line="264" w:lineRule="auto"/>
+              <w:spacing w:before="0" w:after="0" w:line="240" w:lineRule="auto"/>
             </w:pPr>
             <w:r>
               <w:rPr>
                 <w:rFonts w:ascii="맑은 고딕" w:hAnsi="맑은 고딕" w:eastAsia="맑은 고딕"/>
                 <w:b w:val="0"/>
-                <w:sz w:val="18"/>
+                <w:sz w:val="17"/>
               </w:rPr>
               <w:t>50만 대 × 10%</w:t>
             </w:r>
@@ -2179,18 +1892,18 @@
         </w:tc>
         <w:tc>
           <w:tcPr>
-            <w:tcW w:type="dxa" w:w="1949"/>
+            <w:tcW w:type="dxa" w:w="2040"/>
             <w:vAlign w:val="center"/>
           </w:tcPr>
           <w:p>
             <w:pPr>
-              <w:spacing w:before="20" w:after="20" w:line="264" w:lineRule="auto"/>
+              <w:spacing w:before="0" w:after="0" w:line="240" w:lineRule="auto"/>
             </w:pPr>
             <w:r>
               <w:rPr>
                 <w:rFonts w:ascii="맑은 고딕" w:hAnsi="맑은 고딕" w:eastAsia="맑은 고딕"/>
                 <w:b w:val="0"/>
-                <w:sz w:val="18"/>
+                <w:sz w:val="17"/>
               </w:rPr>
               <w:t>약 59억원</w:t>
             </w:r>
@@ -2200,18 +1913,18 @@
       <w:tr>
         <w:tc>
           <w:tcPr>
-            <w:tcW w:type="dxa" w:w="1949"/>
+            <w:tcW w:type="dxa" w:w="2040"/>
             <w:vAlign w:val="center"/>
           </w:tcPr>
           <w:p>
             <w:pPr>
-              <w:spacing w:before="20" w:after="20" w:line="264" w:lineRule="auto"/>
+              <w:spacing w:before="0" w:after="0" w:line="240" w:lineRule="auto"/>
             </w:pPr>
             <w:r>
               <w:rPr>
                 <w:rFonts w:ascii="맑은 고딕" w:hAnsi="맑은 고딕" w:eastAsia="맑은 고딕"/>
                 <w:b w:val="0"/>
-                <w:sz w:val="18"/>
+                <w:sz w:val="17"/>
               </w:rPr>
               <w:t>B2G</w:t>
             </w:r>
@@ -2219,18 +1932,18 @@
         </w:tc>
         <w:tc>
           <w:tcPr>
-            <w:tcW w:type="dxa" w:w="1949"/>
+            <w:tcW w:type="dxa" w:w="2040"/>
             <w:vAlign w:val="center"/>
           </w:tcPr>
           <w:p>
             <w:pPr>
-              <w:spacing w:before="20" w:after="20" w:line="264" w:lineRule="auto"/>
+              <w:spacing w:before="0" w:after="0" w:line="240" w:lineRule="auto"/>
             </w:pPr>
             <w:r>
               <w:rPr>
                 <w:rFonts w:ascii="맑은 고딕" w:hAnsi="맑은 고딕" w:eastAsia="맑은 고딕"/>
                 <w:b w:val="0"/>
-                <w:sz w:val="18"/>
+                <w:sz w:val="17"/>
               </w:rPr>
               <w:t>정책 리포트</w:t>
             </w:r>
@@ -2238,18 +1951,18 @@
         </w:tc>
         <w:tc>
           <w:tcPr>
-            <w:tcW w:type="dxa" w:w="1949"/>
+            <w:tcW w:type="dxa" w:w="2040"/>
             <w:vAlign w:val="center"/>
           </w:tcPr>
           <w:p>
             <w:pPr>
-              <w:spacing w:before="20" w:after="20" w:line="264" w:lineRule="auto"/>
+              <w:spacing w:before="0" w:after="0" w:line="240" w:lineRule="auto"/>
             </w:pPr>
             <w:r>
               <w:rPr>
                 <w:rFonts w:ascii="맑은 고딕" w:hAnsi="맑은 고딕" w:eastAsia="맑은 고딕"/>
                 <w:b w:val="0"/>
-                <w:sz w:val="18"/>
+                <w:sz w:val="17"/>
               </w:rPr>
               <w:t>연 2,000만원</w:t>
             </w:r>
@@ -2257,18 +1970,18 @@
         </w:tc>
         <w:tc>
           <w:tcPr>
-            <w:tcW w:type="dxa" w:w="1949"/>
+            <w:tcW w:type="dxa" w:w="2040"/>
             <w:vAlign w:val="center"/>
           </w:tcPr>
           <w:p>
             <w:pPr>
-              <w:spacing w:before="20" w:after="20" w:line="264" w:lineRule="auto"/>
+              <w:spacing w:before="0" w:after="0" w:line="240" w:lineRule="auto"/>
             </w:pPr>
             <w:r>
               <w:rPr>
                 <w:rFonts w:ascii="맑은 고딕" w:hAnsi="맑은 고딕" w:eastAsia="맑은 고딕"/>
                 <w:b w:val="0"/>
-                <w:sz w:val="18"/>
+                <w:sz w:val="17"/>
               </w:rPr>
               <w:t>226 × 30%</w:t>
             </w:r>
@@ -2276,18 +1989,18 @@
         </w:tc>
         <w:tc>
           <w:tcPr>
-            <w:tcW w:type="dxa" w:w="1949"/>
+            <w:tcW w:type="dxa" w:w="2040"/>
             <w:vAlign w:val="center"/>
           </w:tcPr>
           <w:p>
             <w:pPr>
-              <w:spacing w:before="20" w:after="20" w:line="264" w:lineRule="auto"/>
+              <w:spacing w:before="0" w:after="0" w:line="240" w:lineRule="auto"/>
             </w:pPr>
             <w:r>
               <w:rPr>
                 <w:rFonts w:ascii="맑은 고딕" w:hAnsi="맑은 고딕" w:eastAsia="맑은 고딕"/>
                 <w:b w:val="0"/>
-                <w:sz w:val="18"/>
+                <w:sz w:val="17"/>
               </w:rPr>
               <w:t>약 13.5억원</w:t>
             </w:r>
@@ -2297,97 +2010,55 @@
     </w:tbl>
     <w:p>
       <w:pPr>
-        <w:spacing w:after="0" w:line="300" w:lineRule="auto"/>
-        <w:ind w:left="454"/>
-      </w:pPr>
-      <w:r>
-        <w:rPr>
-          <w:rFonts w:ascii="맑은 고딕" w:hAnsi="맑은 고딕" w:eastAsia="맑은 고딕"/>
-          <w:b w:val="0"/>
-          <w:sz w:val="20"/>
-        </w:rPr>
-        <w:t>- 3년 매출 추정: 1년차 5억 → 2년차 20억 → 3년차 70억 (BEP 2년차 후반)</w:t>
-      </w:r>
-    </w:p>
-    <w:p>
-      <w:pPr>
-        <w:spacing w:after="20" w:line="300" w:lineRule="auto"/>
+        <w:spacing w:after="0" w:line="264" w:lineRule="auto"/>
         <w:ind w:left="170"/>
       </w:pPr>
       <w:r>
         <w:rPr>
           <w:rFonts w:ascii="맑은 고딕" w:hAnsi="맑은 고딕" w:eastAsia="맑은 고딕"/>
           <w:b/>
-          <w:sz w:val="20"/>
+          <w:sz w:val="19"/>
         </w:rPr>
         <w:t>○ 서비스 확장 계획</w:t>
       </w:r>
     </w:p>
     <w:p>
       <w:pPr>
-        <w:spacing w:after="0" w:line="300" w:lineRule="auto"/>
-        <w:ind w:left="454"/>
+        <w:spacing w:after="0" w:line="264" w:lineRule="auto"/>
+        <w:ind w:left="397"/>
       </w:pPr>
       <w:r>
         <w:rPr>
           <w:rFonts w:ascii="맑은 고딕" w:hAnsi="맑은 고딕" w:eastAsia="맑은 고딕"/>
           <w:b w:val="0"/>
-          <w:sz w:val="20"/>
+          <w:sz w:val="19"/>
         </w:rPr>
-        <w:t>- 1단계: 마이데이터 결합 → 보험사 보험료 할인 · 정비소 차량 진단</w:t>
+        <w:t>- 1단계 마이데이터 결합(보험·정비) / 2단계 자율주행 데이터허브 기여 / 3단계 해외 진출</w:t>
       </w:r>
     </w:p>
     <w:p>
       <w:pPr>
-        <w:spacing w:after="0" w:line="300" w:lineRule="auto"/>
-        <w:ind w:left="454"/>
-      </w:pPr>
-      <w:r>
-        <w:rPr>
-          <w:rFonts w:ascii="맑은 고딕" w:hAnsi="맑은 고딕" w:eastAsia="맑은 고딕"/>
-          <w:b w:val="0"/>
-          <w:sz w:val="20"/>
-        </w:rPr>
-        <w:t>- 2단계: 자율주행 V2X 데이터셋 → 국토부 자율주행 데이터허브 기여</w:t>
-      </w:r>
-    </w:p>
-    <w:p>
-      <w:pPr>
-        <w:spacing w:after="0" w:line="300" w:lineRule="auto"/>
-        <w:ind w:left="454"/>
-      </w:pPr>
-      <w:r>
-        <w:rPr>
-          <w:rFonts w:ascii="맑은 고딕" w:hAnsi="맑은 고딕" w:eastAsia="맑은 고딕"/>
-          <w:b w:val="0"/>
-          <w:sz w:val="20"/>
-        </w:rPr>
-        <w:t>- 3단계: 해외 진출 → 일본·태국·베트남 (한국형 도시 도로 환경)</w:t>
-      </w:r>
-    </w:p>
-    <w:p>
-      <w:pPr>
-        <w:spacing w:before="160" w:after="60"/>
+        <w:spacing w:before="80" w:after="20"/>
       </w:pPr>
       <w:r>
         <w:rPr>
           <w:rFonts w:ascii="맑은 고딕" w:hAnsi="맑은 고딕" w:eastAsia="맑은 고딕"/>
           <w:b/>
-          <w:sz w:val="24"/>
+          <w:sz w:val="22"/>
         </w:rPr>
         <w:t>□ 기대효과</w:t>
       </w:r>
     </w:p>
     <w:p>
       <w:pPr>
-        <w:spacing w:after="20" w:line="300" w:lineRule="auto"/>
+        <w:spacing w:after="0" w:line="264" w:lineRule="auto"/>
         <w:ind w:left="170"/>
       </w:pPr>
       <w:r>
         <w:rPr>
           <w:rFonts w:ascii="맑은 고딕" w:hAnsi="맑은 고딕" w:eastAsia="맑은 고딕"/>
           <w:b/>
-          <w:sz w:val="20"/>
+          <w:sz w:val="19"/>
         </w:rPr>
         <w:t>○ 정량 사회 임팩트 (TAAS 2024 기준, 선행경고 3.38초)</w:t>
       </w:r>
@@ -2399,28 +2070,28 @@
         <w:tblLook w:firstColumn="1" w:firstRow="1" w:lastColumn="0" w:lastRow="0" w:noHBand="0" w:noVBand="1" w:val="04A0"/>
       </w:tblPr>
       <w:tblGrid>
-        <w:gridCol w:w="1949"/>
-        <w:gridCol w:w="1949"/>
-        <w:gridCol w:w="1949"/>
-        <w:gridCol w:w="1949"/>
-        <w:gridCol w:w="1949"/>
+        <w:gridCol w:w="2040"/>
+        <w:gridCol w:w="2040"/>
+        <w:gridCol w:w="2040"/>
+        <w:gridCol w:w="2040"/>
+        <w:gridCol w:w="2040"/>
       </w:tblGrid>
       <w:tr>
         <w:tc>
           <w:tcPr>
-            <w:tcW w:type="dxa" w:w="1949"/>
+            <w:tcW w:type="dxa" w:w="2040"/>
             <w:shd w:fill="D9E1F2"/>
             <w:vAlign w:val="center"/>
           </w:tcPr>
           <w:p>
             <w:pPr>
-              <w:spacing w:before="20" w:after="20" w:line="264" w:lineRule="auto"/>
+              <w:spacing w:before="0" w:after="0" w:line="240" w:lineRule="auto"/>
             </w:pPr>
             <w:r>
               <w:rPr>
                 <w:rFonts w:ascii="맑은 고딕" w:hAnsi="맑은 고딕" w:eastAsia="맑은 고딕"/>
                 <w:b/>
-                <w:sz w:val="18"/>
+                <w:sz w:val="17"/>
               </w:rPr>
               <w:t>도입 비율</w:t>
             </w:r>
@@ -2428,19 +2099,19 @@
         </w:tc>
         <w:tc>
           <w:tcPr>
-            <w:tcW w:type="dxa" w:w="1949"/>
+            <w:tcW w:type="dxa" w:w="2040"/>
             <w:shd w:fill="D9E1F2"/>
             <w:vAlign w:val="center"/>
           </w:tcPr>
           <w:p>
             <w:pPr>
-              <w:spacing w:before="20" w:after="20" w:line="264" w:lineRule="auto"/>
+              <w:spacing w:before="0" w:after="0" w:line="240" w:lineRule="auto"/>
             </w:pPr>
             <w:r>
               <w:rPr>
                 <w:rFonts w:ascii="맑은 고딕" w:hAnsi="맑은 고딕" w:eastAsia="맑은 고딕"/>
                 <w:b/>
-                <w:sz w:val="18"/>
+                <w:sz w:val="17"/>
               </w:rPr>
               <w:t>사고 예방/년</w:t>
             </w:r>
@@ -2448,19 +2119,19 @@
         </w:tc>
         <w:tc>
           <w:tcPr>
-            <w:tcW w:type="dxa" w:w="1949"/>
+            <w:tcW w:type="dxa" w:w="2040"/>
             <w:shd w:fill="D9E1F2"/>
             <w:vAlign w:val="center"/>
           </w:tcPr>
           <w:p>
             <w:pPr>
-              <w:spacing w:before="20" w:after="20" w:line="264" w:lineRule="auto"/>
+              <w:spacing w:before="0" w:after="0" w:line="240" w:lineRule="auto"/>
             </w:pPr>
             <w:r>
               <w:rPr>
                 <w:rFonts w:ascii="맑은 고딕" w:hAnsi="맑은 고딕" w:eastAsia="맑은 고딕"/>
                 <w:b/>
-                <w:sz w:val="18"/>
+                <w:sz w:val="17"/>
               </w:rPr>
               <w:t>사망 감소</w:t>
             </w:r>
@@ -2468,19 +2139,19 @@
         </w:tc>
         <w:tc>
           <w:tcPr>
-            <w:tcW w:type="dxa" w:w="1949"/>
+            <w:tcW w:type="dxa" w:w="2040"/>
             <w:shd w:fill="D9E1F2"/>
             <w:vAlign w:val="center"/>
           </w:tcPr>
           <w:p>
             <w:pPr>
-              <w:spacing w:before="20" w:after="20" w:line="264" w:lineRule="auto"/>
+              <w:spacing w:before="0" w:after="0" w:line="240" w:lineRule="auto"/>
             </w:pPr>
             <w:r>
               <w:rPr>
                 <w:rFonts w:ascii="맑은 고딕" w:hAnsi="맑은 고딕" w:eastAsia="맑은 고딕"/>
                 <w:b/>
-                <w:sz w:val="18"/>
+                <w:sz w:val="17"/>
               </w:rPr>
               <w:t>부상 감소</w:t>
             </w:r>
@@ -2488,19 +2159,19 @@
         </w:tc>
         <w:tc>
           <w:tcPr>
-            <w:tcW w:type="dxa" w:w="1949"/>
+            <w:tcW w:type="dxa" w:w="2040"/>
             <w:shd w:fill="D9E1F2"/>
             <w:vAlign w:val="center"/>
           </w:tcPr>
           <w:p>
             <w:pPr>
-              <w:spacing w:before="20" w:after="20" w:line="264" w:lineRule="auto"/>
+              <w:spacing w:before="0" w:after="0" w:line="240" w:lineRule="auto"/>
             </w:pPr>
             <w:r>
               <w:rPr>
                 <w:rFonts w:ascii="맑은 고딕" w:hAnsi="맑은 고딕" w:eastAsia="맑은 고딕"/>
                 <w:b/>
-                <w:sz w:val="18"/>
+                <w:sz w:val="17"/>
               </w:rPr>
               <w:t>사회비용 절감</w:t>
             </w:r>
@@ -2510,18 +2181,18 @@
       <w:tr>
         <w:tc>
           <w:tcPr>
-            <w:tcW w:type="dxa" w:w="1949"/>
+            <w:tcW w:type="dxa" w:w="2040"/>
             <w:vAlign w:val="center"/>
           </w:tcPr>
           <w:p>
             <w:pPr>
-              <w:spacing w:before="20" w:after="20" w:line="264" w:lineRule="auto"/>
+              <w:spacing w:before="0" w:after="0" w:line="240" w:lineRule="auto"/>
             </w:pPr>
             <w:r>
               <w:rPr>
                 <w:rFonts w:ascii="맑은 고딕" w:hAnsi="맑은 고딕" w:eastAsia="맑은 고딕"/>
                 <w:b w:val="0"/>
-                <w:sz w:val="18"/>
+                <w:sz w:val="17"/>
               </w:rPr>
               <w:t>Pilot 5%</w:t>
             </w:r>
@@ -2529,18 +2200,18 @@
         </w:tc>
         <w:tc>
           <w:tcPr>
-            <w:tcW w:type="dxa" w:w="1949"/>
+            <w:tcW w:type="dxa" w:w="2040"/>
             <w:vAlign w:val="center"/>
           </w:tcPr>
           <w:p>
             <w:pPr>
-              <w:spacing w:before="20" w:after="20" w:line="264" w:lineRule="auto"/>
+              <w:spacing w:before="0" w:after="0" w:line="240" w:lineRule="auto"/>
             </w:pPr>
             <w:r>
               <w:rPr>
                 <w:rFonts w:ascii="맑은 고딕" w:hAnsi="맑은 고딕" w:eastAsia="맑은 고딕"/>
                 <w:b w:val="0"/>
-                <w:sz w:val="18"/>
+                <w:sz w:val="17"/>
               </w:rPr>
               <w:t>1,694 건</w:t>
             </w:r>
@@ -2548,18 +2219,18 @@
         </w:tc>
         <w:tc>
           <w:tcPr>
-            <w:tcW w:type="dxa" w:w="1949"/>
+            <w:tcW w:type="dxa" w:w="2040"/>
             <w:vAlign w:val="center"/>
           </w:tcPr>
           <w:p>
             <w:pPr>
-              <w:spacing w:before="20" w:after="20" w:line="264" w:lineRule="auto"/>
+              <w:spacing w:before="0" w:after="0" w:line="240" w:lineRule="auto"/>
             </w:pPr>
             <w:r>
               <w:rPr>
                 <w:rFonts w:ascii="맑은 고딕" w:hAnsi="맑은 고딕" w:eastAsia="맑은 고딕"/>
                 <w:b w:val="0"/>
-                <w:sz w:val="18"/>
+                <w:sz w:val="17"/>
               </w:rPr>
               <w:t>21 명</w:t>
             </w:r>
@@ -2567,18 +2238,18 @@
         </w:tc>
         <w:tc>
           <w:tcPr>
-            <w:tcW w:type="dxa" w:w="1949"/>
+            <w:tcW w:type="dxa" w:w="2040"/>
             <w:vAlign w:val="center"/>
           </w:tcPr>
           <w:p>
             <w:pPr>
-              <w:spacing w:before="20" w:after="20" w:line="264" w:lineRule="auto"/>
+              <w:spacing w:before="0" w:after="0" w:line="240" w:lineRule="auto"/>
             </w:pPr>
             <w:r>
               <w:rPr>
                 <w:rFonts w:ascii="맑은 고딕" w:hAnsi="맑은 고딕" w:eastAsia="맑은 고딕"/>
                 <w:b w:val="0"/>
-                <w:sz w:val="18"/>
+                <w:sz w:val="17"/>
               </w:rPr>
               <w:t>2,370 명</w:t>
             </w:r>
@@ -2586,18 +2257,18 @@
         </w:tc>
         <w:tc>
           <w:tcPr>
-            <w:tcW w:type="dxa" w:w="1949"/>
+            <w:tcW w:type="dxa" w:w="2040"/>
             <w:vAlign w:val="center"/>
           </w:tcPr>
           <w:p>
             <w:pPr>
-              <w:spacing w:before="20" w:after="20" w:line="264" w:lineRule="auto"/>
+              <w:spacing w:before="0" w:after="0" w:line="240" w:lineRule="auto"/>
             </w:pPr>
             <w:r>
               <w:rPr>
                 <w:rFonts w:ascii="맑은 고딕" w:hAnsi="맑은 고딕" w:eastAsia="맑은 고딕"/>
                 <w:b w:val="0"/>
-                <w:sz w:val="18"/>
+                <w:sz w:val="17"/>
               </w:rPr>
               <w:t>약 2,800억원</w:t>
             </w:r>
@@ -2607,18 +2278,18 @@
       <w:tr>
         <w:tc>
           <w:tcPr>
-            <w:tcW w:type="dxa" w:w="1949"/>
+            <w:tcW w:type="dxa" w:w="2040"/>
             <w:vAlign w:val="center"/>
           </w:tcPr>
           <w:p>
             <w:pPr>
-              <w:spacing w:before="20" w:after="20" w:line="264" w:lineRule="auto"/>
+              <w:spacing w:before="0" w:after="0" w:line="240" w:lineRule="auto"/>
             </w:pPr>
             <w:r>
               <w:rPr>
                 <w:rFonts w:ascii="맑은 고딕" w:hAnsi="맑은 고딕" w:eastAsia="맑은 고딕"/>
                 <w:b w:val="0"/>
-                <w:sz w:val="18"/>
+                <w:sz w:val="17"/>
               </w:rPr>
               <w:t>확산 25%</w:t>
             </w:r>
@@ -2626,18 +2297,18 @@
         </w:tc>
         <w:tc>
           <w:tcPr>
-            <w:tcW w:type="dxa" w:w="1949"/>
+            <w:tcW w:type="dxa" w:w="2040"/>
             <w:vAlign w:val="center"/>
           </w:tcPr>
           <w:p>
             <w:pPr>
-              <w:spacing w:before="20" w:after="20" w:line="264" w:lineRule="auto"/>
+              <w:spacing w:before="0" w:after="0" w:line="240" w:lineRule="auto"/>
             </w:pPr>
             <w:r>
               <w:rPr>
                 <w:rFonts w:ascii="맑은 고딕" w:hAnsi="맑은 고딕" w:eastAsia="맑은 고딕"/>
                 <w:b w:val="0"/>
-                <w:sz w:val="18"/>
+                <w:sz w:val="17"/>
               </w:rPr>
               <w:t>8,470 건</w:t>
             </w:r>
@@ -2645,18 +2316,18 @@
         </w:tc>
         <w:tc>
           <w:tcPr>
-            <w:tcW w:type="dxa" w:w="1949"/>
+            <w:tcW w:type="dxa" w:w="2040"/>
             <w:vAlign w:val="center"/>
           </w:tcPr>
           <w:p>
             <w:pPr>
-              <w:spacing w:before="20" w:after="20" w:line="264" w:lineRule="auto"/>
+              <w:spacing w:before="0" w:after="0" w:line="240" w:lineRule="auto"/>
             </w:pPr>
             <w:r>
               <w:rPr>
                 <w:rFonts w:ascii="맑은 고딕" w:hAnsi="맑은 고딕" w:eastAsia="맑은 고딕"/>
                 <w:b w:val="0"/>
-                <w:sz w:val="18"/>
+                <w:sz w:val="17"/>
               </w:rPr>
               <w:t>105 명</w:t>
             </w:r>
@@ -2664,18 +2335,18 @@
         </w:tc>
         <w:tc>
           <w:tcPr>
-            <w:tcW w:type="dxa" w:w="1949"/>
+            <w:tcW w:type="dxa" w:w="2040"/>
             <w:vAlign w:val="center"/>
           </w:tcPr>
           <w:p>
             <w:pPr>
-              <w:spacing w:before="20" w:after="20" w:line="264" w:lineRule="auto"/>
+              <w:spacing w:before="0" w:after="0" w:line="240" w:lineRule="auto"/>
             </w:pPr>
             <w:r>
               <w:rPr>
                 <w:rFonts w:ascii="맑은 고딕" w:hAnsi="맑은 고딕" w:eastAsia="맑은 고딕"/>
                 <w:b w:val="0"/>
-                <w:sz w:val="18"/>
+                <w:sz w:val="17"/>
               </w:rPr>
               <w:t>11,852 명</w:t>
             </w:r>
@@ -2683,18 +2354,18 @@
         </w:tc>
         <w:tc>
           <w:tcPr>
-            <w:tcW w:type="dxa" w:w="1949"/>
+            <w:tcW w:type="dxa" w:w="2040"/>
             <w:vAlign w:val="center"/>
           </w:tcPr>
           <w:p>
             <w:pPr>
-              <w:spacing w:before="20" w:after="20" w:line="264" w:lineRule="auto"/>
+              <w:spacing w:before="0" w:after="0" w:line="240" w:lineRule="auto"/>
             </w:pPr>
             <w:r>
               <w:rPr>
                 <w:rFonts w:ascii="맑은 고딕" w:hAnsi="맑은 고딕" w:eastAsia="맑은 고딕"/>
                 <w:b w:val="0"/>
-                <w:sz w:val="18"/>
+                <w:sz w:val="17"/>
               </w:rPr>
               <w:t>약 1조 4,000억원</w:t>
             </w:r>
@@ -2704,18 +2375,18 @@
       <w:tr>
         <w:tc>
           <w:tcPr>
-            <w:tcW w:type="dxa" w:w="1949"/>
+            <w:tcW w:type="dxa" w:w="2040"/>
             <w:vAlign w:val="center"/>
           </w:tcPr>
           <w:p>
             <w:pPr>
-              <w:spacing w:before="20" w:after="20" w:line="264" w:lineRule="auto"/>
+              <w:spacing w:before="0" w:after="0" w:line="240" w:lineRule="auto"/>
             </w:pPr>
             <w:r>
               <w:rPr>
                 <w:rFonts w:ascii="맑은 고딕" w:hAnsi="맑은 고딕" w:eastAsia="맑은 고딕"/>
                 <w:b w:val="0"/>
-                <w:sz w:val="18"/>
+                <w:sz w:val="17"/>
               </w:rPr>
               <w:t>전국 100%</w:t>
             </w:r>
@@ -2723,18 +2394,18 @@
         </w:tc>
         <w:tc>
           <w:tcPr>
-            <w:tcW w:type="dxa" w:w="1949"/>
+            <w:tcW w:type="dxa" w:w="2040"/>
             <w:vAlign w:val="center"/>
           </w:tcPr>
           <w:p>
             <w:pPr>
-              <w:spacing w:before="20" w:after="20" w:line="264" w:lineRule="auto"/>
+              <w:spacing w:before="0" w:after="0" w:line="240" w:lineRule="auto"/>
             </w:pPr>
             <w:r>
               <w:rPr>
                 <w:rFonts w:ascii="맑은 고딕" w:hAnsi="맑은 고딕" w:eastAsia="맑은 고딕"/>
                 <w:b w:val="0"/>
-                <w:sz w:val="18"/>
+                <w:sz w:val="17"/>
               </w:rPr>
               <w:t>33,880 건</w:t>
             </w:r>
@@ -2742,18 +2413,18 @@
         </w:tc>
         <w:tc>
           <w:tcPr>
-            <w:tcW w:type="dxa" w:w="1949"/>
+            <w:tcW w:type="dxa" w:w="2040"/>
             <w:vAlign w:val="center"/>
           </w:tcPr>
           <w:p>
             <w:pPr>
-              <w:spacing w:before="20" w:after="20" w:line="264" w:lineRule="auto"/>
+              <w:spacing w:before="0" w:after="0" w:line="240" w:lineRule="auto"/>
             </w:pPr>
             <w:r>
               <w:rPr>
                 <w:rFonts w:ascii="맑은 고딕" w:hAnsi="맑은 고딕" w:eastAsia="맑은 고딕"/>
                 <w:b w:val="0"/>
-                <w:sz w:val="18"/>
+                <w:sz w:val="17"/>
               </w:rPr>
               <w:t>421 명</w:t>
             </w:r>
@@ -2761,18 +2432,18 @@
         </w:tc>
         <w:tc>
           <w:tcPr>
-            <w:tcW w:type="dxa" w:w="1949"/>
+            <w:tcW w:type="dxa" w:w="2040"/>
             <w:vAlign w:val="center"/>
           </w:tcPr>
           <w:p>
             <w:pPr>
-              <w:spacing w:before="20" w:after="20" w:line="264" w:lineRule="auto"/>
+              <w:spacing w:before="0" w:after="0" w:line="240" w:lineRule="auto"/>
             </w:pPr>
             <w:r>
               <w:rPr>
                 <w:rFonts w:ascii="맑은 고딕" w:hAnsi="맑은 고딕" w:eastAsia="맑은 고딕"/>
                 <w:b w:val="0"/>
-                <w:sz w:val="18"/>
+                <w:sz w:val="17"/>
               </w:rPr>
               <w:t>47,408 명</w:t>
             </w:r>
@@ -2780,18 +2451,18 @@
         </w:tc>
         <w:tc>
           <w:tcPr>
-            <w:tcW w:type="dxa" w:w="1949"/>
+            <w:tcW w:type="dxa" w:w="2040"/>
             <w:vAlign w:val="center"/>
           </w:tcPr>
           <w:p>
             <w:pPr>
-              <w:spacing w:before="20" w:after="20" w:line="264" w:lineRule="auto"/>
+              <w:spacing w:before="0" w:after="0" w:line="240" w:lineRule="auto"/>
             </w:pPr>
             <w:r>
               <w:rPr>
                 <w:rFonts w:ascii="맑은 고딕" w:hAnsi="맑은 고딕" w:eastAsia="맑은 고딕"/>
                 <w:b w:val="0"/>
-                <w:sz w:val="18"/>
+                <w:sz w:val="17"/>
               </w:rPr>
               <w:t>약 5조 6,000억원</w:t>
             </w:r>
@@ -2801,359 +2472,217 @@
     </w:tbl>
     <w:p>
       <w:pPr>
-        <w:spacing w:after="40" w:line="276" w:lineRule="auto"/>
-        <w:ind w:left="454"/>
+        <w:spacing w:after="0" w:line="252" w:lineRule="auto"/>
+        <w:ind w:left="397"/>
       </w:pPr>
       <w:r>
         <w:rPr>
           <w:rFonts w:ascii="맑은 고딕" w:hAnsi="맑은 고딕" w:eastAsia="맑은 고딕"/>
           <w:b w:val="0"/>
           <w:color w:val="707070"/>
-          <w:sz w:val="17"/>
+          <w:sz w:val="16"/>
         </w:rPr>
-        <w:t>※ 산출 공식: TAAS 연간 사고 × 도시교차로 비중(46%) × 본 시스템 적용 시나리오(42%) × 회피율 × 도입률</w:t>
+        <w:t>※ 산출: TAAS 연간 × 도시교차로 46% × 시나리오 42% × 회피율 × 도입률 / 단가: KOTI 사회적 비용 2024</w:t>
       </w:r>
     </w:p>
     <w:p>
       <w:pPr>
-        <w:spacing w:after="40" w:line="276" w:lineRule="auto"/>
-        <w:ind w:left="454"/>
-      </w:pPr>
-      <w:r>
-        <w:rPr>
-          <w:rFonts w:ascii="맑은 고딕" w:hAnsi="맑은 고딕" w:eastAsia="맑은 고딕"/>
-          <w:b w:val="0"/>
-          <w:color w:val="707070"/>
-          <w:sz w:val="17"/>
-        </w:rPr>
-        <w:t>※ 사회비용 단가: 한국교통연구원(KOTI) 「교통사고 사회적 비용 추정」 2024 적용</w:t>
-      </w:r>
-    </w:p>
-    <w:p>
-      <w:pPr>
-        <w:spacing w:after="20" w:line="300" w:lineRule="auto"/>
+        <w:spacing w:after="0" w:line="264" w:lineRule="auto"/>
         <w:ind w:left="170"/>
       </w:pPr>
       <w:r>
         <w:rPr>
           <w:rFonts w:ascii="맑은 고딕" w:hAnsi="맑은 고딕" w:eastAsia="맑은 고딕"/>
           <w:b/>
-          <w:sz w:val="20"/>
+          <w:sz w:val="19"/>
         </w:rPr>
-        <w:t>○ 우선 도입 시 단기 효과</w:t>
+        <w:t>○ 우선 도입 단기 효과 + 사회적 파급</w:t>
       </w:r>
     </w:p>
     <w:p>
       <w:pPr>
-        <w:spacing w:after="0" w:line="300" w:lineRule="auto"/>
-        <w:ind w:left="454"/>
+        <w:spacing w:after="0" w:line="264" w:lineRule="auto"/>
+        <w:ind w:left="397"/>
       </w:pPr>
       <w:r>
         <w:rPr>
           <w:rFonts w:ascii="맑은 고딕" w:hAnsi="맑은 고딕" w:eastAsia="맑은 고딕"/>
           <w:b w:val="0"/>
-          <w:sz w:val="20"/>
+          <w:sz w:val="19"/>
         </w:rPr>
-        <w:t>- 서울 위험 교차로 Top-10 도입 시 연 사망·중상 85명 예방</w:t>
+        <w:t>- 서울 위험 교차로 Top-10 도입 시 연 사망·중상 85명 예방 (강남역 11.8 · 잠실 10.1 등)</w:t>
       </w:r>
     </w:p>
     <w:p>
       <w:pPr>
-        <w:spacing w:after="0" w:line="300" w:lineRule="auto"/>
-        <w:ind w:left="454"/>
+        <w:spacing w:after="0" w:line="264" w:lineRule="auto"/>
+        <w:ind w:left="397"/>
       </w:pPr>
       <w:r>
         <w:rPr>
           <w:rFonts w:ascii="맑은 고딕" w:hAnsi="맑은 고딕" w:eastAsia="맑은 고딕"/>
           <w:b w:val="0"/>
-          <w:sz w:val="20"/>
+          <w:sz w:val="19"/>
         </w:rPr>
-        <w:t>- 강남역(11.8명) · 잠실역(10.1명) · 광화문(9.3명) · 신촌(8.4명) · 영등포(7.2명) 등</w:t>
+        <w:t>- 민식이법·우회전 강화 부담 운전자 객관적 회피 데이터 / 보행 약자(어린이·고령자) 자동 알림</w:t>
       </w:r>
     </w:p>
     <w:p>
       <w:pPr>
-        <w:spacing w:after="20" w:line="300" w:lineRule="auto"/>
+        <w:spacing w:after="0" w:line="264" w:lineRule="auto"/>
+        <w:ind w:left="397"/>
+      </w:pPr>
+      <w:r>
+        <w:rPr>
+          <w:rFonts w:ascii="맑은 고딕" w:hAnsi="맑은 고딕" w:eastAsia="맑은 고딕"/>
+          <w:b w:val="0"/>
+          <w:sz w:val="19"/>
+        </w:rPr>
+        <w:t>- 운수 종사자 졸음·과속 사전 차단 → 보험료·배상금 절감 / 보행자 사망 비중 38% 감소 기대</w:t>
+      </w:r>
+    </w:p>
+    <w:p>
+      <w:pPr>
+        <w:spacing w:before="80" w:after="20"/>
+      </w:pPr>
+      <w:r>
+        <w:rPr>
+          <w:rFonts w:ascii="맑은 고딕" w:hAnsi="맑은 고딕" w:eastAsia="맑은 고딕"/>
+          <w:b/>
+          <w:sz w:val="22"/>
+        </w:rPr>
+        <w:t>□ 기 타</w:t>
+      </w:r>
+    </w:p>
+    <w:p>
+      <w:pPr>
+        <w:spacing w:after="0" w:line="264" w:lineRule="auto"/>
         <w:ind w:left="170"/>
       </w:pPr>
       <w:r>
         <w:rPr>
           <w:rFonts w:ascii="맑은 고딕" w:hAnsi="맑은 고딕" w:eastAsia="맑은 고딕"/>
           <w:b/>
-          <w:sz w:val="20"/>
+          <w:sz w:val="19"/>
         </w:rPr>
-        <w:t>○ 사회적 파급 효과</w:t>
+        <w:t>○ 법적 컴플라이언스</w:t>
       </w:r>
     </w:p>
     <w:p>
       <w:pPr>
-        <w:spacing w:after="0" w:line="300" w:lineRule="auto"/>
-        <w:ind w:left="454"/>
+        <w:spacing w:after="0" w:line="264" w:lineRule="auto"/>
+        <w:ind w:left="397"/>
       </w:pPr>
       <w:r>
         <w:rPr>
           <w:rFonts w:ascii="맑은 고딕" w:hAnsi="맑은 고딕" w:eastAsia="맑은 고딕"/>
           <w:b w:val="0"/>
-          <w:sz w:val="20"/>
+          <w:sz w:val="19"/>
         </w:rPr>
-        <w:t>- 일반 운전자: 민식이법·우회전 강화 부담 → 객관적 회피 데이터로 형사 위험 감소</w:t>
+        <w:t>- 코드 MIT / 공공데이터 출처 약관(공공누리 1~2유형 호환)</w:t>
       </w:r>
     </w:p>
     <w:p>
       <w:pPr>
-        <w:spacing w:after="0" w:line="300" w:lineRule="auto"/>
-        <w:ind w:left="454"/>
+        <w:spacing w:after="0" w:line="264" w:lineRule="auto"/>
+        <w:ind w:left="397"/>
       </w:pPr>
       <w:r>
         <w:rPr>
           <w:rFonts w:ascii="맑은 고딕" w:hAnsi="맑은 고딕" w:eastAsia="맑은 고딕"/>
           <w:b w:val="0"/>
-          <w:sz w:val="20"/>
+          <w:sz w:val="19"/>
         </w:rPr>
-        <w:t>- 보행 약자: 어린이·고령자 스쿨존·횡단보도 진입 차량 자동 알림</w:t>
+        <w:t>- PII 자동 마스킹(개보법 3조) / 가명결합 k≥5(28조의2) / DSZ 절차(국토부 훈령 1456호)</w:t>
       </w:r>
     </w:p>
     <w:p>
       <w:pPr>
-        <w:spacing w:after="0" w:line="300" w:lineRule="auto"/>
-        <w:ind w:left="794"/>
-      </w:pPr>
-      <w:r>
-        <w:rPr>
-          <w:rFonts w:ascii="맑은 고딕" w:hAnsi="맑은 고딕" w:eastAsia="맑은 고딕"/>
-          <w:b w:val="0"/>
-          <w:color w:val="555555"/>
-          <w:sz w:val="19"/>
-        </w:rPr>
-        <w:t>· 보행자 사망 비중 38% (TAAS 2024) → 가장 큰 감소 효과 기대</w:t>
-      </w:r>
-    </w:p>
-    <w:p>
-      <w:pPr>
-        <w:spacing w:after="0" w:line="300" w:lineRule="auto"/>
-        <w:ind w:left="454"/>
-      </w:pPr>
-      <w:r>
-        <w:rPr>
-          <w:rFonts w:ascii="맑은 고딕" w:hAnsi="맑은 고딕" w:eastAsia="맑은 고딕"/>
-          <w:b w:val="0"/>
-          <w:sz w:val="20"/>
-        </w:rPr>
-        <w:t>- 운수 종사자: 졸음·과속 사전 차단 → 사업자 보험료·배상금 절감</w:t>
-      </w:r>
-    </w:p>
-    <w:p>
-      <w:pPr>
-        <w:spacing w:before="160" w:after="60"/>
-      </w:pPr>
-      <w:r>
-        <w:rPr>
-          <w:rFonts w:ascii="맑은 고딕" w:hAnsi="맑은 고딕" w:eastAsia="맑은 고딕"/>
-          <w:b/>
-          <w:sz w:val="24"/>
-        </w:rPr>
-        <w:t>□ 기 타</w:t>
-      </w:r>
-    </w:p>
-    <w:p>
-      <w:pPr>
-        <w:spacing w:after="20" w:line="300" w:lineRule="auto"/>
+        <w:spacing w:after="0" w:line="264" w:lineRule="auto"/>
         <w:ind w:left="170"/>
       </w:pPr>
       <w:r>
         <w:rPr>
           <w:rFonts w:ascii="맑은 고딕" w:hAnsi="맑은 고딕" w:eastAsia="맑은 고딕"/>
           <w:b/>
-          <w:sz w:val="20"/>
+          <w:sz w:val="19"/>
         </w:rPr>
-        <w:t>○ 법적 컴플라이언스</w:t>
+        <w:t>○ 전문성 및 사업역량</w:t>
       </w:r>
     </w:p>
     <w:p>
       <w:pPr>
-        <w:spacing w:after="0" w:line="300" w:lineRule="auto"/>
-        <w:ind w:left="454"/>
+        <w:spacing w:after="0" w:line="264" w:lineRule="auto"/>
+        <w:ind w:left="397"/>
       </w:pPr>
       <w:r>
         <w:rPr>
           <w:rFonts w:ascii="맑은 고딕" w:hAnsi="맑은 고딕" w:eastAsia="맑은 고딕"/>
           <w:b w:val="0"/>
-          <w:sz w:val="20"/>
+          <w:sz w:val="19"/>
         </w:rPr>
-        <w:t>- 코드: MIT License (오픈소스)</w:t>
+        <w:t>- 라이브 서비스 상시 운영(auraview.allthatai.kr) + 오픈소스 공개(github.com/leelang7/AuraView)</w:t>
       </w:r>
     </w:p>
     <w:p>
       <w:pPr>
-        <w:spacing w:after="0" w:line="300" w:lineRule="auto"/>
-        <w:ind w:left="454"/>
+        <w:spacing w:after="0" w:line="264" w:lineRule="auto"/>
+        <w:ind w:left="397"/>
       </w:pPr>
       <w:r>
         <w:rPr>
           <w:rFonts w:ascii="맑은 고딕" w:hAnsi="맑은 고딕" w:eastAsia="맑은 고딕"/>
           <w:b w:val="0"/>
-          <w:sz w:val="20"/>
+          <w:sz w:val="19"/>
         </w:rPr>
-        <w:t>- 공공데이터: 각 출처 약관 준수 (대부분 CC-BY-3.0 호환)</w:t>
+        <w:t>- AI 모델 가중치·학습 메트릭·8 시나리오 법령 매핑 모두 공개 검증 가능</w:t>
       </w:r>
     </w:p>
     <w:p>
       <w:pPr>
-        <w:spacing w:after="0" w:line="300" w:lineRule="auto"/>
-        <w:ind w:left="454"/>
-      </w:pPr>
-      <w:r>
-        <w:rPr>
-          <w:rFonts w:ascii="맑은 고딕" w:hAnsi="맑은 고딕" w:eastAsia="맑은 고딕"/>
-          <w:b w:val="0"/>
-          <w:sz w:val="20"/>
-        </w:rPr>
-        <w:t>- PII(얼굴·번호판) 자동 마스킹: 개인정보보호법 3조</w:t>
-      </w:r>
-    </w:p>
-    <w:p>
-      <w:pPr>
-        <w:spacing w:after="0" w:line="300" w:lineRule="auto"/>
-        <w:ind w:left="454"/>
-      </w:pPr>
-      <w:r>
-        <w:rPr>
-          <w:rFonts w:ascii="맑은 고딕" w:hAnsi="맑은 고딕" w:eastAsia="맑은 고딕"/>
-          <w:b w:val="0"/>
-          <w:sz w:val="20"/>
-        </w:rPr>
-        <w:t>- 가명결합 k≥5: 개인정보보호법 28조의2 (가명정보 처리 특례)</w:t>
-      </w:r>
-    </w:p>
-    <w:p>
-      <w:pPr>
-        <w:spacing w:after="0" w:line="300" w:lineRule="auto"/>
-        <w:ind w:left="454"/>
-      </w:pPr>
-      <w:r>
-        <w:rPr>
-          <w:rFonts w:ascii="맑은 고딕" w:hAnsi="맑은 고딕" w:eastAsia="맑은 고딕"/>
-          <w:b w:val="0"/>
-          <w:sz w:val="20"/>
-        </w:rPr>
-        <w:t>- DSZ 안심구역: 국토교통부 훈령 1456호 (반입·결합·반출 절차)</w:t>
-      </w:r>
-    </w:p>
-    <w:p>
-      <w:pPr>
-        <w:spacing w:after="20" w:line="300" w:lineRule="auto"/>
+        <w:spacing w:after="0" w:line="264" w:lineRule="auto"/>
         <w:ind w:left="170"/>
       </w:pPr>
       <w:r>
         <w:rPr>
           <w:rFonts w:ascii="맑은 고딕" w:hAnsi="맑은 고딕" w:eastAsia="맑은 고딕"/>
           <w:b/>
-          <w:sz w:val="20"/>
-        </w:rPr>
-        <w:t>○ 전문성 및 사업역량</w:t>
-      </w:r>
-    </w:p>
-    <w:p>
-      <w:pPr>
-        <w:spacing w:after="0" w:line="300" w:lineRule="auto"/>
-        <w:ind w:left="454"/>
-      </w:pPr>
-      <w:r>
-        <w:rPr>
-          <w:rFonts w:ascii="맑은 고딕" w:hAnsi="맑은 고딕" w:eastAsia="맑은 고딕"/>
-          <w:b w:val="0"/>
-          <w:sz w:val="20"/>
-        </w:rPr>
-        <w:t>- 라이브 서비스 상시 운영 (auraview.allthatai.kr)</w:t>
-      </w:r>
-    </w:p>
-    <w:p>
-      <w:pPr>
-        <w:spacing w:after="0" w:line="300" w:lineRule="auto"/>
-        <w:ind w:left="454"/>
-      </w:pPr>
-      <w:r>
-        <w:rPr>
-          <w:rFonts w:ascii="맑은 고딕" w:hAnsi="맑은 고딕" w:eastAsia="맑은 고딕"/>
-          <w:b w:val="0"/>
-          <w:sz w:val="20"/>
-        </w:rPr>
-        <w:t>- 오픈소스 공개 (github.com/leelang7/AuraView)</w:t>
-      </w:r>
-    </w:p>
-    <w:p>
-      <w:pPr>
-        <w:spacing w:after="0" w:line="300" w:lineRule="auto"/>
-        <w:ind w:left="454"/>
-      </w:pPr>
-      <w:r>
-        <w:rPr>
-          <w:rFonts w:ascii="맑은 고딕" w:hAnsi="맑은 고딕" w:eastAsia="맑은 고딕"/>
-          <w:b w:val="0"/>
-          <w:sz w:val="20"/>
-        </w:rPr>
-        <w:t>- AI 모델 가중치·학습 메트릭·8 시나리오 법령 매핑 모두 공개 검증 가능</w:t>
-      </w:r>
-    </w:p>
-    <w:p>
-      <w:pPr>
-        <w:spacing w:after="20" w:line="300" w:lineRule="auto"/>
-        <w:ind w:left="170"/>
-      </w:pPr>
-      <w:r>
-        <w:rPr>
-          <w:rFonts w:ascii="맑은 고딕" w:hAnsi="맑은 고딕" w:eastAsia="맑은 고딕"/>
-          <w:b/>
-          <w:sz w:val="20"/>
+          <w:sz w:val="19"/>
         </w:rPr>
         <w:t>○ 창업 의지</w:t>
       </w:r>
     </w:p>
     <w:p>
       <w:pPr>
-        <w:spacing w:after="0" w:line="300" w:lineRule="auto"/>
-        <w:ind w:left="454"/>
+        <w:spacing w:after="0" w:line="264" w:lineRule="auto"/>
+        <w:ind w:left="397"/>
       </w:pPr>
       <w:r>
         <w:rPr>
           <w:rFonts w:ascii="맑은 고딕" w:hAnsi="맑은 고딕" w:eastAsia="맑은 고딕"/>
           <w:b w:val="0"/>
-          <w:sz w:val="20"/>
+          <w:sz w:val="19"/>
         </w:rPr>
-        <w:t>- 한국 공공데이터의 사회 환원 모범 사례 구축</w:t>
+        <w:t>- DSZ 결합 결과를 정책 보고서가 아닌 실시간 차량 알림으로 환원하는 첫 사례 구축</w:t>
       </w:r>
     </w:p>
     <w:p>
       <w:pPr>
-        <w:spacing w:after="0" w:line="300" w:lineRule="auto"/>
-        <w:ind w:left="454"/>
+        <w:spacing w:after="0" w:line="264" w:lineRule="auto"/>
+        <w:ind w:left="397"/>
       </w:pPr>
       <w:r>
         <w:rPr>
           <w:rFonts w:ascii="맑은 고딕" w:hAnsi="맑은 고딕" w:eastAsia="맑은 고딕"/>
           <w:b w:val="0"/>
-          <w:sz w:val="20"/>
-        </w:rPr>
-        <w:t>- 데이터안심구역(DSZ) 결합 결과를 정책 보고서가 아닌 실시간 차량 알림으로 환원하는 첫 사례</w:t>
-      </w:r>
-    </w:p>
-    <w:p>
-      <w:pPr>
-        <w:spacing w:after="0" w:line="300" w:lineRule="auto"/>
-        <w:ind w:left="454"/>
-      </w:pPr>
-      <w:r>
-        <w:rPr>
-          <w:rFonts w:ascii="맑은 고딕" w:hAnsi="맑은 고딕" w:eastAsia="맑은 고딕"/>
-          <w:b w:val="0"/>
-          <w:sz w:val="20"/>
+          <w:sz w:val="19"/>
         </w:rPr>
         <w:t>- MIT 오픈소스 사회 환원 + B2B·B2G 수익 모델 동시 추진</w:t>
       </w:r>
     </w:p>
     <w:sectPr>
       <w:pgSz w:w="12240" w:h="15840"/>
-      <w:pgMar w:top="1134" w:right="1247" w:bottom="1134" w:left="1247" w:header="720" w:footer="720" w:gutter="0"/>
+      <w:pgMar w:top="850" w:right="1020" w:bottom="850" w:left="1020" w:header="720" w:footer="720" w:gutter="0"/>
       <w:cols w:space="720"/>
       <w:docGrid w:linePitch="360"/>
     </w:sectPr>

--- a/docs/제출용_제품서비스_개발기획서.docx
+++ b/docs/제출용_제품서비스_개발기획서.docx
@@ -139,6 +139,60 @@
           <w:sz w:val="20"/>
         </w:rPr>
         <w:t xml:space="preserve"> : 25종 공공데이터 융합 + V2V 협업 인지 기반 한국 도로 안전 AI 블랙박스 플랫폼</w:t>
+      </w:r>
+    </w:p>
+    <w:p>
+      <w:pPr>
+        <w:spacing w:before="120" w:after="0"/>
+      </w:pPr>
+      <w:r>
+        <w:rPr>
+          <w:rFonts w:ascii="맑은 고딕" w:hAnsi="맑은 고딕" w:eastAsia="맑은 고딕"/>
+          <w:b/>
+          <w:sz w:val="24"/>
+        </w:rPr>
+        <w:t>□ 활용 데이터 (제공기관명)</w:t>
+      </w:r>
+    </w:p>
+    <w:p>
+      <w:pPr>
+        <w:spacing w:after="0" w:line="276" w:lineRule="auto"/>
+        <w:ind w:left="170"/>
+      </w:pPr>
+      <w:r>
+        <w:rPr>
+          <w:rFonts w:ascii="맑은 고딕" w:hAnsi="맑은 고딕" w:eastAsia="맑은 고딕"/>
+          <w:b w:val="0"/>
+          <w:sz w:val="19"/>
+        </w:rPr>
+        <w:t>한국도로공사(VDS·돌발·RWIS·도로노후도), 한국교통안전공단(자동차검사·DTG·V2X 자율주행허브), 국토교통부(ITS 표준링크·DSZ 안심구역·스쿨존/횡단보도 GIS), 도로교통공단(신호 위상·TAAS·보행자 다발지점·통학로), 기상청(KMA 결빙·강수), 환경부·환경공단(미세먼지·EV 충전소), 소방청·보건복지부(119·E-Gen 응급실), 경찰청·행안부·서울시(단속 CCTV·교량 노후도·따릉이) — 총 25종</w:t>
+      </w:r>
+    </w:p>
+    <w:p>
+      <w:pPr>
+        <w:spacing w:before="120" w:after="0"/>
+      </w:pPr>
+      <w:r>
+        <w:rPr>
+          <w:rFonts w:ascii="맑은 고딕" w:hAnsi="맑은 고딕" w:eastAsia="맑은 고딕"/>
+          <w:b/>
+          <w:sz w:val="24"/>
+        </w:rPr>
+        <w:t>□ 핵심내용 (요약)</w:t>
+      </w:r>
+    </w:p>
+    <w:p>
+      <w:pPr>
+        <w:spacing w:after="0" w:line="288" w:lineRule="auto"/>
+        <w:ind w:left="170"/>
+      </w:pPr>
+      <w:r>
+        <w:rPr>
+          <w:rFonts w:ascii="맑은 고딕" w:hAnsi="맑은 고딕" w:eastAsia="맑은 고딕"/>
+          <w:b w:val="0"/>
+          <w:sz w:val="19"/>
+        </w:rPr>
+        <w:t>스마트폰 카메라 1대로 25종 공공데이터를 실시간 융합하고 V2V 차량 간 협업 인지를 결합하여, 평균 3.38초 사전 위험 경고를 제공하는 한국 도로 특화 AI 블랙박스 플랫폼임. 가명결합(개보법 28조의2)·DSZ 안심구역(국토부 훈령 1456호) 절차를 준수하고, 한국 8 시나리오(트럭 사각·이륜·신호 가림·우천·우회전·스쿨존·자전거·야간)에 특화된 자체 Transformer(AUC 0.9403)와 Google ML Kit를 결합하여 운전자 회피 성공률 25% → 84.5%로 향상시킴. B2C·B2B·B2G 모델 운영, 전국 확산 시 연 사망 421명·사회비용 5조 6,000억 원 절감 효과 기대.</w:t>
       </w:r>
     </w:p>
     <w:p>

--- a/docs/제출용_제품서비스_개발기획서.docx
+++ b/docs/제출용_제품서비스_개발기획서.docx
@@ -163,9 +163,9 @@
         <w:rPr>
           <w:rFonts w:ascii="맑은 고딕" w:hAnsi="맑은 고딕" w:eastAsia="맑은 고딕"/>
           <w:b w:val="0"/>
-          <w:sz w:val="19"/>
+          <w:sz w:val="20"/>
         </w:rPr>
-        <w:t>한국도로공사(VDS·돌발·RWIS·도로노후도), 한국교통안전공단(자동차검사·DTG·V2X 자율주행허브), 국토교통부(ITS 표준링크·DSZ 안심구역·스쿨존/횡단보도 GIS), 도로교통공단(신호 위상·TAAS·보행자 다발지점·통학로), 기상청(KMA 결빙·강수), 환경부·환경공단(미세먼지·EV 충전소), 소방청·보건복지부(119·E-Gen 응급실), 경찰청·행안부·서울시(단속 CCTV·교량 노후도·따릉이) — 총 25종</w:t>
+        <w:t>한국도로공사·한국교통안전공단·도로교통공단·국토교통부·기상청·환경부·소방청·보건복지부·경찰청·행정안전부·서울시 등 11개 기관 공공데이터 25종 (주관기관 융합 7종 포함)</w:t>
       </w:r>
     </w:p>
     <w:p>
@@ -190,9 +190,9 @@
         <w:rPr>
           <w:rFonts w:ascii="맑은 고딕" w:hAnsi="맑은 고딕" w:eastAsia="맑은 고딕"/>
           <w:b w:val="0"/>
-          <w:sz w:val="19"/>
+          <w:sz w:val="20"/>
         </w:rPr>
-        <w:t>스마트폰 카메라 1대로 25종 공공데이터를 실시간 융합하고 V2V 차량 간 협업 인지를 결합하여, 평균 3.38초 사전 위험 경고를 제공하는 한국 도로 특화 AI 블랙박스 플랫폼임. 가명결합(개보법 28조의2)·DSZ 안심구역(국토부 훈령 1456호) 절차를 준수하고, 한국 8 시나리오(트럭 사각·이륜·신호 가림·우천·우회전·스쿨존·자전거·야간)에 특화된 자체 Transformer(AUC 0.9403)와 Google ML Kit를 결합하여 운전자 회피 성공률 25% → 84.5%로 향상시킴. B2C·B2B·B2G 모델 운영, 전국 확산 시 연 사망 421명·사회비용 5조 6,000억 원 절감 효과 기대.</w:t>
+        <w:t>스마트폰 카메라 1대로 25종 공공데이터를 실시간 융합하여 평균 3.38초 사전 위험을 알리는 한국 도로 특화 AI 블랙박스. 가명결합·DSZ 준수, 자체 Transformer(AUC 0.9403) 적용으로 회피 성공률 25% → 84.5% 향상. 전국 도입 시 연 사망 421명·사회비용 5조 6천억 원 절감.</w:t>
       </w:r>
     </w:p>
     <w:p>
